--- a/documentation/Warehouse Inventory Management System (WIMS)_Siyka_2026.docx
+++ b/documentation/Warehouse Inventory Management System (WIMS)_Siyka_2026.docx
@@ -14,8 +14,6 @@
           <w:szCs w:val="40"/>
         </w:rPr>
       </w:pPr>
-      <w:bookmarkStart w:id="0" w:name="_GoBack"/>
-      <w:bookmarkEnd w:id="0"/>
       <w:r>
         <w:rPr>
           <w:rStyle w:val="a4"/>
@@ -3279,7 +3277,7 @@
                 <w:szCs w:val="24"/>
               </w:rPr>
             </w:pPr>
-            <w:bookmarkStart w:id="1" w:name="_Hlk220447981"/>
+            <w:bookmarkStart w:id="0" w:name="_Hlk220447981"/>
             <w:r>
               <w:rPr>
                 <w:rFonts w:ascii="Times New Roman" w:eastAsia="Times New Roman" w:hAnsi="Times New Roman" w:cs="Times New Roman"/>
@@ -4550,7 +4548,7 @@
                 <w:lang w:val="en-US"/>
               </w:rPr>
             </w:pPr>
-            <w:bookmarkStart w:id="2" w:name="_Hlk226404995"/>
+            <w:bookmarkStart w:id="1" w:name="_Hlk226404995"/>
             <w:r>
               <w:rPr>
                 <w:rFonts w:ascii="Times New Roman" w:eastAsia="Times New Roman" w:hAnsi="Times New Roman" w:cs="Times New Roman"/>
@@ -5048,8 +5046,8 @@
         </w:tc>
       </w:tr>
     </w:tbl>
+    <w:bookmarkEnd w:id="0"/>
     <w:bookmarkEnd w:id="1"/>
-    <w:bookmarkEnd w:id="2"/>
     <w:p>
       <w:pPr>
         <w:spacing w:before="100" w:beforeAutospacing="1" w:after="100" w:afterAutospacing="1" w:line="360" w:lineRule="auto"/>
@@ -5159,8 +5157,8 @@
                 <w:szCs w:val="24"/>
               </w:rPr>
             </w:pPr>
-            <w:bookmarkStart w:id="3" w:name="_Hlk220449220"/>
-            <w:bookmarkStart w:id="4" w:name="_Hlk220448146"/>
+            <w:bookmarkStart w:id="2" w:name="_Hlk220449220"/>
+            <w:bookmarkStart w:id="3" w:name="_Hlk220448146"/>
             <w:r>
               <w:rPr>
                 <w:rFonts w:ascii="Times New Roman" w:eastAsia="Times New Roman" w:hAnsi="Times New Roman" w:cs="Times New Roman"/>
@@ -5661,8 +5659,8 @@
           </w:p>
         </w:tc>
       </w:tr>
+      <w:bookmarkEnd w:id="2"/>
       <w:bookmarkEnd w:id="3"/>
-      <w:bookmarkEnd w:id="4"/>
       <w:tr>
         <w:trPr>
           <w:cnfStyle w:val="000000100000" w:firstRow="0" w:lastRow="0" w:firstColumn="0" w:lastColumn="0" w:oddVBand="0" w:evenVBand="0" w:oddHBand="1" w:evenHBand="0" w:firstRowFirstColumn="0" w:firstRowLastColumn="0" w:lastRowFirstColumn="0" w:lastRowLastColumn="0"/>
@@ -8374,28 +8372,6 @@
     </w:tbl>
     <w:p>
       <w:pPr>
-        <w:spacing w:before="100" w:beforeAutospacing="1" w:after="100" w:afterAutospacing="1" w:line="240" w:lineRule="auto"/>
-        <w:rPr>
-          <w:rFonts w:ascii="Times New Roman" w:eastAsia="Times New Roman" w:hAnsi="Times New Roman" w:cs="Times New Roman"/>
-          <w:b/>
-          <w:bCs/>
-          <w:sz w:val="24"/>
-          <w:szCs w:val="24"/>
-        </w:rPr>
-      </w:pPr>
-    </w:p>
-    <w:p>
-      <w:pPr>
-        <w:spacing w:before="100" w:beforeAutospacing="1" w:after="100" w:afterAutospacing="1" w:line="240" w:lineRule="auto"/>
-        <w:rPr>
-          <w:rFonts w:ascii="Times New Roman" w:eastAsia="Times New Roman" w:hAnsi="Times New Roman" w:cs="Times New Roman"/>
-          <w:sz w:val="24"/>
-          <w:szCs w:val="24"/>
-        </w:rPr>
-      </w:pPr>
-    </w:p>
-    <w:p>
-      <w:pPr>
         <w:spacing w:before="100" w:beforeAutospacing="1" w:after="100" w:afterAutospacing="1" w:line="360" w:lineRule="auto"/>
         <w:outlineLvl w:val="0"/>
         <w:rPr>
@@ -8416,8 +8392,21 @@
           <w:sz w:val="24"/>
           <w:szCs w:val="24"/>
         </w:rPr>
-        <w:t>Атрибути на Location</w:t>
-      </w:r>
+        <w:t xml:space="preserve">Атрибути на </w:t>
+      </w:r>
+      <w:proofErr w:type="spellStart"/>
+      <w:r>
+        <w:rPr>
+          <w:rFonts w:ascii="Times New Roman" w:eastAsia="Times New Roman" w:hAnsi="Times New Roman" w:cs="Times New Roman"/>
+          <w:b/>
+          <w:bCs/>
+          <w:kern w:val="36"/>
+          <w:sz w:val="24"/>
+          <w:szCs w:val="24"/>
+        </w:rPr>
+        <w:t>Location</w:t>
+      </w:r>
+      <w:proofErr w:type="spellEnd"/>
     </w:p>
     <w:p>
       <w:pPr>
@@ -8493,141 +8482,8 @@
         <w:tblLook w:val="04A0" w:firstRow="1" w:lastRow="0" w:firstColumn="1" w:lastColumn="0" w:noHBand="0" w:noVBand="1"/>
       </w:tblPr>
       <w:tblGrid>
-        <w:gridCol w:w="1155"/>
-        <w:gridCol w:w="887"/>
-        <w:gridCol w:w="2696"/>
-        <w:gridCol w:w="1542"/>
+        <w:gridCol w:w="9211"/>
       </w:tblGrid>
-      <w:tr>
-        <w:trPr>
-          <w:tblHeader/>
-          <w:tblCellSpacing w:w="15" w:type="dxa"/>
-        </w:trPr>
-        <w:tc>
-          <w:tcPr>
-            <w:tcW w:w="0" w:type="auto"/>
-            <w:shd w:val="clear" w:color="auto" w:fill="E7E6E6" w:themeFill="background2"/>
-            <w:vAlign w:val="center"/>
-            <w:hideMark/>
-          </w:tcPr>
-          <w:p>
-            <w:pPr>
-              <w:spacing w:after="0" w:line="360" w:lineRule="auto"/>
-              <w:jc w:val="center"/>
-              <w:rPr>
-                <w:rFonts w:ascii="Times New Roman" w:eastAsia="Times New Roman" w:hAnsi="Times New Roman" w:cs="Times New Roman"/>
-                <w:b/>
-                <w:bCs/>
-                <w:sz w:val="24"/>
-                <w:szCs w:val="24"/>
-              </w:rPr>
-            </w:pPr>
-            <w:r>
-              <w:rPr>
-                <w:rFonts w:ascii="Times New Roman" w:eastAsia="Times New Roman" w:hAnsi="Times New Roman" w:cs="Times New Roman"/>
-                <w:b/>
-                <w:bCs/>
-                <w:sz w:val="24"/>
-                <w:szCs w:val="24"/>
-              </w:rPr>
-              <w:t>Атрибут</w:t>
-            </w:r>
-          </w:p>
-        </w:tc>
-        <w:tc>
-          <w:tcPr>
-            <w:tcW w:w="0" w:type="auto"/>
-            <w:shd w:val="clear" w:color="auto" w:fill="E7E6E6" w:themeFill="background2"/>
-            <w:vAlign w:val="center"/>
-            <w:hideMark/>
-          </w:tcPr>
-          <w:p>
-            <w:pPr>
-              <w:spacing w:after="0" w:line="360" w:lineRule="auto"/>
-              <w:jc w:val="center"/>
-              <w:rPr>
-                <w:rFonts w:ascii="Times New Roman" w:eastAsia="Times New Roman" w:hAnsi="Times New Roman" w:cs="Times New Roman"/>
-                <w:b/>
-                <w:bCs/>
-                <w:sz w:val="24"/>
-                <w:szCs w:val="24"/>
-              </w:rPr>
-            </w:pPr>
-            <w:r>
-              <w:rPr>
-                <w:rFonts w:ascii="Times New Roman" w:eastAsia="Times New Roman" w:hAnsi="Times New Roman" w:cs="Times New Roman"/>
-                <w:b/>
-                <w:bCs/>
-                <w:sz w:val="24"/>
-                <w:szCs w:val="24"/>
-              </w:rPr>
-              <w:t>Тип</w:t>
-            </w:r>
-          </w:p>
-        </w:tc>
-        <w:tc>
-          <w:tcPr>
-            <w:tcW w:w="0" w:type="auto"/>
-            <w:shd w:val="clear" w:color="auto" w:fill="E7E6E6" w:themeFill="background2"/>
-            <w:vAlign w:val="center"/>
-            <w:hideMark/>
-          </w:tcPr>
-          <w:p>
-            <w:pPr>
-              <w:spacing w:after="0" w:line="360" w:lineRule="auto"/>
-              <w:jc w:val="center"/>
-              <w:rPr>
-                <w:rFonts w:ascii="Times New Roman" w:eastAsia="Times New Roman" w:hAnsi="Times New Roman" w:cs="Times New Roman"/>
-                <w:b/>
-                <w:bCs/>
-                <w:sz w:val="24"/>
-                <w:szCs w:val="24"/>
-              </w:rPr>
-            </w:pPr>
-            <w:r>
-              <w:rPr>
-                <w:rFonts w:ascii="Times New Roman" w:eastAsia="Times New Roman" w:hAnsi="Times New Roman" w:cs="Times New Roman"/>
-                <w:b/>
-                <w:bCs/>
-                <w:sz w:val="24"/>
-                <w:szCs w:val="24"/>
-              </w:rPr>
-              <w:t>Описание</w:t>
-            </w:r>
-          </w:p>
-        </w:tc>
-        <w:tc>
-          <w:tcPr>
-            <w:tcW w:w="0" w:type="auto"/>
-            <w:shd w:val="clear" w:color="auto" w:fill="E7E6E6" w:themeFill="background2"/>
-            <w:vAlign w:val="center"/>
-            <w:hideMark/>
-          </w:tcPr>
-          <w:p>
-            <w:pPr>
-              <w:spacing w:after="0" w:line="360" w:lineRule="auto"/>
-              <w:jc w:val="center"/>
-              <w:rPr>
-                <w:rFonts w:ascii="Times New Roman" w:eastAsia="Times New Roman" w:hAnsi="Times New Roman" w:cs="Times New Roman"/>
-                <w:b/>
-                <w:bCs/>
-                <w:sz w:val="24"/>
-                <w:szCs w:val="24"/>
-              </w:rPr>
-            </w:pPr>
-            <w:r>
-              <w:rPr>
-                <w:rFonts w:ascii="Times New Roman" w:eastAsia="Times New Roman" w:hAnsi="Times New Roman" w:cs="Times New Roman"/>
-                <w:b/>
-                <w:bCs/>
-                <w:sz w:val="24"/>
-                <w:szCs w:val="24"/>
-              </w:rPr>
-              <w:t>Валидация</w:t>
-            </w:r>
-          </w:p>
-        </w:tc>
-      </w:tr>
       <w:tr>
         <w:trPr>
           <w:tblCellSpacing w:w="15" w:type="dxa"/>
@@ -8635,647 +8491,1441 @@
         <w:tc>
           <w:tcPr>
             <w:tcW w:w="0" w:type="auto"/>
-            <w:shd w:val="clear" w:color="auto" w:fill="E7E6E6" w:themeFill="background2"/>
             <w:vAlign w:val="center"/>
             <w:hideMark/>
           </w:tcPr>
-          <w:p>
-            <w:pPr>
-              <w:spacing w:after="0" w:line="360" w:lineRule="auto"/>
-              <w:rPr>
-                <w:rFonts w:ascii="Times New Roman" w:eastAsia="Times New Roman" w:hAnsi="Times New Roman" w:cs="Times New Roman"/>
-                <w:sz w:val="24"/>
-                <w:szCs w:val="24"/>
-              </w:rPr>
-            </w:pPr>
-            <w:r>
-              <w:rPr>
-                <w:rFonts w:ascii="Times New Roman" w:eastAsia="Times New Roman" w:hAnsi="Times New Roman" w:cs="Times New Roman"/>
-                <w:sz w:val="24"/>
-                <w:szCs w:val="24"/>
-              </w:rPr>
-              <w:t>location_id</w:t>
-            </w:r>
-          </w:p>
-        </w:tc>
-        <w:tc>
-          <w:tcPr>
-            <w:tcW w:w="0" w:type="auto"/>
-            <w:shd w:val="clear" w:color="auto" w:fill="E7E6E6" w:themeFill="background2"/>
-            <w:vAlign w:val="center"/>
-            <w:hideMark/>
-          </w:tcPr>
-          <w:p>
-            <w:pPr>
-              <w:spacing w:after="0" w:line="360" w:lineRule="auto"/>
-              <w:rPr>
-                <w:rFonts w:ascii="Times New Roman" w:eastAsia="Times New Roman" w:hAnsi="Times New Roman" w:cs="Times New Roman"/>
-                <w:sz w:val="24"/>
-                <w:szCs w:val="24"/>
-              </w:rPr>
-            </w:pPr>
-            <w:r>
-              <w:rPr>
-                <w:rFonts w:ascii="Times New Roman" w:eastAsia="Times New Roman" w:hAnsi="Times New Roman" w:cs="Times New Roman"/>
-                <w:sz w:val="24"/>
-                <w:szCs w:val="24"/>
-              </w:rPr>
-              <w:t>int</w:t>
-            </w:r>
-          </w:p>
-        </w:tc>
-        <w:tc>
-          <w:tcPr>
-            <w:tcW w:w="0" w:type="auto"/>
-            <w:shd w:val="clear" w:color="auto" w:fill="E7E6E6" w:themeFill="background2"/>
-            <w:vAlign w:val="center"/>
-            <w:hideMark/>
-          </w:tcPr>
-          <w:p>
-            <w:pPr>
-              <w:spacing w:after="0" w:line="360" w:lineRule="auto"/>
-              <w:rPr>
-                <w:rFonts w:ascii="Times New Roman" w:eastAsia="Times New Roman" w:hAnsi="Times New Roman" w:cs="Times New Roman"/>
-                <w:sz w:val="24"/>
-                <w:szCs w:val="24"/>
-              </w:rPr>
-            </w:pPr>
-            <w:r>
-              <w:rPr>
-                <w:rFonts w:ascii="Times New Roman" w:eastAsia="Times New Roman" w:hAnsi="Times New Roman" w:cs="Times New Roman"/>
-                <w:sz w:val="24"/>
-                <w:szCs w:val="24"/>
-              </w:rPr>
-              <w:t>Уникален идентификатор</w:t>
-            </w:r>
-          </w:p>
-        </w:tc>
-        <w:tc>
-          <w:tcPr>
-            <w:tcW w:w="0" w:type="auto"/>
-            <w:shd w:val="clear" w:color="auto" w:fill="E7E6E6" w:themeFill="background2"/>
-            <w:vAlign w:val="center"/>
-            <w:hideMark/>
-          </w:tcPr>
-          <w:p>
-            <w:pPr>
-              <w:spacing w:after="0" w:line="360" w:lineRule="auto"/>
-              <w:rPr>
-                <w:rFonts w:ascii="Times New Roman" w:eastAsia="Times New Roman" w:hAnsi="Times New Roman" w:cs="Times New Roman"/>
-                <w:sz w:val="24"/>
-                <w:szCs w:val="24"/>
-              </w:rPr>
-            </w:pPr>
-            <w:r>
-              <w:rPr>
-                <w:rFonts w:ascii="Times New Roman" w:eastAsia="Times New Roman" w:hAnsi="Times New Roman" w:cs="Times New Roman"/>
-                <w:sz w:val="24"/>
-                <w:szCs w:val="24"/>
-              </w:rPr>
-              <w:t>Автоматично</w:t>
-            </w:r>
-          </w:p>
-        </w:tc>
-      </w:tr>
-      <w:tr>
-        <w:trPr>
-          <w:tblCellSpacing w:w="15" w:type="dxa"/>
-        </w:trPr>
-        <w:tc>
-          <w:tcPr>
-            <w:tcW w:w="0" w:type="auto"/>
-            <w:shd w:val="clear" w:color="auto" w:fill="E7E6E6" w:themeFill="background2"/>
-            <w:vAlign w:val="center"/>
-            <w:hideMark/>
-          </w:tcPr>
-          <w:p>
-            <w:pPr>
-              <w:spacing w:after="0" w:line="360" w:lineRule="auto"/>
-              <w:rPr>
-                <w:rFonts w:ascii="Times New Roman" w:eastAsia="Times New Roman" w:hAnsi="Times New Roman" w:cs="Times New Roman"/>
-                <w:sz w:val="24"/>
-                <w:szCs w:val="24"/>
-              </w:rPr>
-            </w:pPr>
-            <w:r>
-              <w:rPr>
-                <w:rFonts w:ascii="Times New Roman" w:eastAsia="Times New Roman" w:hAnsi="Times New Roman" w:cs="Times New Roman"/>
-                <w:sz w:val="24"/>
-                <w:szCs w:val="24"/>
-              </w:rPr>
-              <w:lastRenderedPageBreak/>
-              <w:t>name</w:t>
-            </w:r>
-          </w:p>
-        </w:tc>
-        <w:tc>
-          <w:tcPr>
-            <w:tcW w:w="0" w:type="auto"/>
-            <w:shd w:val="clear" w:color="auto" w:fill="E7E6E6" w:themeFill="background2"/>
-            <w:vAlign w:val="center"/>
-            <w:hideMark/>
-          </w:tcPr>
-          <w:p>
-            <w:pPr>
-              <w:spacing w:after="0" w:line="360" w:lineRule="auto"/>
-              <w:rPr>
-                <w:rFonts w:ascii="Times New Roman" w:eastAsia="Times New Roman" w:hAnsi="Times New Roman" w:cs="Times New Roman"/>
-                <w:sz w:val="24"/>
-                <w:szCs w:val="24"/>
-              </w:rPr>
-            </w:pPr>
-            <w:r>
-              <w:rPr>
-                <w:rFonts w:ascii="Times New Roman" w:eastAsia="Times New Roman" w:hAnsi="Times New Roman" w:cs="Times New Roman"/>
-                <w:sz w:val="24"/>
-                <w:szCs w:val="24"/>
-              </w:rPr>
-              <w:t>string</w:t>
-            </w:r>
-          </w:p>
-        </w:tc>
-        <w:tc>
-          <w:tcPr>
-            <w:tcW w:w="0" w:type="auto"/>
-            <w:shd w:val="clear" w:color="auto" w:fill="E7E6E6" w:themeFill="background2"/>
-            <w:vAlign w:val="center"/>
-            <w:hideMark/>
-          </w:tcPr>
-          <w:p>
-            <w:pPr>
-              <w:spacing w:after="0" w:line="360" w:lineRule="auto"/>
-              <w:rPr>
-                <w:rFonts w:ascii="Times New Roman" w:eastAsia="Times New Roman" w:hAnsi="Times New Roman" w:cs="Times New Roman"/>
-                <w:sz w:val="24"/>
-                <w:szCs w:val="24"/>
-              </w:rPr>
-            </w:pPr>
-            <w:r>
-              <w:rPr>
-                <w:rFonts w:ascii="Times New Roman" w:eastAsia="Times New Roman" w:hAnsi="Times New Roman" w:cs="Times New Roman"/>
-                <w:sz w:val="24"/>
-                <w:szCs w:val="24"/>
-              </w:rPr>
-              <w:t>Име на локацията</w:t>
-            </w:r>
-          </w:p>
-        </w:tc>
-        <w:tc>
-          <w:tcPr>
-            <w:tcW w:w="0" w:type="auto"/>
-            <w:shd w:val="clear" w:color="auto" w:fill="E7E6E6" w:themeFill="background2"/>
-            <w:vAlign w:val="center"/>
-            <w:hideMark/>
-          </w:tcPr>
-          <w:p>
-            <w:pPr>
-              <w:spacing w:after="0" w:line="360" w:lineRule="auto"/>
-              <w:rPr>
-                <w:rFonts w:ascii="Times New Roman" w:eastAsia="Times New Roman" w:hAnsi="Times New Roman" w:cs="Times New Roman"/>
-                <w:sz w:val="24"/>
-                <w:szCs w:val="24"/>
-              </w:rPr>
-            </w:pPr>
-            <w:r>
-              <w:rPr>
-                <w:rFonts w:ascii="Times New Roman" w:eastAsia="Times New Roman" w:hAnsi="Times New Roman" w:cs="Times New Roman"/>
-                <w:sz w:val="24"/>
-                <w:szCs w:val="24"/>
-              </w:rPr>
-              <w:t>Задължително</w:t>
-            </w:r>
-          </w:p>
-        </w:tc>
-      </w:tr>
-      <w:tr>
-        <w:trPr>
-          <w:tblCellSpacing w:w="15" w:type="dxa"/>
-        </w:trPr>
-        <w:tc>
-          <w:tcPr>
-            <w:tcW w:w="0" w:type="auto"/>
-            <w:shd w:val="clear" w:color="auto" w:fill="E7E6E6" w:themeFill="background2"/>
-            <w:vAlign w:val="center"/>
-            <w:hideMark/>
-          </w:tcPr>
-          <w:p>
-            <w:pPr>
-              <w:spacing w:after="0" w:line="360" w:lineRule="auto"/>
-              <w:rPr>
-                <w:rFonts w:ascii="Times New Roman" w:eastAsia="Times New Roman" w:hAnsi="Times New Roman" w:cs="Times New Roman"/>
-                <w:sz w:val="24"/>
-                <w:szCs w:val="24"/>
-              </w:rPr>
-            </w:pPr>
-            <w:r>
-              <w:rPr>
-                <w:rFonts w:ascii="Times New Roman" w:eastAsia="Times New Roman" w:hAnsi="Times New Roman" w:cs="Times New Roman"/>
-                <w:sz w:val="24"/>
-                <w:szCs w:val="24"/>
-              </w:rPr>
-              <w:t>zone</w:t>
-            </w:r>
-          </w:p>
-        </w:tc>
-        <w:tc>
-          <w:tcPr>
-            <w:tcW w:w="0" w:type="auto"/>
-            <w:shd w:val="clear" w:color="auto" w:fill="E7E6E6" w:themeFill="background2"/>
-            <w:vAlign w:val="center"/>
-            <w:hideMark/>
-          </w:tcPr>
-          <w:p>
-            <w:pPr>
-              <w:spacing w:after="0" w:line="360" w:lineRule="auto"/>
-              <w:rPr>
-                <w:rFonts w:ascii="Times New Roman" w:eastAsia="Times New Roman" w:hAnsi="Times New Roman" w:cs="Times New Roman"/>
-                <w:sz w:val="24"/>
-                <w:szCs w:val="24"/>
-              </w:rPr>
-            </w:pPr>
-            <w:r>
-              <w:rPr>
-                <w:rFonts w:ascii="Times New Roman" w:eastAsia="Times New Roman" w:hAnsi="Times New Roman" w:cs="Times New Roman"/>
-                <w:sz w:val="24"/>
-                <w:szCs w:val="24"/>
-              </w:rPr>
-              <w:t>string</w:t>
-            </w:r>
-          </w:p>
-        </w:tc>
-        <w:tc>
-          <w:tcPr>
-            <w:tcW w:w="0" w:type="auto"/>
-            <w:shd w:val="clear" w:color="auto" w:fill="E7E6E6" w:themeFill="background2"/>
-            <w:vAlign w:val="center"/>
-            <w:hideMark/>
-          </w:tcPr>
-          <w:p>
-            <w:pPr>
-              <w:spacing w:after="0" w:line="360" w:lineRule="auto"/>
-              <w:rPr>
-                <w:rFonts w:ascii="Times New Roman" w:eastAsia="Times New Roman" w:hAnsi="Times New Roman" w:cs="Times New Roman"/>
-                <w:sz w:val="24"/>
-                <w:szCs w:val="24"/>
-              </w:rPr>
-            </w:pPr>
-            <w:r>
-              <w:rPr>
-                <w:rFonts w:ascii="Times New Roman" w:eastAsia="Times New Roman" w:hAnsi="Times New Roman" w:cs="Times New Roman"/>
-                <w:sz w:val="24"/>
-                <w:szCs w:val="24"/>
-              </w:rPr>
-              <w:t>Зона/сектор</w:t>
-            </w:r>
-          </w:p>
-        </w:tc>
-        <w:tc>
-          <w:tcPr>
-            <w:tcW w:w="0" w:type="auto"/>
-            <w:shd w:val="clear" w:color="auto" w:fill="E7E6E6" w:themeFill="background2"/>
-            <w:vAlign w:val="center"/>
-            <w:hideMark/>
-          </w:tcPr>
-          <w:p>
-            <w:pPr>
-              <w:spacing w:after="0" w:line="360" w:lineRule="auto"/>
-              <w:rPr>
-                <w:rFonts w:ascii="Times New Roman" w:eastAsia="Times New Roman" w:hAnsi="Times New Roman" w:cs="Times New Roman"/>
-                <w:sz w:val="24"/>
-                <w:szCs w:val="24"/>
-              </w:rPr>
-            </w:pPr>
-            <w:r>
-              <w:rPr>
-                <w:rFonts w:ascii="Times New Roman" w:eastAsia="Times New Roman" w:hAnsi="Times New Roman" w:cs="Times New Roman"/>
-                <w:sz w:val="24"/>
-                <w:szCs w:val="24"/>
-              </w:rPr>
-              <w:t>Опционално</w:t>
-            </w:r>
-          </w:p>
-        </w:tc>
-      </w:tr>
-      <w:tr>
-        <w:trPr>
-          <w:tblCellSpacing w:w="15" w:type="dxa"/>
-        </w:trPr>
-        <w:tc>
-          <w:tcPr>
-            <w:tcW w:w="0" w:type="auto"/>
-            <w:shd w:val="clear" w:color="auto" w:fill="E7E6E6" w:themeFill="background2"/>
-            <w:vAlign w:val="center"/>
-            <w:hideMark/>
-          </w:tcPr>
-          <w:p>
-            <w:pPr>
-              <w:spacing w:after="0" w:line="360" w:lineRule="auto"/>
-              <w:rPr>
-                <w:rFonts w:ascii="Times New Roman" w:eastAsia="Times New Roman" w:hAnsi="Times New Roman" w:cs="Times New Roman"/>
-                <w:sz w:val="24"/>
-                <w:szCs w:val="24"/>
-              </w:rPr>
-            </w:pPr>
-            <w:r>
-              <w:rPr>
-                <w:rFonts w:ascii="Times New Roman" w:eastAsia="Times New Roman" w:hAnsi="Times New Roman" w:cs="Times New Roman"/>
-                <w:sz w:val="24"/>
-                <w:szCs w:val="24"/>
-              </w:rPr>
-              <w:t>capacity</w:t>
-            </w:r>
-          </w:p>
-        </w:tc>
-        <w:tc>
-          <w:tcPr>
-            <w:tcW w:w="0" w:type="auto"/>
-            <w:shd w:val="clear" w:color="auto" w:fill="E7E6E6" w:themeFill="background2"/>
-            <w:vAlign w:val="center"/>
-            <w:hideMark/>
-          </w:tcPr>
-          <w:p>
-            <w:pPr>
-              <w:spacing w:after="0" w:line="360" w:lineRule="auto"/>
-              <w:rPr>
-                <w:rFonts w:ascii="Times New Roman" w:eastAsia="Times New Roman" w:hAnsi="Times New Roman" w:cs="Times New Roman"/>
-                <w:sz w:val="24"/>
-                <w:szCs w:val="24"/>
-              </w:rPr>
-            </w:pPr>
-            <w:r>
-              <w:rPr>
-                <w:rFonts w:ascii="Times New Roman" w:eastAsia="Times New Roman" w:hAnsi="Times New Roman" w:cs="Times New Roman"/>
-                <w:sz w:val="24"/>
-                <w:szCs w:val="24"/>
-              </w:rPr>
-              <w:t>int</w:t>
-            </w:r>
-          </w:p>
-        </w:tc>
-        <w:tc>
-          <w:tcPr>
-            <w:tcW w:w="0" w:type="auto"/>
-            <w:shd w:val="clear" w:color="auto" w:fill="E7E6E6" w:themeFill="background2"/>
-            <w:vAlign w:val="center"/>
-            <w:hideMark/>
-          </w:tcPr>
-          <w:p>
-            <w:pPr>
-              <w:spacing w:after="0" w:line="360" w:lineRule="auto"/>
-              <w:rPr>
-                <w:rFonts w:ascii="Times New Roman" w:eastAsia="Times New Roman" w:hAnsi="Times New Roman" w:cs="Times New Roman"/>
-                <w:sz w:val="24"/>
-                <w:szCs w:val="24"/>
-              </w:rPr>
-            </w:pPr>
-            <w:r>
-              <w:rPr>
-                <w:rFonts w:ascii="Times New Roman" w:eastAsia="Times New Roman" w:hAnsi="Times New Roman" w:cs="Times New Roman"/>
-                <w:sz w:val="24"/>
-                <w:szCs w:val="24"/>
-              </w:rPr>
-              <w:t>Капацитет на мястото</w:t>
-            </w:r>
-          </w:p>
-        </w:tc>
-        <w:tc>
-          <w:tcPr>
-            <w:tcW w:w="0" w:type="auto"/>
-            <w:shd w:val="clear" w:color="auto" w:fill="E7E6E6" w:themeFill="background2"/>
-            <w:vAlign w:val="center"/>
-            <w:hideMark/>
-          </w:tcPr>
-          <w:p>
-            <w:pPr>
-              <w:spacing w:after="0" w:line="360" w:lineRule="auto"/>
-              <w:rPr>
-                <w:rFonts w:ascii="Times New Roman" w:eastAsia="Times New Roman" w:hAnsi="Times New Roman" w:cs="Times New Roman"/>
-                <w:sz w:val="24"/>
-                <w:szCs w:val="24"/>
-              </w:rPr>
-            </w:pPr>
-            <w:r>
-              <w:rPr>
-                <w:rFonts w:ascii="Times New Roman" w:eastAsia="Times New Roman" w:hAnsi="Times New Roman" w:cs="Times New Roman"/>
-                <w:sz w:val="24"/>
-                <w:szCs w:val="24"/>
-              </w:rPr>
-              <w:t>&gt;= 0</w:t>
-            </w:r>
-          </w:p>
-        </w:tc>
-      </w:tr>
-      <w:tr>
-        <w:trPr>
-          <w:tblCellSpacing w:w="15" w:type="dxa"/>
-        </w:trPr>
-        <w:tc>
-          <w:tcPr>
-            <w:tcW w:w="0" w:type="auto"/>
-            <w:shd w:val="clear" w:color="auto" w:fill="E7E6E6" w:themeFill="background2"/>
-            <w:vAlign w:val="center"/>
-          </w:tcPr>
-          <w:p>
-            <w:pPr>
-              <w:spacing w:after="0" w:line="360" w:lineRule="auto"/>
-              <w:rPr>
-                <w:rFonts w:ascii="Times New Roman" w:eastAsia="Times New Roman" w:hAnsi="Times New Roman" w:cs="Times New Roman"/>
-                <w:sz w:val="24"/>
-                <w:szCs w:val="24"/>
-              </w:rPr>
-            </w:pPr>
-            <w:r>
-              <w:rPr>
-                <w:rFonts w:ascii="Times New Roman" w:eastAsia="Times New Roman" w:hAnsi="Times New Roman" w:cs="Times New Roman"/>
-                <w:sz w:val="24"/>
-                <w:szCs w:val="24"/>
-              </w:rPr>
-              <w:t>created</w:t>
-            </w:r>
-          </w:p>
-        </w:tc>
-        <w:tc>
-          <w:tcPr>
-            <w:tcW w:w="0" w:type="auto"/>
-            <w:shd w:val="clear" w:color="auto" w:fill="E7E6E6" w:themeFill="background2"/>
-            <w:vAlign w:val="center"/>
-          </w:tcPr>
-          <w:p>
-            <w:pPr>
-              <w:spacing w:after="0" w:line="360" w:lineRule="auto"/>
-              <w:rPr>
-                <w:rFonts w:ascii="Times New Roman" w:eastAsia="Times New Roman" w:hAnsi="Times New Roman" w:cs="Times New Roman"/>
-                <w:sz w:val="24"/>
-                <w:szCs w:val="24"/>
-              </w:rPr>
-            </w:pPr>
-            <w:r>
-              <w:rPr>
-                <w:rFonts w:ascii="Times New Roman" w:eastAsia="Times New Roman" w:hAnsi="Times New Roman" w:cs="Times New Roman"/>
-                <w:sz w:val="24"/>
-                <w:szCs w:val="24"/>
-              </w:rPr>
-              <w:t>datetime</w:t>
-            </w:r>
-          </w:p>
-        </w:tc>
-        <w:tc>
-          <w:tcPr>
-            <w:tcW w:w="0" w:type="auto"/>
-            <w:shd w:val="clear" w:color="auto" w:fill="E7E6E6" w:themeFill="background2"/>
-            <w:vAlign w:val="center"/>
-          </w:tcPr>
-          <w:p>
-            <w:pPr>
-              <w:spacing w:after="0" w:line="360" w:lineRule="auto"/>
-              <w:rPr>
-                <w:rFonts w:ascii="Times New Roman" w:eastAsia="Times New Roman" w:hAnsi="Times New Roman" w:cs="Times New Roman"/>
-                <w:sz w:val="24"/>
-                <w:szCs w:val="24"/>
-              </w:rPr>
-            </w:pPr>
-            <w:r>
-              <w:rPr>
-                <w:rFonts w:ascii="Times New Roman" w:eastAsia="Times New Roman" w:hAnsi="Times New Roman" w:cs="Times New Roman"/>
-                <w:sz w:val="24"/>
-                <w:szCs w:val="24"/>
-              </w:rPr>
-              <w:t>Дата на създаване</w:t>
-            </w:r>
-          </w:p>
-        </w:tc>
-        <w:tc>
-          <w:tcPr>
-            <w:tcW w:w="0" w:type="auto"/>
-            <w:shd w:val="clear" w:color="auto" w:fill="E7E6E6" w:themeFill="background2"/>
-            <w:vAlign w:val="center"/>
-          </w:tcPr>
-          <w:p>
-            <w:pPr>
-              <w:spacing w:after="0" w:line="360" w:lineRule="auto"/>
-              <w:rPr>
-                <w:rFonts w:ascii="Times New Roman" w:eastAsia="Times New Roman" w:hAnsi="Times New Roman" w:cs="Times New Roman"/>
-                <w:sz w:val="24"/>
-                <w:szCs w:val="24"/>
-              </w:rPr>
-            </w:pPr>
-            <w:r>
-              <w:rPr>
-                <w:rFonts w:ascii="Times New Roman" w:eastAsia="Times New Roman" w:hAnsi="Times New Roman" w:cs="Times New Roman"/>
-                <w:sz w:val="24"/>
-                <w:szCs w:val="24"/>
-              </w:rPr>
-              <w:t>Автоматично</w:t>
-            </w:r>
-          </w:p>
-        </w:tc>
-      </w:tr>
-      <w:tr>
-        <w:trPr>
-          <w:tblCellSpacing w:w="15" w:type="dxa"/>
-        </w:trPr>
-        <w:tc>
-          <w:tcPr>
-            <w:tcW w:w="0" w:type="auto"/>
-            <w:shd w:val="clear" w:color="auto" w:fill="E7E6E6" w:themeFill="background2"/>
-            <w:vAlign w:val="center"/>
-          </w:tcPr>
-          <w:p>
-            <w:pPr>
-              <w:spacing w:after="0" w:line="360" w:lineRule="auto"/>
-              <w:rPr>
-                <w:rFonts w:ascii="Times New Roman" w:eastAsia="Times New Roman" w:hAnsi="Times New Roman" w:cs="Times New Roman"/>
-                <w:sz w:val="24"/>
-                <w:szCs w:val="24"/>
-              </w:rPr>
-            </w:pPr>
-            <w:r>
-              <w:rPr>
-                <w:rFonts w:ascii="Times New Roman" w:eastAsia="Times New Roman" w:hAnsi="Times New Roman" w:cs="Times New Roman"/>
-                <w:sz w:val="24"/>
-                <w:szCs w:val="24"/>
-              </w:rPr>
-              <w:t>modified</w:t>
-            </w:r>
-          </w:p>
-        </w:tc>
-        <w:tc>
-          <w:tcPr>
-            <w:tcW w:w="0" w:type="auto"/>
-            <w:shd w:val="clear" w:color="auto" w:fill="E7E6E6" w:themeFill="background2"/>
-            <w:vAlign w:val="center"/>
-          </w:tcPr>
-          <w:p>
-            <w:pPr>
-              <w:spacing w:after="0" w:line="360" w:lineRule="auto"/>
-              <w:rPr>
-                <w:rFonts w:ascii="Times New Roman" w:eastAsia="Times New Roman" w:hAnsi="Times New Roman" w:cs="Times New Roman"/>
-                <w:sz w:val="24"/>
-                <w:szCs w:val="24"/>
-              </w:rPr>
-            </w:pPr>
-            <w:r>
-              <w:rPr>
-                <w:rFonts w:ascii="Times New Roman" w:eastAsia="Times New Roman" w:hAnsi="Times New Roman" w:cs="Times New Roman"/>
-                <w:sz w:val="24"/>
-                <w:szCs w:val="24"/>
-              </w:rPr>
-              <w:t>datetime</w:t>
-            </w:r>
-          </w:p>
-        </w:tc>
-        <w:tc>
-          <w:tcPr>
-            <w:tcW w:w="0" w:type="auto"/>
-            <w:shd w:val="clear" w:color="auto" w:fill="E7E6E6" w:themeFill="background2"/>
-            <w:vAlign w:val="center"/>
-          </w:tcPr>
-          <w:p>
-            <w:pPr>
-              <w:spacing w:after="0" w:line="360" w:lineRule="auto"/>
-              <w:rPr>
-                <w:rFonts w:ascii="Times New Roman" w:eastAsia="Times New Roman" w:hAnsi="Times New Roman" w:cs="Times New Roman"/>
-                <w:sz w:val="24"/>
-                <w:szCs w:val="24"/>
-              </w:rPr>
-            </w:pPr>
-            <w:r>
-              <w:rPr>
-                <w:rFonts w:ascii="Times New Roman" w:eastAsia="Times New Roman" w:hAnsi="Times New Roman" w:cs="Times New Roman"/>
-                <w:sz w:val="24"/>
-                <w:szCs w:val="24"/>
-              </w:rPr>
-              <w:t>Последна промяна</w:t>
-            </w:r>
-          </w:p>
-        </w:tc>
-        <w:tc>
-          <w:tcPr>
-            <w:tcW w:w="0" w:type="auto"/>
-            <w:shd w:val="clear" w:color="auto" w:fill="E7E6E6" w:themeFill="background2"/>
-            <w:vAlign w:val="center"/>
-          </w:tcPr>
-          <w:p>
-            <w:pPr>
-              <w:spacing w:after="0" w:line="360" w:lineRule="auto"/>
-              <w:rPr>
-                <w:rFonts w:ascii="Times New Roman" w:eastAsia="Times New Roman" w:hAnsi="Times New Roman" w:cs="Times New Roman"/>
-                <w:sz w:val="24"/>
-                <w:szCs w:val="24"/>
-              </w:rPr>
-            </w:pPr>
-            <w:r>
-              <w:rPr>
-                <w:rFonts w:ascii="Times New Roman" w:eastAsia="Times New Roman" w:hAnsi="Times New Roman" w:cs="Times New Roman"/>
-                <w:sz w:val="24"/>
-                <w:szCs w:val="24"/>
-              </w:rPr>
-              <w:t>Автоматично</w:t>
-            </w:r>
+          <w:tbl>
+            <w:tblPr>
+              <w:tblW w:w="0" w:type="auto"/>
+              <w:tblCellSpacing w:w="15" w:type="dxa"/>
+              <w:tblBorders>
+                <w:top w:val="single" w:sz="4" w:space="0" w:color="auto"/>
+                <w:left w:val="single" w:sz="4" w:space="0" w:color="auto"/>
+                <w:bottom w:val="single" w:sz="4" w:space="0" w:color="auto"/>
+                <w:right w:val="single" w:sz="4" w:space="0" w:color="auto"/>
+                <w:insideH w:val="single" w:sz="4" w:space="0" w:color="auto"/>
+                <w:insideV w:val="single" w:sz="4" w:space="0" w:color="auto"/>
+              </w:tblBorders>
+              <w:tblCellMar>
+                <w:top w:w="15" w:type="dxa"/>
+                <w:left w:w="15" w:type="dxa"/>
+                <w:bottom w:w="15" w:type="dxa"/>
+                <w:right w:w="15" w:type="dxa"/>
+              </w:tblCellMar>
+              <w:tblLook w:val="04A0" w:firstRow="1" w:lastRow="0" w:firstColumn="1" w:lastColumn="0" w:noHBand="0" w:noVBand="1"/>
+            </w:tblPr>
+            <w:tblGrid>
+              <w:gridCol w:w="1482"/>
+              <w:gridCol w:w="1454"/>
+              <w:gridCol w:w="4507"/>
+              <w:gridCol w:w="1668"/>
+            </w:tblGrid>
+            <w:tr>
+              <w:trPr>
+                <w:tblCellSpacing w:w="15" w:type="dxa"/>
+              </w:trPr>
+              <w:tc>
+                <w:tcPr>
+                  <w:tcW w:w="0" w:type="auto"/>
+                  <w:vAlign w:val="center"/>
+                  <w:hideMark/>
+                </w:tcPr>
+                <w:p>
+                  <w:pPr>
+                    <w:spacing w:before="100" w:beforeAutospacing="1" w:after="100" w:afterAutospacing="1" w:line="360" w:lineRule="auto"/>
+                    <w:outlineLvl w:val="2"/>
+                    <w:rPr>
+                      <w:rFonts w:ascii="Times New Roman" w:eastAsia="Times New Roman" w:hAnsi="Times New Roman" w:cs="Times New Roman"/>
+                      <w:b/>
+                      <w:bCs/>
+                      <w:sz w:val="24"/>
+                      <w:szCs w:val="24"/>
+                    </w:rPr>
+                  </w:pPr>
+                  <w:r>
+                    <w:rPr>
+                      <w:rFonts w:ascii="Times New Roman" w:eastAsia="Times New Roman" w:hAnsi="Times New Roman" w:cs="Times New Roman"/>
+                      <w:b/>
+                      <w:bCs/>
+                      <w:sz w:val="24"/>
+                      <w:szCs w:val="24"/>
+                    </w:rPr>
+                    <w:t>invoice_id</w:t>
+                  </w:r>
+                </w:p>
+              </w:tc>
+              <w:tc>
+                <w:tcPr>
+                  <w:tcW w:w="0" w:type="auto"/>
+                  <w:vAlign w:val="center"/>
+                  <w:hideMark/>
+                </w:tcPr>
+                <w:p>
+                  <w:pPr>
+                    <w:spacing w:before="100" w:beforeAutospacing="1" w:after="100" w:afterAutospacing="1" w:line="360" w:lineRule="auto"/>
+                    <w:outlineLvl w:val="2"/>
+                    <w:rPr>
+                      <w:rFonts w:ascii="Times New Roman" w:eastAsia="Times New Roman" w:hAnsi="Times New Roman" w:cs="Times New Roman"/>
+                      <w:b/>
+                      <w:bCs/>
+                      <w:sz w:val="24"/>
+                      <w:szCs w:val="24"/>
+                    </w:rPr>
+                  </w:pPr>
+                  <w:r>
+                    <w:rPr>
+                      <w:rFonts w:ascii="Times New Roman" w:eastAsia="Times New Roman" w:hAnsi="Times New Roman" w:cs="Times New Roman"/>
+                      <w:b/>
+                      <w:bCs/>
+                      <w:sz w:val="24"/>
+                      <w:szCs w:val="24"/>
+                    </w:rPr>
+                    <w:t>string(UUID)</w:t>
+                  </w:r>
+                </w:p>
+              </w:tc>
+              <w:tc>
+                <w:tcPr>
+                  <w:tcW w:w="0" w:type="auto"/>
+                  <w:vAlign w:val="center"/>
+                  <w:hideMark/>
+                </w:tcPr>
+                <w:p>
+                  <w:pPr>
+                    <w:spacing w:before="100" w:beforeAutospacing="1" w:after="100" w:afterAutospacing="1" w:line="360" w:lineRule="auto"/>
+                    <w:outlineLvl w:val="2"/>
+                    <w:rPr>
+                      <w:rFonts w:ascii="Times New Roman" w:eastAsia="Times New Roman" w:hAnsi="Times New Roman" w:cs="Times New Roman"/>
+                      <w:b/>
+                      <w:bCs/>
+                      <w:sz w:val="24"/>
+                      <w:szCs w:val="24"/>
+                    </w:rPr>
+                  </w:pPr>
+                  <w:r>
+                    <w:rPr>
+                      <w:rFonts w:ascii="Times New Roman" w:eastAsia="Times New Roman" w:hAnsi="Times New Roman" w:cs="Times New Roman"/>
+                      <w:b/>
+                      <w:bCs/>
+                      <w:sz w:val="24"/>
+                      <w:szCs w:val="24"/>
+                    </w:rPr>
+                    <w:t>Уникален идентификатор на фактурата</w:t>
+                  </w:r>
+                </w:p>
+              </w:tc>
+              <w:tc>
+                <w:tcPr>
+                  <w:tcW w:w="0" w:type="auto"/>
+                  <w:vAlign w:val="center"/>
+                  <w:hideMark/>
+                </w:tcPr>
+                <w:p>
+                  <w:pPr>
+                    <w:spacing w:before="100" w:beforeAutospacing="1" w:after="100" w:afterAutospacing="1" w:line="360" w:lineRule="auto"/>
+                    <w:outlineLvl w:val="2"/>
+                    <w:rPr>
+                      <w:rFonts w:ascii="Times New Roman" w:eastAsia="Times New Roman" w:hAnsi="Times New Roman" w:cs="Times New Roman"/>
+                      <w:b/>
+                      <w:bCs/>
+                      <w:sz w:val="24"/>
+                      <w:szCs w:val="24"/>
+                    </w:rPr>
+                  </w:pPr>
+                  <w:r>
+                    <w:rPr>
+                      <w:rFonts w:ascii="Times New Roman" w:eastAsia="Times New Roman" w:hAnsi="Times New Roman" w:cs="Times New Roman"/>
+                      <w:b/>
+                      <w:bCs/>
+                      <w:sz w:val="24"/>
+                      <w:szCs w:val="24"/>
+                    </w:rPr>
+                    <w:t>Автоматично</w:t>
+                  </w:r>
+                </w:p>
+              </w:tc>
+            </w:tr>
+            <w:tr>
+              <w:trPr>
+                <w:tblCellSpacing w:w="15" w:type="dxa"/>
+              </w:trPr>
+              <w:tc>
+                <w:tcPr>
+                  <w:tcW w:w="0" w:type="auto"/>
+                  <w:vAlign w:val="center"/>
+                  <w:hideMark/>
+                </w:tcPr>
+                <w:p>
+                  <w:pPr>
+                    <w:spacing w:before="100" w:beforeAutospacing="1" w:after="100" w:afterAutospacing="1" w:line="360" w:lineRule="auto"/>
+                    <w:outlineLvl w:val="2"/>
+                    <w:rPr>
+                      <w:rFonts w:ascii="Times New Roman" w:eastAsia="Times New Roman" w:hAnsi="Times New Roman" w:cs="Times New Roman"/>
+                      <w:b/>
+                      <w:bCs/>
+                      <w:sz w:val="24"/>
+                      <w:szCs w:val="24"/>
+                    </w:rPr>
+                  </w:pPr>
+                  <w:r>
+                    <w:rPr>
+                      <w:rFonts w:ascii="Times New Roman" w:eastAsia="Times New Roman" w:hAnsi="Times New Roman" w:cs="Times New Roman"/>
+                      <w:b/>
+                      <w:bCs/>
+                      <w:sz w:val="24"/>
+                      <w:szCs w:val="24"/>
+                    </w:rPr>
+                    <w:t>movement_id</w:t>
+                  </w:r>
+                </w:p>
+              </w:tc>
+              <w:tc>
+                <w:tcPr>
+                  <w:tcW w:w="0" w:type="auto"/>
+                  <w:vAlign w:val="center"/>
+                  <w:hideMark/>
+                </w:tcPr>
+                <w:p>
+                  <w:pPr>
+                    <w:spacing w:before="100" w:beforeAutospacing="1" w:after="100" w:afterAutospacing="1" w:line="360" w:lineRule="auto"/>
+                    <w:outlineLvl w:val="2"/>
+                    <w:rPr>
+                      <w:rFonts w:ascii="Times New Roman" w:eastAsia="Times New Roman" w:hAnsi="Times New Roman" w:cs="Times New Roman"/>
+                      <w:b/>
+                      <w:bCs/>
+                      <w:sz w:val="24"/>
+                      <w:szCs w:val="24"/>
+                    </w:rPr>
+                  </w:pPr>
+                  <w:r>
+                    <w:rPr>
+                      <w:rFonts w:ascii="Times New Roman" w:eastAsia="Times New Roman" w:hAnsi="Times New Roman" w:cs="Times New Roman"/>
+                      <w:b/>
+                      <w:bCs/>
+                      <w:sz w:val="24"/>
+                      <w:szCs w:val="24"/>
+                    </w:rPr>
+                    <w:t>string(UUID)</w:t>
+                  </w:r>
+                </w:p>
+              </w:tc>
+              <w:tc>
+                <w:tcPr>
+                  <w:tcW w:w="0" w:type="auto"/>
+                  <w:vAlign w:val="center"/>
+                  <w:hideMark/>
+                </w:tcPr>
+                <w:p>
+                  <w:pPr>
+                    <w:spacing w:before="100" w:beforeAutospacing="1" w:after="100" w:afterAutospacing="1" w:line="360" w:lineRule="auto"/>
+                    <w:outlineLvl w:val="2"/>
+                    <w:rPr>
+                      <w:rFonts w:ascii="Times New Roman" w:eastAsia="Times New Roman" w:hAnsi="Times New Roman" w:cs="Times New Roman"/>
+                      <w:b/>
+                      <w:bCs/>
+                      <w:sz w:val="24"/>
+                      <w:szCs w:val="24"/>
+                    </w:rPr>
+                  </w:pPr>
+                  <w:r>
+                    <w:rPr>
+                      <w:rFonts w:ascii="Times New Roman" w:eastAsia="Times New Roman" w:hAnsi="Times New Roman" w:cs="Times New Roman"/>
+                      <w:b/>
+                      <w:bCs/>
+                      <w:sz w:val="24"/>
+                      <w:szCs w:val="24"/>
+                    </w:rPr>
+                    <w:t>ID на движението, от което е генерирана</w:t>
+                  </w:r>
+                </w:p>
+              </w:tc>
+              <w:tc>
+                <w:tcPr>
+                  <w:tcW w:w="0" w:type="auto"/>
+                  <w:vAlign w:val="center"/>
+                  <w:hideMark/>
+                </w:tcPr>
+                <w:p>
+                  <w:pPr>
+                    <w:spacing w:before="100" w:beforeAutospacing="1" w:after="100" w:afterAutospacing="1" w:line="360" w:lineRule="auto"/>
+                    <w:outlineLvl w:val="2"/>
+                    <w:rPr>
+                      <w:rFonts w:ascii="Times New Roman" w:eastAsia="Times New Roman" w:hAnsi="Times New Roman" w:cs="Times New Roman"/>
+                      <w:b/>
+                      <w:bCs/>
+                      <w:sz w:val="24"/>
+                      <w:szCs w:val="24"/>
+                    </w:rPr>
+                  </w:pPr>
+                  <w:r>
+                    <w:rPr>
+                      <w:rFonts w:ascii="Times New Roman" w:eastAsia="Times New Roman" w:hAnsi="Times New Roman" w:cs="Times New Roman"/>
+                      <w:b/>
+                      <w:bCs/>
+                      <w:sz w:val="24"/>
+                      <w:szCs w:val="24"/>
+                    </w:rPr>
+                    <w:t>Задължително</w:t>
+                  </w:r>
+                </w:p>
+              </w:tc>
+            </w:tr>
+            <w:tr>
+              <w:trPr>
+                <w:tblCellSpacing w:w="15" w:type="dxa"/>
+              </w:trPr>
+              <w:tc>
+                <w:tcPr>
+                  <w:tcW w:w="0" w:type="auto"/>
+                  <w:vAlign w:val="center"/>
+                  <w:hideMark/>
+                </w:tcPr>
+                <w:p>
+                  <w:pPr>
+                    <w:spacing w:before="100" w:beforeAutospacing="1" w:after="100" w:afterAutospacing="1" w:line="360" w:lineRule="auto"/>
+                    <w:outlineLvl w:val="2"/>
+                    <w:rPr>
+                      <w:rFonts w:ascii="Times New Roman" w:eastAsia="Times New Roman" w:hAnsi="Times New Roman" w:cs="Times New Roman"/>
+                      <w:b/>
+                      <w:bCs/>
+                      <w:sz w:val="24"/>
+                      <w:szCs w:val="24"/>
+                    </w:rPr>
+                  </w:pPr>
+                  <w:r>
+                    <w:rPr>
+                      <w:rFonts w:ascii="Times New Roman" w:eastAsia="Times New Roman" w:hAnsi="Times New Roman" w:cs="Times New Roman"/>
+                      <w:b/>
+                      <w:bCs/>
+                      <w:sz w:val="24"/>
+                      <w:szCs w:val="24"/>
+                    </w:rPr>
+                    <w:t>product</w:t>
+                  </w:r>
+                </w:p>
+              </w:tc>
+              <w:tc>
+                <w:tcPr>
+                  <w:tcW w:w="0" w:type="auto"/>
+                  <w:vAlign w:val="center"/>
+                  <w:hideMark/>
+                </w:tcPr>
+                <w:p>
+                  <w:pPr>
+                    <w:spacing w:before="100" w:beforeAutospacing="1" w:after="100" w:afterAutospacing="1" w:line="360" w:lineRule="auto"/>
+                    <w:outlineLvl w:val="2"/>
+                    <w:rPr>
+                      <w:rFonts w:ascii="Times New Roman" w:eastAsia="Times New Roman" w:hAnsi="Times New Roman" w:cs="Times New Roman"/>
+                      <w:b/>
+                      <w:bCs/>
+                      <w:sz w:val="24"/>
+                      <w:szCs w:val="24"/>
+                    </w:rPr>
+                  </w:pPr>
+                  <w:r>
+                    <w:rPr>
+                      <w:rFonts w:ascii="Times New Roman" w:eastAsia="Times New Roman" w:hAnsi="Times New Roman" w:cs="Times New Roman"/>
+                      <w:b/>
+                      <w:bCs/>
+                      <w:sz w:val="24"/>
+                      <w:szCs w:val="24"/>
+                    </w:rPr>
+                    <w:t>string</w:t>
+                  </w:r>
+                </w:p>
+              </w:tc>
+              <w:tc>
+                <w:tcPr>
+                  <w:tcW w:w="0" w:type="auto"/>
+                  <w:vAlign w:val="center"/>
+                  <w:hideMark/>
+                </w:tcPr>
+                <w:p>
+                  <w:pPr>
+                    <w:spacing w:before="100" w:beforeAutospacing="1" w:after="100" w:afterAutospacing="1" w:line="360" w:lineRule="auto"/>
+                    <w:outlineLvl w:val="2"/>
+                    <w:rPr>
+                      <w:rFonts w:ascii="Times New Roman" w:eastAsia="Times New Roman" w:hAnsi="Times New Roman" w:cs="Times New Roman"/>
+                      <w:b/>
+                      <w:bCs/>
+                      <w:sz w:val="24"/>
+                      <w:szCs w:val="24"/>
+                    </w:rPr>
+                  </w:pPr>
+                  <w:r>
+                    <w:rPr>
+                      <w:rFonts w:ascii="Times New Roman" w:eastAsia="Times New Roman" w:hAnsi="Times New Roman" w:cs="Times New Roman"/>
+                      <w:b/>
+                      <w:bCs/>
+                      <w:sz w:val="24"/>
+                      <w:szCs w:val="24"/>
+                    </w:rPr>
+                    <w:t>Име на продукта</w:t>
+                  </w:r>
+                </w:p>
+              </w:tc>
+              <w:tc>
+                <w:tcPr>
+                  <w:tcW w:w="0" w:type="auto"/>
+                  <w:vAlign w:val="center"/>
+                  <w:hideMark/>
+                </w:tcPr>
+                <w:p>
+                  <w:pPr>
+                    <w:spacing w:before="100" w:beforeAutospacing="1" w:after="100" w:afterAutospacing="1" w:line="360" w:lineRule="auto"/>
+                    <w:outlineLvl w:val="2"/>
+                    <w:rPr>
+                      <w:rFonts w:ascii="Times New Roman" w:eastAsia="Times New Roman" w:hAnsi="Times New Roman" w:cs="Times New Roman"/>
+                      <w:b/>
+                      <w:bCs/>
+                      <w:sz w:val="24"/>
+                      <w:szCs w:val="24"/>
+                    </w:rPr>
+                  </w:pPr>
+                  <w:r>
+                    <w:rPr>
+                      <w:rFonts w:ascii="Times New Roman" w:eastAsia="Times New Roman" w:hAnsi="Times New Roman" w:cs="Times New Roman"/>
+                      <w:b/>
+                      <w:bCs/>
+                      <w:sz w:val="24"/>
+                      <w:szCs w:val="24"/>
+                    </w:rPr>
+                    <w:t>Задължително</w:t>
+                  </w:r>
+                </w:p>
+              </w:tc>
+            </w:tr>
+            <w:tr>
+              <w:trPr>
+                <w:tblCellSpacing w:w="15" w:type="dxa"/>
+              </w:trPr>
+              <w:tc>
+                <w:tcPr>
+                  <w:tcW w:w="0" w:type="auto"/>
+                  <w:vAlign w:val="center"/>
+                  <w:hideMark/>
+                </w:tcPr>
+                <w:p>
+                  <w:pPr>
+                    <w:spacing w:before="100" w:beforeAutospacing="1" w:after="100" w:afterAutospacing="1" w:line="360" w:lineRule="auto"/>
+                    <w:outlineLvl w:val="2"/>
+                    <w:rPr>
+                      <w:rFonts w:ascii="Times New Roman" w:eastAsia="Times New Roman" w:hAnsi="Times New Roman" w:cs="Times New Roman"/>
+                      <w:b/>
+                      <w:bCs/>
+                      <w:sz w:val="24"/>
+                      <w:szCs w:val="24"/>
+                    </w:rPr>
+                  </w:pPr>
+                  <w:r>
+                    <w:rPr>
+                      <w:rFonts w:ascii="Times New Roman" w:eastAsia="Times New Roman" w:hAnsi="Times New Roman" w:cs="Times New Roman"/>
+                      <w:b/>
+                      <w:bCs/>
+                      <w:sz w:val="24"/>
+                      <w:szCs w:val="24"/>
+                    </w:rPr>
+                    <w:t>quantity</w:t>
+                  </w:r>
+                </w:p>
+              </w:tc>
+              <w:tc>
+                <w:tcPr>
+                  <w:tcW w:w="0" w:type="auto"/>
+                  <w:vAlign w:val="center"/>
+                  <w:hideMark/>
+                </w:tcPr>
+                <w:p>
+                  <w:pPr>
+                    <w:spacing w:before="100" w:beforeAutospacing="1" w:after="100" w:afterAutospacing="1" w:line="360" w:lineRule="auto"/>
+                    <w:outlineLvl w:val="2"/>
+                    <w:rPr>
+                      <w:rFonts w:ascii="Times New Roman" w:eastAsia="Times New Roman" w:hAnsi="Times New Roman" w:cs="Times New Roman"/>
+                      <w:b/>
+                      <w:bCs/>
+                      <w:sz w:val="24"/>
+                      <w:szCs w:val="24"/>
+                    </w:rPr>
+                  </w:pPr>
+                  <w:r>
+                    <w:rPr>
+                      <w:rFonts w:ascii="Times New Roman" w:eastAsia="Times New Roman" w:hAnsi="Times New Roman" w:cs="Times New Roman"/>
+                      <w:b/>
+                      <w:bCs/>
+                      <w:sz w:val="24"/>
+                      <w:szCs w:val="24"/>
+                    </w:rPr>
+                    <w:t>float</w:t>
+                  </w:r>
+                </w:p>
+              </w:tc>
+              <w:tc>
+                <w:tcPr>
+                  <w:tcW w:w="0" w:type="auto"/>
+                  <w:vAlign w:val="center"/>
+                  <w:hideMark/>
+                </w:tcPr>
+                <w:p>
+                  <w:pPr>
+                    <w:spacing w:before="100" w:beforeAutospacing="1" w:after="100" w:afterAutospacing="1" w:line="360" w:lineRule="auto"/>
+                    <w:outlineLvl w:val="2"/>
+                    <w:rPr>
+                      <w:rFonts w:ascii="Times New Roman" w:eastAsia="Times New Roman" w:hAnsi="Times New Roman" w:cs="Times New Roman"/>
+                      <w:b/>
+                      <w:bCs/>
+                      <w:sz w:val="24"/>
+                      <w:szCs w:val="24"/>
+                    </w:rPr>
+                  </w:pPr>
+                  <w:r>
+                    <w:rPr>
+                      <w:rFonts w:ascii="Times New Roman" w:eastAsia="Times New Roman" w:hAnsi="Times New Roman" w:cs="Times New Roman"/>
+                      <w:b/>
+                      <w:bCs/>
+                      <w:sz w:val="24"/>
+                      <w:szCs w:val="24"/>
+                    </w:rPr>
+                    <w:t>Количество</w:t>
+                  </w:r>
+                </w:p>
+              </w:tc>
+              <w:tc>
+                <w:tcPr>
+                  <w:tcW w:w="0" w:type="auto"/>
+                  <w:vAlign w:val="center"/>
+                  <w:hideMark/>
+                </w:tcPr>
+                <w:p>
+                  <w:pPr>
+                    <w:spacing w:before="100" w:beforeAutospacing="1" w:after="100" w:afterAutospacing="1" w:line="360" w:lineRule="auto"/>
+                    <w:outlineLvl w:val="2"/>
+                    <w:rPr>
+                      <w:rFonts w:ascii="Times New Roman" w:eastAsia="Times New Roman" w:hAnsi="Times New Roman" w:cs="Times New Roman"/>
+                      <w:b/>
+                      <w:bCs/>
+                      <w:sz w:val="24"/>
+                      <w:szCs w:val="24"/>
+                    </w:rPr>
+                  </w:pPr>
+                  <w:r>
+                    <w:rPr>
+                      <w:rFonts w:ascii="Times New Roman" w:eastAsia="Times New Roman" w:hAnsi="Times New Roman" w:cs="Times New Roman"/>
+                      <w:b/>
+                      <w:bCs/>
+                      <w:sz w:val="24"/>
+                      <w:szCs w:val="24"/>
+                    </w:rPr>
+                    <w:t>&gt; 0</w:t>
+                  </w:r>
+                </w:p>
+              </w:tc>
+            </w:tr>
+            <w:tr>
+              <w:trPr>
+                <w:tblCellSpacing w:w="15" w:type="dxa"/>
+              </w:trPr>
+              <w:tc>
+                <w:tcPr>
+                  <w:tcW w:w="0" w:type="auto"/>
+                  <w:vAlign w:val="center"/>
+                  <w:hideMark/>
+                </w:tcPr>
+                <w:p>
+                  <w:pPr>
+                    <w:spacing w:before="100" w:beforeAutospacing="1" w:after="100" w:afterAutospacing="1" w:line="360" w:lineRule="auto"/>
+                    <w:outlineLvl w:val="2"/>
+                    <w:rPr>
+                      <w:rFonts w:ascii="Times New Roman" w:eastAsia="Times New Roman" w:hAnsi="Times New Roman" w:cs="Times New Roman"/>
+                      <w:b/>
+                      <w:bCs/>
+                      <w:sz w:val="24"/>
+                      <w:szCs w:val="24"/>
+                    </w:rPr>
+                  </w:pPr>
+                  <w:r>
+                    <w:rPr>
+                      <w:rFonts w:ascii="Times New Roman" w:eastAsia="Times New Roman" w:hAnsi="Times New Roman" w:cs="Times New Roman"/>
+                      <w:b/>
+                      <w:bCs/>
+                      <w:sz w:val="24"/>
+                      <w:szCs w:val="24"/>
+                    </w:rPr>
+                    <w:lastRenderedPageBreak/>
+                    <w:t>unit</w:t>
+                  </w:r>
+                </w:p>
+              </w:tc>
+              <w:tc>
+                <w:tcPr>
+                  <w:tcW w:w="0" w:type="auto"/>
+                  <w:vAlign w:val="center"/>
+                  <w:hideMark/>
+                </w:tcPr>
+                <w:p>
+                  <w:pPr>
+                    <w:spacing w:before="100" w:beforeAutospacing="1" w:after="100" w:afterAutospacing="1" w:line="360" w:lineRule="auto"/>
+                    <w:outlineLvl w:val="2"/>
+                    <w:rPr>
+                      <w:rFonts w:ascii="Times New Roman" w:eastAsia="Times New Roman" w:hAnsi="Times New Roman" w:cs="Times New Roman"/>
+                      <w:b/>
+                      <w:bCs/>
+                      <w:sz w:val="24"/>
+                      <w:szCs w:val="24"/>
+                    </w:rPr>
+                  </w:pPr>
+                  <w:r>
+                    <w:rPr>
+                      <w:rFonts w:ascii="Times New Roman" w:eastAsia="Times New Roman" w:hAnsi="Times New Roman" w:cs="Times New Roman"/>
+                      <w:b/>
+                      <w:bCs/>
+                      <w:sz w:val="24"/>
+                      <w:szCs w:val="24"/>
+                    </w:rPr>
+                    <w:t>string</w:t>
+                  </w:r>
+                </w:p>
+              </w:tc>
+              <w:tc>
+                <w:tcPr>
+                  <w:tcW w:w="0" w:type="auto"/>
+                  <w:vAlign w:val="center"/>
+                  <w:hideMark/>
+                </w:tcPr>
+                <w:p>
+                  <w:pPr>
+                    <w:spacing w:before="100" w:beforeAutospacing="1" w:after="100" w:afterAutospacing="1" w:line="360" w:lineRule="auto"/>
+                    <w:outlineLvl w:val="2"/>
+                    <w:rPr>
+                      <w:rFonts w:ascii="Times New Roman" w:eastAsia="Times New Roman" w:hAnsi="Times New Roman" w:cs="Times New Roman"/>
+                      <w:b/>
+                      <w:bCs/>
+                      <w:sz w:val="24"/>
+                      <w:szCs w:val="24"/>
+                    </w:rPr>
+                  </w:pPr>
+                  <w:r>
+                    <w:rPr>
+                      <w:rFonts w:ascii="Times New Roman" w:eastAsia="Times New Roman" w:hAnsi="Times New Roman" w:cs="Times New Roman"/>
+                      <w:b/>
+                      <w:bCs/>
+                      <w:sz w:val="24"/>
+                      <w:szCs w:val="24"/>
+                    </w:rPr>
+                    <w:t>Мерна единица</w:t>
+                  </w:r>
+                </w:p>
+              </w:tc>
+              <w:tc>
+                <w:tcPr>
+                  <w:tcW w:w="0" w:type="auto"/>
+                  <w:vAlign w:val="center"/>
+                  <w:hideMark/>
+                </w:tcPr>
+                <w:p>
+                  <w:pPr>
+                    <w:spacing w:before="100" w:beforeAutospacing="1" w:after="100" w:afterAutospacing="1" w:line="360" w:lineRule="auto"/>
+                    <w:outlineLvl w:val="2"/>
+                    <w:rPr>
+                      <w:rFonts w:ascii="Times New Roman" w:eastAsia="Times New Roman" w:hAnsi="Times New Roman" w:cs="Times New Roman"/>
+                      <w:b/>
+                      <w:bCs/>
+                      <w:sz w:val="24"/>
+                      <w:szCs w:val="24"/>
+                    </w:rPr>
+                  </w:pPr>
+                  <w:r>
+                    <w:rPr>
+                      <w:rFonts w:ascii="Times New Roman" w:eastAsia="Times New Roman" w:hAnsi="Times New Roman" w:cs="Times New Roman"/>
+                      <w:b/>
+                      <w:bCs/>
+                      <w:sz w:val="24"/>
+                      <w:szCs w:val="24"/>
+                    </w:rPr>
+                    <w:t>Задължително</w:t>
+                  </w:r>
+                </w:p>
+              </w:tc>
+            </w:tr>
+            <w:tr>
+              <w:trPr>
+                <w:tblCellSpacing w:w="15" w:type="dxa"/>
+              </w:trPr>
+              <w:tc>
+                <w:tcPr>
+                  <w:tcW w:w="0" w:type="auto"/>
+                  <w:vAlign w:val="center"/>
+                  <w:hideMark/>
+                </w:tcPr>
+                <w:p>
+                  <w:pPr>
+                    <w:spacing w:before="100" w:beforeAutospacing="1" w:after="100" w:afterAutospacing="1" w:line="360" w:lineRule="auto"/>
+                    <w:outlineLvl w:val="2"/>
+                    <w:rPr>
+                      <w:rFonts w:ascii="Times New Roman" w:eastAsia="Times New Roman" w:hAnsi="Times New Roman" w:cs="Times New Roman"/>
+                      <w:b/>
+                      <w:bCs/>
+                      <w:sz w:val="24"/>
+                      <w:szCs w:val="24"/>
+                    </w:rPr>
+                  </w:pPr>
+                  <w:r>
+                    <w:rPr>
+                      <w:rFonts w:ascii="Times New Roman" w:eastAsia="Times New Roman" w:hAnsi="Times New Roman" w:cs="Times New Roman"/>
+                      <w:b/>
+                      <w:bCs/>
+                      <w:sz w:val="24"/>
+                      <w:szCs w:val="24"/>
+                    </w:rPr>
+                    <w:t>unit_price</w:t>
+                  </w:r>
+                </w:p>
+              </w:tc>
+              <w:tc>
+                <w:tcPr>
+                  <w:tcW w:w="0" w:type="auto"/>
+                  <w:vAlign w:val="center"/>
+                  <w:hideMark/>
+                </w:tcPr>
+                <w:p>
+                  <w:pPr>
+                    <w:spacing w:before="100" w:beforeAutospacing="1" w:after="100" w:afterAutospacing="1" w:line="360" w:lineRule="auto"/>
+                    <w:outlineLvl w:val="2"/>
+                    <w:rPr>
+                      <w:rFonts w:ascii="Times New Roman" w:eastAsia="Times New Roman" w:hAnsi="Times New Roman" w:cs="Times New Roman"/>
+                      <w:b/>
+                      <w:bCs/>
+                      <w:sz w:val="24"/>
+                      <w:szCs w:val="24"/>
+                    </w:rPr>
+                  </w:pPr>
+                  <w:r>
+                    <w:rPr>
+                      <w:rFonts w:ascii="Times New Roman" w:eastAsia="Times New Roman" w:hAnsi="Times New Roman" w:cs="Times New Roman"/>
+                      <w:b/>
+                      <w:bCs/>
+                      <w:sz w:val="24"/>
+                      <w:szCs w:val="24"/>
+                    </w:rPr>
+                    <w:t>float</w:t>
+                  </w:r>
+                </w:p>
+              </w:tc>
+              <w:tc>
+                <w:tcPr>
+                  <w:tcW w:w="0" w:type="auto"/>
+                  <w:vAlign w:val="center"/>
+                  <w:hideMark/>
+                </w:tcPr>
+                <w:p>
+                  <w:pPr>
+                    <w:spacing w:before="100" w:beforeAutospacing="1" w:after="100" w:afterAutospacing="1" w:line="360" w:lineRule="auto"/>
+                    <w:outlineLvl w:val="2"/>
+                    <w:rPr>
+                      <w:rFonts w:ascii="Times New Roman" w:eastAsia="Times New Roman" w:hAnsi="Times New Roman" w:cs="Times New Roman"/>
+                      <w:b/>
+                      <w:bCs/>
+                      <w:sz w:val="24"/>
+                      <w:szCs w:val="24"/>
+                    </w:rPr>
+                  </w:pPr>
+                  <w:r>
+                    <w:rPr>
+                      <w:rFonts w:ascii="Times New Roman" w:eastAsia="Times New Roman" w:hAnsi="Times New Roman" w:cs="Times New Roman"/>
+                      <w:b/>
+                      <w:bCs/>
+                      <w:sz w:val="24"/>
+                      <w:szCs w:val="24"/>
+                    </w:rPr>
+                    <w:t>Единична цена</w:t>
+                  </w:r>
+                </w:p>
+              </w:tc>
+              <w:tc>
+                <w:tcPr>
+                  <w:tcW w:w="0" w:type="auto"/>
+                  <w:vAlign w:val="center"/>
+                  <w:hideMark/>
+                </w:tcPr>
+                <w:p>
+                  <w:pPr>
+                    <w:spacing w:before="100" w:beforeAutospacing="1" w:after="100" w:afterAutospacing="1" w:line="360" w:lineRule="auto"/>
+                    <w:outlineLvl w:val="2"/>
+                    <w:rPr>
+                      <w:rFonts w:ascii="Times New Roman" w:eastAsia="Times New Roman" w:hAnsi="Times New Roman" w:cs="Times New Roman"/>
+                      <w:b/>
+                      <w:bCs/>
+                      <w:sz w:val="24"/>
+                      <w:szCs w:val="24"/>
+                    </w:rPr>
+                  </w:pPr>
+                  <w:r>
+                    <w:rPr>
+                      <w:rFonts w:ascii="Times New Roman" w:eastAsia="Times New Roman" w:hAnsi="Times New Roman" w:cs="Times New Roman"/>
+                      <w:b/>
+                      <w:bCs/>
+                      <w:sz w:val="24"/>
+                      <w:szCs w:val="24"/>
+                    </w:rPr>
+                    <w:t>&gt;= 0</w:t>
+                  </w:r>
+                </w:p>
+              </w:tc>
+            </w:tr>
+            <w:tr>
+              <w:trPr>
+                <w:tblCellSpacing w:w="15" w:type="dxa"/>
+              </w:trPr>
+              <w:tc>
+                <w:tcPr>
+                  <w:tcW w:w="0" w:type="auto"/>
+                  <w:vAlign w:val="center"/>
+                  <w:hideMark/>
+                </w:tcPr>
+                <w:p>
+                  <w:pPr>
+                    <w:spacing w:before="100" w:beforeAutospacing="1" w:after="100" w:afterAutospacing="1" w:line="360" w:lineRule="auto"/>
+                    <w:outlineLvl w:val="2"/>
+                    <w:rPr>
+                      <w:rFonts w:ascii="Times New Roman" w:eastAsia="Times New Roman" w:hAnsi="Times New Roman" w:cs="Times New Roman"/>
+                      <w:b/>
+                      <w:bCs/>
+                      <w:sz w:val="24"/>
+                      <w:szCs w:val="24"/>
+                    </w:rPr>
+                  </w:pPr>
+                  <w:r>
+                    <w:rPr>
+                      <w:rFonts w:ascii="Times New Roman" w:eastAsia="Times New Roman" w:hAnsi="Times New Roman" w:cs="Times New Roman"/>
+                      <w:b/>
+                      <w:bCs/>
+                      <w:sz w:val="24"/>
+                      <w:szCs w:val="24"/>
+                    </w:rPr>
+                    <w:t>total_price</w:t>
+                  </w:r>
+                </w:p>
+              </w:tc>
+              <w:tc>
+                <w:tcPr>
+                  <w:tcW w:w="0" w:type="auto"/>
+                  <w:vAlign w:val="center"/>
+                  <w:hideMark/>
+                </w:tcPr>
+                <w:p>
+                  <w:pPr>
+                    <w:spacing w:before="100" w:beforeAutospacing="1" w:after="100" w:afterAutospacing="1" w:line="360" w:lineRule="auto"/>
+                    <w:outlineLvl w:val="2"/>
+                    <w:rPr>
+                      <w:rFonts w:ascii="Times New Roman" w:eastAsia="Times New Roman" w:hAnsi="Times New Roman" w:cs="Times New Roman"/>
+                      <w:b/>
+                      <w:bCs/>
+                      <w:sz w:val="24"/>
+                      <w:szCs w:val="24"/>
+                    </w:rPr>
+                  </w:pPr>
+                  <w:r>
+                    <w:rPr>
+                      <w:rFonts w:ascii="Times New Roman" w:eastAsia="Times New Roman" w:hAnsi="Times New Roman" w:cs="Times New Roman"/>
+                      <w:b/>
+                      <w:bCs/>
+                      <w:sz w:val="24"/>
+                      <w:szCs w:val="24"/>
+                    </w:rPr>
+                    <w:t>float</w:t>
+                  </w:r>
+                </w:p>
+              </w:tc>
+              <w:tc>
+                <w:tcPr>
+                  <w:tcW w:w="0" w:type="auto"/>
+                  <w:vAlign w:val="center"/>
+                  <w:hideMark/>
+                </w:tcPr>
+                <w:p>
+                  <w:pPr>
+                    <w:spacing w:before="100" w:beforeAutospacing="1" w:after="100" w:afterAutospacing="1" w:line="360" w:lineRule="auto"/>
+                    <w:outlineLvl w:val="2"/>
+                    <w:rPr>
+                      <w:rFonts w:ascii="Times New Roman" w:eastAsia="Times New Roman" w:hAnsi="Times New Roman" w:cs="Times New Roman"/>
+                      <w:b/>
+                      <w:bCs/>
+                      <w:sz w:val="24"/>
+                      <w:szCs w:val="24"/>
+                    </w:rPr>
+                  </w:pPr>
+                  <w:r>
+                    <w:rPr>
+                      <w:rFonts w:ascii="Times New Roman" w:eastAsia="Times New Roman" w:hAnsi="Times New Roman" w:cs="Times New Roman"/>
+                      <w:b/>
+                      <w:bCs/>
+                      <w:sz w:val="24"/>
+                      <w:szCs w:val="24"/>
+                    </w:rPr>
+                    <w:t>Обща цена (quantity × unit_price)</w:t>
+                  </w:r>
+                </w:p>
+              </w:tc>
+              <w:tc>
+                <w:tcPr>
+                  <w:tcW w:w="0" w:type="auto"/>
+                  <w:vAlign w:val="center"/>
+                  <w:hideMark/>
+                </w:tcPr>
+                <w:p>
+                  <w:pPr>
+                    <w:spacing w:before="100" w:beforeAutospacing="1" w:after="100" w:afterAutospacing="1" w:line="360" w:lineRule="auto"/>
+                    <w:outlineLvl w:val="2"/>
+                    <w:rPr>
+                      <w:rFonts w:ascii="Times New Roman" w:eastAsia="Times New Roman" w:hAnsi="Times New Roman" w:cs="Times New Roman"/>
+                      <w:b/>
+                      <w:bCs/>
+                      <w:sz w:val="24"/>
+                      <w:szCs w:val="24"/>
+                    </w:rPr>
+                  </w:pPr>
+                  <w:r>
+                    <w:rPr>
+                      <w:rFonts w:ascii="Times New Roman" w:eastAsia="Times New Roman" w:hAnsi="Times New Roman" w:cs="Times New Roman"/>
+                      <w:b/>
+                      <w:bCs/>
+                      <w:sz w:val="24"/>
+                      <w:szCs w:val="24"/>
+                    </w:rPr>
+                    <w:t>Автоматично</w:t>
+                  </w:r>
+                </w:p>
+              </w:tc>
+            </w:tr>
+            <w:tr>
+              <w:trPr>
+                <w:tblCellSpacing w:w="15" w:type="dxa"/>
+              </w:trPr>
+              <w:tc>
+                <w:tcPr>
+                  <w:tcW w:w="0" w:type="auto"/>
+                  <w:vAlign w:val="center"/>
+                  <w:hideMark/>
+                </w:tcPr>
+                <w:p>
+                  <w:pPr>
+                    <w:spacing w:before="100" w:beforeAutospacing="1" w:after="100" w:afterAutospacing="1" w:line="360" w:lineRule="auto"/>
+                    <w:outlineLvl w:val="2"/>
+                    <w:rPr>
+                      <w:rFonts w:ascii="Times New Roman" w:eastAsia="Times New Roman" w:hAnsi="Times New Roman" w:cs="Times New Roman"/>
+                      <w:b/>
+                      <w:bCs/>
+                      <w:sz w:val="24"/>
+                      <w:szCs w:val="24"/>
+                    </w:rPr>
+                  </w:pPr>
+                  <w:r>
+                    <w:rPr>
+                      <w:rFonts w:ascii="Times New Roman" w:eastAsia="Times New Roman" w:hAnsi="Times New Roman" w:cs="Times New Roman"/>
+                      <w:b/>
+                      <w:bCs/>
+                      <w:sz w:val="24"/>
+                      <w:szCs w:val="24"/>
+                    </w:rPr>
+                    <w:t>customer</w:t>
+                  </w:r>
+                </w:p>
+              </w:tc>
+              <w:tc>
+                <w:tcPr>
+                  <w:tcW w:w="0" w:type="auto"/>
+                  <w:vAlign w:val="center"/>
+                  <w:hideMark/>
+                </w:tcPr>
+                <w:p>
+                  <w:pPr>
+                    <w:spacing w:before="100" w:beforeAutospacing="1" w:after="100" w:afterAutospacing="1" w:line="360" w:lineRule="auto"/>
+                    <w:outlineLvl w:val="2"/>
+                    <w:rPr>
+                      <w:rFonts w:ascii="Times New Roman" w:eastAsia="Times New Roman" w:hAnsi="Times New Roman" w:cs="Times New Roman"/>
+                      <w:b/>
+                      <w:bCs/>
+                      <w:sz w:val="24"/>
+                      <w:szCs w:val="24"/>
+                    </w:rPr>
+                  </w:pPr>
+                  <w:r>
+                    <w:rPr>
+                      <w:rFonts w:ascii="Times New Roman" w:eastAsia="Times New Roman" w:hAnsi="Times New Roman" w:cs="Times New Roman"/>
+                      <w:b/>
+                      <w:bCs/>
+                      <w:sz w:val="24"/>
+                      <w:szCs w:val="24"/>
+                    </w:rPr>
+                    <w:t>string</w:t>
+                  </w:r>
+                </w:p>
+              </w:tc>
+              <w:tc>
+                <w:tcPr>
+                  <w:tcW w:w="0" w:type="auto"/>
+                  <w:vAlign w:val="center"/>
+                  <w:hideMark/>
+                </w:tcPr>
+                <w:p>
+                  <w:pPr>
+                    <w:spacing w:before="100" w:beforeAutospacing="1" w:after="100" w:afterAutospacing="1" w:line="360" w:lineRule="auto"/>
+                    <w:outlineLvl w:val="2"/>
+                    <w:rPr>
+                      <w:rFonts w:ascii="Times New Roman" w:eastAsia="Times New Roman" w:hAnsi="Times New Roman" w:cs="Times New Roman"/>
+                      <w:b/>
+                      <w:bCs/>
+                      <w:sz w:val="24"/>
+                      <w:szCs w:val="24"/>
+                    </w:rPr>
+                  </w:pPr>
+                  <w:r>
+                    <w:rPr>
+                      <w:rFonts w:ascii="Times New Roman" w:eastAsia="Times New Roman" w:hAnsi="Times New Roman" w:cs="Times New Roman"/>
+                      <w:b/>
+                      <w:bCs/>
+                      <w:sz w:val="24"/>
+                      <w:szCs w:val="24"/>
+                    </w:rPr>
+                    <w:t>Име на клиента</w:t>
+                  </w:r>
+                </w:p>
+              </w:tc>
+              <w:tc>
+                <w:tcPr>
+                  <w:tcW w:w="0" w:type="auto"/>
+                  <w:vAlign w:val="center"/>
+                  <w:hideMark/>
+                </w:tcPr>
+                <w:p>
+                  <w:pPr>
+                    <w:spacing w:before="100" w:beforeAutospacing="1" w:after="100" w:afterAutospacing="1" w:line="360" w:lineRule="auto"/>
+                    <w:outlineLvl w:val="2"/>
+                    <w:rPr>
+                      <w:rFonts w:ascii="Times New Roman" w:eastAsia="Times New Roman" w:hAnsi="Times New Roman" w:cs="Times New Roman"/>
+                      <w:b/>
+                      <w:bCs/>
+                      <w:sz w:val="24"/>
+                      <w:szCs w:val="24"/>
+                    </w:rPr>
+                  </w:pPr>
+                  <w:r>
+                    <w:rPr>
+                      <w:rFonts w:ascii="Times New Roman" w:eastAsia="Times New Roman" w:hAnsi="Times New Roman" w:cs="Times New Roman"/>
+                      <w:b/>
+                      <w:bCs/>
+                      <w:sz w:val="24"/>
+                      <w:szCs w:val="24"/>
+                    </w:rPr>
+                    <w:t>Задължително</w:t>
+                  </w:r>
+                </w:p>
+              </w:tc>
+            </w:tr>
+            <w:tr>
+              <w:trPr>
+                <w:tblCellSpacing w:w="15" w:type="dxa"/>
+              </w:trPr>
+              <w:tc>
+                <w:tcPr>
+                  <w:tcW w:w="0" w:type="auto"/>
+                  <w:vAlign w:val="center"/>
+                  <w:hideMark/>
+                </w:tcPr>
+                <w:p>
+                  <w:pPr>
+                    <w:spacing w:before="100" w:beforeAutospacing="1" w:after="100" w:afterAutospacing="1" w:line="360" w:lineRule="auto"/>
+                    <w:outlineLvl w:val="2"/>
+                    <w:rPr>
+                      <w:rFonts w:ascii="Times New Roman" w:eastAsia="Times New Roman" w:hAnsi="Times New Roman" w:cs="Times New Roman"/>
+                      <w:b/>
+                      <w:bCs/>
+                      <w:sz w:val="24"/>
+                      <w:szCs w:val="24"/>
+                    </w:rPr>
+                  </w:pPr>
+                  <w:r>
+                    <w:rPr>
+                      <w:rFonts w:ascii="Times New Roman" w:eastAsia="Times New Roman" w:hAnsi="Times New Roman" w:cs="Times New Roman"/>
+                      <w:b/>
+                      <w:bCs/>
+                      <w:sz w:val="24"/>
+                      <w:szCs w:val="24"/>
+                    </w:rPr>
+                    <w:t>date</w:t>
+                  </w:r>
+                </w:p>
+              </w:tc>
+              <w:tc>
+                <w:tcPr>
+                  <w:tcW w:w="0" w:type="auto"/>
+                  <w:vAlign w:val="center"/>
+                  <w:hideMark/>
+                </w:tcPr>
+                <w:p>
+                  <w:pPr>
+                    <w:spacing w:before="100" w:beforeAutospacing="1" w:after="100" w:afterAutospacing="1" w:line="360" w:lineRule="auto"/>
+                    <w:outlineLvl w:val="2"/>
+                    <w:rPr>
+                      <w:rFonts w:ascii="Times New Roman" w:eastAsia="Times New Roman" w:hAnsi="Times New Roman" w:cs="Times New Roman"/>
+                      <w:b/>
+                      <w:bCs/>
+                      <w:sz w:val="24"/>
+                      <w:szCs w:val="24"/>
+                    </w:rPr>
+                  </w:pPr>
+                  <w:r>
+                    <w:rPr>
+                      <w:rFonts w:ascii="Times New Roman" w:eastAsia="Times New Roman" w:hAnsi="Times New Roman" w:cs="Times New Roman"/>
+                      <w:b/>
+                      <w:bCs/>
+                      <w:sz w:val="24"/>
+                      <w:szCs w:val="24"/>
+                    </w:rPr>
+                    <w:t>datetime</w:t>
+                  </w:r>
+                </w:p>
+              </w:tc>
+              <w:tc>
+                <w:tcPr>
+                  <w:tcW w:w="0" w:type="auto"/>
+                  <w:vAlign w:val="center"/>
+                  <w:hideMark/>
+                </w:tcPr>
+                <w:p>
+                  <w:pPr>
+                    <w:spacing w:before="100" w:beforeAutospacing="1" w:after="100" w:afterAutospacing="1" w:line="360" w:lineRule="auto"/>
+                    <w:outlineLvl w:val="2"/>
+                    <w:rPr>
+                      <w:rFonts w:ascii="Times New Roman" w:eastAsia="Times New Roman" w:hAnsi="Times New Roman" w:cs="Times New Roman"/>
+                      <w:b/>
+                      <w:bCs/>
+                      <w:sz w:val="24"/>
+                      <w:szCs w:val="24"/>
+                    </w:rPr>
+                  </w:pPr>
+                  <w:r>
+                    <w:rPr>
+                      <w:rFonts w:ascii="Times New Roman" w:eastAsia="Times New Roman" w:hAnsi="Times New Roman" w:cs="Times New Roman"/>
+                      <w:b/>
+                      <w:bCs/>
+                      <w:sz w:val="24"/>
+                      <w:szCs w:val="24"/>
+                    </w:rPr>
+                    <w:t>Дата на фактурата</w:t>
+                  </w:r>
+                </w:p>
+              </w:tc>
+              <w:tc>
+                <w:tcPr>
+                  <w:tcW w:w="0" w:type="auto"/>
+                  <w:vAlign w:val="center"/>
+                  <w:hideMark/>
+                </w:tcPr>
+                <w:p>
+                  <w:pPr>
+                    <w:spacing w:before="100" w:beforeAutospacing="1" w:after="100" w:afterAutospacing="1" w:line="360" w:lineRule="auto"/>
+                    <w:outlineLvl w:val="2"/>
+                    <w:rPr>
+                      <w:rFonts w:ascii="Times New Roman" w:eastAsia="Times New Roman" w:hAnsi="Times New Roman" w:cs="Times New Roman"/>
+                      <w:b/>
+                      <w:bCs/>
+                      <w:sz w:val="24"/>
+                      <w:szCs w:val="24"/>
+                    </w:rPr>
+                  </w:pPr>
+                  <w:r>
+                    <w:rPr>
+                      <w:rFonts w:ascii="Times New Roman" w:eastAsia="Times New Roman" w:hAnsi="Times New Roman" w:cs="Times New Roman"/>
+                      <w:b/>
+                      <w:bCs/>
+                      <w:sz w:val="24"/>
+                      <w:szCs w:val="24"/>
+                    </w:rPr>
+                    <w:t>Автоматично</w:t>
+                  </w:r>
+                </w:p>
+              </w:tc>
+            </w:tr>
+            <w:tr>
+              <w:trPr>
+                <w:tblCellSpacing w:w="15" w:type="dxa"/>
+              </w:trPr>
+              <w:tc>
+                <w:tcPr>
+                  <w:tcW w:w="0" w:type="auto"/>
+                  <w:vAlign w:val="center"/>
+                  <w:hideMark/>
+                </w:tcPr>
+                <w:p>
+                  <w:pPr>
+                    <w:spacing w:before="100" w:beforeAutospacing="1" w:after="100" w:afterAutospacing="1" w:line="360" w:lineRule="auto"/>
+                    <w:outlineLvl w:val="2"/>
+                    <w:rPr>
+                      <w:rFonts w:ascii="Times New Roman" w:eastAsia="Times New Roman" w:hAnsi="Times New Roman" w:cs="Times New Roman"/>
+                      <w:b/>
+                      <w:bCs/>
+                      <w:sz w:val="24"/>
+                      <w:szCs w:val="24"/>
+                    </w:rPr>
+                  </w:pPr>
+                  <w:r>
+                    <w:rPr>
+                      <w:rFonts w:ascii="Times New Roman" w:eastAsia="Times New Roman" w:hAnsi="Times New Roman" w:cs="Times New Roman"/>
+                      <w:b/>
+                      <w:bCs/>
+                      <w:sz w:val="24"/>
+                      <w:szCs w:val="24"/>
+                    </w:rPr>
+                    <w:t>created</w:t>
+                  </w:r>
+                </w:p>
+              </w:tc>
+              <w:tc>
+                <w:tcPr>
+                  <w:tcW w:w="0" w:type="auto"/>
+                  <w:vAlign w:val="center"/>
+                  <w:hideMark/>
+                </w:tcPr>
+                <w:p>
+                  <w:pPr>
+                    <w:spacing w:before="100" w:beforeAutospacing="1" w:after="100" w:afterAutospacing="1" w:line="360" w:lineRule="auto"/>
+                    <w:outlineLvl w:val="2"/>
+                    <w:rPr>
+                      <w:rFonts w:ascii="Times New Roman" w:eastAsia="Times New Roman" w:hAnsi="Times New Roman" w:cs="Times New Roman"/>
+                      <w:b/>
+                      <w:bCs/>
+                      <w:sz w:val="24"/>
+                      <w:szCs w:val="24"/>
+                    </w:rPr>
+                  </w:pPr>
+                  <w:r>
+                    <w:rPr>
+                      <w:rFonts w:ascii="Times New Roman" w:eastAsia="Times New Roman" w:hAnsi="Times New Roman" w:cs="Times New Roman"/>
+                      <w:b/>
+                      <w:bCs/>
+                      <w:sz w:val="24"/>
+                      <w:szCs w:val="24"/>
+                    </w:rPr>
+                    <w:t>datetime</w:t>
+                  </w:r>
+                </w:p>
+              </w:tc>
+              <w:tc>
+                <w:tcPr>
+                  <w:tcW w:w="0" w:type="auto"/>
+                  <w:vAlign w:val="center"/>
+                  <w:hideMark/>
+                </w:tcPr>
+                <w:p>
+                  <w:pPr>
+                    <w:spacing w:before="100" w:beforeAutospacing="1" w:after="100" w:afterAutospacing="1" w:line="360" w:lineRule="auto"/>
+                    <w:outlineLvl w:val="2"/>
+                    <w:rPr>
+                      <w:rFonts w:ascii="Times New Roman" w:eastAsia="Times New Roman" w:hAnsi="Times New Roman" w:cs="Times New Roman"/>
+                      <w:b/>
+                      <w:bCs/>
+                      <w:sz w:val="24"/>
+                      <w:szCs w:val="24"/>
+                    </w:rPr>
+                  </w:pPr>
+                  <w:r>
+                    <w:rPr>
+                      <w:rFonts w:ascii="Times New Roman" w:eastAsia="Times New Roman" w:hAnsi="Times New Roman" w:cs="Times New Roman"/>
+                      <w:b/>
+                      <w:bCs/>
+                      <w:sz w:val="24"/>
+                      <w:szCs w:val="24"/>
+                    </w:rPr>
+                    <w:t>Дата на създаване</w:t>
+                  </w:r>
+                </w:p>
+              </w:tc>
+              <w:tc>
+                <w:tcPr>
+                  <w:tcW w:w="0" w:type="auto"/>
+                  <w:vAlign w:val="center"/>
+                  <w:hideMark/>
+                </w:tcPr>
+                <w:p>
+                  <w:pPr>
+                    <w:spacing w:before="100" w:beforeAutospacing="1" w:after="100" w:afterAutospacing="1" w:line="360" w:lineRule="auto"/>
+                    <w:outlineLvl w:val="2"/>
+                    <w:rPr>
+                      <w:rFonts w:ascii="Times New Roman" w:eastAsia="Times New Roman" w:hAnsi="Times New Roman" w:cs="Times New Roman"/>
+                      <w:b/>
+                      <w:bCs/>
+                      <w:sz w:val="24"/>
+                      <w:szCs w:val="24"/>
+                    </w:rPr>
+                  </w:pPr>
+                  <w:r>
+                    <w:rPr>
+                      <w:rFonts w:ascii="Times New Roman" w:eastAsia="Times New Roman" w:hAnsi="Times New Roman" w:cs="Times New Roman"/>
+                      <w:b/>
+                      <w:bCs/>
+                      <w:sz w:val="24"/>
+                      <w:szCs w:val="24"/>
+                    </w:rPr>
+                    <w:t>Автоматично</w:t>
+                  </w:r>
+                </w:p>
+              </w:tc>
+            </w:tr>
+            <w:tr>
+              <w:trPr>
+                <w:tblCellSpacing w:w="15" w:type="dxa"/>
+              </w:trPr>
+              <w:tc>
+                <w:tcPr>
+                  <w:tcW w:w="0" w:type="auto"/>
+                  <w:vAlign w:val="center"/>
+                  <w:hideMark/>
+                </w:tcPr>
+                <w:p>
+                  <w:pPr>
+                    <w:spacing w:before="100" w:beforeAutospacing="1" w:after="100" w:afterAutospacing="1" w:line="360" w:lineRule="auto"/>
+                    <w:outlineLvl w:val="2"/>
+                    <w:rPr>
+                      <w:rFonts w:ascii="Times New Roman" w:eastAsia="Times New Roman" w:hAnsi="Times New Roman" w:cs="Times New Roman"/>
+                      <w:b/>
+                      <w:bCs/>
+                      <w:sz w:val="24"/>
+                      <w:szCs w:val="24"/>
+                    </w:rPr>
+                  </w:pPr>
+                  <w:r>
+                    <w:rPr>
+                      <w:rFonts w:ascii="Times New Roman" w:eastAsia="Times New Roman" w:hAnsi="Times New Roman" w:cs="Times New Roman"/>
+                      <w:b/>
+                      <w:bCs/>
+                      <w:sz w:val="24"/>
+                      <w:szCs w:val="24"/>
+                    </w:rPr>
+                    <w:t>modified</w:t>
+                  </w:r>
+                </w:p>
+              </w:tc>
+              <w:tc>
+                <w:tcPr>
+                  <w:tcW w:w="0" w:type="auto"/>
+                  <w:vAlign w:val="center"/>
+                  <w:hideMark/>
+                </w:tcPr>
+                <w:p>
+                  <w:pPr>
+                    <w:spacing w:before="100" w:beforeAutospacing="1" w:after="100" w:afterAutospacing="1" w:line="360" w:lineRule="auto"/>
+                    <w:outlineLvl w:val="2"/>
+                    <w:rPr>
+                      <w:rFonts w:ascii="Times New Roman" w:eastAsia="Times New Roman" w:hAnsi="Times New Roman" w:cs="Times New Roman"/>
+                      <w:b/>
+                      <w:bCs/>
+                      <w:sz w:val="24"/>
+                      <w:szCs w:val="24"/>
+                    </w:rPr>
+                  </w:pPr>
+                  <w:r>
+                    <w:rPr>
+                      <w:rFonts w:ascii="Times New Roman" w:eastAsia="Times New Roman" w:hAnsi="Times New Roman" w:cs="Times New Roman"/>
+                      <w:b/>
+                      <w:bCs/>
+                      <w:sz w:val="24"/>
+                      <w:szCs w:val="24"/>
+                    </w:rPr>
+                    <w:t>datetime</w:t>
+                  </w:r>
+                </w:p>
+              </w:tc>
+              <w:tc>
+                <w:tcPr>
+                  <w:tcW w:w="0" w:type="auto"/>
+                  <w:vAlign w:val="center"/>
+                  <w:hideMark/>
+                </w:tcPr>
+                <w:p>
+                  <w:pPr>
+                    <w:spacing w:before="100" w:beforeAutospacing="1" w:after="100" w:afterAutospacing="1" w:line="360" w:lineRule="auto"/>
+                    <w:outlineLvl w:val="2"/>
+                    <w:rPr>
+                      <w:rFonts w:ascii="Times New Roman" w:eastAsia="Times New Roman" w:hAnsi="Times New Roman" w:cs="Times New Roman"/>
+                      <w:b/>
+                      <w:bCs/>
+                      <w:sz w:val="24"/>
+                      <w:szCs w:val="24"/>
+                    </w:rPr>
+                  </w:pPr>
+                  <w:r>
+                    <w:rPr>
+                      <w:rFonts w:ascii="Times New Roman" w:eastAsia="Times New Roman" w:hAnsi="Times New Roman" w:cs="Times New Roman"/>
+                      <w:b/>
+                      <w:bCs/>
+                      <w:sz w:val="24"/>
+                      <w:szCs w:val="24"/>
+                    </w:rPr>
+                    <w:t>Последна промяна</w:t>
+                  </w:r>
+                </w:p>
+              </w:tc>
+              <w:tc>
+                <w:tcPr>
+                  <w:tcW w:w="0" w:type="auto"/>
+                  <w:vAlign w:val="center"/>
+                  <w:hideMark/>
+                </w:tcPr>
+                <w:p>
+                  <w:pPr>
+                    <w:spacing w:before="100" w:beforeAutospacing="1" w:after="100" w:afterAutospacing="1" w:line="360" w:lineRule="auto"/>
+                    <w:outlineLvl w:val="2"/>
+                    <w:rPr>
+                      <w:rFonts w:ascii="Times New Roman" w:eastAsia="Times New Roman" w:hAnsi="Times New Roman" w:cs="Times New Roman"/>
+                      <w:b/>
+                      <w:bCs/>
+                      <w:sz w:val="24"/>
+                      <w:szCs w:val="24"/>
+                    </w:rPr>
+                  </w:pPr>
+                  <w:r>
+                    <w:rPr>
+                      <w:rFonts w:ascii="Times New Roman" w:eastAsia="Times New Roman" w:hAnsi="Times New Roman" w:cs="Times New Roman"/>
+                      <w:b/>
+                      <w:bCs/>
+                      <w:sz w:val="24"/>
+                      <w:szCs w:val="24"/>
+                    </w:rPr>
+                    <w:t>Автоматично</w:t>
+                  </w:r>
+                </w:p>
+              </w:tc>
+            </w:tr>
+          </w:tbl>
+          <w:p>
+            <w:pPr>
+              <w:spacing w:before="100" w:beforeAutospacing="1" w:after="100" w:afterAutospacing="1" w:line="360" w:lineRule="auto"/>
+              <w:outlineLvl w:val="2"/>
+              <w:rPr>
+                <w:rFonts w:ascii="Times New Roman" w:eastAsia="Times New Roman" w:hAnsi="Times New Roman" w:cs="Times New Roman"/>
+                <w:b/>
+                <w:bCs/>
+                <w:sz w:val="24"/>
+                <w:szCs w:val="24"/>
+              </w:rPr>
+            </w:pPr>
           </w:p>
         </w:tc>
       </w:tr>
     </w:tbl>
+    <w:p>
+      <w:pPr>
+        <w:spacing w:before="100" w:beforeAutospacing="1" w:after="100" w:afterAutospacing="1" w:line="360" w:lineRule="auto"/>
+        <w:outlineLvl w:val="2"/>
+        <w:rPr>
+          <w:rFonts w:ascii="Times New Roman" w:eastAsia="Times New Roman" w:hAnsi="Times New Roman" w:cs="Times New Roman"/>
+          <w:b/>
+          <w:bCs/>
+          <w:sz w:val="24"/>
+          <w:szCs w:val="24"/>
+        </w:rPr>
+      </w:pPr>
+    </w:p>
     <w:p>
       <w:pPr>
         <w:spacing w:before="100" w:beforeAutospacing="1" w:after="100" w:afterAutospacing="1" w:line="360" w:lineRule="auto"/>
@@ -9289,7 +9939,11 @@
           <w:szCs w:val="24"/>
         </w:rPr>
       </w:pPr>
-      <w:r>
+    </w:p>
+    <w:p>
+      <w:pPr>
+        <w:spacing w:before="100" w:beforeAutospacing="1" w:after="100" w:afterAutospacing="1" w:line="360" w:lineRule="auto"/>
+        <w:outlineLvl w:val="0"/>
         <w:rPr>
           <w:rFonts w:ascii="Times New Roman" w:eastAsia="Times New Roman" w:hAnsi="Times New Roman" w:cs="Times New Roman"/>
           <w:b/>
@@ -9298,6 +9952,33 @@
           <w:sz w:val="24"/>
           <w:szCs w:val="24"/>
         </w:rPr>
+      </w:pPr>
+    </w:p>
+    <w:p>
+      <w:pPr>
+        <w:spacing w:before="100" w:beforeAutospacing="1" w:after="100" w:afterAutospacing="1" w:line="360" w:lineRule="auto"/>
+        <w:outlineLvl w:val="0"/>
+        <w:rPr>
+          <w:rFonts w:ascii="Times New Roman" w:eastAsia="Times New Roman" w:hAnsi="Times New Roman" w:cs="Times New Roman"/>
+          <w:b/>
+          <w:bCs/>
+          <w:kern w:val="36"/>
+          <w:sz w:val="24"/>
+          <w:szCs w:val="24"/>
+        </w:rPr>
+      </w:pPr>
+      <w:bookmarkStart w:id="4" w:name="_GoBack"/>
+      <w:bookmarkEnd w:id="4"/>
+      <w:r>
+        <w:rPr>
+          <w:rFonts w:ascii="Times New Roman" w:eastAsia="Times New Roman" w:hAnsi="Times New Roman" w:cs="Times New Roman"/>
+          <w:b/>
+          <w:bCs/>
+          <w:kern w:val="36"/>
+          <w:sz w:val="24"/>
+          <w:szCs w:val="24"/>
+        </w:rPr>
+        <w:lastRenderedPageBreak/>
         <w:t>Атрибути на StockLog</w:t>
       </w:r>
     </w:p>
@@ -9416,7 +10097,6 @@
                 <w:sz w:val="24"/>
                 <w:szCs w:val="24"/>
               </w:rPr>
-              <w:lastRenderedPageBreak/>
               <w:t>Атрибут</w:t>
             </w:r>
           </w:p>
@@ -10213,6 +10893,7 @@
                 <w:szCs w:val="24"/>
                 <w:lang w:val="en-US"/>
               </w:rPr>
+              <w:lastRenderedPageBreak/>
               <w:t>action</w:t>
             </w:r>
           </w:p>
@@ -10439,7 +11120,6 @@
                 <w:sz w:val="24"/>
                 <w:szCs w:val="24"/>
               </w:rPr>
-              <w:lastRenderedPageBreak/>
               <w:t>Атрибут</w:t>
             </w:r>
           </w:p>
@@ -11020,6 +11700,7 @@
                 <w:szCs w:val="24"/>
                 <w:lang w:val="en-US"/>
               </w:rPr>
+              <w:lastRenderedPageBreak/>
               <w:t>unit</w:t>
             </w:r>
           </w:p>
@@ -11785,7 +12466,6 @@
           <w:sz w:val="24"/>
           <w:szCs w:val="24"/>
         </w:rPr>
-        <w:lastRenderedPageBreak/>
         <w:t>Graph / Warehouse (Алгоритмичен модул – Дейкстра)</w:t>
       </w:r>
     </w:p>
@@ -11865,6 +12545,7 @@
                 <w:sz w:val="24"/>
                 <w:szCs w:val="24"/>
               </w:rPr>
+              <w:lastRenderedPageBreak/>
               <w:t>Атрибут</w:t>
             </w:r>
           </w:p>
@@ -12167,8 +12848,16 @@
           <w:sz w:val="24"/>
           <w:szCs w:val="24"/>
         </w:rPr>
+        <w:t xml:space="preserve">Връзките между отделните entity обекти в системата са ясно дефинирани: Една категория може да съдържа множество продукти, един доставчик може да бъде свързан с множество продукти, всеки продукт може да участва в множество движения, а всеки потребител може да бъде свързан с множество регистрирани </w:t>
+      </w:r>
+      <w:r>
+        <w:rPr>
+          <w:rFonts w:ascii="Times New Roman" w:eastAsia="Times New Roman" w:hAnsi="Times New Roman" w:cs="Times New Roman"/>
+          <w:sz w:val="24"/>
+          <w:szCs w:val="24"/>
+        </w:rPr>
         <w:lastRenderedPageBreak/>
-        <w:t>Връзките между отделните entity обекти в системата са ясно дефинирани: Една категория може да съдържа множество продукти, един доставчик може да бъде свързан с множество продукти, всеки продукт може да участва в множество движения, а всеки потребител може да бъде свързан с множество регистрирани движения. При продажба (OUT Movement) системата генерира фактура, която е свързана еднозначно с конкретното движение и съдържа информация за продукта, количеството и цената.</w:t>
+        <w:t>движения. При продажба (OUT Movement) системата генерира фактура, която е свързана еднозначно с конкретното движение и съдържа информация за продукта, количеството и цената.</w:t>
       </w:r>
     </w:p>
     <w:p>
@@ -12414,7 +13103,6 @@
           <w:sz w:val="24"/>
           <w:szCs w:val="24"/>
         </w:rPr>
-        <w:lastRenderedPageBreak/>
         <w:t xml:space="preserve">5. Actors </w:t>
       </w:r>
       <w:r>
@@ -12459,7 +13147,17 @@
           <w:sz w:val="24"/>
           <w:szCs w:val="24"/>
         </w:rPr>
-        <w:t>Този раздел описва основните актьори в системата WIMS, техните отговорности и правата им за достъп. Всеки актьор представлява реален участник в складовите процеси и взаимодейства със системата чрез определени функционалности. В системата участват два типа потребители — Администратор и Оператор — както и автоматизиран актьор „Системата“, който изпълнява вътрешни операции, гарантиращи коректността на данните.</w:t>
+        <w:t xml:space="preserve">Този раздел описва основните актьори в системата WIMS, техните отговорности и правата им за достъп. Всеки актьор представлява реален участник в складовите процеси и взаимодейства със системата чрез </w:t>
+      </w:r>
+      <w:r>
+        <w:rPr>
+          <w:rFonts w:ascii="Times New Roman" w:eastAsia="Times New Roman" w:hAnsi="Times New Roman" w:cs="Times New Roman"/>
+          <w:kern w:val="36"/>
+          <w:sz w:val="24"/>
+          <w:szCs w:val="24"/>
+        </w:rPr>
+        <w:lastRenderedPageBreak/>
+        <w:t>определени функционалности. В системата участват два типа потребители — Администратор и Оператор — както и автоматизиран актьор „Системата“, който изпълнява вътрешни операции, гарантиращи коректността на данните.</w:t>
       </w:r>
     </w:p>
     <w:p>
@@ -12511,8 +13209,17 @@
           <w:sz w:val="24"/>
           <w:szCs w:val="24"/>
         </w:rPr>
+        <w:t xml:space="preserve">Операторът е потребител с ограничени права, който изпълнява ежедневните складови операции. Той регистрира входящи и изходящи движения, актуализира количества, работи с продуктови данни и поддържа коректни записи. Може да добавя и редактира продукти, да регистрира IN/OUT операции и да преглежда категории, доставчици и справки, но няма право да създава потребители, да променя роли или </w:t>
+      </w:r>
+      <w:r>
+        <w:rPr>
+          <w:rFonts w:ascii="Times New Roman" w:eastAsia="Times New Roman" w:hAnsi="Times New Roman" w:cs="Times New Roman"/>
+          <w:kern w:val="36"/>
+          <w:sz w:val="24"/>
+          <w:szCs w:val="24"/>
+        </w:rPr>
         <w:lastRenderedPageBreak/>
-        <w:t>Операторът е потребител с ограничени права, който изпълнява ежедневните складови операции. Той регистрира входящи и изходящи движения, актуализира количества, работи с продуктови данни и поддържа коректни записи. Може да добавя и редактира продукти, да регистрира IN/OUT операции и да преглежда категории, доставчици и справки, но няма право да създава потребители, да променя роли или да деактивира акаунти. Типичните му действия включват регистриране на доставка, продажба, актуализиране на цена или количество и преглед на наличности.</w:t>
+        <w:t>да деактивира акаунти. Типичните му действия включват регистриране на доставка, продажба, актуализиране на цена или количество и преглед на наличности.</w:t>
       </w:r>
     </w:p>
     <w:p>
@@ -12575,18 +13282,27 @@
           <w:sz w:val="24"/>
           <w:szCs w:val="24"/>
         </w:rPr>
+        <w:t>Този раздел описва основните начини, по които актьорите взаимодействат със системата WIMS. Всеки Use Case представя конкретна цел, която потребителят иска да постигне — например добавяне на продукт, регистриране на движение или генериране на справка. Use Case</w:t>
+      </w:r>
+      <w:r>
+        <w:rPr>
+          <w:rFonts w:ascii="Times New Roman" w:eastAsia="Times New Roman" w:hAnsi="Times New Roman" w:cs="Times New Roman"/>
+          <w:kern w:val="36"/>
+          <w:sz w:val="24"/>
+          <w:szCs w:val="24"/>
+        </w:rPr>
+        <w:noBreakHyphen/>
+        <w:t xml:space="preserve">ите са структурирани така, че да отразяват </w:t>
+      </w:r>
+      <w:r>
+        <w:rPr>
+          <w:rFonts w:ascii="Times New Roman" w:eastAsia="Times New Roman" w:hAnsi="Times New Roman" w:cs="Times New Roman"/>
+          <w:kern w:val="36"/>
+          <w:sz w:val="24"/>
+          <w:szCs w:val="24"/>
+        </w:rPr>
         <w:lastRenderedPageBreak/>
-        <w:t>Този раздел описва основните начини, по които актьорите взаимодействат със системата WIMS. Всеки Use Case представя конкретна цел, която потребителят иска да постигне — например добавяне на продукт, регистриране на движение или генериране на справка. Use Case</w:t>
-      </w:r>
-      <w:r>
-        <w:rPr>
-          <w:rFonts w:ascii="Times New Roman" w:eastAsia="Times New Roman" w:hAnsi="Times New Roman" w:cs="Times New Roman"/>
-          <w:kern w:val="36"/>
-          <w:sz w:val="24"/>
-          <w:szCs w:val="24"/>
-        </w:rPr>
-        <w:noBreakHyphen/>
-        <w:t>ите са структурирани така, че да отразяват реалните бизнес процеси в складовата дейност и да показват как системата реагира на действията на потребителите.</w:t>
+        <w:t>реалните бизнес процеси в складовата дейност и да показват как системата реагира на действията на потребителите.</w:t>
       </w:r>
     </w:p>
     <w:p>
@@ -12628,8 +13344,17 @@
           <w:sz w:val="24"/>
           <w:szCs w:val="24"/>
         </w:rPr>
+        <w:t xml:space="preserve">Примерен сценарий за входящо движение (IN) включва избор на продукт, въвеждане на количество и цена, валидиране на данните и автоматично увеличаване на наличността. При изходящо движение (OUT) системата проверява наличността и при достатъчно количество намалява стойността, записва движението </w:t>
+      </w:r>
+      <w:r>
+        <w:rPr>
+          <w:rFonts w:ascii="Times New Roman" w:eastAsia="Times New Roman" w:hAnsi="Times New Roman" w:cs="Times New Roman"/>
+          <w:kern w:val="36"/>
+          <w:sz w:val="24"/>
+          <w:szCs w:val="24"/>
+        </w:rPr>
         <w:lastRenderedPageBreak/>
-        <w:t>Примерен сценарий за входящо движение (IN) включва избор на продукт, въвеждане на количество и цена, валидиране на данните и автоматично увеличаване на наличността. При изходящо движение (OUT) системата проверява наличността и при достатъчно количество намалява стойността, записва движението и при успешна операция регистрира резултата. Ако количеството е недостатъчно, системата отказва операцията и показва съобщение за грешка. При генериране на справка потребителят избира тип отчет, системата обработва данните и показва резултатите.</w:t>
+        <w:t>и при успешна операция регистрира резултата. Ако количеството е недостатъчно, системата отказва операцията и показва съобщение за грешка. При генериране на справка потребителят избира тип отчет, системата обработва данните и показва резултатите.</w:t>
       </w:r>
     </w:p>
     <w:p>
@@ -12731,7 +13456,6 @@
           <w:sz w:val="24"/>
           <w:szCs w:val="24"/>
         </w:rPr>
-        <w:lastRenderedPageBreak/>
         <w:t>7. Main Views (UI Structure)</w:t>
       </w:r>
     </w:p>
@@ -12751,6 +13475,7 @@
           <w:sz w:val="24"/>
           <w:szCs w:val="24"/>
         </w:rPr>
+        <w:lastRenderedPageBreak/>
         <w:t>Този раздел описва основните потребителски изгледи в системата WIMS и представя логическата структура на интерфейса. Интерфейсът е базиран на текстови менюта и е организиран така, че да бъде интуитивен, последователен и лесен за навигация. Всеки изглед отразява реални складови процеси и предоставя функционалности, съобразени с ролевия модел на системата.</w:t>
       </w:r>
     </w:p>
@@ -12789,16 +13514,7 @@
           <w:sz w:val="24"/>
           <w:szCs w:val="24"/>
         </w:rPr>
-        <w:t xml:space="preserve">Изгледът „Продукти“ предоставя управление и преглед на всички артикули в склада. Потребителят може да разглежда списък с продукти, да търси по име и да филтрира по категория. Администраторът може да </w:t>
-      </w:r>
-      <w:r>
-        <w:rPr>
-          <w:rFonts w:ascii="Times New Roman" w:eastAsia="Times New Roman" w:hAnsi="Times New Roman" w:cs="Times New Roman"/>
-          <w:sz w:val="24"/>
-          <w:szCs w:val="24"/>
-        </w:rPr>
-        <w:lastRenderedPageBreak/>
-        <w:t>създава, редактира и изтрива продукти, докато операторът може да редактира единствено количество и цена.</w:t>
+        <w:t>Изгледът „Продукти“ предоставя управление и преглед на всички артикули в склада. Потребителят може да разглежда списък с продукти, да търси по име и да филтрира по категория. Администраторът може да създава, редактира и изтрива продукти, докато операторът може да редактира единствено количество и цена.</w:t>
       </w:r>
     </w:p>
     <w:p>
@@ -12817,6 +13533,7 @@
           <w:sz w:val="24"/>
           <w:szCs w:val="24"/>
         </w:rPr>
+        <w:lastRenderedPageBreak/>
         <w:t>Изгледът „Категории“ показва всички категории и броя продукти във всяка от тях. Администраторът може да добавя, редактира и изтрива категории, а операторът има достъп само за преглед.</w:t>
       </w:r>
     </w:p>
@@ -12874,16 +13591,7 @@
           <w:sz w:val="24"/>
           <w:szCs w:val="24"/>
         </w:rPr>
-        <w:t xml:space="preserve">Изгледът „Фактури“ предоставя преглед на всички генерирани фактури. Потребителят може да отваря детайлен изглед, включващ продукт, количество, единична цена, обща стойност, клиент, дата и връзка към </w:t>
-      </w:r>
-      <w:r>
-        <w:rPr>
-          <w:rFonts w:ascii="Times New Roman" w:eastAsia="Times New Roman" w:hAnsi="Times New Roman" w:cs="Times New Roman"/>
-          <w:sz w:val="24"/>
-          <w:szCs w:val="24"/>
-        </w:rPr>
-        <w:lastRenderedPageBreak/>
-        <w:t>съответното OUT движение. Фактурите могат да бъдат генерирани автоматично при продажба или ръчно от потребителя, като и администраторът, и операторът имат достъп до този модул.</w:t>
+        <w:t>Изгледът „Фактури“ предоставя преглед на всички генерирани фактури. Потребителят може да отваря детайлен изглед, включващ продукт, количество, единична цена, обща стойност, клиент, дата и връзка към съответното OUT движение. Фактурите могат да бъдат генерирани автоматично при продажба или ръчно от потребителя, като и администраторът, и операторът имат достъп до този модул.</w:t>
       </w:r>
     </w:p>
     <w:p>
@@ -12902,6 +13610,7 @@
           <w:sz w:val="24"/>
           <w:szCs w:val="24"/>
         </w:rPr>
+        <w:lastRenderedPageBreak/>
         <w:t>Изгледът „Справки“ предоставя аналитични отчети за ниски наличности, изчерпани артикули, стойност на склада, движения по период, категории и справки по зададени параметри, включително отчети, свързани с продажби и фактури. И двете роли имат достъп до този модул.</w:t>
       </w:r>
     </w:p>
@@ -12963,7 +13672,7 @@
           <w:sz w:val="24"/>
           <w:szCs w:val="24"/>
         </w:rPr>
-        <w:t xml:space="preserve">Функционалните изисквания описват поведението на системата и определят какви действия могат да бъдат извършвани от потребителите и автоматизираните процеси. Те гарантират, че WIMS изпълнява всички необходими операции, свързани с управление на складови наличности, продукти, категории, доставчици, </w:t>
+        <w:t xml:space="preserve">Функционалните изисквания описват поведението на системата и определят какви действия могат да бъдат извършвани от потребителите и автоматизираните процеси. Те гарантират, че WIMS изпълнява всички необходими операции, свързани с управление на складови наличности, продукти, категории, доставчици, потребители, движения и фактури. Модулът за управление на потребители позволява администраторът да създава нови потребители, като системата валидира въведените потребителско име и парола и осигурява </w:t>
       </w:r>
       <w:r>
         <w:rPr>
@@ -12972,7 +13681,7 @@
           <w:szCs w:val="24"/>
         </w:rPr>
         <w:lastRenderedPageBreak/>
-        <w:t>потребители, движения и фактури. Модулът за управление на потребители позволява администраторът да създава нови потребители, като системата валидира въведените потребителско име и парола и осигурява автентикация чрез вход. При неправилни данни достъпът се отказва, а администраторът може да редактира роля и статус на всеки потребител. Операторът има достъп единствено до собствената си информация, като системата прилага ролеви ограничения, при които администраторът разполага с пълен достъп, а операторът – с ограничен, съобразен с ежедневните складови операции.</w:t>
+        <w:t>автентикация чрез вход. При неправилни данни достъпът се отказва, а администраторът може да редактира роля и статус на всеки потребител. Операторът има достъп единствено до собствената си информация, като системата прилага ролеви ограничения, при които администраторът разполага с пълен достъп, а операторът – с ограничен, съобразен с ежедневните складови операции.</w:t>
       </w:r>
     </w:p>
     <w:p>
@@ -13010,8 +13719,16 @@
           <w:sz w:val="24"/>
           <w:szCs w:val="24"/>
         </w:rPr>
+        <w:t xml:space="preserve">Модулът за движения обработва входящи и изходящи операции. При входящо движение системата увеличава наличността на продукта, а при изходящо – я намалява, като проверява дали количеството е </w:t>
+      </w:r>
+      <w:r>
+        <w:rPr>
+          <w:rFonts w:ascii="Times New Roman" w:eastAsia="Times New Roman" w:hAnsi="Times New Roman" w:cs="Times New Roman"/>
+          <w:sz w:val="24"/>
+          <w:szCs w:val="24"/>
+        </w:rPr>
         <w:lastRenderedPageBreak/>
-        <w:t>Модулът за движения обработва входящи и изходящи операции. При входящо движение системата увеличава наличността на продукта, а при изходящо – я намалява, като проверява дали количеството е достатъчно. При недостатъчна наличност операцията се отказва. Всички движения се записват с информация за продукт, потребител, количество, цена, описание и дата, както и с лог по локация чрез StockLog. Историята на движенията е достъпна за преглед от всички потребители. При успешно изходящо движение системата автоматично генерира фактура, която съдържа продукт, количество, единична цена, обща стойност, клиент, дата и връзка към съответното движение. Администраторът и операторът могат да преглеждат списък с фактури и техните детайли.</w:t>
+        <w:t>достатъчно. При недостатъчна наличност операцията се отказва. Всички движения се записват с информация за продукт, потребител, количество, цена, описание и дата, както и с лог по локация чрез StockLog. Историята на движенията е достъпна за преглед от всички потребители. При успешно изходящо движение системата автоматично генерира фактура, която съдържа продукт, количество, единична цена, обща стойност, клиент, дата и връзка към съответното движение. Администраторът и операторът могат да преглеждат списък с фактури и техните детайли.</w:t>
       </w:r>
     </w:p>
     <w:p>
@@ -13062,7 +13779,6 @@
           <w:sz w:val="24"/>
           <w:szCs w:val="24"/>
         </w:rPr>
-        <w:lastRenderedPageBreak/>
         <w:t>9. Non</w:t>
       </w:r>
       <w:r>
@@ -13093,6 +13809,7 @@
           <w:sz w:val="24"/>
           <w:szCs w:val="24"/>
         </w:rPr>
+        <w:lastRenderedPageBreak/>
         <w:t>Нефункционалните изисквания описват качествените характеристики на системата, включително производителност, сигурност, надеждност, поддръжка и разширяемост. Системата трябва да осигурява бърза и стабилна работа, като основните изгледи – продукти, категории, доставчици, движения и справки – се зареждат в рамките на две секунди. Записването на входящо или изходящо движение трябва да се извършва за по</w:t>
       </w:r>
       <w:r>
@@ -13121,7 +13838,7 @@
           <w:sz w:val="24"/>
           <w:szCs w:val="24"/>
         </w:rPr>
-        <w:t xml:space="preserve">По отношение на сигурността всички пароли се съхраняват в хеширан вид, а ролевият модел гарантира, че достъпът до чувствителни операции е ограничен само до оторизирани потребители. Данните за потребители, движения и фактури трябва да бъдат защитени от неоторизиран достъп, а сесиите да се прекратяват автоматично след период на неактивност. Интерфейсът трябва да бъде интуитивен и лесен за използване, като предоставя ясни и разбираеми съобщения при грешки, за да улеснява ежедневната работа </w:t>
+        <w:t xml:space="preserve">По отношение на сигурността всички пароли се съхраняват в хеширан вид, а ролевият модел гарантира, че достъпът до чувствителни операции е ограничен само до оторизирани потребители. Данните за потребители, движения и фактури трябва да бъдат защитени от неоторизиран достъп, а сесиите да се прекратяват автоматично след период на неактивност. Интерфейсът трябва да бъде интуитивен и лесен за използване, като предоставя ясни и разбираеми съобщения при грешки, за да улеснява ежедневната работа на потребителите. От гледна точка на надеждност системата трябва да бъде достъпна 99% от времето и да предотвратява загуба на данни при възникване на грешки. Всички движения трябва да бъдат записвани, за </w:t>
       </w:r>
       <w:r>
         <w:rPr>
@@ -13130,7 +13847,7 @@
           <w:szCs w:val="24"/>
         </w:rPr>
         <w:lastRenderedPageBreak/>
-        <w:t>на потребителите. От гледна точка на надеждност системата трябва да бъде достъпна 99% от времето и да предотвратява загуба на данни при възникване на грешки. Всички движения трябва да бъдат записвани, за да се осигури пълна проследимост на операциите. Кодът трябва да бъде модулен и разделен по слоеве, така че системата да може лесно да се поддържа и разширява с нови функционалности, като добавянето на нови продукти, категории, доставчици или допълнителни модули не трябва да влияе негативно на производителността.</w:t>
+        <w:t>да се осигури пълна проследимост на операциите. Кодът трябва да бъде модулен и разделен по слоеве, така че системата да може лесно да се поддържа и разширява с нови функционалности, като добавянето на нови продукти, категории, доставчици или допълнителни модули не трябва да влияе негативно на производителността.</w:t>
       </w:r>
     </w:p>
     <w:p>
@@ -13214,7 +13931,6 @@
           <w:sz w:val="24"/>
           <w:szCs w:val="24"/>
         </w:rPr>
-        <w:lastRenderedPageBreak/>
         <w:t>Отговаря за взаимодействието с потребителя чрез текстови менюта. Включва изгледи за продукти, категории, доставчици, движения, фактури, справки, потребители и системна информация. Този слой не съдържа бизнес логика.</w:t>
       </w:r>
     </w:p>
@@ -13238,6 +13954,7 @@
           <w:sz w:val="24"/>
           <w:szCs w:val="24"/>
         </w:rPr>
+        <w:lastRenderedPageBreak/>
         <w:t>10.2 Business Logic Layer (Controllers)</w:t>
       </w:r>
     </w:p>
@@ -13341,7 +14058,6 @@
           <w:sz w:val="24"/>
           <w:szCs w:val="24"/>
         </w:rPr>
-        <w:lastRenderedPageBreak/>
         <w:t>Съдържа разширения като графови структури и алгоритъма на Дейкстра за изчисляване на най</w:t>
       </w:r>
       <w:r>
@@ -13373,6 +14089,7 @@
           <w:sz w:val="24"/>
           <w:szCs w:val="24"/>
         </w:rPr>
+        <w:lastRenderedPageBreak/>
         <w:t xml:space="preserve">Архитектурна диаграма </w:t>
       </w:r>
     </w:p>
@@ -13886,7 +14603,6 @@
           <w:sz w:val="24"/>
           <w:szCs w:val="24"/>
         </w:rPr>
-        <w:lastRenderedPageBreak/>
         <w:t xml:space="preserve">                                |</w:t>
       </w:r>
     </w:p>
@@ -14095,6 +14811,7 @@
           <w:sz w:val="24"/>
           <w:szCs w:val="24"/>
         </w:rPr>
+        <w:lastRenderedPageBreak/>
         <w:t>|  ProductController      CategoryController      SupplierController    |</w:t>
       </w:r>
     </w:p>
@@ -14643,7 +15360,6 @@
           <w:sz w:val="24"/>
           <w:szCs w:val="24"/>
         </w:rPr>
-        <w:lastRenderedPageBreak/>
         <w:t>|  Поддържани entity:                                           |</w:t>
       </w:r>
     </w:p>
@@ -14860,6 +15576,7 @@
           <w:sz w:val="24"/>
           <w:szCs w:val="24"/>
         </w:rPr>
+        <w:lastRenderedPageBreak/>
         <w:t>|   - Invoice                                                   |</w:t>
       </w:r>
     </w:p>
@@ -15424,7 +16141,6 @@
           <w:sz w:val="24"/>
           <w:szCs w:val="24"/>
         </w:rPr>
-        <w:lastRenderedPageBreak/>
         <w:t>|  Warehouse   Graph   Dijkstra                                 |</w:t>
       </w:r>
     </w:p>
@@ -15568,6 +16284,7 @@
           <w:sz w:val="24"/>
           <w:szCs w:val="24"/>
         </w:rPr>
+        <w:lastRenderedPageBreak/>
         <w:t xml:space="preserve">Тази диаграма представя основните ентитети в системата и връзките между тях. </w:t>
       </w:r>
     </w:p>
@@ -21181,7 +21898,6 @@
   <w:style w:type="character" w:default="1" w:styleId="a0">
     <w:name w:val="Default Paragraph Font"/>
     <w:uiPriority w:val="1"/>
-    <w:semiHidden/>
     <w:unhideWhenUsed/>
   </w:style>
   <w:style w:type="table" w:default="1" w:styleId="a1">
@@ -22478,7 +23194,7 @@
 </file>
 
 <file path=customXml/itemProps1.xml><?xml version="1.0" encoding="utf-8"?>
-<ds:datastoreItem xmlns:ds="http://schemas.openxmlformats.org/officeDocument/2006/customXml" ds:itemID="{43D08647-502F-4A7D-B7C8-5B5853E33819}">
+<ds:datastoreItem xmlns:ds="http://schemas.openxmlformats.org/officeDocument/2006/customXml" ds:itemID="{1DC57803-D586-461B-BE80-173F67EA204F}">
   <ds:schemaRefs>
     <ds:schemaRef ds:uri="http://schemas.openxmlformats.org/officeDocument/2006/bibliography"/>
   </ds:schemaRefs>

--- a/documentation/Warehouse Inventory Management System (WIMS)_Siyka_2026.docx
+++ b/documentation/Warehouse Inventory Management System (WIMS)_Siyka_2026.docx
@@ -47,22 +47,296 @@
     <w:p>
       <w:pPr>
         <w:pStyle w:val="a3"/>
+        <w:ind w:hanging="426"/>
         <w:rPr>
           <w:b/>
           <w:bCs/>
         </w:rPr>
       </w:pPr>
+      <w:r>
+        <w:rPr>
+          <w:noProof/>
+        </w:rPr>
+        <mc:AlternateContent>
+          <mc:Choice Requires="wps">
+            <w:drawing>
+              <wp:anchor distT="0" distB="0" distL="114300" distR="114300" simplePos="0" relativeHeight="251661312" behindDoc="0" locked="0" layoutInCell="1" allowOverlap="1" wp14:anchorId="63FC4660" wp14:editId="69F6CF10">
+                <wp:simplePos x="0" y="0"/>
+                <wp:positionH relativeFrom="margin">
+                  <wp:posOffset>3719195</wp:posOffset>
+                </wp:positionH>
+                <wp:positionV relativeFrom="paragraph">
+                  <wp:posOffset>2438400</wp:posOffset>
+                </wp:positionV>
+                <wp:extent cx="3398520" cy="1234440"/>
+                <wp:effectExtent l="0" t="0" r="0" b="3810"/>
+                <wp:wrapNone/>
+                <wp:docPr id="3" name="Текстово поле 3"/>
+                <wp:cNvGraphicFramePr/>
+                <a:graphic xmlns:a="http://schemas.openxmlformats.org/drawingml/2006/main">
+                  <a:graphicData uri="http://schemas.microsoft.com/office/word/2010/wordprocessingShape">
+                    <wps:wsp>
+                      <wps:cNvSpPr txBox="1"/>
+                      <wps:spPr>
+                        <a:xfrm>
+                          <a:off x="0" y="0"/>
+                          <a:ext cx="3398520" cy="1234440"/>
+                        </a:xfrm>
+                        <a:prstGeom prst="rect">
+                          <a:avLst/>
+                        </a:prstGeom>
+                        <a:solidFill>
+                          <a:sysClr val="window" lastClr="FFFFFF"/>
+                        </a:solidFill>
+                        <a:ln w="6350">
+                          <a:noFill/>
+                        </a:ln>
+                      </wps:spPr>
+                      <wps:txbx>
+                        <w:txbxContent>
+                          <w:p>
+                            <w:pPr>
+                              <w:pStyle w:val="11"/>
+                              <w:shd w:val="clear" w:color="auto" w:fill="E8E8E8"/>
+                              <w:spacing w:before="0" w:beforeAutospacing="0"/>
+                              <w:ind w:firstLine="284"/>
+                              <w:rPr>
+                                <w:rFonts w:ascii="Times New Roman" w:hAnsi="Times New Roman"/>
+                              </w:rPr>
+                            </w:pPr>
+                            <w:r>
+                              <w:rPr>
+                                <w:rFonts w:ascii="Times New Roman" w:hAnsi="Times New Roman"/>
+                              </w:rPr>
+                              <w:t>Сийка Дойчинова, ф.н.5049</w:t>
+                            </w:r>
+                            <w:r>
+                              <w:rPr>
+                                <w:rFonts w:ascii="Times New Roman" w:hAnsi="Times New Roman"/>
+                              </w:rPr>
+                              <w:t xml:space="preserve">0 </w:t>
+                            </w:r>
+                            <w:r>
+                              <w:rPr>
+                                <w:rFonts w:ascii="Times New Roman" w:hAnsi="Times New Roman"/>
+                              </w:rPr>
+                              <w:t xml:space="preserve">ФМИ, </w:t>
+                            </w:r>
+                          </w:p>
+                          <w:p>
+                            <w:pPr>
+                              <w:pStyle w:val="11"/>
+                              <w:shd w:val="clear" w:color="auto" w:fill="E8E8E8"/>
+                              <w:spacing w:before="0" w:beforeAutospacing="0"/>
+                              <w:ind w:firstLine="284"/>
+                              <w:rPr>
+                                <w:rFonts w:ascii="Times New Roman" w:hAnsi="Times New Roman"/>
+                              </w:rPr>
+                            </w:pPr>
+                            <w:r>
+                              <w:rPr>
+                                <w:rFonts w:ascii="Times New Roman" w:hAnsi="Times New Roman"/>
+                              </w:rPr>
+                              <w:t>Математика и Информатика,</w:t>
+                            </w:r>
+                          </w:p>
+                          <w:p>
+                            <w:pPr>
+                              <w:pStyle w:val="11"/>
+                              <w:shd w:val="clear" w:color="auto" w:fill="E8E8E8"/>
+                              <w:spacing w:before="0" w:beforeAutospacing="0"/>
+                              <w:ind w:firstLine="284"/>
+                              <w:rPr>
+                                <w:rFonts w:ascii="Times New Roman" w:hAnsi="Times New Roman"/>
+                                <w:sz w:val="32"/>
+                                <w:szCs w:val="32"/>
+                              </w:rPr>
+                            </w:pPr>
+                            <w:r>
+                              <w:rPr>
+                                <w:rFonts w:ascii="Times New Roman" w:hAnsi="Times New Roman"/>
+                              </w:rPr>
+                              <w:t>Задочна форма на обучение  2026 г</w:t>
+                            </w:r>
+                            <w:r>
+                              <w:rPr>
+                                <w:rFonts w:ascii="Times New Roman" w:hAnsi="Times New Roman"/>
+                                <w:sz w:val="32"/>
+                                <w:szCs w:val="32"/>
+                              </w:rPr>
+                              <w:t>.</w:t>
+                            </w:r>
+                          </w:p>
+                          <w:p>
+                            <w:pPr>
+                              <w:pStyle w:val="11"/>
+                              <w:shd w:val="clear" w:color="auto" w:fill="E8E8E8"/>
+                              <w:spacing w:before="0" w:beforeAutospacing="0" w:line="240" w:lineRule="auto"/>
+                              <w:rPr>
+                                <w:rFonts w:ascii="Times New Roman" w:hAnsi="Times New Roman"/>
+                                <w:sz w:val="32"/>
+                                <w:szCs w:val="32"/>
+                              </w:rPr>
+                            </w:pPr>
+                          </w:p>
+                          <w:p>
+                            <w:pPr>
+                              <w:pStyle w:val="11"/>
+                              <w:shd w:val="clear" w:color="auto" w:fill="E8E8E8"/>
+                              <w:spacing w:before="0" w:beforeAutospacing="0" w:line="240" w:lineRule="auto"/>
+                              <w:rPr>
+                                <w:rFonts w:ascii="Times New Roman" w:hAnsi="Times New Roman"/>
+                                <w:sz w:val="32"/>
+                                <w:szCs w:val="32"/>
+                              </w:rPr>
+                            </w:pPr>
+                          </w:p>
+                          <w:p/>
+                        </w:txbxContent>
+                      </wps:txbx>
+                      <wps:bodyPr rot="0" spcFirstLastPara="0" vertOverflow="overflow" horzOverflow="overflow" vert="horz" wrap="square" lIns="91440" tIns="45720" rIns="91440" bIns="45720" numCol="1" spcCol="0" rtlCol="0" fromWordArt="0" anchor="t" anchorCtr="0" forceAA="0" compatLnSpc="1">
+                        <a:prstTxWarp prst="textNoShape">
+                          <a:avLst/>
+                        </a:prstTxWarp>
+                        <a:noAutofit/>
+                      </wps:bodyPr>
+                    </wps:wsp>
+                  </a:graphicData>
+                </a:graphic>
+                <wp14:sizeRelH relativeFrom="margin">
+                  <wp14:pctWidth>0</wp14:pctWidth>
+                </wp14:sizeRelH>
+                <wp14:sizeRelV relativeFrom="margin">
+                  <wp14:pctHeight>0</wp14:pctHeight>
+                </wp14:sizeRelV>
+              </wp:anchor>
+            </w:drawing>
+          </mc:Choice>
+          <mc:Fallback>
+            <w:pict>
+              <v:shapetype w14:anchorId="63FC4660" id="_x0000_t202" coordsize="21600,21600" o:spt="202" path="m,l,21600r21600,l21600,xe">
+                <v:stroke joinstyle="miter"/>
+                <v:path gradientshapeok="t" o:connecttype="rect"/>
+              </v:shapetype>
+              <v:shape id="Текстово поле 3" o:spid="_x0000_s1026" type="#_x0000_t202" style="position:absolute;margin-left:292.85pt;margin-top:192pt;width:267.6pt;height:97.2pt;z-index:251661312;visibility:visible;mso-wrap-style:square;mso-width-percent:0;mso-height-percent:0;mso-wrap-distance-left:9pt;mso-wrap-distance-top:0;mso-wrap-distance-right:9pt;mso-wrap-distance-bottom:0;mso-position-horizontal:absolute;mso-position-horizontal-relative:margin;mso-position-vertical:absolute;mso-position-vertical-relative:text;mso-width-percent:0;mso-height-percent:0;mso-width-relative:margin;mso-height-relative:margin;v-text-anchor:top" o:gfxdata="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" fillcolor="window" stroked="f" strokeweight=".5pt">
+                <v:textbox>
+                  <w:txbxContent>
+                    <w:p>
+                      <w:pPr>
+                        <w:pStyle w:val="11"/>
+                        <w:shd w:val="clear" w:color="auto" w:fill="E8E8E8"/>
+                        <w:spacing w:before="0" w:beforeAutospacing="0"/>
+                        <w:ind w:firstLine="284"/>
+                        <w:rPr>
+                          <w:rFonts w:ascii="Times New Roman" w:hAnsi="Times New Roman"/>
+                        </w:rPr>
+                      </w:pPr>
+                      <w:r>
+                        <w:rPr>
+                          <w:rFonts w:ascii="Times New Roman" w:hAnsi="Times New Roman"/>
+                        </w:rPr>
+                        <w:t>Сийка Дойчинова, ф.н.5049</w:t>
+                      </w:r>
+                      <w:r>
+                        <w:rPr>
+                          <w:rFonts w:ascii="Times New Roman" w:hAnsi="Times New Roman"/>
+                        </w:rPr>
+                        <w:t xml:space="preserve">0 </w:t>
+                      </w:r>
+                      <w:r>
+                        <w:rPr>
+                          <w:rFonts w:ascii="Times New Roman" w:hAnsi="Times New Roman"/>
+                        </w:rPr>
+                        <w:t xml:space="preserve">ФМИ, </w:t>
+                      </w:r>
+                    </w:p>
+                    <w:p>
+                      <w:pPr>
+                        <w:pStyle w:val="11"/>
+                        <w:shd w:val="clear" w:color="auto" w:fill="E8E8E8"/>
+                        <w:spacing w:before="0" w:beforeAutospacing="0"/>
+                        <w:ind w:firstLine="284"/>
+                        <w:rPr>
+                          <w:rFonts w:ascii="Times New Roman" w:hAnsi="Times New Roman"/>
+                        </w:rPr>
+                      </w:pPr>
+                      <w:r>
+                        <w:rPr>
+                          <w:rFonts w:ascii="Times New Roman" w:hAnsi="Times New Roman"/>
+                        </w:rPr>
+                        <w:t>Математика и Информатика,</w:t>
+                      </w:r>
+                    </w:p>
+                    <w:p>
+                      <w:pPr>
+                        <w:pStyle w:val="11"/>
+                        <w:shd w:val="clear" w:color="auto" w:fill="E8E8E8"/>
+                        <w:spacing w:before="0" w:beforeAutospacing="0"/>
+                        <w:ind w:firstLine="284"/>
+                        <w:rPr>
+                          <w:rFonts w:ascii="Times New Roman" w:hAnsi="Times New Roman"/>
+                          <w:sz w:val="32"/>
+                          <w:szCs w:val="32"/>
+                        </w:rPr>
+                      </w:pPr>
+                      <w:r>
+                        <w:rPr>
+                          <w:rFonts w:ascii="Times New Roman" w:hAnsi="Times New Roman"/>
+                        </w:rPr>
+                        <w:t>Задочна форма на обучение  2026 г</w:t>
+                      </w:r>
+                      <w:r>
+                        <w:rPr>
+                          <w:rFonts w:ascii="Times New Roman" w:hAnsi="Times New Roman"/>
+                          <w:sz w:val="32"/>
+                          <w:szCs w:val="32"/>
+                        </w:rPr>
+                        <w:t>.</w:t>
+                      </w:r>
+                    </w:p>
+                    <w:p>
+                      <w:pPr>
+                        <w:pStyle w:val="11"/>
+                        <w:shd w:val="clear" w:color="auto" w:fill="E8E8E8"/>
+                        <w:spacing w:before="0" w:beforeAutospacing="0" w:line="240" w:lineRule="auto"/>
+                        <w:rPr>
+                          <w:rFonts w:ascii="Times New Roman" w:hAnsi="Times New Roman"/>
+                          <w:sz w:val="32"/>
+                          <w:szCs w:val="32"/>
+                        </w:rPr>
+                      </w:pPr>
+                    </w:p>
+                    <w:p>
+                      <w:pPr>
+                        <w:pStyle w:val="11"/>
+                        <w:shd w:val="clear" w:color="auto" w:fill="E8E8E8"/>
+                        <w:spacing w:before="0" w:beforeAutospacing="0" w:line="240" w:lineRule="auto"/>
+                        <w:rPr>
+                          <w:rFonts w:ascii="Times New Roman" w:hAnsi="Times New Roman"/>
+                          <w:sz w:val="32"/>
+                          <w:szCs w:val="32"/>
+                        </w:rPr>
+                      </w:pPr>
+                    </w:p>
+                    <w:p/>
+                  </w:txbxContent>
+                </v:textbox>
+                <w10:wrap anchorx="margin"/>
+              </v:shape>
+            </w:pict>
+          </mc:Fallback>
+        </mc:AlternateContent>
+      </w:r>
       <w:r>
         <w:rPr>
           <w:b/>
           <w:bCs/>
           <w:noProof/>
         </w:rPr>
-        <w:lastRenderedPageBreak/>
         <w:drawing>
-          <wp:inline distT="0" distB="0" distL="0" distR="0" wp14:anchorId="24F0359B" wp14:editId="7018D63F">
-            <wp:extent cx="4320117" cy="3483428"/>
-            <wp:effectExtent l="0" t="0" r="4445" b="3175"/>
+          <wp:inline distT="0" distB="0" distL="0" distR="0" wp14:anchorId="24F0359B" wp14:editId="746394AE">
+            <wp:extent cx="3383280" cy="2529205"/>
+            <wp:effectExtent l="0" t="0" r="7620" b="4445"/>
             <wp:docPr id="4" name="Картина 4"/>
             <wp:cNvGraphicFramePr>
               <a:graphicFrameLocks xmlns:a="http://schemas.openxmlformats.org/drawingml/2006/main" noChangeAspect="1"/>
@@ -92,7 +366,7 @@
                   <pic:spPr bwMode="auto">
                     <a:xfrm>
                       <a:off x="0" y="0"/>
-                      <a:ext cx="4353894" cy="3510664"/>
+                      <a:ext cx="3501059" cy="2617252"/>
                     </a:xfrm>
                     <a:prstGeom prst="rect">
                       <a:avLst/>
@@ -185,255 +459,6 @@
           <w:szCs w:val="24"/>
         </w:rPr>
       </w:pPr>
-      <w:r>
-        <w:rPr>
-          <w:noProof/>
-        </w:rPr>
-        <w:lastRenderedPageBreak/>
-        <mc:AlternateContent>
-          <mc:Choice Requires="wps">
-            <w:drawing>
-              <wp:anchor distT="0" distB="0" distL="114300" distR="114300" simplePos="0" relativeHeight="251661312" behindDoc="0" locked="0" layoutInCell="1" allowOverlap="1" wp14:anchorId="63FC4660" wp14:editId="3458582A">
-                <wp:simplePos x="0" y="0"/>
-                <wp:positionH relativeFrom="margin">
-                  <wp:posOffset>-97971</wp:posOffset>
-                </wp:positionH>
-                <wp:positionV relativeFrom="paragraph">
-                  <wp:posOffset>88809</wp:posOffset>
-                </wp:positionV>
-                <wp:extent cx="4596064" cy="1349828"/>
-                <wp:effectExtent l="0" t="0" r="0" b="3175"/>
-                <wp:wrapNone/>
-                <wp:docPr id="3" name="Текстово поле 3"/>
-                <wp:cNvGraphicFramePr/>
-                <a:graphic xmlns:a="http://schemas.openxmlformats.org/drawingml/2006/main">
-                  <a:graphicData uri="http://schemas.microsoft.com/office/word/2010/wordprocessingShape">
-                    <wps:wsp>
-                      <wps:cNvSpPr txBox="1"/>
-                      <wps:spPr>
-                        <a:xfrm>
-                          <a:off x="0" y="0"/>
-                          <a:ext cx="4596064" cy="1349828"/>
-                        </a:xfrm>
-                        <a:prstGeom prst="rect">
-                          <a:avLst/>
-                        </a:prstGeom>
-                        <a:solidFill>
-                          <a:sysClr val="window" lastClr="FFFFFF"/>
-                        </a:solidFill>
-                        <a:ln w="6350">
-                          <a:noFill/>
-                        </a:ln>
-                      </wps:spPr>
-                      <wps:txbx>
-                        <w:txbxContent>
-                          <w:p>
-                            <w:pPr>
-                              <w:pStyle w:val="11"/>
-                              <w:shd w:val="clear" w:color="auto" w:fill="E8E8E8"/>
-                              <w:spacing w:before="0" w:beforeAutospacing="0" w:line="240" w:lineRule="auto"/>
-                              <w:rPr>
-                                <w:rFonts w:ascii="Times New Roman" w:hAnsi="Times New Roman"/>
-                                <w:sz w:val="32"/>
-                                <w:szCs w:val="32"/>
-                              </w:rPr>
-                            </w:pPr>
-                            <w:r>
-                              <w:rPr>
-                                <w:rFonts w:ascii="Times New Roman" w:hAnsi="Times New Roman"/>
-                                <w:sz w:val="32"/>
-                                <w:szCs w:val="32"/>
-                              </w:rPr>
-                              <w:t xml:space="preserve">Сийка Дойчинова, ф.н.5049ФМИ, </w:t>
-                            </w:r>
-                          </w:p>
-                          <w:p>
-                            <w:pPr>
-                              <w:pStyle w:val="11"/>
-                              <w:shd w:val="clear" w:color="auto" w:fill="E8E8E8"/>
-                              <w:spacing w:before="0" w:beforeAutospacing="0" w:line="240" w:lineRule="auto"/>
-                              <w:rPr>
-                                <w:rFonts w:ascii="Times New Roman" w:hAnsi="Times New Roman"/>
-                                <w:sz w:val="32"/>
-                                <w:szCs w:val="32"/>
-                              </w:rPr>
-                            </w:pPr>
-                            <w:r>
-                              <w:rPr>
-                                <w:rFonts w:ascii="Times New Roman" w:hAnsi="Times New Roman"/>
-                                <w:sz w:val="32"/>
-                                <w:szCs w:val="32"/>
-                              </w:rPr>
-                              <w:t>Математика и Информатика,</w:t>
-                            </w:r>
-                          </w:p>
-                          <w:p>
-                            <w:pPr>
-                              <w:pStyle w:val="11"/>
-                              <w:shd w:val="clear" w:color="auto" w:fill="E8E8E8"/>
-                              <w:spacing w:before="0" w:beforeAutospacing="0" w:line="240" w:lineRule="auto"/>
-                              <w:rPr>
-                                <w:rFonts w:ascii="Times New Roman" w:hAnsi="Times New Roman"/>
-                                <w:sz w:val="32"/>
-                                <w:szCs w:val="32"/>
-                              </w:rPr>
-                            </w:pPr>
-                            <w:r>
-                              <w:rPr>
-                                <w:rFonts w:ascii="Times New Roman" w:hAnsi="Times New Roman"/>
-                                <w:sz w:val="32"/>
-                                <w:szCs w:val="32"/>
-                              </w:rPr>
-                              <w:t>Задочна форма на обучение  2026 г.</w:t>
-                            </w:r>
-                          </w:p>
-                          <w:p>
-                            <w:pPr>
-                              <w:pStyle w:val="11"/>
-                              <w:shd w:val="clear" w:color="auto" w:fill="E8E8E8"/>
-                              <w:spacing w:before="0" w:beforeAutospacing="0" w:line="240" w:lineRule="auto"/>
-                              <w:rPr>
-                                <w:rFonts w:ascii="Times New Roman" w:hAnsi="Times New Roman"/>
-                                <w:sz w:val="32"/>
-                                <w:szCs w:val="32"/>
-                              </w:rPr>
-                            </w:pPr>
-                          </w:p>
-                          <w:p>
-                            <w:pPr>
-                              <w:pStyle w:val="11"/>
-                              <w:shd w:val="clear" w:color="auto" w:fill="E8E8E8"/>
-                              <w:spacing w:before="0" w:beforeAutospacing="0" w:line="240" w:lineRule="auto"/>
-                              <w:rPr>
-                                <w:rFonts w:ascii="Times New Roman" w:hAnsi="Times New Roman"/>
-                                <w:sz w:val="32"/>
-                                <w:szCs w:val="32"/>
-                              </w:rPr>
-                            </w:pPr>
-                          </w:p>
-                          <w:p/>
-                        </w:txbxContent>
-                      </wps:txbx>
-                      <wps:bodyPr rot="0" spcFirstLastPara="0" vertOverflow="overflow" horzOverflow="overflow" vert="horz" wrap="square" lIns="91440" tIns="45720" rIns="91440" bIns="45720" numCol="1" spcCol="0" rtlCol="0" fromWordArt="0" anchor="t" anchorCtr="0" forceAA="0" compatLnSpc="1">
-                        <a:prstTxWarp prst="textNoShape">
-                          <a:avLst/>
-                        </a:prstTxWarp>
-                        <a:noAutofit/>
-                      </wps:bodyPr>
-                    </wps:wsp>
-                  </a:graphicData>
-                </a:graphic>
-                <wp14:sizeRelH relativeFrom="margin">
-                  <wp14:pctWidth>0</wp14:pctWidth>
-                </wp14:sizeRelH>
-                <wp14:sizeRelV relativeFrom="margin">
-                  <wp14:pctHeight>0</wp14:pctHeight>
-                </wp14:sizeRelV>
-              </wp:anchor>
-            </w:drawing>
-          </mc:Choice>
-          <mc:Fallback>
-            <w:pict>
-              <v:shapetype w14:anchorId="63FC4660" id="_x0000_t202" coordsize="21600,21600" o:spt="202" path="m,l,21600r21600,l21600,xe">
-                <v:stroke joinstyle="miter"/>
-                <v:path gradientshapeok="t" o:connecttype="rect"/>
-              </v:shapetype>
-              <v:shape id="Текстово поле 3" o:spid="_x0000_s1026" type="#_x0000_t202" style="position:absolute;margin-left:-7.7pt;margin-top:7pt;width:361.9pt;height:106.3pt;z-index:251661312;visibility:visible;mso-wrap-style:square;mso-width-percent:0;mso-height-percent:0;mso-wrap-distance-left:9pt;mso-wrap-distance-top:0;mso-wrap-distance-right:9pt;mso-wrap-distance-bottom:0;mso-position-horizontal:absolute;mso-position-horizontal-relative:margin;mso-position-vertical:absolute;mso-position-vertical-relative:text;mso-width-percent:0;mso-height-percent:0;mso-width-relative:margin;mso-height-relative:margin;v-text-anchor:top" o:gfxdata="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" fillcolor="window" stroked="f" strokeweight=".5pt">
-                <v:textbox>
-                  <w:txbxContent>
-                    <w:p>
-                      <w:pPr>
-                        <w:pStyle w:val="11"/>
-                        <w:shd w:val="clear" w:color="auto" w:fill="E8E8E8"/>
-                        <w:spacing w:before="0" w:beforeAutospacing="0" w:line="240" w:lineRule="auto"/>
-                        <w:rPr>
-                          <w:rFonts w:ascii="Times New Roman" w:hAnsi="Times New Roman"/>
-                          <w:sz w:val="32"/>
-                          <w:szCs w:val="32"/>
-                        </w:rPr>
-                      </w:pPr>
-                      <w:r>
-                        <w:rPr>
-                          <w:rFonts w:ascii="Times New Roman" w:hAnsi="Times New Roman"/>
-                          <w:sz w:val="32"/>
-                          <w:szCs w:val="32"/>
-                        </w:rPr>
-                        <w:t xml:space="preserve">Сийка Дойчинова, ф.н.5049ФМИ, </w:t>
-                      </w:r>
-                    </w:p>
-                    <w:p>
-                      <w:pPr>
-                        <w:pStyle w:val="11"/>
-                        <w:shd w:val="clear" w:color="auto" w:fill="E8E8E8"/>
-                        <w:spacing w:before="0" w:beforeAutospacing="0" w:line="240" w:lineRule="auto"/>
-                        <w:rPr>
-                          <w:rFonts w:ascii="Times New Roman" w:hAnsi="Times New Roman"/>
-                          <w:sz w:val="32"/>
-                          <w:szCs w:val="32"/>
-                        </w:rPr>
-                      </w:pPr>
-                      <w:r>
-                        <w:rPr>
-                          <w:rFonts w:ascii="Times New Roman" w:hAnsi="Times New Roman"/>
-                          <w:sz w:val="32"/>
-                          <w:szCs w:val="32"/>
-                        </w:rPr>
-                        <w:t>Математика и Информатика,</w:t>
-                      </w:r>
-                    </w:p>
-                    <w:p>
-                      <w:pPr>
-                        <w:pStyle w:val="11"/>
-                        <w:shd w:val="clear" w:color="auto" w:fill="E8E8E8"/>
-                        <w:spacing w:before="0" w:beforeAutospacing="0" w:line="240" w:lineRule="auto"/>
-                        <w:rPr>
-                          <w:rFonts w:ascii="Times New Roman" w:hAnsi="Times New Roman"/>
-                          <w:sz w:val="32"/>
-                          <w:szCs w:val="32"/>
-                        </w:rPr>
-                      </w:pPr>
-                      <w:r>
-                        <w:rPr>
-                          <w:rFonts w:ascii="Times New Roman" w:hAnsi="Times New Roman"/>
-                          <w:sz w:val="32"/>
-                          <w:szCs w:val="32"/>
-                        </w:rPr>
-                        <w:t>Задочна форма на обучение  2026 г.</w:t>
-                      </w:r>
-                    </w:p>
-                    <w:p>
-                      <w:pPr>
-                        <w:pStyle w:val="11"/>
-                        <w:shd w:val="clear" w:color="auto" w:fill="E8E8E8"/>
-                        <w:spacing w:before="0" w:beforeAutospacing="0" w:line="240" w:lineRule="auto"/>
-                        <w:rPr>
-                          <w:rFonts w:ascii="Times New Roman" w:hAnsi="Times New Roman"/>
-                          <w:sz w:val="32"/>
-                          <w:szCs w:val="32"/>
-                        </w:rPr>
-                      </w:pPr>
-                    </w:p>
-                    <w:p>
-                      <w:pPr>
-                        <w:pStyle w:val="11"/>
-                        <w:shd w:val="clear" w:color="auto" w:fill="E8E8E8"/>
-                        <w:spacing w:before="0" w:beforeAutospacing="0" w:line="240" w:lineRule="auto"/>
-                        <w:rPr>
-                          <w:rFonts w:ascii="Times New Roman" w:hAnsi="Times New Roman"/>
-                          <w:sz w:val="32"/>
-                          <w:szCs w:val="32"/>
-                        </w:rPr>
-                      </w:pPr>
-                    </w:p>
-                    <w:p/>
-                  </w:txbxContent>
-                </v:textbox>
-                <w10:wrap anchorx="margin"/>
-              </v:shape>
-            </w:pict>
-          </mc:Fallback>
-        </mc:AlternateContent>
-      </w:r>
     </w:p>
     <w:p>
       <w:pPr>
@@ -1097,7 +1122,7 @@
           <w:sz w:val="24"/>
           <w:szCs w:val="24"/>
         </w:rPr>
-        <w:t>Съвременните складови операции изискват обработка на големи обеми информация, свързана с продукти, категории, доставчици, наличности и движения на стоки. Когато тези процеси се извършват ръчно или чрез несвързани таблици, данните стават фрагментирани, информацията не е актуална, рискът от грешки се увеличава, проследяването на движенията е затруднено, отчетността липсва, процесите се забавят, а анализът и контролът са практически невъзможни.</w:t>
+        <w:t>Съвременните складови операции изискват обработка на големи обеми информация, свързана с продукти, категории, доставчици, наличности, локации и движения на стоки. Когато тези процеси се извършват ръчно или чрез несвързани таблици, данните стават фрагментирани, информацията не е актуална, рискът от грешки се увеличава, проследяването на движенията е затруднено, отчетността липсва, процесите се забавят, а анализът и контролът стават неефективни.</w:t>
       </w:r>
     </w:p>
     <w:p>
@@ -1117,7 +1142,7 @@
           <w:sz w:val="24"/>
           <w:szCs w:val="24"/>
         </w:rPr>
-        <w:t>Warehouse Inventory Management System (WIMS) решава тези проблеми чрез централизиране на цялата складова информация в единна структура. Данните за продукти, категории, доставчици, потребители, движения (IN/OUT), фактури (Invoice) и логове по локации (StockLog) се съхраняват и управляват последователно и синхронизирано. Наличностите се актуализират автоматично при всяка доставка или продажба, а при OUT операция системата проверява количествата и при успешна продажба генерира фактура.</w:t>
+        <w:t>Warehouse Inventory Management System (WIMS) решава тези проблеми чрез централизиране на цялата складова информация в единна структура. Данните за продукти, категории, доставчици, потребители, локации (складове), движения (IN/OUT/MOVE) и фактури (Invoice) се съхраняват и управляват последователно и синхронизирано. Наличностите се актуализират автоматично при всяка доставка, продажба или вътрешно преместване между складове. При OUT операция системата проверява количествата и при успешна продажба автоматично генерира фактура.</w:t>
       </w:r>
     </w:p>
     <w:p>
@@ -1138,7 +1163,7 @@
           <w:szCs w:val="24"/>
         </w:rPr>
         <w:lastRenderedPageBreak/>
-        <w:t>Човешките грешки се минимизират чрез валидиране на входните данни и предотвратяване на отрицателни наличности, дублирани записи и невалидни стойности. Проследимостта е значително подобрена благодарение на пълната история на движенията, логовете по локации, издадените фактури и генерираните справки. Всяко движение съдържа информация за извършилия го потребител, времето, количеството, цената, типа операция и конкретната локация.</w:t>
+        <w:t>Човешките грешки се минимизират чрез валидиране на входните данни и предотвратяване на отрицателни наличности, невалидни стойности и некоректни операции. Проследимостта е осигурена чрез пълната история на движенията (Movement), издадените фактури и наличните справки. Всяко движение съдържа информация за потребителя, който го е извършил, времето, количеството, цената, типа операция и конкретната локация.</w:t>
       </w:r>
     </w:p>
     <w:p>
@@ -1158,7 +1183,7 @@
           <w:sz w:val="24"/>
           <w:szCs w:val="24"/>
         </w:rPr>
-        <w:t>Архитектурата на WIMS е проектирана така, че да позволява бъдещо разширяване. Възможно е добавяне на баркод скенери, графови алгоритми за оптимизация (например Дейкстра), интеграции с външни API услуги, автоматични известия и многоскладови операции. Системата предоставя стабилна основа за дигитализация на складовите процеси и може да бъде надграждана според нуждите на бизнеса.</w:t>
+        <w:t>Архитектурата на WIMS е проектирана така, че да позволява бъдещо разширяване. Възможно е добавяне на нови модули като баркод скенери, автоматични известия, интеграции с външни API услуги, многоскладови операции, оптимизационни алгоритми и разширени аналитични инструменти. Системата предоставя стабилна основа за дигитализация на складовите процеси и може да бъде надграждана според нуждите на бизнеса.</w:t>
       </w:r>
     </w:p>
     <w:p>
@@ -1202,7 +1227,7 @@
     <w:p>
       <w:pPr>
         <w:spacing w:line="360" w:lineRule="auto"/>
-        <w:ind w:left="720"/>
+        <w:ind w:left="142"/>
         <w:jc w:val="both"/>
         <w:rPr>
           <w:rFonts w:ascii="Times New Roman" w:hAnsi="Times New Roman" w:cs="Times New Roman"/>
@@ -1216,22 +1241,83 @@
           <w:sz w:val="24"/>
           <w:szCs w:val="24"/>
         </w:rPr>
-        <w:t xml:space="preserve">Системата реализира пълен набор от функционалности за управление на складови наличности. Модулът за продукти позволява добавяне, редактиране и изтриване на артикули, валидиране на </w:t>
-      </w:r>
-      <w:r>
+        <w:lastRenderedPageBreak/>
+        <w:t>Системата реализира пълен набор от функционалности за управление на складови наличности. Модулът за продукти позволява добавяне, редактиране и изтриване на артикули, валидиране на входните данни и автоматично обновяване на количествата при движение. Всеки продукт е свързан с категория, доставчик (ако е зададен) и конкретна локация (склад). Съхраняват се основни атрибути като име, описание, цена, мерна единица и дата на създаване.</w:t>
+      </w:r>
+    </w:p>
+    <w:p>
+      <w:pPr>
+        <w:spacing w:line="360" w:lineRule="auto"/>
+        <w:ind w:left="142"/>
+        <w:jc w:val="both"/>
         <w:rPr>
           <w:rFonts w:ascii="Times New Roman" w:hAnsi="Times New Roman" w:cs="Times New Roman"/>
           <w:sz w:val="24"/>
           <w:szCs w:val="24"/>
         </w:rPr>
+      </w:pPr>
+      <w:r>
+        <w:rPr>
+          <w:rFonts w:ascii="Times New Roman" w:hAnsi="Times New Roman" w:cs="Times New Roman"/>
+          <w:sz w:val="24"/>
+          <w:szCs w:val="24"/>
+        </w:rPr>
+        <w:t>Категориите служат за логическо групиране на продуктите и поддържат създаване, редактиране, изтриване и преглед. Всеки продукт може да бъде асоцииран с една или повече категории.</w:t>
+      </w:r>
+    </w:p>
+    <w:p>
+      <w:pPr>
+        <w:spacing w:line="360" w:lineRule="auto"/>
+        <w:ind w:left="142"/>
+        <w:jc w:val="both"/>
+        <w:rPr>
+          <w:rFonts w:ascii="Times New Roman" w:hAnsi="Times New Roman" w:cs="Times New Roman"/>
+          <w:sz w:val="24"/>
+          <w:szCs w:val="24"/>
+        </w:rPr>
+      </w:pPr>
+      <w:r>
+        <w:rPr>
+          <w:rFonts w:ascii="Times New Roman" w:hAnsi="Times New Roman" w:cs="Times New Roman"/>
+          <w:sz w:val="24"/>
+          <w:szCs w:val="24"/>
+        </w:rPr>
+        <w:t>Модулът за доставчици включва добавяне, редактиране, изтриване и преглед на доставчици. За всеки доставчик се съхраняват име, контактна информация и описание. Доставчиците могат да бъдат свързвани с продукти и използвани при разширено търсене.</w:t>
+      </w:r>
+    </w:p>
+    <w:p>
+      <w:pPr>
+        <w:spacing w:line="360" w:lineRule="auto"/>
+        <w:ind w:left="142"/>
+        <w:jc w:val="both"/>
+        <w:rPr>
+          <w:rFonts w:ascii="Times New Roman" w:hAnsi="Times New Roman" w:cs="Times New Roman"/>
+          <w:sz w:val="24"/>
+          <w:szCs w:val="24"/>
+        </w:rPr>
+      </w:pPr>
+      <w:r>
+        <w:rPr>
+          <w:rFonts w:ascii="Times New Roman" w:hAnsi="Times New Roman" w:cs="Times New Roman"/>
+          <w:sz w:val="24"/>
+          <w:szCs w:val="24"/>
+        </w:rPr>
+        <w:t xml:space="preserve">Движенията (Movements) представляват ключов компонент на системата. Поддържат се входящи (IN), изходящи (OUT) и вътрешни премествания (MOVE) между складове. При всяко движение системата автоматично актуализира наличностите, проверява за достатъчно количество при OUT операции и записва </w:t>
+      </w:r>
+      <w:r>
+        <w:rPr>
+          <w:rFonts w:ascii="Times New Roman" w:hAnsi="Times New Roman" w:cs="Times New Roman"/>
+          <w:sz w:val="24"/>
+          <w:szCs w:val="24"/>
+        </w:rPr>
         <w:lastRenderedPageBreak/>
-        <w:t>входните данни и автоматично обновяване на количествата при движение. Всеки продукт е свързан с категория и доставчик, като се записват датите на създаване и последна промяна.</w:t>
+        <w:t>всички детайли за операцията — продукт, количество, цена, тип движение, потребител, дата и локации (от/до). При успешна OUT операция системата автоматично генерира фактура (Invoice), която съдържа информация за продукта, количеството, единичната цена, общата стойност, клиента и датата.</w:t>
       </w:r>
     </w:p>
     <w:p>
       <w:pPr>
         <w:spacing w:line="360" w:lineRule="auto"/>
-        <w:ind w:left="720"/>
+        <w:ind w:left="142"/>
         <w:jc w:val="both"/>
         <w:rPr>
           <w:rFonts w:ascii="Times New Roman" w:hAnsi="Times New Roman" w:cs="Times New Roman"/>
@@ -1245,13 +1331,13 @@
           <w:sz w:val="24"/>
           <w:szCs w:val="24"/>
         </w:rPr>
-        <w:t>Категориите служат за логическо групиране на продуктите и поддържат създаване, редактиране, изтриване и преглед. Всеки продукт може да бъде асоцииран с определена категория.</w:t>
+        <w:t>Управлението на потребители включва регистрация, вход, ролеви достъп (администратор и оператор), промяна на роля, деактивиране на акаунти и валидиране на пароли. Това осигурява контрол върху достъпа и предотвратява неоторизирани промени.</w:t>
       </w:r>
     </w:p>
     <w:p>
       <w:pPr>
         <w:spacing w:line="360" w:lineRule="auto"/>
-        <w:ind w:left="720"/>
+        <w:ind w:left="142"/>
         <w:jc w:val="both"/>
         <w:rPr>
           <w:rFonts w:ascii="Times New Roman" w:hAnsi="Times New Roman" w:cs="Times New Roman"/>
@@ -1265,13 +1351,13 @@
           <w:sz w:val="24"/>
           <w:szCs w:val="24"/>
         </w:rPr>
-        <w:t>Модулът за доставчици включва добавяне, редактиране, изтриване и преглед на доставчици, като за всеки се съхраняват име, контактна информация, адрес и времеви метаданни.</w:t>
+        <w:t>Модулът за справки предоставя различни аналитични отчети: списък на всички продукти, ниски наличности, стойност на склада, групиране по категории, наличности по складове, разширено търсене по множество критерии, справки за движения и справки, свързани с продажби и фактури.</w:t>
       </w:r>
     </w:p>
     <w:p>
       <w:pPr>
         <w:spacing w:line="360" w:lineRule="auto"/>
-        <w:ind w:left="720"/>
+        <w:ind w:left="142"/>
         <w:jc w:val="both"/>
         <w:rPr>
           <w:rFonts w:ascii="Times New Roman" w:hAnsi="Times New Roman" w:cs="Times New Roman"/>
@@ -1285,13 +1371,34 @@
           <w:sz w:val="24"/>
           <w:szCs w:val="24"/>
         </w:rPr>
-        <w:t>Доставките и продажбите (Movements) представляват ключов компонент на системата. Поддържат се входящи (IN) и изходящи (OUT) движения, автоматично обновяване на наличностите, проверка за достатъчна наличност и записване на всички детайли за операцията — продукт, потребител, количество, цена, описание, дата и локация чрез StockLog. При всяка продажба системата автоматично генерира фактура (Invoice), която съдържа информация за продукта, количеството, единичната цена, общата стойност, клиента и датата.</w:t>
-      </w:r>
-    </w:p>
-    <w:p>
-      <w:pPr>
+        <w:t xml:space="preserve">Автоматично създадени потребители: При първо стартиране, ако файлът </w:t>
+      </w:r>
+      <w:r>
+        <w:rPr>
+          <w:rFonts w:ascii="Times New Roman" w:hAnsi="Times New Roman" w:cs="Times New Roman"/>
+          <w:i/>
+          <w:iCs/>
+          <w:sz w:val="24"/>
+          <w:szCs w:val="24"/>
+        </w:rPr>
+        <w:t>users.json</w:t>
+      </w:r>
+      <w:r>
+        <w:rPr>
+          <w:rFonts w:ascii="Times New Roman" w:hAnsi="Times New Roman" w:cs="Times New Roman"/>
+          <w:sz w:val="24"/>
+          <w:szCs w:val="24"/>
+        </w:rPr>
+        <w:t xml:space="preserve"> е празен, системата автоматично създава два потребителя:</w:t>
+      </w:r>
+    </w:p>
+    <w:p>
+      <w:pPr>
+        <w:numPr>
+          <w:ilvl w:val="0"/>
+          <w:numId w:val="26"/>
+        </w:numPr>
         <w:spacing w:line="360" w:lineRule="auto"/>
-        <w:ind w:left="720"/>
         <w:jc w:val="both"/>
         <w:rPr>
           <w:rFonts w:ascii="Times New Roman" w:hAnsi="Times New Roman" w:cs="Times New Roman"/>
@@ -1305,14 +1412,37 @@
           <w:sz w:val="24"/>
           <w:szCs w:val="24"/>
         </w:rPr>
+        <w:t>администратор (Admin)</w:t>
+      </w:r>
+    </w:p>
+    <w:p>
+      <w:pPr>
+        <w:numPr>
+          <w:ilvl w:val="0"/>
+          <w:numId w:val="26"/>
+        </w:numPr>
+        <w:spacing w:line="360" w:lineRule="auto"/>
+        <w:jc w:val="both"/>
+        <w:rPr>
+          <w:rFonts w:ascii="Times New Roman" w:hAnsi="Times New Roman" w:cs="Times New Roman"/>
+          <w:sz w:val="24"/>
+          <w:szCs w:val="24"/>
+        </w:rPr>
+      </w:pPr>
+      <w:r>
+        <w:rPr>
+          <w:rFonts w:ascii="Times New Roman" w:hAnsi="Times New Roman" w:cs="Times New Roman"/>
+          <w:sz w:val="24"/>
+          <w:szCs w:val="24"/>
+        </w:rPr>
         <w:lastRenderedPageBreak/>
-        <w:t>Управлението на потребители включва регистрация, вход, ролеви достъп (администратор и оператор), промяна на роля, деактивиране на акаунти, валидиране на пароли и записване на времеви метаданни.</w:t>
+        <w:t>оператор (Operator)</w:t>
       </w:r>
     </w:p>
     <w:p>
       <w:pPr>
         <w:spacing w:line="360" w:lineRule="auto"/>
-        <w:ind w:left="720"/>
+        <w:ind w:left="142"/>
         <w:jc w:val="both"/>
         <w:rPr>
           <w:rFonts w:ascii="Times New Roman" w:hAnsi="Times New Roman" w:cs="Times New Roman"/>
@@ -1326,109 +1456,22 @@
           <w:sz w:val="24"/>
           <w:szCs w:val="24"/>
         </w:rPr>
-        <w:t>Модулът за справки предоставя различни аналитични отчети: списък на всички продукти, ниски наличности, изчерпани артикули, движения, стойност на склада, справки по категории, справки по зададени параметри и отчети, свързани с продажби и фактури.</w:t>
+        <w:t>Това гарантира, че системата винаги може да бъде достъпена, дори при липса на предварително създадени акаунти.</w:t>
       </w:r>
     </w:p>
     <w:p>
       <w:pPr>
         <w:spacing w:line="360" w:lineRule="auto"/>
-        <w:ind w:left="720"/>
+        <w:ind w:left="142"/>
         <w:jc w:val="both"/>
         <w:rPr>
           <w:rFonts w:ascii="Times New Roman" w:hAnsi="Times New Roman" w:cs="Times New Roman"/>
-          <w:sz w:val="24"/>
-          <w:szCs w:val="24"/>
-        </w:rPr>
-      </w:pPr>
-      <w:r>
-        <w:rPr>
-          <w:rFonts w:ascii="Times New Roman" w:hAnsi="Times New Roman" w:cs="Times New Roman"/>
-          <w:sz w:val="24"/>
-          <w:szCs w:val="24"/>
-        </w:rPr>
-        <w:t>Автоматично създадени потребители:</w:t>
-      </w:r>
-    </w:p>
-    <w:p>
-      <w:pPr>
-        <w:spacing w:line="360" w:lineRule="auto"/>
-        <w:ind w:left="720"/>
-        <w:jc w:val="both"/>
-        <w:rPr>
-          <w:rFonts w:ascii="Times New Roman" w:hAnsi="Times New Roman" w:cs="Times New Roman"/>
-          <w:sz w:val="24"/>
-          <w:szCs w:val="24"/>
-        </w:rPr>
-      </w:pPr>
-      <w:r>
-        <w:rPr>
-          <w:rFonts w:ascii="Times New Roman" w:hAnsi="Times New Roman" w:cs="Times New Roman"/>
-          <w:sz w:val="24"/>
-          <w:szCs w:val="24"/>
-        </w:rPr>
-        <w:t>При първо стартиране, ако файлът users.json е празен, системата автоматично създава два потребителя:</w:t>
-      </w:r>
-    </w:p>
-    <w:p>
-      <w:pPr>
-        <w:spacing w:line="360" w:lineRule="auto"/>
-        <w:ind w:left="720"/>
-        <w:jc w:val="both"/>
-        <w:rPr>
-          <w:rFonts w:ascii="Times New Roman" w:hAnsi="Times New Roman" w:cs="Times New Roman"/>
-          <w:sz w:val="24"/>
-          <w:szCs w:val="24"/>
-        </w:rPr>
-      </w:pPr>
-      <w:r>
-        <w:rPr>
-          <w:rFonts w:ascii="Times New Roman" w:hAnsi="Times New Roman" w:cs="Times New Roman"/>
-          <w:sz w:val="24"/>
-          <w:szCs w:val="24"/>
-        </w:rPr>
-        <w:t>- един потребител с роля Admin</w:t>
-      </w:r>
-    </w:p>
-    <w:p>
-      <w:pPr>
-        <w:spacing w:line="360" w:lineRule="auto"/>
-        <w:ind w:left="720"/>
-        <w:jc w:val="both"/>
-        <w:rPr>
-          <w:rFonts w:ascii="Times New Roman" w:hAnsi="Times New Roman" w:cs="Times New Roman"/>
-          <w:sz w:val="24"/>
-          <w:szCs w:val="24"/>
-        </w:rPr>
-      </w:pPr>
-      <w:r>
-        <w:rPr>
-          <w:rFonts w:ascii="Times New Roman" w:hAnsi="Times New Roman" w:cs="Times New Roman"/>
-          <w:sz w:val="24"/>
-          <w:szCs w:val="24"/>
-        </w:rPr>
-        <w:t>- един потребител с роля Operator</w:t>
-      </w:r>
-    </w:p>
-    <w:p>
-      <w:pPr>
-        <w:spacing w:line="360" w:lineRule="auto"/>
-        <w:ind w:left="720"/>
-        <w:jc w:val="both"/>
-        <w:rPr>
-          <w:rFonts w:ascii="Times New Roman" w:hAnsi="Times New Roman" w:cs="Times New Roman"/>
-          <w:sz w:val="24"/>
-          <w:szCs w:val="24"/>
-        </w:rPr>
-      </w:pPr>
-      <w:r>
-        <w:rPr>
-          <w:rFonts w:ascii="Times New Roman" w:hAnsi="Times New Roman" w:cs="Times New Roman"/>
-          <w:sz w:val="24"/>
-          <w:szCs w:val="24"/>
-        </w:rPr>
-        <w:lastRenderedPageBreak/>
-        <w:t>Това гарантира, че системата винаги може да бъде достъпена, дори при липса на предварително създадени акаунти.</w:t>
-      </w:r>
+          <w:b/>
+          <w:bCs/>
+          <w:sz w:val="24"/>
+          <w:szCs w:val="24"/>
+        </w:rPr>
+      </w:pPr>
     </w:p>
     <w:p>
       <w:pPr>
@@ -1438,16 +1481,32 @@
           <w:rFonts w:ascii="Times New Roman" w:eastAsia="Times New Roman" w:hAnsi="Times New Roman" w:cs="Times New Roman"/>
           <w:sz w:val="24"/>
           <w:szCs w:val="24"/>
+        </w:rPr>
+      </w:pPr>
+      <w:r>
+        <w:rPr>
+          <w:rFonts w:ascii="Times New Roman" w:eastAsia="Times New Roman" w:hAnsi="Times New Roman" w:cs="Times New Roman"/>
+          <w:sz w:val="24"/>
+          <w:szCs w:val="24"/>
+        </w:rPr>
+        <w:t>4. Модел на данните (</w:t>
+      </w:r>
+      <w:r>
+        <w:rPr>
+          <w:rFonts w:ascii="Times New Roman" w:eastAsia="Times New Roman" w:hAnsi="Times New Roman" w:cs="Times New Roman"/>
+          <w:sz w:val="24"/>
+          <w:szCs w:val="24"/>
           <w:lang w:val="en-US"/>
         </w:rPr>
-      </w:pPr>
-      <w:r>
-        <w:rPr>
-          <w:rFonts w:ascii="Times New Roman" w:eastAsia="Times New Roman" w:hAnsi="Times New Roman" w:cs="Times New Roman"/>
-          <w:sz w:val="24"/>
-          <w:szCs w:val="24"/>
-        </w:rPr>
-        <w:t>4. Модел на данните (</w:t>
+        <w:t>Data</w:t>
+      </w:r>
+      <w:r>
+        <w:rPr>
+          <w:rFonts w:ascii="Times New Roman" w:eastAsia="Times New Roman" w:hAnsi="Times New Roman" w:cs="Times New Roman"/>
+          <w:sz w:val="24"/>
+          <w:szCs w:val="24"/>
+        </w:rPr>
+        <w:t xml:space="preserve"> </w:t>
       </w:r>
       <w:r>
         <w:rPr>
@@ -1456,7 +1515,7 @@
           <w:szCs w:val="24"/>
           <w:lang w:val="en-US"/>
         </w:rPr>
-        <w:t>Data</w:t>
+        <w:t>Model</w:t>
       </w:r>
       <w:r>
         <w:rPr>
@@ -1473,7 +1532,15 @@
           <w:szCs w:val="24"/>
           <w:lang w:val="en-US"/>
         </w:rPr>
-        <w:t>Model Definition)</w:t>
+        <w:t>Definition</w:t>
+      </w:r>
+      <w:r>
+        <w:rPr>
+          <w:rFonts w:ascii="Times New Roman" w:eastAsia="Times New Roman" w:hAnsi="Times New Roman" w:cs="Times New Roman"/>
+          <w:sz w:val="24"/>
+          <w:szCs w:val="24"/>
+        </w:rPr>
+        <w:t>)</w:t>
       </w:r>
     </w:p>
     <w:p>
@@ -1492,7 +1559,7 @@
           <w:sz w:val="24"/>
           <w:szCs w:val="24"/>
         </w:rPr>
-        <w:t>Моделът на данните дефинира основните обекти (ентитети) в системата за управление на складови наличности (WIMS) и връзките между тях. Всеки entity представлява реален бизнес обект — продукт, категория, доставчик, движение (IN/OUT), потребител, фактура (Invoice), отчет (Report) или лог на движение по локация (StockLog).</w:t>
+        <w:t>Моделът на данните дефинира основните обекти (ентитети) в системата за управление на складови наличности (WIMS) и връзките между тях. Всеки entity представлява реален бизнес обект — продукт, категория, доставчик, движение (IN/OUT/MOVE), потребител, локация (склад), както и фактура (Invoice), генерирана автоматично при продажби (OUT).</w:t>
       </w:r>
     </w:p>
     <w:p>
@@ -1506,15 +1573,113 @@
         </w:rPr>
       </w:pPr>
       <w:r>
-        <w:t xml:space="preserve"> </w:t>
-      </w:r>
-      <w:r>
-        <w:rPr>
-          <w:rFonts w:ascii="Times New Roman" w:eastAsia="Times New Roman" w:hAnsi="Times New Roman" w:cs="Times New Roman"/>
-          <w:sz w:val="24"/>
-          <w:szCs w:val="24"/>
-        </w:rPr>
-        <w:t>Product, Category и Supplier използват UUID като уникални идентификатори, докато Movement, Invoice, User и StockLog използват последователно увеличаващи се ID стойности.</w:t>
+        <w:rPr>
+          <w:rFonts w:ascii="Times New Roman" w:eastAsia="Times New Roman" w:hAnsi="Times New Roman" w:cs="Times New Roman"/>
+          <w:sz w:val="24"/>
+          <w:szCs w:val="24"/>
+        </w:rPr>
+        <w:t>Системата използва комбинация от UUID и последователни числови идентификатори:</w:t>
+      </w:r>
+    </w:p>
+    <w:p>
+      <w:pPr>
+        <w:numPr>
+          <w:ilvl w:val="0"/>
+          <w:numId w:val="25"/>
+        </w:numPr>
+        <w:spacing w:line="360" w:lineRule="auto"/>
+        <w:rPr>
+          <w:rFonts w:ascii="Times New Roman" w:eastAsia="Times New Roman" w:hAnsi="Times New Roman" w:cs="Times New Roman"/>
+          <w:sz w:val="24"/>
+          <w:szCs w:val="24"/>
+        </w:rPr>
+      </w:pPr>
+      <w:r>
+        <w:rPr>
+          <w:rFonts w:ascii="Times New Roman" w:eastAsia="Times New Roman" w:hAnsi="Times New Roman" w:cs="Times New Roman"/>
+          <w:b/>
+          <w:bCs/>
+          <w:sz w:val="24"/>
+          <w:szCs w:val="24"/>
+        </w:rPr>
+        <w:t>Product, Category, Supplier, Location</w:t>
+      </w:r>
+      <w:r>
+        <w:rPr>
+          <w:rFonts w:ascii="Times New Roman" w:eastAsia="Times New Roman" w:hAnsi="Times New Roman" w:cs="Times New Roman"/>
+          <w:sz w:val="24"/>
+          <w:szCs w:val="24"/>
+        </w:rPr>
+        <w:t xml:space="preserve"> използват </w:t>
+      </w:r>
+      <w:r>
+        <w:rPr>
+          <w:rFonts w:ascii="Times New Roman" w:eastAsia="Times New Roman" w:hAnsi="Times New Roman" w:cs="Times New Roman"/>
+          <w:b/>
+          <w:bCs/>
+          <w:sz w:val="24"/>
+          <w:szCs w:val="24"/>
+        </w:rPr>
+        <w:t>UUID</w:t>
+      </w:r>
+      <w:r>
+        <w:rPr>
+          <w:rFonts w:ascii="Times New Roman" w:eastAsia="Times New Roman" w:hAnsi="Times New Roman" w:cs="Times New Roman"/>
+          <w:sz w:val="24"/>
+          <w:szCs w:val="24"/>
+        </w:rPr>
+        <w:t>, тъй като представляват дългосрочни обекти, които не се променят често и трябва да бъдат уникални в цялата система.</w:t>
+      </w:r>
+    </w:p>
+    <w:p>
+      <w:pPr>
+        <w:numPr>
+          <w:ilvl w:val="0"/>
+          <w:numId w:val="25"/>
+        </w:numPr>
+        <w:spacing w:line="360" w:lineRule="auto"/>
+        <w:rPr>
+          <w:rFonts w:ascii="Times New Roman" w:eastAsia="Times New Roman" w:hAnsi="Times New Roman" w:cs="Times New Roman"/>
+          <w:sz w:val="24"/>
+          <w:szCs w:val="24"/>
+        </w:rPr>
+      </w:pPr>
+      <w:r>
+        <w:rPr>
+          <w:rFonts w:ascii="Times New Roman" w:eastAsia="Times New Roman" w:hAnsi="Times New Roman" w:cs="Times New Roman"/>
+          <w:b/>
+          <w:bCs/>
+          <w:sz w:val="24"/>
+          <w:szCs w:val="24"/>
+        </w:rPr>
+        <w:lastRenderedPageBreak/>
+        <w:t>Movement, Invoice, User</w:t>
+      </w:r>
+      <w:r>
+        <w:rPr>
+          <w:rFonts w:ascii="Times New Roman" w:eastAsia="Times New Roman" w:hAnsi="Times New Roman" w:cs="Times New Roman"/>
+          <w:sz w:val="24"/>
+          <w:szCs w:val="24"/>
+        </w:rPr>
+        <w:t xml:space="preserve"> използват </w:t>
+      </w:r>
+      <w:r>
+        <w:rPr>
+          <w:rFonts w:ascii="Times New Roman" w:eastAsia="Times New Roman" w:hAnsi="Times New Roman" w:cs="Times New Roman"/>
+          <w:b/>
+          <w:bCs/>
+          <w:sz w:val="24"/>
+          <w:szCs w:val="24"/>
+        </w:rPr>
+        <w:t>автоматично увеличаващи се ID стойности</w:t>
+      </w:r>
+      <w:r>
+        <w:rPr>
+          <w:rFonts w:ascii="Times New Roman" w:eastAsia="Times New Roman" w:hAnsi="Times New Roman" w:cs="Times New Roman"/>
+          <w:sz w:val="24"/>
+          <w:szCs w:val="24"/>
+        </w:rPr>
+        <w:t>, тъй като представляват събития или операции, които се натрупват във времето.</w:t>
       </w:r>
     </w:p>
     <w:p>
@@ -1538,17 +1703,98 @@
     </w:p>
     <w:p>
       <w:pPr>
-        <w:numPr>
-          <w:ilvl w:val="0"/>
-          <w:numId w:val="4"/>
-        </w:numPr>
         <w:spacing w:line="360" w:lineRule="auto"/>
-        <w:rPr>
-          <w:rFonts w:ascii="Times New Roman" w:eastAsia="Times New Roman" w:hAnsi="Times New Roman" w:cs="Times New Roman"/>
-          <w:sz w:val="24"/>
-          <w:szCs w:val="24"/>
-        </w:rPr>
-      </w:pPr>
+        <w:ind w:left="284"/>
+        <w:rPr>
+          <w:rFonts w:ascii="Times New Roman" w:eastAsia="Times New Roman" w:hAnsi="Times New Roman" w:cs="Times New Roman"/>
+          <w:sz w:val="24"/>
+          <w:szCs w:val="24"/>
+        </w:rPr>
+      </w:pPr>
+      <w:r>
+        <w:rPr>
+          <w:rFonts w:ascii="Times New Roman" w:eastAsia="Times New Roman" w:hAnsi="Times New Roman" w:cs="Times New Roman"/>
+          <w:sz w:val="24"/>
+          <w:szCs w:val="24"/>
+        </w:rPr>
+        <w:t>• консистентност на данните чрез ясно дефинирани структури и връзки</w:t>
+      </w:r>
+    </w:p>
+    <w:p>
+      <w:pPr>
+        <w:spacing w:line="360" w:lineRule="auto"/>
+        <w:ind w:left="284"/>
+        <w:rPr>
+          <w:rFonts w:ascii="Times New Roman" w:eastAsia="Times New Roman" w:hAnsi="Times New Roman" w:cs="Times New Roman"/>
+          <w:sz w:val="24"/>
+          <w:szCs w:val="24"/>
+        </w:rPr>
+      </w:pPr>
+      <w:r>
+        <w:rPr>
+          <w:rFonts w:ascii="Times New Roman" w:eastAsia="Times New Roman" w:hAnsi="Times New Roman" w:cs="Times New Roman"/>
+          <w:sz w:val="24"/>
+          <w:szCs w:val="24"/>
+        </w:rPr>
+        <w:t xml:space="preserve"> • разделяне на отговорностите между отделните entity класове</w:t>
+      </w:r>
+    </w:p>
+    <w:p>
+      <w:pPr>
+        <w:spacing w:line="360" w:lineRule="auto"/>
+        <w:ind w:left="284"/>
+        <w:rPr>
+          <w:rFonts w:ascii="Times New Roman" w:eastAsia="Times New Roman" w:hAnsi="Times New Roman" w:cs="Times New Roman"/>
+          <w:sz w:val="24"/>
+          <w:szCs w:val="24"/>
+        </w:rPr>
+      </w:pPr>
+      <w:r>
+        <w:rPr>
+          <w:rFonts w:ascii="Times New Roman" w:eastAsia="Times New Roman" w:hAnsi="Times New Roman" w:cs="Times New Roman"/>
+          <w:sz w:val="24"/>
+          <w:szCs w:val="24"/>
+        </w:rPr>
+        <w:t xml:space="preserve"> • поддръжка на ролеви достъп (администратор / оператор) </w:t>
+      </w:r>
+    </w:p>
+    <w:p>
+      <w:pPr>
+        <w:spacing w:line="360" w:lineRule="auto"/>
+        <w:ind w:left="284"/>
+        <w:rPr>
+          <w:rFonts w:ascii="Times New Roman" w:eastAsia="Times New Roman" w:hAnsi="Times New Roman" w:cs="Times New Roman"/>
+          <w:sz w:val="24"/>
+          <w:szCs w:val="24"/>
+        </w:rPr>
+      </w:pPr>
+      <w:r>
+        <w:rPr>
+          <w:rFonts w:ascii="Times New Roman" w:eastAsia="Times New Roman" w:hAnsi="Times New Roman" w:cs="Times New Roman"/>
+          <w:sz w:val="24"/>
+          <w:szCs w:val="24"/>
+        </w:rPr>
+        <w:t xml:space="preserve">• валидиране на входните стойности при създаване и промяна на обекти </w:t>
+      </w:r>
+    </w:p>
+    <w:p>
+      <w:pPr>
+        <w:spacing w:line="360" w:lineRule="auto"/>
+        <w:ind w:left="284"/>
+        <w:rPr>
+          <w:rFonts w:ascii="Times New Roman" w:eastAsia="Times New Roman" w:hAnsi="Times New Roman" w:cs="Times New Roman"/>
+          <w:sz w:val="24"/>
+          <w:szCs w:val="24"/>
+        </w:rPr>
+      </w:pPr>
+      <w:r>
+        <w:rPr>
+          <w:rFonts w:ascii="Times New Roman" w:eastAsia="Times New Roman" w:hAnsi="Times New Roman" w:cs="Times New Roman"/>
+          <w:sz w:val="24"/>
+          <w:szCs w:val="24"/>
+        </w:rPr>
+        <w:t xml:space="preserve">• пълна проследимост на движенията чрез </w:t>
+      </w:r>
       <w:r>
         <w:rPr>
           <w:rFonts w:ascii="Times New Roman" w:eastAsia="Times New Roman" w:hAnsi="Times New Roman" w:cs="Times New Roman"/>
@@ -1557,31 +1803,21 @@
           <w:sz w:val="24"/>
           <w:szCs w:val="24"/>
         </w:rPr>
-        <w:t>консистентност на данните</w:t>
-      </w:r>
-      <w:r>
-        <w:rPr>
-          <w:rFonts w:ascii="Times New Roman" w:eastAsia="Times New Roman" w:hAnsi="Times New Roman" w:cs="Times New Roman"/>
-          <w:sz w:val="24"/>
-          <w:szCs w:val="24"/>
-        </w:rPr>
-        <w:t xml:space="preserve"> чрез ясно дефинирани структури и връзки</w:t>
-      </w:r>
-    </w:p>
-    <w:p>
-      <w:pPr>
-        <w:numPr>
-          <w:ilvl w:val="0"/>
-          <w:numId w:val="4"/>
-        </w:numPr>
+        <w:t>Movement</w:t>
+      </w:r>
+      <w:r>
+        <w:rPr>
+          <w:rFonts w:ascii="Times New Roman" w:eastAsia="Times New Roman" w:hAnsi="Times New Roman" w:cs="Times New Roman"/>
+          <w:sz w:val="24"/>
+          <w:szCs w:val="24"/>
+        </w:rPr>
+        <w:t xml:space="preserve"> (IN/OUT/MOVE) </w:t>
+      </w:r>
+    </w:p>
+    <w:p>
+      <w:pPr>
         <w:spacing w:line="360" w:lineRule="auto"/>
-        <w:rPr>
-          <w:rFonts w:ascii="Times New Roman" w:eastAsia="Times New Roman" w:hAnsi="Times New Roman" w:cs="Times New Roman"/>
-          <w:sz w:val="24"/>
-          <w:szCs w:val="24"/>
-        </w:rPr>
-      </w:pPr>
-      <w:r>
+        <w:ind w:left="284"/>
         <w:rPr>
           <w:rFonts w:ascii="Times New Roman" w:eastAsia="Times New Roman" w:hAnsi="Times New Roman" w:cs="Times New Roman"/>
           <w:b/>
@@ -1589,39 +1825,15 @@
           <w:sz w:val="24"/>
           <w:szCs w:val="24"/>
         </w:rPr>
-        <w:t>ясно разграничение на отговорностите</w:t>
-      </w:r>
-      <w:r>
-        <w:rPr>
-          <w:rFonts w:ascii="Times New Roman" w:eastAsia="Times New Roman" w:hAnsi="Times New Roman" w:cs="Times New Roman"/>
-          <w:sz w:val="24"/>
-          <w:szCs w:val="24"/>
-        </w:rPr>
-        <w:t xml:space="preserve"> между отделните </w:t>
-      </w:r>
-      <w:r>
-        <w:rPr>
-          <w:rFonts w:ascii="Times New Roman" w:eastAsia="Times New Roman" w:hAnsi="Times New Roman" w:cs="Times New Roman"/>
-          <w:sz w:val="24"/>
-          <w:szCs w:val="24"/>
-          <w:lang w:val="en-US"/>
-        </w:rPr>
-        <w:t>entity</w:t>
-      </w:r>
-    </w:p>
-    <w:p>
-      <w:pPr>
-        <w:numPr>
-          <w:ilvl w:val="0"/>
-          <w:numId w:val="4"/>
-        </w:numPr>
-        <w:spacing w:line="360" w:lineRule="auto"/>
-        <w:rPr>
-          <w:rFonts w:ascii="Times New Roman" w:eastAsia="Times New Roman" w:hAnsi="Times New Roman" w:cs="Times New Roman"/>
-          <w:sz w:val="24"/>
-          <w:szCs w:val="24"/>
-        </w:rPr>
-      </w:pPr>
+      </w:pPr>
+      <w:r>
+        <w:rPr>
+          <w:rFonts w:ascii="Times New Roman" w:eastAsia="Times New Roman" w:hAnsi="Times New Roman" w:cs="Times New Roman"/>
+          <w:sz w:val="24"/>
+          <w:szCs w:val="24"/>
+        </w:rPr>
+        <w:t xml:space="preserve">• финансова отчетност чрез </w:t>
+      </w:r>
       <w:r>
         <w:rPr>
           <w:rFonts w:ascii="Times New Roman" w:eastAsia="Times New Roman" w:hAnsi="Times New Roman" w:cs="Times New Roman"/>
@@ -1630,193 +1842,64 @@
           <w:sz w:val="24"/>
           <w:szCs w:val="24"/>
         </w:rPr>
+        <w:t>Invoice</w:t>
+      </w:r>
+    </w:p>
+    <w:p>
+      <w:pPr>
+        <w:spacing w:line="360" w:lineRule="auto"/>
+        <w:ind w:left="284"/>
+        <w:rPr>
+          <w:rFonts w:ascii="Times New Roman" w:eastAsia="Times New Roman" w:hAnsi="Times New Roman" w:cs="Times New Roman"/>
+          <w:sz w:val="24"/>
+          <w:szCs w:val="24"/>
+        </w:rPr>
+      </w:pPr>
+      <w:r>
+        <w:rPr>
+          <w:rFonts w:ascii="Times New Roman" w:eastAsia="Times New Roman" w:hAnsi="Times New Roman" w:cs="Times New Roman"/>
+          <w:sz w:val="24"/>
+          <w:szCs w:val="24"/>
+        </w:rPr>
+        <w:t xml:space="preserve"> • възможност за генериране на справки и отчети чрез контролерите и view модулите </w:t>
+      </w:r>
+    </w:p>
+    <w:p>
+      <w:pPr>
+        <w:spacing w:line="360" w:lineRule="auto"/>
+        <w:ind w:left="284"/>
+        <w:rPr>
+          <w:rFonts w:ascii="Times New Roman" w:eastAsia="Times New Roman" w:hAnsi="Times New Roman" w:cs="Times New Roman"/>
+          <w:sz w:val="24"/>
+          <w:szCs w:val="24"/>
+        </w:rPr>
+      </w:pPr>
+      <w:r>
+        <w:rPr>
+          <w:rFonts w:ascii="Times New Roman" w:eastAsia="Times New Roman" w:hAnsi="Times New Roman" w:cs="Times New Roman"/>
+          <w:sz w:val="24"/>
+          <w:szCs w:val="24"/>
+        </w:rPr>
+        <w:t>• лесно разширяване чрез добавяне на нови класове и функционалности</w:t>
+      </w:r>
+    </w:p>
+    <w:p>
+      <w:pPr>
+        <w:spacing w:line="360" w:lineRule="auto"/>
+        <w:ind w:left="284"/>
+        <w:rPr>
+          <w:rFonts w:ascii="Times New Roman" w:eastAsia="Times New Roman" w:hAnsi="Times New Roman" w:cs="Times New Roman"/>
+          <w:sz w:val="24"/>
+          <w:szCs w:val="24"/>
+        </w:rPr>
+      </w:pPr>
+      <w:r>
+        <w:rPr>
+          <w:rFonts w:ascii="Times New Roman" w:eastAsia="Times New Roman" w:hAnsi="Times New Roman" w:cs="Times New Roman"/>
+          <w:sz w:val="24"/>
+          <w:szCs w:val="24"/>
+        </w:rPr>
         <w:lastRenderedPageBreak/>
-        <w:t>поддръжка на ролеви достъп</w:t>
-      </w:r>
-      <w:r>
-        <w:rPr>
-          <w:rFonts w:ascii="Times New Roman" w:eastAsia="Times New Roman" w:hAnsi="Times New Roman" w:cs="Times New Roman"/>
-          <w:sz w:val="24"/>
-          <w:szCs w:val="24"/>
-        </w:rPr>
-        <w:t xml:space="preserve"> (администратор/оператор)</w:t>
-      </w:r>
-    </w:p>
-    <w:p>
-      <w:pPr>
-        <w:numPr>
-          <w:ilvl w:val="0"/>
-          <w:numId w:val="4"/>
-        </w:numPr>
-        <w:spacing w:line="360" w:lineRule="auto"/>
-        <w:rPr>
-          <w:rFonts w:ascii="Times New Roman" w:eastAsia="Times New Roman" w:hAnsi="Times New Roman" w:cs="Times New Roman"/>
-          <w:sz w:val="24"/>
-          <w:szCs w:val="24"/>
-        </w:rPr>
-      </w:pPr>
-      <w:r>
-        <w:rPr>
-          <w:rFonts w:ascii="Times New Roman" w:eastAsia="Times New Roman" w:hAnsi="Times New Roman" w:cs="Times New Roman"/>
-          <w:b/>
-          <w:bCs/>
-          <w:sz w:val="24"/>
-          <w:szCs w:val="24"/>
-        </w:rPr>
-        <w:t>възможност за разширяване</w:t>
-      </w:r>
-      <w:r>
-        <w:rPr>
-          <w:rFonts w:ascii="Times New Roman" w:eastAsia="Times New Roman" w:hAnsi="Times New Roman" w:cs="Times New Roman"/>
-          <w:sz w:val="24"/>
-          <w:szCs w:val="24"/>
-        </w:rPr>
-        <w:t xml:space="preserve"> чрез добавяне на нови модули и класове</w:t>
-      </w:r>
-    </w:p>
-    <w:p>
-      <w:pPr>
-        <w:numPr>
-          <w:ilvl w:val="0"/>
-          <w:numId w:val="4"/>
-        </w:numPr>
-        <w:spacing w:line="360" w:lineRule="auto"/>
-        <w:rPr>
-          <w:rFonts w:ascii="Times New Roman" w:eastAsia="Times New Roman" w:hAnsi="Times New Roman" w:cs="Times New Roman"/>
-          <w:sz w:val="24"/>
-          <w:szCs w:val="24"/>
-        </w:rPr>
-      </w:pPr>
-      <w:r>
-        <w:rPr>
-          <w:rFonts w:ascii="Times New Roman" w:eastAsia="Times New Roman" w:hAnsi="Times New Roman" w:cs="Times New Roman"/>
-          <w:b/>
-          <w:bCs/>
-          <w:sz w:val="24"/>
-          <w:szCs w:val="24"/>
-        </w:rPr>
-        <w:t>валидиране на входните стойности</w:t>
-      </w:r>
-      <w:r>
-        <w:rPr>
-          <w:rFonts w:ascii="Times New Roman" w:eastAsia="Times New Roman" w:hAnsi="Times New Roman" w:cs="Times New Roman"/>
-          <w:sz w:val="24"/>
-          <w:szCs w:val="24"/>
-        </w:rPr>
-        <w:t xml:space="preserve"> при създаване и промяна на обекти</w:t>
-      </w:r>
-    </w:p>
-    <w:p>
-      <w:pPr>
-        <w:numPr>
-          <w:ilvl w:val="0"/>
-          <w:numId w:val="4"/>
-        </w:numPr>
-        <w:spacing w:line="360" w:lineRule="auto"/>
-        <w:rPr>
-          <w:rFonts w:ascii="Times New Roman" w:eastAsia="Times New Roman" w:hAnsi="Times New Roman" w:cs="Times New Roman"/>
-          <w:sz w:val="24"/>
-          <w:szCs w:val="24"/>
-        </w:rPr>
-      </w:pPr>
-      <w:r>
-        <w:rPr>
-          <w:rFonts w:ascii="Times New Roman" w:eastAsia="Times New Roman" w:hAnsi="Times New Roman" w:cs="Times New Roman"/>
-          <w:b/>
-          <w:bCs/>
-          <w:sz w:val="24"/>
-          <w:szCs w:val="24"/>
-        </w:rPr>
-        <w:t>пълна проследимост на движенията</w:t>
-      </w:r>
-      <w:r>
-        <w:rPr>
-          <w:rFonts w:ascii="Times New Roman" w:eastAsia="Times New Roman" w:hAnsi="Times New Roman" w:cs="Times New Roman"/>
-          <w:sz w:val="24"/>
-          <w:szCs w:val="24"/>
-        </w:rPr>
-        <w:t xml:space="preserve"> чрез Movement и StockLog</w:t>
-      </w:r>
-    </w:p>
-    <w:p>
-      <w:pPr>
-        <w:numPr>
-          <w:ilvl w:val="0"/>
-          <w:numId w:val="4"/>
-        </w:numPr>
-        <w:spacing w:line="360" w:lineRule="auto"/>
-        <w:rPr>
-          <w:rFonts w:ascii="Times New Roman" w:eastAsia="Times New Roman" w:hAnsi="Times New Roman" w:cs="Times New Roman"/>
-          <w:sz w:val="24"/>
-          <w:szCs w:val="24"/>
-        </w:rPr>
-      </w:pPr>
-      <w:r>
-        <w:rPr>
-          <w:rFonts w:ascii="Times New Roman" w:eastAsia="Times New Roman" w:hAnsi="Times New Roman" w:cs="Times New Roman"/>
-          <w:b/>
-          <w:bCs/>
-          <w:sz w:val="24"/>
-          <w:szCs w:val="24"/>
-        </w:rPr>
-        <w:t>финансова отчетност</w:t>
-      </w:r>
-      <w:r>
-        <w:rPr>
-          <w:rFonts w:ascii="Times New Roman" w:eastAsia="Times New Roman" w:hAnsi="Times New Roman" w:cs="Times New Roman"/>
-          <w:sz w:val="24"/>
-          <w:szCs w:val="24"/>
-        </w:rPr>
-        <w:t xml:space="preserve"> чрез Invoice</w:t>
-      </w:r>
-    </w:p>
-    <w:p>
-      <w:pPr>
-        <w:numPr>
-          <w:ilvl w:val="0"/>
-          <w:numId w:val="4"/>
-        </w:numPr>
-        <w:spacing w:line="360" w:lineRule="auto"/>
-        <w:rPr>
-          <w:rFonts w:ascii="Times New Roman" w:eastAsia="Times New Roman" w:hAnsi="Times New Roman" w:cs="Times New Roman"/>
-          <w:sz w:val="24"/>
-          <w:szCs w:val="24"/>
-        </w:rPr>
-      </w:pPr>
-      <w:r>
-        <w:rPr>
-          <w:rFonts w:ascii="Times New Roman" w:eastAsia="Times New Roman" w:hAnsi="Times New Roman" w:cs="Times New Roman"/>
-          <w:b/>
-          <w:bCs/>
-          <w:sz w:val="24"/>
-          <w:szCs w:val="24"/>
-        </w:rPr>
-        <w:t>генериране на справки</w:t>
-      </w:r>
-      <w:r>
-        <w:rPr>
-          <w:rFonts w:ascii="Times New Roman" w:eastAsia="Times New Roman" w:hAnsi="Times New Roman" w:cs="Times New Roman"/>
-          <w:sz w:val="24"/>
-          <w:szCs w:val="24"/>
-        </w:rPr>
-        <w:t xml:space="preserve"> чрез Report</w:t>
-      </w:r>
-    </w:p>
-    <w:p>
-      <w:pPr>
-        <w:spacing w:before="100" w:beforeAutospacing="1" w:after="100" w:afterAutospacing="1" w:line="360" w:lineRule="auto"/>
-        <w:rPr>
-          <w:rFonts w:ascii="Times New Roman" w:eastAsia="Times New Roman" w:hAnsi="Times New Roman" w:cs="Times New Roman"/>
-          <w:sz w:val="24"/>
-          <w:szCs w:val="24"/>
-        </w:rPr>
-      </w:pPr>
-      <w:r>
-        <w:rPr>
-          <w:rFonts w:ascii="Times New Roman" w:eastAsia="Times New Roman" w:hAnsi="Times New Roman" w:cs="Times New Roman"/>
-          <w:sz w:val="24"/>
-          <w:szCs w:val="24"/>
-        </w:rPr>
         <w:t>По</w:t>
       </w:r>
       <w:r>
@@ -1826,37 +1909,8 @@
           <w:szCs w:val="24"/>
         </w:rPr>
         <w:noBreakHyphen/>
-        <w:t xml:space="preserve">долу са описани всички основни </w:t>
-      </w:r>
-      <w:r>
-        <w:rPr>
-          <w:rFonts w:ascii="Times New Roman" w:eastAsia="Times New Roman" w:hAnsi="Times New Roman" w:cs="Times New Roman"/>
-          <w:sz w:val="24"/>
-          <w:szCs w:val="24"/>
-        </w:rPr>
-        <w:t>entity</w:t>
-      </w:r>
-      <w:r>
-        <w:rPr>
-          <w:rFonts w:ascii="Times New Roman" w:eastAsia="Times New Roman" w:hAnsi="Times New Roman" w:cs="Times New Roman"/>
-          <w:sz w:val="24"/>
-          <w:szCs w:val="24"/>
-        </w:rPr>
-        <w:t>, използвани в системата.</w:t>
-      </w:r>
-    </w:p>
-    <w:p>
-      <w:pPr>
-        <w:spacing w:before="100" w:beforeAutospacing="1" w:after="100" w:afterAutospacing="1" w:line="360" w:lineRule="auto"/>
-        <w:outlineLvl w:val="2"/>
-        <w:rPr>
-          <w:rFonts w:ascii="Times New Roman" w:eastAsia="Times New Roman" w:hAnsi="Times New Roman" w:cs="Times New Roman"/>
-          <w:b/>
-          <w:bCs/>
-          <w:sz w:val="24"/>
-          <w:szCs w:val="24"/>
-        </w:rPr>
-      </w:pPr>
+        <w:t>долу са описани основните entity класове, използвани в системата.</w:t>
+      </w:r>
     </w:p>
     <w:p>
       <w:pPr>
@@ -1931,7 +1985,6 @@
                 <w:sz w:val="24"/>
                 <w:szCs w:val="24"/>
               </w:rPr>
-              <w:lastRenderedPageBreak/>
               <w:t>Атрибут</w:t>
             </w:r>
           </w:p>
@@ -2814,6 +2867,7 @@
                 <w:sz w:val="24"/>
                 <w:szCs w:val="24"/>
               </w:rPr>
+              <w:lastRenderedPageBreak/>
               <w:t>status</w:t>
             </w:r>
           </w:p>
@@ -3241,6 +3295,7 @@
           <w:sz w:val="24"/>
           <w:szCs w:val="24"/>
         </w:rPr>
+        <w:lastRenderedPageBreak/>
         <w:t>Атрибути на Product</w:t>
       </w:r>
     </w:p>
@@ -3548,7 +3603,6 @@
                 <w:szCs w:val="24"/>
                 <w:lang w:val="en-US"/>
               </w:rPr>
-              <w:lastRenderedPageBreak/>
               <w:t>name</w:t>
             </w:r>
           </w:p>
@@ -3959,7 +4013,19 @@
                 <w:sz w:val="24"/>
                 <w:szCs w:val="24"/>
               </w:rPr>
-              <w:t>Описанието не може да бъде повече от 255 символа.</w:t>
+              <w:t xml:space="preserve">Описанието не може да бъде </w:t>
+            </w:r>
+            <w:r>
+              <w:rPr>
+                <w:rFonts w:ascii="Times New Roman" w:eastAsia="Times New Roman" w:hAnsi="Times New Roman" w:cs="Times New Roman"/>
+                <w:b/>
+                <w:bCs/>
+                <w:kern w:val="36"/>
+                <w:sz w:val="24"/>
+                <w:szCs w:val="24"/>
+              </w:rPr>
+              <w:lastRenderedPageBreak/>
+              <w:t>повече от 255 символа.</w:t>
             </w:r>
           </w:p>
           <w:p>
@@ -4010,6 +4076,7 @@
                 <w:szCs w:val="24"/>
                 <w:lang w:val="en-US"/>
               </w:rPr>
+              <w:lastRenderedPageBreak/>
               <w:t>supplier_id</w:t>
             </w:r>
           </w:p>
@@ -4138,7 +4205,6 @@
                 <w:szCs w:val="24"/>
                 <w:lang w:val="en-US"/>
               </w:rPr>
-              <w:lastRenderedPageBreak/>
               <w:t>price</w:t>
             </w:r>
           </w:p>
@@ -4806,6 +4872,7 @@
                 <w:szCs w:val="24"/>
                 <w:lang w:val="en-US"/>
               </w:rPr>
+              <w:lastRenderedPageBreak/>
               <w:t>location_id</w:t>
             </w:r>
           </w:p>
@@ -4944,7 +5011,6 @@
                 <w:szCs w:val="24"/>
                 <w:lang w:val="en-US"/>
               </w:rPr>
-              <w:lastRenderedPageBreak/>
               <w:t>modified</w:t>
             </w:r>
           </w:p>
@@ -5103,7 +5169,11 @@
           <w:szCs w:val="24"/>
         </w:rPr>
       </w:pPr>
-      <w:r>
+    </w:p>
+    <w:p>
+      <w:pPr>
+        <w:spacing w:before="100" w:beforeAutospacing="1" w:after="100" w:afterAutospacing="1" w:line="360" w:lineRule="auto"/>
+        <w:outlineLvl w:val="2"/>
         <w:rPr>
           <w:rFonts w:ascii="Times New Roman" w:eastAsia="Times New Roman" w:hAnsi="Times New Roman" w:cs="Times New Roman"/>
           <w:b/>
@@ -5111,6 +5181,29 @@
           <w:sz w:val="24"/>
           <w:szCs w:val="24"/>
         </w:rPr>
+      </w:pPr>
+    </w:p>
+    <w:p>
+      <w:pPr>
+        <w:spacing w:before="100" w:beforeAutospacing="1" w:after="100" w:afterAutospacing="1" w:line="360" w:lineRule="auto"/>
+        <w:outlineLvl w:val="2"/>
+        <w:rPr>
+          <w:rFonts w:ascii="Times New Roman" w:eastAsia="Times New Roman" w:hAnsi="Times New Roman" w:cs="Times New Roman"/>
+          <w:b/>
+          <w:bCs/>
+          <w:sz w:val="24"/>
+          <w:szCs w:val="24"/>
+        </w:rPr>
+      </w:pPr>
+      <w:r>
+        <w:rPr>
+          <w:rFonts w:ascii="Times New Roman" w:eastAsia="Times New Roman" w:hAnsi="Times New Roman" w:cs="Times New Roman"/>
+          <w:b/>
+          <w:bCs/>
+          <w:sz w:val="24"/>
+          <w:szCs w:val="24"/>
+        </w:rPr>
+        <w:lastRenderedPageBreak/>
         <w:t>Атрибути на Category</w:t>
       </w:r>
       <w:r>
@@ -5554,7 +5647,6 @@
                 <w:szCs w:val="24"/>
                 <w:lang w:val="en-US"/>
               </w:rPr>
-              <w:lastRenderedPageBreak/>
               <w:t>parent_id</w:t>
             </w:r>
           </w:p>
@@ -5978,7 +6070,6 @@
                 <w:sz w:val="24"/>
                 <w:szCs w:val="24"/>
               </w:rPr>
-              <w:lastRenderedPageBreak/>
               <w:t>Атрибут</w:t>
             </w:r>
           </w:p>
@@ -6464,6 +6555,7 @@
                 <w:szCs w:val="24"/>
                 <w:lang w:val="en-US"/>
               </w:rPr>
+              <w:lastRenderedPageBreak/>
               <w:t>created</w:t>
             </w:r>
           </w:p>
@@ -7258,6 +7350,7 @@
                 <w:sz w:val="24"/>
                 <w:szCs w:val="24"/>
               </w:rPr>
+              <w:lastRenderedPageBreak/>
               <w:t>from_location_id</w:t>
             </w:r>
           </w:p>
@@ -8113,7 +8206,6 @@
                 <w:sz w:val="24"/>
                 <w:szCs w:val="24"/>
               </w:rPr>
-              <w:lastRenderedPageBreak/>
               <w:t>date</w:t>
             </w:r>
           </w:p>
@@ -8392,32 +8484,41 @@
           <w:sz w:val="24"/>
           <w:szCs w:val="24"/>
         </w:rPr>
-        <w:t xml:space="preserve">Атрибути на </w:t>
-      </w:r>
-      <w:proofErr w:type="spellStart"/>
+        <w:t>Атрибути на Location</w:t>
+      </w:r>
+    </w:p>
+    <w:p>
+      <w:pPr>
+        <w:spacing w:before="100" w:beforeAutospacing="1" w:after="100" w:afterAutospacing="1" w:line="360" w:lineRule="auto"/>
+        <w:rPr>
+          <w:rFonts w:ascii="Times New Roman" w:eastAsia="Times New Roman" w:hAnsi="Times New Roman" w:cs="Times New Roman"/>
+          <w:sz w:val="24"/>
+          <w:szCs w:val="24"/>
+        </w:rPr>
+      </w:pPr>
       <w:r>
         <w:rPr>
           <w:rFonts w:ascii="Times New Roman" w:eastAsia="Times New Roman" w:hAnsi="Times New Roman" w:cs="Times New Roman"/>
           <w:b/>
           <w:bCs/>
-          <w:kern w:val="36"/>
-          <w:sz w:val="24"/>
-          <w:szCs w:val="24"/>
-        </w:rPr>
-        <w:t>Location</w:t>
-      </w:r>
-      <w:proofErr w:type="spellEnd"/>
+          <w:sz w:val="24"/>
+          <w:szCs w:val="24"/>
+        </w:rPr>
+        <w:t>Location (Локация)</w:t>
+      </w:r>
+      <w:r>
+        <w:rPr>
+          <w:rFonts w:ascii="Times New Roman" w:eastAsia="Times New Roman" w:hAnsi="Times New Roman" w:cs="Times New Roman"/>
+          <w:sz w:val="24"/>
+          <w:szCs w:val="24"/>
+        </w:rPr>
+        <w:t xml:space="preserve"> Локацията представлява физическо място в склада, в което се съхраняват продукти.</w:t>
+      </w:r>
     </w:p>
     <w:p>
       <w:pPr>
         <w:spacing w:before="100" w:beforeAutospacing="1" w:after="100" w:afterAutospacing="1" w:line="360" w:lineRule="auto"/>
-        <w:rPr>
-          <w:rFonts w:ascii="Times New Roman" w:eastAsia="Times New Roman" w:hAnsi="Times New Roman" w:cs="Times New Roman"/>
-          <w:sz w:val="24"/>
-          <w:szCs w:val="24"/>
-        </w:rPr>
-      </w:pPr>
-      <w:r>
+        <w:outlineLvl w:val="2"/>
         <w:rPr>
           <w:rFonts w:ascii="Times New Roman" w:eastAsia="Times New Roman" w:hAnsi="Times New Roman" w:cs="Times New Roman"/>
           <w:b/>
@@ -8425,21 +8526,8 @@
           <w:sz w:val="24"/>
           <w:szCs w:val="24"/>
         </w:rPr>
-        <w:t>Location (Локация)</w:t>
-      </w:r>
-      <w:r>
-        <w:rPr>
-          <w:rFonts w:ascii="Times New Roman" w:eastAsia="Times New Roman" w:hAnsi="Times New Roman" w:cs="Times New Roman"/>
-          <w:sz w:val="24"/>
-          <w:szCs w:val="24"/>
-        </w:rPr>
-        <w:t xml:space="preserve"> Локацията представлява физическо място в склада, в което се съхраняват продукти.</w:t>
-      </w:r>
-    </w:p>
-    <w:p>
-      <w:pPr>
-        <w:spacing w:before="100" w:beforeAutospacing="1" w:after="100" w:afterAutospacing="1" w:line="360" w:lineRule="auto"/>
-        <w:outlineLvl w:val="2"/>
+      </w:pPr>
+      <w:r>
         <w:rPr>
           <w:rFonts w:ascii="Times New Roman" w:eastAsia="Times New Roman" w:hAnsi="Times New Roman" w:cs="Times New Roman"/>
           <w:b/>
@@ -8447,15 +8535,7 @@
           <w:sz w:val="24"/>
           <w:szCs w:val="24"/>
         </w:rPr>
-      </w:pPr>
-      <w:r>
-        <w:rPr>
-          <w:rFonts w:ascii="Times New Roman" w:eastAsia="Times New Roman" w:hAnsi="Times New Roman" w:cs="Times New Roman"/>
-          <w:b/>
-          <w:bCs/>
-          <w:sz w:val="24"/>
-          <w:szCs w:val="24"/>
-        </w:rPr>
+        <w:lastRenderedPageBreak/>
         <w:t>Атрибути на Location</w:t>
       </w:r>
       <w:r>
@@ -9050,7 +9130,6 @@
                       <w:sz w:val="24"/>
                       <w:szCs w:val="24"/>
                     </w:rPr>
-                    <w:lastRenderedPageBreak/>
                     <w:t>unit</w:t>
                   </w:r>
                 </w:p>
@@ -9801,6 +9880,7 @@
                       <w:sz w:val="24"/>
                       <w:szCs w:val="24"/>
                     </w:rPr>
+                    <w:lastRenderedPageBreak/>
                     <w:t>modified</w:t>
                   </w:r>
                 </w:p>
@@ -9916,19 +9996,6 @@
     <w:p>
       <w:pPr>
         <w:spacing w:before="100" w:beforeAutospacing="1" w:after="100" w:afterAutospacing="1" w:line="360" w:lineRule="auto"/>
-        <w:outlineLvl w:val="2"/>
-        <w:rPr>
-          <w:rFonts w:ascii="Times New Roman" w:eastAsia="Times New Roman" w:hAnsi="Times New Roman" w:cs="Times New Roman"/>
-          <w:b/>
-          <w:bCs/>
-          <w:sz w:val="24"/>
-          <w:szCs w:val="24"/>
-        </w:rPr>
-      </w:pPr>
-    </w:p>
-    <w:p>
-      <w:pPr>
-        <w:spacing w:before="100" w:beforeAutospacing="1" w:after="100" w:afterAutospacing="1" w:line="360" w:lineRule="auto"/>
         <w:outlineLvl w:val="0"/>
         <w:rPr>
           <w:rFonts w:ascii="Times New Roman" w:eastAsia="Times New Roman" w:hAnsi="Times New Roman" w:cs="Times New Roman"/>
@@ -9940,1045 +10007,6 @@
         </w:rPr>
       </w:pPr>
     </w:p>
-    <w:p>
-      <w:pPr>
-        <w:spacing w:before="100" w:beforeAutospacing="1" w:after="100" w:afterAutospacing="1" w:line="360" w:lineRule="auto"/>
-        <w:outlineLvl w:val="0"/>
-        <w:rPr>
-          <w:rFonts w:ascii="Times New Roman" w:eastAsia="Times New Roman" w:hAnsi="Times New Roman" w:cs="Times New Roman"/>
-          <w:b/>
-          <w:bCs/>
-          <w:kern w:val="36"/>
-          <w:sz w:val="24"/>
-          <w:szCs w:val="24"/>
-        </w:rPr>
-      </w:pPr>
-    </w:p>
-    <w:p>
-      <w:pPr>
-        <w:spacing w:before="100" w:beforeAutospacing="1" w:after="100" w:afterAutospacing="1" w:line="360" w:lineRule="auto"/>
-        <w:outlineLvl w:val="0"/>
-        <w:rPr>
-          <w:rFonts w:ascii="Times New Roman" w:eastAsia="Times New Roman" w:hAnsi="Times New Roman" w:cs="Times New Roman"/>
-          <w:b/>
-          <w:bCs/>
-          <w:kern w:val="36"/>
-          <w:sz w:val="24"/>
-          <w:szCs w:val="24"/>
-        </w:rPr>
-      </w:pPr>
-      <w:bookmarkStart w:id="4" w:name="_GoBack"/>
-      <w:bookmarkEnd w:id="4"/>
-      <w:r>
-        <w:rPr>
-          <w:rFonts w:ascii="Times New Roman" w:eastAsia="Times New Roman" w:hAnsi="Times New Roman" w:cs="Times New Roman"/>
-          <w:b/>
-          <w:bCs/>
-          <w:kern w:val="36"/>
-          <w:sz w:val="24"/>
-          <w:szCs w:val="24"/>
-        </w:rPr>
-        <w:lastRenderedPageBreak/>
-        <w:t>Атрибути на StockLog</w:t>
-      </w:r>
-    </w:p>
-    <w:p>
-      <w:pPr>
-        <w:spacing w:before="100" w:beforeAutospacing="1" w:after="100" w:afterAutospacing="1" w:line="240" w:lineRule="auto"/>
-        <w:rPr>
-          <w:rFonts w:ascii="Times New Roman" w:eastAsia="Times New Roman" w:hAnsi="Times New Roman" w:cs="Times New Roman"/>
-          <w:sz w:val="24"/>
-          <w:szCs w:val="24"/>
-        </w:rPr>
-      </w:pPr>
-      <w:r>
-        <w:rPr>
-          <w:rFonts w:ascii="Times New Roman" w:eastAsia="Times New Roman" w:hAnsi="Times New Roman" w:cs="Times New Roman"/>
-          <w:b/>
-          <w:bCs/>
-          <w:sz w:val="24"/>
-          <w:szCs w:val="24"/>
-        </w:rPr>
-        <w:t>StockLog (Лог на движения по локации)</w:t>
-      </w:r>
-      <w:r>
-        <w:rPr>
-          <w:rFonts w:ascii="Times New Roman" w:eastAsia="Times New Roman" w:hAnsi="Times New Roman" w:cs="Times New Roman"/>
-          <w:sz w:val="24"/>
-          <w:szCs w:val="24"/>
-        </w:rPr>
-        <w:t xml:space="preserve"> StockLog записва историята на преместванията на продукти между локации.</w:t>
-      </w:r>
-    </w:p>
-    <w:p>
-      <w:pPr>
-        <w:spacing w:before="100" w:beforeAutospacing="1" w:after="100" w:afterAutospacing="1" w:line="240" w:lineRule="auto"/>
-        <w:outlineLvl w:val="2"/>
-        <w:rPr>
-          <w:rFonts w:ascii="Times New Roman" w:eastAsia="Times New Roman" w:hAnsi="Times New Roman" w:cs="Times New Roman"/>
-          <w:b/>
-          <w:bCs/>
-          <w:sz w:val="24"/>
-          <w:szCs w:val="24"/>
-        </w:rPr>
-      </w:pPr>
-      <w:r>
-        <w:rPr>
-          <w:rFonts w:ascii="Times New Roman" w:eastAsia="Times New Roman" w:hAnsi="Times New Roman" w:cs="Times New Roman"/>
-          <w:b/>
-          <w:bCs/>
-          <w:sz w:val="24"/>
-          <w:szCs w:val="24"/>
-        </w:rPr>
-        <w:t>Атрибути на StockLog</w:t>
-      </w:r>
-      <w:r>
-        <w:rPr>
-          <w:rFonts w:ascii="Times New Roman" w:eastAsia="Times New Roman" w:hAnsi="Times New Roman" w:cs="Times New Roman"/>
-          <w:b/>
-          <w:bCs/>
-          <w:sz w:val="24"/>
-          <w:szCs w:val="24"/>
-        </w:rPr>
-        <w:t xml:space="preserve"> </w:t>
-      </w:r>
-    </w:p>
-    <w:tbl>
-      <w:tblPr>
-        <w:tblW w:w="8700" w:type="dxa"/>
-        <w:tblCellSpacing w:w="15" w:type="dxa"/>
-        <w:tblBorders>
-          <w:insideH w:val="single" w:sz="4" w:space="0" w:color="auto"/>
-        </w:tblBorders>
-        <w:tblCellMar>
-          <w:top w:w="15" w:type="dxa"/>
-          <w:left w:w="15" w:type="dxa"/>
-          <w:bottom w:w="15" w:type="dxa"/>
-          <w:right w:w="15" w:type="dxa"/>
-        </w:tblCellMar>
-        <w:tblLook w:val="04A0" w:firstRow="1" w:lastRow="0" w:firstColumn="1" w:lastColumn="0" w:noHBand="0" w:noVBand="1"/>
-      </w:tblPr>
-      <w:tblGrid>
-        <w:gridCol w:w="1253"/>
-        <w:gridCol w:w="1551"/>
-        <w:gridCol w:w="3506"/>
-        <w:gridCol w:w="2390"/>
-      </w:tblGrid>
-      <w:tr>
-        <w:trPr>
-          <w:trHeight w:val="347"/>
-          <w:tblHeader/>
-          <w:tblCellSpacing w:w="15" w:type="dxa"/>
-        </w:trPr>
-        <w:tc>
-          <w:tcPr>
-            <w:tcW w:w="0" w:type="auto"/>
-            <w:shd w:val="clear" w:color="auto" w:fill="E7E6E6" w:themeFill="background2"/>
-            <w:vAlign w:val="center"/>
-            <w:hideMark/>
-          </w:tcPr>
-          <w:p>
-            <w:pPr>
-              <w:spacing w:after="0" w:line="360" w:lineRule="auto"/>
-              <w:jc w:val="center"/>
-              <w:rPr>
-                <w:rFonts w:ascii="Times New Roman" w:eastAsia="Times New Roman" w:hAnsi="Times New Roman" w:cs="Times New Roman"/>
-                <w:b/>
-                <w:bCs/>
-                <w:sz w:val="24"/>
-                <w:szCs w:val="24"/>
-              </w:rPr>
-            </w:pPr>
-            <w:r>
-              <w:rPr>
-                <w:rFonts w:ascii="Times New Roman" w:eastAsia="Times New Roman" w:hAnsi="Times New Roman" w:cs="Times New Roman"/>
-                <w:b/>
-                <w:bCs/>
-                <w:sz w:val="24"/>
-                <w:szCs w:val="24"/>
-              </w:rPr>
-              <w:t>Атрибут</w:t>
-            </w:r>
-          </w:p>
-        </w:tc>
-        <w:tc>
-          <w:tcPr>
-            <w:tcW w:w="0" w:type="auto"/>
-            <w:shd w:val="clear" w:color="auto" w:fill="E7E6E6" w:themeFill="background2"/>
-            <w:vAlign w:val="center"/>
-            <w:hideMark/>
-          </w:tcPr>
-          <w:p>
-            <w:pPr>
-              <w:spacing w:after="0" w:line="360" w:lineRule="auto"/>
-              <w:jc w:val="center"/>
-              <w:rPr>
-                <w:rFonts w:ascii="Times New Roman" w:eastAsia="Times New Roman" w:hAnsi="Times New Roman" w:cs="Times New Roman"/>
-                <w:b/>
-                <w:bCs/>
-                <w:sz w:val="24"/>
-                <w:szCs w:val="24"/>
-              </w:rPr>
-            </w:pPr>
-            <w:r>
-              <w:rPr>
-                <w:rFonts w:ascii="Times New Roman" w:eastAsia="Times New Roman" w:hAnsi="Times New Roman" w:cs="Times New Roman"/>
-                <w:b/>
-                <w:bCs/>
-                <w:sz w:val="24"/>
-                <w:szCs w:val="24"/>
-              </w:rPr>
-              <w:t>Тип</w:t>
-            </w:r>
-          </w:p>
-        </w:tc>
-        <w:tc>
-          <w:tcPr>
-            <w:tcW w:w="0" w:type="auto"/>
-            <w:shd w:val="clear" w:color="auto" w:fill="E7E6E6" w:themeFill="background2"/>
-            <w:vAlign w:val="center"/>
-            <w:hideMark/>
-          </w:tcPr>
-          <w:p>
-            <w:pPr>
-              <w:spacing w:after="0" w:line="360" w:lineRule="auto"/>
-              <w:jc w:val="center"/>
-              <w:rPr>
-                <w:rFonts w:ascii="Times New Roman" w:eastAsia="Times New Roman" w:hAnsi="Times New Roman" w:cs="Times New Roman"/>
-                <w:b/>
-                <w:bCs/>
-                <w:sz w:val="24"/>
-                <w:szCs w:val="24"/>
-              </w:rPr>
-            </w:pPr>
-            <w:r>
-              <w:rPr>
-                <w:rFonts w:ascii="Times New Roman" w:eastAsia="Times New Roman" w:hAnsi="Times New Roman" w:cs="Times New Roman"/>
-                <w:b/>
-                <w:bCs/>
-                <w:sz w:val="24"/>
-                <w:szCs w:val="24"/>
-              </w:rPr>
-              <w:t>Описание</w:t>
-            </w:r>
-          </w:p>
-        </w:tc>
-        <w:tc>
-          <w:tcPr>
-            <w:tcW w:w="2345" w:type="dxa"/>
-            <w:shd w:val="clear" w:color="auto" w:fill="E7E6E6" w:themeFill="background2"/>
-            <w:vAlign w:val="center"/>
-            <w:hideMark/>
-          </w:tcPr>
-          <w:p>
-            <w:pPr>
-              <w:spacing w:after="0" w:line="360" w:lineRule="auto"/>
-              <w:jc w:val="center"/>
-              <w:rPr>
-                <w:rFonts w:ascii="Times New Roman" w:eastAsia="Times New Roman" w:hAnsi="Times New Roman" w:cs="Times New Roman"/>
-                <w:b/>
-                <w:bCs/>
-                <w:sz w:val="24"/>
-                <w:szCs w:val="24"/>
-              </w:rPr>
-            </w:pPr>
-            <w:r>
-              <w:rPr>
-                <w:rFonts w:ascii="Times New Roman" w:eastAsia="Times New Roman" w:hAnsi="Times New Roman" w:cs="Times New Roman"/>
-                <w:b/>
-                <w:bCs/>
-                <w:sz w:val="24"/>
-                <w:szCs w:val="24"/>
-              </w:rPr>
-              <w:t>Валидация</w:t>
-            </w:r>
-          </w:p>
-        </w:tc>
-      </w:tr>
-      <w:tr>
-        <w:trPr>
-          <w:trHeight w:val="347"/>
-          <w:tblCellSpacing w:w="15" w:type="dxa"/>
-        </w:trPr>
-        <w:tc>
-          <w:tcPr>
-            <w:tcW w:w="0" w:type="auto"/>
-            <w:shd w:val="clear" w:color="auto" w:fill="E7E6E6" w:themeFill="background2"/>
-            <w:vAlign w:val="center"/>
-            <w:hideMark/>
-          </w:tcPr>
-          <w:p>
-            <w:pPr>
-              <w:spacing w:after="0" w:line="360" w:lineRule="auto"/>
-              <w:rPr>
-                <w:rFonts w:ascii="Times New Roman" w:eastAsia="Times New Roman" w:hAnsi="Times New Roman" w:cs="Times New Roman"/>
-                <w:sz w:val="24"/>
-                <w:szCs w:val="24"/>
-              </w:rPr>
-            </w:pPr>
-            <w:r>
-              <w:rPr>
-                <w:rFonts w:ascii="Times New Roman" w:eastAsia="Times New Roman" w:hAnsi="Times New Roman" w:cs="Times New Roman"/>
-                <w:sz w:val="24"/>
-                <w:szCs w:val="24"/>
-              </w:rPr>
-              <w:t>log_id</w:t>
-            </w:r>
-          </w:p>
-        </w:tc>
-        <w:tc>
-          <w:tcPr>
-            <w:tcW w:w="0" w:type="auto"/>
-            <w:shd w:val="clear" w:color="auto" w:fill="E7E6E6" w:themeFill="background2"/>
-            <w:vAlign w:val="center"/>
-            <w:hideMark/>
-          </w:tcPr>
-          <w:p>
-            <w:pPr>
-              <w:spacing w:after="0" w:line="360" w:lineRule="auto"/>
-              <w:rPr>
-                <w:rFonts w:ascii="Times New Roman" w:eastAsia="Times New Roman" w:hAnsi="Times New Roman" w:cs="Times New Roman"/>
-                <w:sz w:val="24"/>
-                <w:szCs w:val="24"/>
-              </w:rPr>
-            </w:pPr>
-            <w:r>
-              <w:rPr>
-                <w:rFonts w:ascii="Times New Roman" w:eastAsia="Times New Roman" w:hAnsi="Times New Roman" w:cs="Times New Roman"/>
-                <w:sz w:val="24"/>
-                <w:szCs w:val="24"/>
-              </w:rPr>
-              <w:t>string (UUID)</w:t>
-            </w:r>
-          </w:p>
-        </w:tc>
-        <w:tc>
-          <w:tcPr>
-            <w:tcW w:w="0" w:type="auto"/>
-            <w:shd w:val="clear" w:color="auto" w:fill="E7E6E6" w:themeFill="background2"/>
-            <w:vAlign w:val="center"/>
-            <w:hideMark/>
-          </w:tcPr>
-          <w:p>
-            <w:pPr>
-              <w:spacing w:after="0" w:line="360" w:lineRule="auto"/>
-              <w:rPr>
-                <w:rFonts w:ascii="Times New Roman" w:eastAsia="Times New Roman" w:hAnsi="Times New Roman" w:cs="Times New Roman"/>
-                <w:sz w:val="24"/>
-                <w:szCs w:val="24"/>
-              </w:rPr>
-            </w:pPr>
-            <w:r>
-              <w:rPr>
-                <w:rFonts w:ascii="Times New Roman" w:eastAsia="Times New Roman" w:hAnsi="Times New Roman" w:cs="Times New Roman"/>
-                <w:sz w:val="24"/>
-                <w:szCs w:val="24"/>
-              </w:rPr>
-              <w:t>Уникален идентификатор</w:t>
-            </w:r>
-          </w:p>
-        </w:tc>
-        <w:tc>
-          <w:tcPr>
-            <w:tcW w:w="2345" w:type="dxa"/>
-            <w:shd w:val="clear" w:color="auto" w:fill="E7E6E6" w:themeFill="background2"/>
-            <w:vAlign w:val="center"/>
-            <w:hideMark/>
-          </w:tcPr>
-          <w:p>
-            <w:pPr>
-              <w:spacing w:after="0" w:line="360" w:lineRule="auto"/>
-              <w:rPr>
-                <w:rFonts w:ascii="Times New Roman" w:eastAsia="Times New Roman" w:hAnsi="Times New Roman" w:cs="Times New Roman"/>
-                <w:sz w:val="24"/>
-                <w:szCs w:val="24"/>
-              </w:rPr>
-            </w:pPr>
-            <w:r>
-              <w:rPr>
-                <w:rFonts w:ascii="Times New Roman" w:eastAsia="Times New Roman" w:hAnsi="Times New Roman" w:cs="Times New Roman"/>
-                <w:sz w:val="24"/>
-                <w:szCs w:val="24"/>
-              </w:rPr>
-              <w:t>Автоматично</w:t>
-            </w:r>
-          </w:p>
-        </w:tc>
-      </w:tr>
-      <w:tr>
-        <w:trPr>
-          <w:trHeight w:val="347"/>
-          <w:tblCellSpacing w:w="15" w:type="dxa"/>
-        </w:trPr>
-        <w:tc>
-          <w:tcPr>
-            <w:tcW w:w="0" w:type="auto"/>
-            <w:shd w:val="clear" w:color="auto" w:fill="E7E6E6" w:themeFill="background2"/>
-            <w:vAlign w:val="center"/>
-            <w:hideMark/>
-          </w:tcPr>
-          <w:p>
-            <w:pPr>
-              <w:spacing w:after="0" w:line="360" w:lineRule="auto"/>
-              <w:rPr>
-                <w:rFonts w:ascii="Times New Roman" w:eastAsia="Times New Roman" w:hAnsi="Times New Roman" w:cs="Times New Roman"/>
-                <w:sz w:val="24"/>
-                <w:szCs w:val="24"/>
-              </w:rPr>
-            </w:pPr>
-            <w:r>
-              <w:rPr>
-                <w:rFonts w:ascii="Times New Roman" w:eastAsia="Times New Roman" w:hAnsi="Times New Roman" w:cs="Times New Roman"/>
-                <w:sz w:val="24"/>
-                <w:szCs w:val="24"/>
-              </w:rPr>
-              <w:t>product_id</w:t>
-            </w:r>
-          </w:p>
-        </w:tc>
-        <w:tc>
-          <w:tcPr>
-            <w:tcW w:w="0" w:type="auto"/>
-            <w:shd w:val="clear" w:color="auto" w:fill="E7E6E6" w:themeFill="background2"/>
-            <w:vAlign w:val="center"/>
-            <w:hideMark/>
-          </w:tcPr>
-          <w:p>
-            <w:pPr>
-              <w:spacing w:after="0" w:line="360" w:lineRule="auto"/>
-              <w:rPr>
-                <w:rFonts w:ascii="Times New Roman" w:eastAsia="Times New Roman" w:hAnsi="Times New Roman" w:cs="Times New Roman"/>
-                <w:sz w:val="24"/>
-                <w:szCs w:val="24"/>
-              </w:rPr>
-            </w:pPr>
-            <w:r>
-              <w:rPr>
-                <w:rFonts w:ascii="Times New Roman" w:eastAsia="Times New Roman" w:hAnsi="Times New Roman" w:cs="Times New Roman"/>
-                <w:sz w:val="24"/>
-                <w:szCs w:val="24"/>
-              </w:rPr>
-              <w:t>int</w:t>
-            </w:r>
-          </w:p>
-        </w:tc>
-        <w:tc>
-          <w:tcPr>
-            <w:tcW w:w="0" w:type="auto"/>
-            <w:shd w:val="clear" w:color="auto" w:fill="E7E6E6" w:themeFill="background2"/>
-            <w:vAlign w:val="center"/>
-            <w:hideMark/>
-          </w:tcPr>
-          <w:p>
-            <w:pPr>
-              <w:spacing w:after="0" w:line="360" w:lineRule="auto"/>
-              <w:rPr>
-                <w:rFonts w:ascii="Times New Roman" w:eastAsia="Times New Roman" w:hAnsi="Times New Roman" w:cs="Times New Roman"/>
-                <w:sz w:val="24"/>
-                <w:szCs w:val="24"/>
-              </w:rPr>
-            </w:pPr>
-            <w:r>
-              <w:rPr>
-                <w:rFonts w:ascii="Times New Roman" w:eastAsia="Times New Roman" w:hAnsi="Times New Roman" w:cs="Times New Roman"/>
-                <w:sz w:val="24"/>
-                <w:szCs w:val="24"/>
-              </w:rPr>
-              <w:t>Продукт</w:t>
-            </w:r>
-          </w:p>
-        </w:tc>
-        <w:tc>
-          <w:tcPr>
-            <w:tcW w:w="2345" w:type="dxa"/>
-            <w:shd w:val="clear" w:color="auto" w:fill="E7E6E6" w:themeFill="background2"/>
-            <w:vAlign w:val="center"/>
-            <w:hideMark/>
-          </w:tcPr>
-          <w:p>
-            <w:pPr>
-              <w:spacing w:after="0" w:line="360" w:lineRule="auto"/>
-              <w:rPr>
-                <w:rFonts w:ascii="Times New Roman" w:eastAsia="Times New Roman" w:hAnsi="Times New Roman" w:cs="Times New Roman"/>
-                <w:sz w:val="24"/>
-                <w:szCs w:val="24"/>
-              </w:rPr>
-            </w:pPr>
-            <w:r>
-              <w:rPr>
-                <w:rFonts w:ascii="Times New Roman" w:eastAsia="Times New Roman" w:hAnsi="Times New Roman" w:cs="Times New Roman"/>
-                <w:sz w:val="24"/>
-                <w:szCs w:val="24"/>
-              </w:rPr>
-              <w:t>Задължително</w:t>
-            </w:r>
-          </w:p>
-        </w:tc>
-      </w:tr>
-      <w:tr>
-        <w:trPr>
-          <w:trHeight w:val="347"/>
-          <w:tblCellSpacing w:w="15" w:type="dxa"/>
-        </w:trPr>
-        <w:tc>
-          <w:tcPr>
-            <w:tcW w:w="0" w:type="auto"/>
-            <w:shd w:val="clear" w:color="auto" w:fill="E7E6E6" w:themeFill="background2"/>
-            <w:vAlign w:val="center"/>
-            <w:hideMark/>
-          </w:tcPr>
-          <w:p>
-            <w:pPr>
-              <w:spacing w:after="0" w:line="360" w:lineRule="auto"/>
-              <w:rPr>
-                <w:rFonts w:ascii="Times New Roman" w:eastAsia="Times New Roman" w:hAnsi="Times New Roman" w:cs="Times New Roman"/>
-                <w:sz w:val="24"/>
-                <w:szCs w:val="24"/>
-              </w:rPr>
-            </w:pPr>
-            <w:r>
-              <w:rPr>
-                <w:rFonts w:ascii="Times New Roman" w:eastAsia="Times New Roman" w:hAnsi="Times New Roman" w:cs="Times New Roman"/>
-                <w:sz w:val="24"/>
-                <w:szCs w:val="24"/>
-              </w:rPr>
-              <w:t>location_id</w:t>
-            </w:r>
-          </w:p>
-        </w:tc>
-        <w:tc>
-          <w:tcPr>
-            <w:tcW w:w="0" w:type="auto"/>
-            <w:shd w:val="clear" w:color="auto" w:fill="E7E6E6" w:themeFill="background2"/>
-            <w:vAlign w:val="center"/>
-            <w:hideMark/>
-          </w:tcPr>
-          <w:p>
-            <w:pPr>
-              <w:spacing w:after="0" w:line="360" w:lineRule="auto"/>
-              <w:rPr>
-                <w:rFonts w:ascii="Times New Roman" w:eastAsia="Times New Roman" w:hAnsi="Times New Roman" w:cs="Times New Roman"/>
-                <w:sz w:val="24"/>
-                <w:szCs w:val="24"/>
-              </w:rPr>
-            </w:pPr>
-            <w:r>
-              <w:rPr>
-                <w:rFonts w:ascii="Times New Roman" w:eastAsia="Times New Roman" w:hAnsi="Times New Roman" w:cs="Times New Roman"/>
-                <w:sz w:val="24"/>
-                <w:szCs w:val="24"/>
-              </w:rPr>
-              <w:t>int</w:t>
-            </w:r>
-          </w:p>
-        </w:tc>
-        <w:tc>
-          <w:tcPr>
-            <w:tcW w:w="0" w:type="auto"/>
-            <w:shd w:val="clear" w:color="auto" w:fill="E7E6E6" w:themeFill="background2"/>
-            <w:vAlign w:val="center"/>
-            <w:hideMark/>
-          </w:tcPr>
-          <w:p>
-            <w:pPr>
-              <w:spacing w:after="0" w:line="360" w:lineRule="auto"/>
-              <w:rPr>
-                <w:rFonts w:ascii="Times New Roman" w:eastAsia="Times New Roman" w:hAnsi="Times New Roman" w:cs="Times New Roman"/>
-                <w:sz w:val="24"/>
-                <w:szCs w:val="24"/>
-              </w:rPr>
-            </w:pPr>
-            <w:r>
-              <w:rPr>
-                <w:rFonts w:ascii="Times New Roman" w:eastAsia="Times New Roman" w:hAnsi="Times New Roman" w:cs="Times New Roman"/>
-                <w:sz w:val="24"/>
-                <w:szCs w:val="24"/>
-              </w:rPr>
-              <w:t>Локация</w:t>
-            </w:r>
-          </w:p>
-        </w:tc>
-        <w:tc>
-          <w:tcPr>
-            <w:tcW w:w="2345" w:type="dxa"/>
-            <w:shd w:val="clear" w:color="auto" w:fill="E7E6E6" w:themeFill="background2"/>
-            <w:vAlign w:val="center"/>
-            <w:hideMark/>
-          </w:tcPr>
-          <w:p>
-            <w:pPr>
-              <w:spacing w:after="0" w:line="360" w:lineRule="auto"/>
-              <w:rPr>
-                <w:rFonts w:ascii="Times New Roman" w:eastAsia="Times New Roman" w:hAnsi="Times New Roman" w:cs="Times New Roman"/>
-                <w:sz w:val="24"/>
-                <w:szCs w:val="24"/>
-              </w:rPr>
-            </w:pPr>
-            <w:r>
-              <w:rPr>
-                <w:rFonts w:ascii="Times New Roman" w:eastAsia="Times New Roman" w:hAnsi="Times New Roman" w:cs="Times New Roman"/>
-                <w:sz w:val="24"/>
-                <w:szCs w:val="24"/>
-              </w:rPr>
-              <w:t>Задължително</w:t>
-            </w:r>
-          </w:p>
-        </w:tc>
-      </w:tr>
-      <w:tr>
-        <w:trPr>
-          <w:trHeight w:val="531"/>
-          <w:tblCellSpacing w:w="15" w:type="dxa"/>
-        </w:trPr>
-        <w:tc>
-          <w:tcPr>
-            <w:tcW w:w="0" w:type="auto"/>
-            <w:shd w:val="clear" w:color="auto" w:fill="E7E6E6" w:themeFill="background2"/>
-            <w:vAlign w:val="center"/>
-            <w:hideMark/>
-          </w:tcPr>
-          <w:p>
-            <w:pPr>
-              <w:spacing w:after="0" w:line="360" w:lineRule="auto"/>
-              <w:rPr>
-                <w:rFonts w:ascii="Times New Roman" w:eastAsia="Times New Roman" w:hAnsi="Times New Roman" w:cs="Times New Roman"/>
-                <w:sz w:val="24"/>
-                <w:szCs w:val="24"/>
-              </w:rPr>
-            </w:pPr>
-            <w:r>
-              <w:rPr>
-                <w:rFonts w:ascii="Times New Roman" w:eastAsia="Times New Roman" w:hAnsi="Times New Roman" w:cs="Times New Roman"/>
-                <w:sz w:val="24"/>
-                <w:szCs w:val="24"/>
-              </w:rPr>
-              <w:t xml:space="preserve"> </w:t>
-            </w:r>
-            <w:r>
-              <w:rPr>
-                <w:rFonts w:ascii="Times New Roman" w:eastAsia="Times New Roman" w:hAnsi="Times New Roman" w:cs="Times New Roman"/>
-                <w:sz w:val="24"/>
-                <w:szCs w:val="24"/>
-              </w:rPr>
-              <w:t>quantity</w:t>
-            </w:r>
-          </w:p>
-        </w:tc>
-        <w:tc>
-          <w:tcPr>
-            <w:tcW w:w="0" w:type="auto"/>
-            <w:shd w:val="clear" w:color="auto" w:fill="E7E6E6" w:themeFill="background2"/>
-            <w:vAlign w:val="center"/>
-            <w:hideMark/>
-          </w:tcPr>
-          <w:p>
-            <w:pPr>
-              <w:spacing w:after="0" w:line="360" w:lineRule="auto"/>
-              <w:rPr>
-                <w:rFonts w:ascii="Times New Roman" w:eastAsia="Times New Roman" w:hAnsi="Times New Roman" w:cs="Times New Roman"/>
-                <w:sz w:val="24"/>
-                <w:szCs w:val="24"/>
-                <w:lang w:val="en-US"/>
-              </w:rPr>
-            </w:pPr>
-            <w:r>
-              <w:rPr>
-                <w:rFonts w:ascii="Times New Roman" w:eastAsia="Times New Roman" w:hAnsi="Times New Roman" w:cs="Times New Roman"/>
-                <w:sz w:val="24"/>
-                <w:szCs w:val="24"/>
-                <w:lang w:val="en-US"/>
-              </w:rPr>
-              <w:t>float</w:t>
-            </w:r>
-          </w:p>
-        </w:tc>
-        <w:tc>
-          <w:tcPr>
-            <w:tcW w:w="0" w:type="auto"/>
-            <w:shd w:val="clear" w:color="auto" w:fill="E7E6E6" w:themeFill="background2"/>
-            <w:vAlign w:val="center"/>
-            <w:hideMark/>
-          </w:tcPr>
-          <w:p>
-            <w:pPr>
-              <w:spacing w:after="0" w:line="360" w:lineRule="auto"/>
-              <w:rPr>
-                <w:rFonts w:ascii="Times New Roman" w:eastAsia="Times New Roman" w:hAnsi="Times New Roman" w:cs="Times New Roman"/>
-                <w:sz w:val="24"/>
-                <w:szCs w:val="24"/>
-              </w:rPr>
-            </w:pPr>
-            <w:r>
-              <w:rPr>
-                <w:rFonts w:ascii="Times New Roman" w:eastAsia="Times New Roman" w:hAnsi="Times New Roman" w:cs="Times New Roman"/>
-                <w:sz w:val="24"/>
-                <w:szCs w:val="24"/>
-              </w:rPr>
-              <w:t>Количество</w:t>
-            </w:r>
-          </w:p>
-        </w:tc>
-        <w:tc>
-          <w:tcPr>
-            <w:tcW w:w="2345" w:type="dxa"/>
-            <w:shd w:val="clear" w:color="auto" w:fill="E7E6E6" w:themeFill="background2"/>
-            <w:vAlign w:val="center"/>
-            <w:hideMark/>
-          </w:tcPr>
-          <w:p>
-            <w:pPr>
-              <w:spacing w:after="0" w:line="360" w:lineRule="auto"/>
-              <w:rPr>
-                <w:rFonts w:ascii="Times New Roman" w:eastAsia="Times New Roman" w:hAnsi="Times New Roman" w:cs="Times New Roman"/>
-                <w:sz w:val="24"/>
-                <w:szCs w:val="24"/>
-              </w:rPr>
-            </w:pPr>
-            <w:r>
-              <w:rPr>
-                <w:rFonts w:ascii="Times New Roman" w:eastAsia="Times New Roman" w:hAnsi="Times New Roman" w:cs="Times New Roman"/>
-                <w:sz w:val="24"/>
-                <w:szCs w:val="24"/>
-              </w:rPr>
-              <w:t>&gt; 0</w:t>
-            </w:r>
-          </w:p>
-        </w:tc>
-      </w:tr>
-      <w:tr>
-        <w:trPr>
-          <w:trHeight w:val="347"/>
-          <w:tblCellSpacing w:w="15" w:type="dxa"/>
-        </w:trPr>
-        <w:tc>
-          <w:tcPr>
-            <w:tcW w:w="0" w:type="auto"/>
-            <w:shd w:val="clear" w:color="auto" w:fill="E7E6E6" w:themeFill="background2"/>
-            <w:vAlign w:val="center"/>
-          </w:tcPr>
-          <w:p>
-            <w:pPr>
-              <w:spacing w:after="0" w:line="360" w:lineRule="auto"/>
-              <w:rPr>
-                <w:rFonts w:ascii="Times New Roman" w:eastAsia="Times New Roman" w:hAnsi="Times New Roman" w:cs="Times New Roman"/>
-                <w:sz w:val="24"/>
-                <w:szCs w:val="24"/>
-                <w:lang w:val="en-US"/>
-              </w:rPr>
-            </w:pPr>
-            <w:r>
-              <w:rPr>
-                <w:rFonts w:ascii="Times New Roman" w:eastAsia="Times New Roman" w:hAnsi="Times New Roman" w:cs="Times New Roman"/>
-                <w:sz w:val="24"/>
-                <w:szCs w:val="24"/>
-                <w:lang w:val="en-US"/>
-              </w:rPr>
-              <w:t>unit</w:t>
-            </w:r>
-          </w:p>
-        </w:tc>
-        <w:tc>
-          <w:tcPr>
-            <w:tcW w:w="0" w:type="auto"/>
-            <w:shd w:val="clear" w:color="auto" w:fill="E7E6E6" w:themeFill="background2"/>
-            <w:vAlign w:val="center"/>
-          </w:tcPr>
-          <w:p>
-            <w:pPr>
-              <w:spacing w:after="0" w:line="360" w:lineRule="auto"/>
-              <w:rPr>
-                <w:rFonts w:ascii="Times New Roman" w:eastAsia="Times New Roman" w:hAnsi="Times New Roman" w:cs="Times New Roman"/>
-                <w:sz w:val="24"/>
-                <w:szCs w:val="24"/>
-                <w:lang w:val="en-US"/>
-              </w:rPr>
-            </w:pPr>
-            <w:r>
-              <w:rPr>
-                <w:rFonts w:ascii="Times New Roman" w:eastAsia="Times New Roman" w:hAnsi="Times New Roman" w:cs="Times New Roman"/>
-                <w:sz w:val="24"/>
-                <w:szCs w:val="24"/>
-                <w:lang w:val="en-US"/>
-              </w:rPr>
-              <w:t>str</w:t>
-            </w:r>
-          </w:p>
-        </w:tc>
-        <w:tc>
-          <w:tcPr>
-            <w:tcW w:w="0" w:type="auto"/>
-            <w:shd w:val="clear" w:color="auto" w:fill="E7E6E6" w:themeFill="background2"/>
-            <w:vAlign w:val="center"/>
-          </w:tcPr>
-          <w:p>
-            <w:pPr>
-              <w:spacing w:after="0" w:line="360" w:lineRule="auto"/>
-              <w:rPr>
-                <w:rFonts w:ascii="Times New Roman" w:eastAsia="Times New Roman" w:hAnsi="Times New Roman" w:cs="Times New Roman"/>
-                <w:sz w:val="24"/>
-                <w:szCs w:val="24"/>
-              </w:rPr>
-            </w:pPr>
-            <w:r>
-              <w:rPr>
-                <w:rFonts w:ascii="Times New Roman" w:eastAsia="Times New Roman" w:hAnsi="Times New Roman" w:cs="Times New Roman"/>
-                <w:sz w:val="24"/>
-                <w:szCs w:val="24"/>
-              </w:rPr>
-              <w:t>Мерна единица на движението</w:t>
-            </w:r>
-          </w:p>
-        </w:tc>
-        <w:tc>
-          <w:tcPr>
-            <w:tcW w:w="2345" w:type="dxa"/>
-            <w:shd w:val="clear" w:color="auto" w:fill="E7E6E6" w:themeFill="background2"/>
-            <w:vAlign w:val="center"/>
-          </w:tcPr>
-          <w:p>
-            <w:pPr>
-              <w:spacing w:after="0" w:line="360" w:lineRule="auto"/>
-              <w:rPr>
-                <w:rFonts w:ascii="Times New Roman" w:eastAsia="Times New Roman" w:hAnsi="Times New Roman" w:cs="Times New Roman"/>
-                <w:sz w:val="24"/>
-                <w:szCs w:val="24"/>
-              </w:rPr>
-            </w:pPr>
-            <w:r>
-              <w:rPr>
-                <w:rFonts w:ascii="Times New Roman" w:eastAsia="Times New Roman" w:hAnsi="Times New Roman" w:cs="Times New Roman"/>
-                <w:sz w:val="24"/>
-                <w:szCs w:val="24"/>
-              </w:rPr>
-              <w:t>Задължително</w:t>
-            </w:r>
-          </w:p>
-        </w:tc>
-      </w:tr>
-      <w:tr>
-        <w:trPr>
-          <w:trHeight w:val="347"/>
-          <w:tblCellSpacing w:w="15" w:type="dxa"/>
-        </w:trPr>
-        <w:tc>
-          <w:tcPr>
-            <w:tcW w:w="0" w:type="auto"/>
-            <w:shd w:val="clear" w:color="auto" w:fill="E7E6E6" w:themeFill="background2"/>
-            <w:vAlign w:val="center"/>
-          </w:tcPr>
-          <w:p>
-            <w:pPr>
-              <w:spacing w:after="0" w:line="360" w:lineRule="auto"/>
-              <w:rPr>
-                <w:rFonts w:ascii="Times New Roman" w:eastAsia="Times New Roman" w:hAnsi="Times New Roman" w:cs="Times New Roman"/>
-                <w:sz w:val="24"/>
-                <w:szCs w:val="24"/>
-                <w:lang w:val="en-US"/>
-              </w:rPr>
-            </w:pPr>
-            <w:r>
-              <w:rPr>
-                <w:rFonts w:ascii="Times New Roman" w:eastAsia="Times New Roman" w:hAnsi="Times New Roman" w:cs="Times New Roman"/>
-                <w:sz w:val="24"/>
-                <w:szCs w:val="24"/>
-                <w:lang w:val="en-US"/>
-              </w:rPr>
-              <w:t>timestamp</w:t>
-            </w:r>
-          </w:p>
-        </w:tc>
-        <w:tc>
-          <w:tcPr>
-            <w:tcW w:w="0" w:type="auto"/>
-            <w:shd w:val="clear" w:color="auto" w:fill="E7E6E6" w:themeFill="background2"/>
-            <w:vAlign w:val="center"/>
-          </w:tcPr>
-          <w:p>
-            <w:pPr>
-              <w:spacing w:after="0" w:line="360" w:lineRule="auto"/>
-              <w:rPr>
-                <w:rFonts w:ascii="Times New Roman" w:eastAsia="Times New Roman" w:hAnsi="Times New Roman" w:cs="Times New Roman"/>
-                <w:sz w:val="24"/>
-                <w:szCs w:val="24"/>
-                <w:lang w:val="en-US"/>
-              </w:rPr>
-            </w:pPr>
-            <w:r>
-              <w:rPr>
-                <w:rFonts w:ascii="Times New Roman" w:eastAsia="Times New Roman" w:hAnsi="Times New Roman" w:cs="Times New Roman"/>
-                <w:sz w:val="24"/>
-                <w:szCs w:val="24"/>
-                <w:lang w:val="en-US"/>
-              </w:rPr>
-              <w:t>datetime</w:t>
-            </w:r>
-          </w:p>
-        </w:tc>
-        <w:tc>
-          <w:tcPr>
-            <w:tcW w:w="0" w:type="auto"/>
-            <w:shd w:val="clear" w:color="auto" w:fill="E7E6E6" w:themeFill="background2"/>
-            <w:vAlign w:val="center"/>
-          </w:tcPr>
-          <w:p>
-            <w:pPr>
-              <w:spacing w:after="0" w:line="360" w:lineRule="auto"/>
-              <w:rPr>
-                <w:rFonts w:ascii="Times New Roman" w:eastAsia="Times New Roman" w:hAnsi="Times New Roman" w:cs="Times New Roman"/>
-                <w:sz w:val="24"/>
-                <w:szCs w:val="24"/>
-              </w:rPr>
-            </w:pPr>
-            <w:r>
-              <w:rPr>
-                <w:rFonts w:ascii="Times New Roman" w:eastAsia="Times New Roman" w:hAnsi="Times New Roman" w:cs="Times New Roman"/>
-                <w:sz w:val="24"/>
-                <w:szCs w:val="24"/>
-              </w:rPr>
-              <w:t>Дата и час на действието</w:t>
-            </w:r>
-          </w:p>
-        </w:tc>
-        <w:tc>
-          <w:tcPr>
-            <w:tcW w:w="2345" w:type="dxa"/>
-            <w:shd w:val="clear" w:color="auto" w:fill="E7E6E6" w:themeFill="background2"/>
-            <w:vAlign w:val="center"/>
-          </w:tcPr>
-          <w:p>
-            <w:pPr>
-              <w:spacing w:after="0" w:line="360" w:lineRule="auto"/>
-              <w:rPr>
-                <w:rFonts w:ascii="Times New Roman" w:eastAsia="Times New Roman" w:hAnsi="Times New Roman" w:cs="Times New Roman"/>
-                <w:sz w:val="24"/>
-                <w:szCs w:val="24"/>
-              </w:rPr>
-            </w:pPr>
-            <w:r>
-              <w:rPr>
-                <w:rFonts w:ascii="Times New Roman" w:eastAsia="Times New Roman" w:hAnsi="Times New Roman" w:cs="Times New Roman"/>
-                <w:sz w:val="24"/>
-                <w:szCs w:val="24"/>
-              </w:rPr>
-              <w:t>Автоматично</w:t>
-            </w:r>
-          </w:p>
-        </w:tc>
-      </w:tr>
-      <w:tr>
-        <w:trPr>
-          <w:trHeight w:val="347"/>
-          <w:tblCellSpacing w:w="15" w:type="dxa"/>
-        </w:trPr>
-        <w:tc>
-          <w:tcPr>
-            <w:tcW w:w="0" w:type="auto"/>
-            <w:shd w:val="clear" w:color="auto" w:fill="E7E6E6" w:themeFill="background2"/>
-            <w:vAlign w:val="center"/>
-          </w:tcPr>
-          <w:p>
-            <w:pPr>
-              <w:spacing w:after="0" w:line="360" w:lineRule="auto"/>
-              <w:rPr>
-                <w:rFonts w:ascii="Times New Roman" w:eastAsia="Times New Roman" w:hAnsi="Times New Roman" w:cs="Times New Roman"/>
-                <w:sz w:val="24"/>
-                <w:szCs w:val="24"/>
-                <w:lang w:val="en-US"/>
-              </w:rPr>
-            </w:pPr>
-            <w:r>
-              <w:rPr>
-                <w:rFonts w:ascii="Times New Roman" w:eastAsia="Times New Roman" w:hAnsi="Times New Roman" w:cs="Times New Roman"/>
-                <w:sz w:val="24"/>
-                <w:szCs w:val="24"/>
-                <w:lang w:val="en-US"/>
-              </w:rPr>
-              <w:lastRenderedPageBreak/>
-              <w:t>action</w:t>
-            </w:r>
-          </w:p>
-        </w:tc>
-        <w:tc>
-          <w:tcPr>
-            <w:tcW w:w="0" w:type="auto"/>
-            <w:shd w:val="clear" w:color="auto" w:fill="E7E6E6" w:themeFill="background2"/>
-            <w:vAlign w:val="center"/>
-          </w:tcPr>
-          <w:p>
-            <w:pPr>
-              <w:spacing w:after="0" w:line="360" w:lineRule="auto"/>
-              <w:rPr>
-                <w:rFonts w:ascii="Times New Roman" w:eastAsia="Times New Roman" w:hAnsi="Times New Roman" w:cs="Times New Roman"/>
-                <w:sz w:val="24"/>
-                <w:szCs w:val="24"/>
-                <w:lang w:val="en-US"/>
-              </w:rPr>
-            </w:pPr>
-            <w:r>
-              <w:rPr>
-                <w:rFonts w:ascii="Times New Roman" w:eastAsia="Times New Roman" w:hAnsi="Times New Roman" w:cs="Times New Roman"/>
-                <w:sz w:val="24"/>
-                <w:szCs w:val="24"/>
-                <w:lang w:val="en-US"/>
-              </w:rPr>
-              <w:t>enum</w:t>
-            </w:r>
-          </w:p>
-        </w:tc>
-        <w:tc>
-          <w:tcPr>
-            <w:tcW w:w="0" w:type="auto"/>
-            <w:shd w:val="clear" w:color="auto" w:fill="E7E6E6" w:themeFill="background2"/>
-            <w:vAlign w:val="center"/>
-          </w:tcPr>
-          <w:p>
-            <w:pPr>
-              <w:spacing w:after="0" w:line="360" w:lineRule="auto"/>
-              <w:rPr>
-                <w:rFonts w:ascii="Times New Roman" w:eastAsia="Times New Roman" w:hAnsi="Times New Roman" w:cs="Times New Roman"/>
-                <w:sz w:val="24"/>
-                <w:szCs w:val="24"/>
-              </w:rPr>
-            </w:pPr>
-            <w:r>
-              <w:rPr>
-                <w:rFonts w:ascii="Times New Roman" w:eastAsia="Times New Roman" w:hAnsi="Times New Roman" w:cs="Times New Roman"/>
-                <w:sz w:val="24"/>
-                <w:szCs w:val="24"/>
-              </w:rPr>
-              <w:t>Тип действие</w:t>
-            </w:r>
-          </w:p>
-        </w:tc>
-        <w:tc>
-          <w:tcPr>
-            <w:tcW w:w="2345" w:type="dxa"/>
-            <w:shd w:val="clear" w:color="auto" w:fill="E7E6E6" w:themeFill="background2"/>
-            <w:vAlign w:val="center"/>
-          </w:tcPr>
-          <w:p>
-            <w:pPr>
-              <w:spacing w:after="0" w:line="360" w:lineRule="auto"/>
-              <w:rPr>
-                <w:rFonts w:ascii="Times New Roman" w:eastAsia="Times New Roman" w:hAnsi="Times New Roman" w:cs="Times New Roman"/>
-                <w:sz w:val="24"/>
-                <w:szCs w:val="24"/>
-                <w:lang w:val="en-US"/>
-              </w:rPr>
-            </w:pPr>
-            <w:r>
-              <w:rPr>
-                <w:rFonts w:ascii="Times New Roman" w:eastAsia="Times New Roman" w:hAnsi="Times New Roman" w:cs="Times New Roman"/>
-                <w:sz w:val="24"/>
-                <w:szCs w:val="24"/>
-                <w:lang w:val="en-US"/>
-              </w:rPr>
-              <w:t>move,add,remove</w:t>
-            </w:r>
-          </w:p>
-        </w:tc>
-      </w:tr>
-    </w:tbl>
     <w:p>
       <w:pPr>
         <w:spacing w:before="100" w:beforeAutospacing="1" w:after="100" w:afterAutospacing="1" w:line="360" w:lineRule="auto"/>
@@ -13810,16 +12838,7 @@
           <w:szCs w:val="24"/>
         </w:rPr>
         <w:lastRenderedPageBreak/>
-        <w:t>Нефункционалните изисквания описват качествените характеристики на системата, включително производителност, сигурност, надеждност, поддръжка и разширяемост. Системата трябва да осигурява бърза и стабилна работа, като основните изгледи – продукти, категории, доставчици, движения и справки – се зареждат в рамките на две секунди. Записването на входящо или изходящо движение трябва да се извършва за по</w:t>
-      </w:r>
-      <w:r>
-        <w:rPr>
-          <w:rFonts w:ascii="Times New Roman" w:eastAsia="Times New Roman" w:hAnsi="Times New Roman" w:cs="Times New Roman"/>
-          <w:sz w:val="24"/>
-          <w:szCs w:val="24"/>
-        </w:rPr>
-        <w:noBreakHyphen/>
-        <w:t>малко от една секунда, а търсенето и филтрирането на данни трябва да връщат резултати в рамките на две секунди. Системата трябва да може да обработва поне петдесет едновременни операции, което е напълно достатъчно за учебен проект и гарантира нормална работа при реалистично натоварване.</w:t>
+        <w:t>Нефункционалните изисквания описват качествените характеристики на системата, включително производителност, сигурност, надеждност, поддръжка и разширяемост. Системата трябва да осигурява бърза и стабилна работа, като основните изгледи – продукти, категории, доставчици, движения и справки – се зареждат почти мигновено при нормално натоварване. Записването на входящо или изходящо движение се извършва в рамките на под секунда, а търсенето и филтрирането на данни връщат резултати без забавяне, което е напълно достатъчно за учебен проект и реалистични сценарии.</w:t>
       </w:r>
     </w:p>
     <w:p>
@@ -13838,16 +12857,7 @@
           <w:sz w:val="24"/>
           <w:szCs w:val="24"/>
         </w:rPr>
-        <w:t xml:space="preserve">По отношение на сигурността всички пароли се съхраняват в хеширан вид, а ролевият модел гарантира, че достъпът до чувствителни операции е ограничен само до оторизирани потребители. Данните за потребители, движения и фактури трябва да бъдат защитени от неоторизиран достъп, а сесиите да се прекратяват автоматично след период на неактивност. Интерфейсът трябва да бъде интуитивен и лесен за използване, като предоставя ясни и разбираеми съобщения при грешки, за да улеснява ежедневната работа на потребителите. От гледна точка на надеждност системата трябва да бъде достъпна 99% от времето и да предотвратява загуба на данни при възникване на грешки. Всички движения трябва да бъдат записвани, за </w:t>
-      </w:r>
-      <w:r>
-        <w:rPr>
-          <w:rFonts w:ascii="Times New Roman" w:eastAsia="Times New Roman" w:hAnsi="Times New Roman" w:cs="Times New Roman"/>
-          <w:sz w:val="24"/>
-          <w:szCs w:val="24"/>
-        </w:rPr>
-        <w:lastRenderedPageBreak/>
-        <w:t>да се осигури пълна проследимост на операциите. Кодът трябва да бъде модулен и разделен по слоеве, така че системата да може лесно да се поддържа и разширява с нови функционалности, като добавянето на нови продукти, категории, доставчици или допълнителни модули не трябва да влияе негативно на производителността.</w:t>
+        <w:t>По отношение на сигурността всички пароли се съхраняват в хеширан вид, а ролевият модел гарантира, че достъпът до чувствителни операции (като редактиране и изтриване на данни) е ограничен само до администратори. Данните за потребители, движения и фактури са защитени от неоторизиран достъп чрез ролеви ограничения и валидиране на входните данни.</w:t>
       </w:r>
     </w:p>
     <w:p>
@@ -13856,13 +12866,83 @@
         <w:outlineLvl w:val="0"/>
         <w:rPr>
           <w:rFonts w:ascii="Times New Roman" w:eastAsia="Times New Roman" w:hAnsi="Times New Roman" w:cs="Times New Roman"/>
+          <w:sz w:val="24"/>
+          <w:szCs w:val="24"/>
+        </w:rPr>
+      </w:pPr>
+      <w:r>
+        <w:rPr>
+          <w:rFonts w:ascii="Times New Roman" w:eastAsia="Times New Roman" w:hAnsi="Times New Roman" w:cs="Times New Roman"/>
+          <w:sz w:val="24"/>
+          <w:szCs w:val="24"/>
+        </w:rPr>
+        <w:t xml:space="preserve">Системата поддържа User Activity Log, който записва ключови събития, свързани с автентикация — например влизане и излизане от системата. Това осигурява базово ниво на проследимост на </w:t>
+      </w:r>
+      <w:r>
+        <w:rPr>
+          <w:rFonts w:ascii="Times New Roman" w:eastAsia="Times New Roman" w:hAnsi="Times New Roman" w:cs="Times New Roman"/>
+          <w:sz w:val="24"/>
+          <w:szCs w:val="24"/>
+        </w:rPr>
+        <w:lastRenderedPageBreak/>
+        <w:t>потребителската активност. Логове за CRUD операции не се поддържат, тъй като не са част от изискванията на проекта.</w:t>
+      </w:r>
+    </w:p>
+    <w:p>
+      <w:pPr>
+        <w:spacing w:before="100" w:beforeAutospacing="1" w:after="100" w:afterAutospacing="1" w:line="360" w:lineRule="auto"/>
+        <w:outlineLvl w:val="0"/>
+        <w:rPr>
+          <w:rFonts w:ascii="Times New Roman" w:eastAsia="Times New Roman" w:hAnsi="Times New Roman" w:cs="Times New Roman"/>
+          <w:sz w:val="24"/>
+          <w:szCs w:val="24"/>
+        </w:rPr>
+      </w:pPr>
+      <w:r>
+        <w:rPr>
+          <w:rFonts w:ascii="Times New Roman" w:eastAsia="Times New Roman" w:hAnsi="Times New Roman" w:cs="Times New Roman"/>
+          <w:sz w:val="24"/>
+          <w:szCs w:val="24"/>
+        </w:rPr>
+        <w:t>Интерфейсът е интуитивен и лесен за използване, като предоставя ясни съобщения при грешки и предотвратява невалидни операции (например отрицателни количества, невалидни ID стойности или липсващи продукти). От гледна точка на надеждност системата предотвратява загуба на данни чрез последователно записване в JSON файлове и валидация на входа.</w:t>
+      </w:r>
+    </w:p>
+    <w:p>
+      <w:pPr>
+        <w:spacing w:before="100" w:beforeAutospacing="1" w:after="100" w:afterAutospacing="1" w:line="360" w:lineRule="auto"/>
+        <w:outlineLvl w:val="0"/>
+        <w:rPr>
+          <w:rFonts w:ascii="Times New Roman" w:eastAsia="Times New Roman" w:hAnsi="Times New Roman" w:cs="Times New Roman"/>
+          <w:sz w:val="24"/>
+          <w:szCs w:val="24"/>
+        </w:rPr>
+      </w:pPr>
+      <w:r>
+        <w:rPr>
+          <w:rFonts w:ascii="Times New Roman" w:eastAsia="Times New Roman" w:hAnsi="Times New Roman" w:cs="Times New Roman"/>
+          <w:sz w:val="24"/>
+          <w:szCs w:val="24"/>
+        </w:rPr>
+        <w:t>Кодът е модулен и разделен по слоеве (Views, Controllers, Storage, Validators), което позволява лесна поддръжка и разширяване. Добавянето на нови продукти, категории, доставчици или допълнителни модули не влияе негативно на производителността и може да бъде реализирано без промяна на съществуващата архитектура.</w:t>
+      </w:r>
+    </w:p>
+    <w:p>
+      <w:pPr>
+        <w:spacing w:before="100" w:beforeAutospacing="1" w:after="100" w:afterAutospacing="1" w:line="360" w:lineRule="auto"/>
+        <w:outlineLvl w:val="0"/>
+        <w:rPr>
+          <w:rFonts w:ascii="Times New Roman" w:eastAsia="Times New Roman" w:hAnsi="Times New Roman" w:cs="Times New Roman"/>
           <w:b/>
           <w:bCs/>
           <w:sz w:val="24"/>
           <w:szCs w:val="24"/>
         </w:rPr>
       </w:pPr>
-      <w:r>
+    </w:p>
+    <w:p>
+      <w:pPr>
+        <w:spacing w:before="100" w:beforeAutospacing="1" w:after="100" w:afterAutospacing="1" w:line="360" w:lineRule="auto"/>
+        <w:outlineLvl w:val="0"/>
         <w:rPr>
           <w:rFonts w:ascii="Times New Roman" w:eastAsia="Times New Roman" w:hAnsi="Times New Roman" w:cs="Times New Roman"/>
           <w:b/>
@@ -13870,6 +12950,15 @@
           <w:sz w:val="24"/>
           <w:szCs w:val="24"/>
         </w:rPr>
+      </w:pPr>
+      <w:r>
+        <w:rPr>
+          <w:rFonts w:ascii="Times New Roman" w:eastAsia="Times New Roman" w:hAnsi="Times New Roman" w:cs="Times New Roman"/>
+          <w:b/>
+          <w:bCs/>
+          <w:sz w:val="24"/>
+          <w:szCs w:val="24"/>
+        </w:rPr>
         <w:t>10. System Architecture Overview – Архитектура на системата</w:t>
       </w:r>
     </w:p>
@@ -13889,7 +12978,8 @@
           <w:sz w:val="24"/>
           <w:szCs w:val="24"/>
         </w:rPr>
-        <w:t>Системата WIMS е изградена върху многослойна архитектура, която разделя логиката на отделни компоненти, за да се осигурят модулност, поддръжка, разширяемост и ясно разграничение на отговорностите. Архитектурата включва четири основни слоя:</w:t>
+        <w:lastRenderedPageBreak/>
+        <w:t>Системата WIMS е изградена върху ясна и модулна MVC архитектура, която разделя логиката на отделни компоненти, за да се осигурят поддръжка, разширяемост и ясно разграничение на отговорностите. Архитектурата включва три основни слоя, както и допълнителен алгоритмичен модул.</w:t>
       </w:r>
     </w:p>
     <w:p>
@@ -13912,7 +13002,7 @@
           <w:sz w:val="24"/>
           <w:szCs w:val="24"/>
         </w:rPr>
-        <w:t>10.1 Presentation Layer (UI)</w:t>
+        <w:t>10.1 Presentation Layer (Views)</w:t>
       </w:r>
     </w:p>
     <w:p>
@@ -13931,15 +13021,219 @@
           <w:sz w:val="24"/>
           <w:szCs w:val="24"/>
         </w:rPr>
-        <w:t>Отговаря за взаимодействието с потребителя чрез текстови менюта. Включва изгледи за продукти, категории, доставчици, движения, фактури, справки, потребители и системна информация. Този слой не съдържа бизнес логика.</w:t>
-      </w:r>
-    </w:p>
-    <w:p>
-      <w:pPr>
+        <w:t>Този слой отговаря за взаимодействието с потребителя чрез текстови менюта. Включва изгледи за:</w:t>
+      </w:r>
+    </w:p>
+    <w:p>
+      <w:pPr>
+        <w:numPr>
+          <w:ilvl w:val="0"/>
+          <w:numId w:val="27"/>
+        </w:numPr>
         <w:spacing w:before="100" w:beforeAutospacing="1" w:after="100" w:afterAutospacing="1" w:line="360" w:lineRule="auto"/>
         <w:outlineLvl w:val="0"/>
         <w:rPr>
           <w:rFonts w:ascii="Times New Roman" w:eastAsia="Times New Roman" w:hAnsi="Times New Roman" w:cs="Times New Roman"/>
+          <w:sz w:val="24"/>
+          <w:szCs w:val="24"/>
+        </w:rPr>
+      </w:pPr>
+      <w:r>
+        <w:rPr>
+          <w:rFonts w:ascii="Times New Roman" w:eastAsia="Times New Roman" w:hAnsi="Times New Roman" w:cs="Times New Roman"/>
+          <w:sz w:val="24"/>
+          <w:szCs w:val="24"/>
+        </w:rPr>
+        <w:t>продукти</w:t>
+      </w:r>
+    </w:p>
+    <w:p>
+      <w:pPr>
+        <w:numPr>
+          <w:ilvl w:val="0"/>
+          <w:numId w:val="27"/>
+        </w:numPr>
+        <w:spacing w:before="100" w:beforeAutospacing="1" w:after="100" w:afterAutospacing="1" w:line="360" w:lineRule="auto"/>
+        <w:outlineLvl w:val="0"/>
+        <w:rPr>
+          <w:rFonts w:ascii="Times New Roman" w:eastAsia="Times New Roman" w:hAnsi="Times New Roman" w:cs="Times New Roman"/>
+          <w:sz w:val="24"/>
+          <w:szCs w:val="24"/>
+        </w:rPr>
+      </w:pPr>
+      <w:r>
+        <w:rPr>
+          <w:rFonts w:ascii="Times New Roman" w:eastAsia="Times New Roman" w:hAnsi="Times New Roman" w:cs="Times New Roman"/>
+          <w:sz w:val="24"/>
+          <w:szCs w:val="24"/>
+        </w:rPr>
+        <w:t>категории</w:t>
+      </w:r>
+    </w:p>
+    <w:p>
+      <w:pPr>
+        <w:numPr>
+          <w:ilvl w:val="0"/>
+          <w:numId w:val="27"/>
+        </w:numPr>
+        <w:spacing w:before="100" w:beforeAutospacing="1" w:after="100" w:afterAutospacing="1" w:line="360" w:lineRule="auto"/>
+        <w:outlineLvl w:val="0"/>
+        <w:rPr>
+          <w:rFonts w:ascii="Times New Roman" w:eastAsia="Times New Roman" w:hAnsi="Times New Roman" w:cs="Times New Roman"/>
+          <w:sz w:val="24"/>
+          <w:szCs w:val="24"/>
+        </w:rPr>
+      </w:pPr>
+      <w:r>
+        <w:rPr>
+          <w:rFonts w:ascii="Times New Roman" w:eastAsia="Times New Roman" w:hAnsi="Times New Roman" w:cs="Times New Roman"/>
+          <w:sz w:val="24"/>
+          <w:szCs w:val="24"/>
+        </w:rPr>
+        <w:t>доставчици</w:t>
+      </w:r>
+    </w:p>
+    <w:p>
+      <w:pPr>
+        <w:numPr>
+          <w:ilvl w:val="0"/>
+          <w:numId w:val="27"/>
+        </w:numPr>
+        <w:spacing w:before="100" w:beforeAutospacing="1" w:after="100" w:afterAutospacing="1" w:line="360" w:lineRule="auto"/>
+        <w:outlineLvl w:val="0"/>
+        <w:rPr>
+          <w:rFonts w:ascii="Times New Roman" w:eastAsia="Times New Roman" w:hAnsi="Times New Roman" w:cs="Times New Roman"/>
+          <w:sz w:val="24"/>
+          <w:szCs w:val="24"/>
+        </w:rPr>
+      </w:pPr>
+      <w:r>
+        <w:rPr>
+          <w:rFonts w:ascii="Times New Roman" w:eastAsia="Times New Roman" w:hAnsi="Times New Roman" w:cs="Times New Roman"/>
+          <w:sz w:val="24"/>
+          <w:szCs w:val="24"/>
+        </w:rPr>
+        <w:t>движения (IN/OUT/MOVE)</w:t>
+      </w:r>
+    </w:p>
+    <w:p>
+      <w:pPr>
+        <w:numPr>
+          <w:ilvl w:val="0"/>
+          <w:numId w:val="27"/>
+        </w:numPr>
+        <w:spacing w:before="100" w:beforeAutospacing="1" w:after="100" w:afterAutospacing="1" w:line="360" w:lineRule="auto"/>
+        <w:outlineLvl w:val="0"/>
+        <w:rPr>
+          <w:rFonts w:ascii="Times New Roman" w:eastAsia="Times New Roman" w:hAnsi="Times New Roman" w:cs="Times New Roman"/>
+          <w:sz w:val="24"/>
+          <w:szCs w:val="24"/>
+        </w:rPr>
+      </w:pPr>
+      <w:r>
+        <w:rPr>
+          <w:rFonts w:ascii="Times New Roman" w:eastAsia="Times New Roman" w:hAnsi="Times New Roman" w:cs="Times New Roman"/>
+          <w:sz w:val="24"/>
+          <w:szCs w:val="24"/>
+        </w:rPr>
+        <w:t>фактури</w:t>
+      </w:r>
+    </w:p>
+    <w:p>
+      <w:pPr>
+        <w:numPr>
+          <w:ilvl w:val="0"/>
+          <w:numId w:val="27"/>
+        </w:numPr>
+        <w:spacing w:before="100" w:beforeAutospacing="1" w:after="100" w:afterAutospacing="1" w:line="360" w:lineRule="auto"/>
+        <w:outlineLvl w:val="0"/>
+        <w:rPr>
+          <w:rFonts w:ascii="Times New Roman" w:eastAsia="Times New Roman" w:hAnsi="Times New Roman" w:cs="Times New Roman"/>
+          <w:sz w:val="24"/>
+          <w:szCs w:val="24"/>
+        </w:rPr>
+      </w:pPr>
+      <w:r>
+        <w:rPr>
+          <w:rFonts w:ascii="Times New Roman" w:eastAsia="Times New Roman" w:hAnsi="Times New Roman" w:cs="Times New Roman"/>
+          <w:sz w:val="24"/>
+          <w:szCs w:val="24"/>
+        </w:rPr>
+        <w:t>справки</w:t>
+      </w:r>
+    </w:p>
+    <w:p>
+      <w:pPr>
+        <w:numPr>
+          <w:ilvl w:val="0"/>
+          <w:numId w:val="27"/>
+        </w:numPr>
+        <w:spacing w:before="100" w:beforeAutospacing="1" w:after="100" w:afterAutospacing="1" w:line="360" w:lineRule="auto"/>
+        <w:outlineLvl w:val="0"/>
+        <w:rPr>
+          <w:rFonts w:ascii="Times New Roman" w:eastAsia="Times New Roman" w:hAnsi="Times New Roman" w:cs="Times New Roman"/>
+          <w:sz w:val="24"/>
+          <w:szCs w:val="24"/>
+        </w:rPr>
+      </w:pPr>
+      <w:r>
+        <w:rPr>
+          <w:rFonts w:ascii="Times New Roman" w:eastAsia="Times New Roman" w:hAnsi="Times New Roman" w:cs="Times New Roman"/>
+          <w:sz w:val="24"/>
+          <w:szCs w:val="24"/>
+        </w:rPr>
+        <w:t>потребители</w:t>
+      </w:r>
+    </w:p>
+    <w:p>
+      <w:pPr>
+        <w:numPr>
+          <w:ilvl w:val="0"/>
+          <w:numId w:val="27"/>
+        </w:numPr>
+        <w:spacing w:before="100" w:beforeAutospacing="1" w:after="100" w:afterAutospacing="1" w:line="360" w:lineRule="auto"/>
+        <w:outlineLvl w:val="0"/>
+        <w:rPr>
+          <w:rFonts w:ascii="Times New Roman" w:eastAsia="Times New Roman" w:hAnsi="Times New Roman" w:cs="Times New Roman"/>
+          <w:sz w:val="24"/>
+          <w:szCs w:val="24"/>
+        </w:rPr>
+      </w:pPr>
+      <w:r>
+        <w:rPr>
+          <w:rFonts w:ascii="Times New Roman" w:eastAsia="Times New Roman" w:hAnsi="Times New Roman" w:cs="Times New Roman"/>
+          <w:sz w:val="24"/>
+          <w:szCs w:val="24"/>
+        </w:rPr>
+        <w:lastRenderedPageBreak/>
+        <w:t>локации</w:t>
+      </w:r>
+    </w:p>
+    <w:p>
+      <w:pPr>
+        <w:spacing w:before="100" w:beforeAutospacing="1" w:after="100" w:afterAutospacing="1" w:line="360" w:lineRule="auto"/>
+        <w:outlineLvl w:val="0"/>
+        <w:rPr>
+          <w:rFonts w:ascii="Times New Roman" w:eastAsia="Times New Roman" w:hAnsi="Times New Roman" w:cs="Times New Roman"/>
+          <w:sz w:val="24"/>
+          <w:szCs w:val="24"/>
+        </w:rPr>
+      </w:pPr>
+      <w:r>
+        <w:rPr>
+          <w:rFonts w:ascii="Times New Roman" w:eastAsia="Times New Roman" w:hAnsi="Times New Roman" w:cs="Times New Roman"/>
+          <w:sz w:val="24"/>
+          <w:szCs w:val="24"/>
+        </w:rPr>
+        <w:t>Views не съдържат бизнес логика. Те само показват информация и подават вход към контролерите.</w:t>
+      </w:r>
+    </w:p>
+    <w:p>
+      <w:pPr>
+        <w:spacing w:before="100" w:beforeAutospacing="1" w:after="100" w:afterAutospacing="1" w:line="360" w:lineRule="auto"/>
+        <w:outlineLvl w:val="0"/>
+        <w:rPr>
+          <w:rFonts w:ascii="Times New Roman" w:eastAsia="Times New Roman" w:hAnsi="Times New Roman" w:cs="Times New Roman"/>
           <w:b/>
           <w:bCs/>
           <w:sz w:val="24"/>
@@ -13954,7 +13248,6 @@
           <w:sz w:val="24"/>
           <w:szCs w:val="24"/>
         </w:rPr>
-        <w:lastRenderedPageBreak/>
         <w:t>10.2 Business Logic Layer (Controllers)</w:t>
       </w:r>
     </w:p>
@@ -13974,15 +13267,357 @@
           <w:sz w:val="24"/>
           <w:szCs w:val="24"/>
         </w:rPr>
-        <w:t>Съдържа логиката за управление на продукти, категории, доставчици, потребители, движения и фактури. Прилага бизнес правила, извършва валидации, генерира фактури при OUT операции и управлява справки.</w:t>
-      </w:r>
-    </w:p>
-    <w:p>
-      <w:pPr>
+        <w:t>Контролерите реализират основната бизнес логика на системата. Всеки контролер е отговорен за CRUD операциите на своя модул:</w:t>
+      </w:r>
+    </w:p>
+    <w:p>
+      <w:pPr>
+        <w:numPr>
+          <w:ilvl w:val="0"/>
+          <w:numId w:val="28"/>
+        </w:numPr>
         <w:spacing w:before="100" w:beforeAutospacing="1" w:after="100" w:afterAutospacing="1" w:line="360" w:lineRule="auto"/>
         <w:outlineLvl w:val="0"/>
         <w:rPr>
           <w:rFonts w:ascii="Times New Roman" w:eastAsia="Times New Roman" w:hAnsi="Times New Roman" w:cs="Times New Roman"/>
+          <w:sz w:val="24"/>
+          <w:szCs w:val="24"/>
+        </w:rPr>
+      </w:pPr>
+      <w:r>
+        <w:rPr>
+          <w:rFonts w:ascii="Times New Roman" w:eastAsia="Times New Roman" w:hAnsi="Times New Roman" w:cs="Times New Roman"/>
+          <w:sz w:val="24"/>
+          <w:szCs w:val="24"/>
+        </w:rPr>
+        <w:t>ProductController</w:t>
+      </w:r>
+    </w:p>
+    <w:p>
+      <w:pPr>
+        <w:numPr>
+          <w:ilvl w:val="0"/>
+          <w:numId w:val="28"/>
+        </w:numPr>
+        <w:spacing w:before="100" w:beforeAutospacing="1" w:after="100" w:afterAutospacing="1" w:line="360" w:lineRule="auto"/>
+        <w:outlineLvl w:val="0"/>
+        <w:rPr>
+          <w:rFonts w:ascii="Times New Roman" w:eastAsia="Times New Roman" w:hAnsi="Times New Roman" w:cs="Times New Roman"/>
+          <w:sz w:val="24"/>
+          <w:szCs w:val="24"/>
+        </w:rPr>
+      </w:pPr>
+      <w:r>
+        <w:rPr>
+          <w:rFonts w:ascii="Times New Roman" w:eastAsia="Times New Roman" w:hAnsi="Times New Roman" w:cs="Times New Roman"/>
+          <w:sz w:val="24"/>
+          <w:szCs w:val="24"/>
+        </w:rPr>
+        <w:t>CategoryController</w:t>
+      </w:r>
+    </w:p>
+    <w:p>
+      <w:pPr>
+        <w:numPr>
+          <w:ilvl w:val="0"/>
+          <w:numId w:val="28"/>
+        </w:numPr>
+        <w:spacing w:before="100" w:beforeAutospacing="1" w:after="100" w:afterAutospacing="1" w:line="360" w:lineRule="auto"/>
+        <w:outlineLvl w:val="0"/>
+        <w:rPr>
+          <w:rFonts w:ascii="Times New Roman" w:eastAsia="Times New Roman" w:hAnsi="Times New Roman" w:cs="Times New Roman"/>
+          <w:sz w:val="24"/>
+          <w:szCs w:val="24"/>
+        </w:rPr>
+      </w:pPr>
+      <w:r>
+        <w:rPr>
+          <w:rFonts w:ascii="Times New Roman" w:eastAsia="Times New Roman" w:hAnsi="Times New Roman" w:cs="Times New Roman"/>
+          <w:sz w:val="24"/>
+          <w:szCs w:val="24"/>
+        </w:rPr>
+        <w:t>SupplierController</w:t>
+      </w:r>
+    </w:p>
+    <w:p>
+      <w:pPr>
+        <w:numPr>
+          <w:ilvl w:val="0"/>
+          <w:numId w:val="28"/>
+        </w:numPr>
+        <w:spacing w:before="100" w:beforeAutospacing="1" w:after="100" w:afterAutospacing="1" w:line="360" w:lineRule="auto"/>
+        <w:outlineLvl w:val="0"/>
+        <w:rPr>
+          <w:rFonts w:ascii="Times New Roman" w:eastAsia="Times New Roman" w:hAnsi="Times New Roman" w:cs="Times New Roman"/>
+          <w:sz w:val="24"/>
+          <w:szCs w:val="24"/>
+        </w:rPr>
+      </w:pPr>
+      <w:r>
+        <w:rPr>
+          <w:rFonts w:ascii="Times New Roman" w:eastAsia="Times New Roman" w:hAnsi="Times New Roman" w:cs="Times New Roman"/>
+          <w:sz w:val="24"/>
+          <w:szCs w:val="24"/>
+        </w:rPr>
+        <w:t>MovementController</w:t>
+      </w:r>
+    </w:p>
+    <w:p>
+      <w:pPr>
+        <w:numPr>
+          <w:ilvl w:val="0"/>
+          <w:numId w:val="28"/>
+        </w:numPr>
+        <w:spacing w:before="100" w:beforeAutospacing="1" w:after="100" w:afterAutospacing="1" w:line="360" w:lineRule="auto"/>
+        <w:outlineLvl w:val="0"/>
+        <w:rPr>
+          <w:rFonts w:ascii="Times New Roman" w:eastAsia="Times New Roman" w:hAnsi="Times New Roman" w:cs="Times New Roman"/>
+          <w:sz w:val="24"/>
+          <w:szCs w:val="24"/>
+        </w:rPr>
+      </w:pPr>
+      <w:r>
+        <w:rPr>
+          <w:rFonts w:ascii="Times New Roman" w:eastAsia="Times New Roman" w:hAnsi="Times New Roman" w:cs="Times New Roman"/>
+          <w:sz w:val="24"/>
+          <w:szCs w:val="24"/>
+        </w:rPr>
+        <w:t>InvoiceController</w:t>
+      </w:r>
+    </w:p>
+    <w:p>
+      <w:pPr>
+        <w:numPr>
+          <w:ilvl w:val="0"/>
+          <w:numId w:val="28"/>
+        </w:numPr>
+        <w:spacing w:before="100" w:beforeAutospacing="1" w:after="100" w:afterAutospacing="1" w:line="360" w:lineRule="auto"/>
+        <w:outlineLvl w:val="0"/>
+        <w:rPr>
+          <w:rFonts w:ascii="Times New Roman" w:eastAsia="Times New Roman" w:hAnsi="Times New Roman" w:cs="Times New Roman"/>
+          <w:sz w:val="24"/>
+          <w:szCs w:val="24"/>
+        </w:rPr>
+      </w:pPr>
+      <w:r>
+        <w:rPr>
+          <w:rFonts w:ascii="Times New Roman" w:eastAsia="Times New Roman" w:hAnsi="Times New Roman" w:cs="Times New Roman"/>
+          <w:sz w:val="24"/>
+          <w:szCs w:val="24"/>
+        </w:rPr>
+        <w:t>UserController</w:t>
+      </w:r>
+    </w:p>
+    <w:p>
+      <w:pPr>
+        <w:numPr>
+          <w:ilvl w:val="0"/>
+          <w:numId w:val="28"/>
+        </w:numPr>
+        <w:spacing w:before="100" w:beforeAutospacing="1" w:after="100" w:afterAutospacing="1" w:line="360" w:lineRule="auto"/>
+        <w:outlineLvl w:val="0"/>
+        <w:rPr>
+          <w:rFonts w:ascii="Times New Roman" w:eastAsia="Times New Roman" w:hAnsi="Times New Roman" w:cs="Times New Roman"/>
+          <w:sz w:val="24"/>
+          <w:szCs w:val="24"/>
+        </w:rPr>
+      </w:pPr>
+      <w:r>
+        <w:rPr>
+          <w:rFonts w:ascii="Times New Roman" w:eastAsia="Times New Roman" w:hAnsi="Times New Roman" w:cs="Times New Roman"/>
+          <w:sz w:val="24"/>
+          <w:szCs w:val="24"/>
+        </w:rPr>
+        <w:t>LocationController</w:t>
+      </w:r>
+    </w:p>
+    <w:p>
+      <w:pPr>
+        <w:spacing w:before="100" w:beforeAutospacing="1" w:after="100" w:afterAutospacing="1" w:line="360" w:lineRule="auto"/>
+        <w:outlineLvl w:val="0"/>
+        <w:rPr>
+          <w:rFonts w:ascii="Times New Roman" w:eastAsia="Times New Roman" w:hAnsi="Times New Roman" w:cs="Times New Roman"/>
+          <w:sz w:val="24"/>
+          <w:szCs w:val="24"/>
+        </w:rPr>
+      </w:pPr>
+      <w:r>
+        <w:rPr>
+          <w:rFonts w:ascii="Times New Roman" w:eastAsia="Times New Roman" w:hAnsi="Times New Roman" w:cs="Times New Roman"/>
+          <w:sz w:val="24"/>
+          <w:szCs w:val="24"/>
+        </w:rPr>
+        <w:lastRenderedPageBreak/>
+        <w:t>Контролерите:</w:t>
+      </w:r>
+    </w:p>
+    <w:p>
+      <w:pPr>
+        <w:numPr>
+          <w:ilvl w:val="0"/>
+          <w:numId w:val="29"/>
+        </w:numPr>
+        <w:spacing w:before="100" w:beforeAutospacing="1" w:after="100" w:afterAutospacing="1" w:line="360" w:lineRule="auto"/>
+        <w:outlineLvl w:val="0"/>
+        <w:rPr>
+          <w:rFonts w:ascii="Times New Roman" w:eastAsia="Times New Roman" w:hAnsi="Times New Roman" w:cs="Times New Roman"/>
+          <w:sz w:val="24"/>
+          <w:szCs w:val="24"/>
+        </w:rPr>
+      </w:pPr>
+      <w:r>
+        <w:rPr>
+          <w:rFonts w:ascii="Times New Roman" w:eastAsia="Times New Roman" w:hAnsi="Times New Roman" w:cs="Times New Roman"/>
+          <w:sz w:val="24"/>
+          <w:szCs w:val="24"/>
+        </w:rPr>
+        <w:t>прилагат бизнес правила</w:t>
+      </w:r>
+    </w:p>
+    <w:p>
+      <w:pPr>
+        <w:numPr>
+          <w:ilvl w:val="0"/>
+          <w:numId w:val="29"/>
+        </w:numPr>
+        <w:spacing w:before="100" w:beforeAutospacing="1" w:after="100" w:afterAutospacing="1" w:line="360" w:lineRule="auto"/>
+        <w:outlineLvl w:val="0"/>
+        <w:rPr>
+          <w:rFonts w:ascii="Times New Roman" w:eastAsia="Times New Roman" w:hAnsi="Times New Roman" w:cs="Times New Roman"/>
+          <w:sz w:val="24"/>
+          <w:szCs w:val="24"/>
+        </w:rPr>
+      </w:pPr>
+      <w:r>
+        <w:rPr>
+          <w:rFonts w:ascii="Times New Roman" w:eastAsia="Times New Roman" w:hAnsi="Times New Roman" w:cs="Times New Roman"/>
+          <w:sz w:val="24"/>
+          <w:szCs w:val="24"/>
+        </w:rPr>
+        <w:t>валидират входните данни чрез отделни Validator класове</w:t>
+      </w:r>
+    </w:p>
+    <w:p>
+      <w:pPr>
+        <w:numPr>
+          <w:ilvl w:val="0"/>
+          <w:numId w:val="29"/>
+        </w:numPr>
+        <w:spacing w:before="100" w:beforeAutospacing="1" w:after="100" w:afterAutospacing="1" w:line="360" w:lineRule="auto"/>
+        <w:outlineLvl w:val="0"/>
+        <w:rPr>
+          <w:rFonts w:ascii="Times New Roman" w:eastAsia="Times New Roman" w:hAnsi="Times New Roman" w:cs="Times New Roman"/>
+          <w:sz w:val="24"/>
+          <w:szCs w:val="24"/>
+        </w:rPr>
+      </w:pPr>
+      <w:r>
+        <w:rPr>
+          <w:rFonts w:ascii="Times New Roman" w:eastAsia="Times New Roman" w:hAnsi="Times New Roman" w:cs="Times New Roman"/>
+          <w:sz w:val="24"/>
+          <w:szCs w:val="24"/>
+        </w:rPr>
+        <w:t>управляват наличности</w:t>
+      </w:r>
+    </w:p>
+    <w:p>
+      <w:pPr>
+        <w:numPr>
+          <w:ilvl w:val="0"/>
+          <w:numId w:val="29"/>
+        </w:numPr>
+        <w:spacing w:before="100" w:beforeAutospacing="1" w:after="100" w:afterAutospacing="1" w:line="360" w:lineRule="auto"/>
+        <w:outlineLvl w:val="0"/>
+        <w:rPr>
+          <w:rFonts w:ascii="Times New Roman" w:eastAsia="Times New Roman" w:hAnsi="Times New Roman" w:cs="Times New Roman"/>
+          <w:sz w:val="24"/>
+          <w:szCs w:val="24"/>
+        </w:rPr>
+      </w:pPr>
+      <w:r>
+        <w:rPr>
+          <w:rFonts w:ascii="Times New Roman" w:eastAsia="Times New Roman" w:hAnsi="Times New Roman" w:cs="Times New Roman"/>
+          <w:sz w:val="24"/>
+          <w:szCs w:val="24"/>
+        </w:rPr>
+        <w:t>обработват IN/OUT/MOVE операции</w:t>
+      </w:r>
+    </w:p>
+    <w:p>
+      <w:pPr>
+        <w:numPr>
+          <w:ilvl w:val="0"/>
+          <w:numId w:val="29"/>
+        </w:numPr>
+        <w:spacing w:before="100" w:beforeAutospacing="1" w:after="100" w:afterAutospacing="1" w:line="360" w:lineRule="auto"/>
+        <w:outlineLvl w:val="0"/>
+        <w:rPr>
+          <w:rFonts w:ascii="Times New Roman" w:eastAsia="Times New Roman" w:hAnsi="Times New Roman" w:cs="Times New Roman"/>
+          <w:sz w:val="24"/>
+          <w:szCs w:val="24"/>
+        </w:rPr>
+      </w:pPr>
+      <w:r>
+        <w:rPr>
+          <w:rFonts w:ascii="Times New Roman" w:eastAsia="Times New Roman" w:hAnsi="Times New Roman" w:cs="Times New Roman"/>
+          <w:sz w:val="24"/>
+          <w:szCs w:val="24"/>
+        </w:rPr>
+        <w:t>генерират фактури при OUT</w:t>
+      </w:r>
+    </w:p>
+    <w:p>
+      <w:pPr>
+        <w:numPr>
+          <w:ilvl w:val="0"/>
+          <w:numId w:val="29"/>
+        </w:numPr>
+        <w:spacing w:before="100" w:beforeAutospacing="1" w:after="100" w:afterAutospacing="1" w:line="360" w:lineRule="auto"/>
+        <w:outlineLvl w:val="0"/>
+        <w:rPr>
+          <w:rFonts w:ascii="Times New Roman" w:eastAsia="Times New Roman" w:hAnsi="Times New Roman" w:cs="Times New Roman"/>
+          <w:sz w:val="24"/>
+          <w:szCs w:val="24"/>
+        </w:rPr>
+      </w:pPr>
+      <w:r>
+        <w:rPr>
+          <w:rFonts w:ascii="Times New Roman" w:eastAsia="Times New Roman" w:hAnsi="Times New Roman" w:cs="Times New Roman"/>
+          <w:sz w:val="24"/>
+          <w:szCs w:val="24"/>
+        </w:rPr>
+        <w:t>извършват справки и търсения</w:t>
+      </w:r>
+    </w:p>
+    <w:p>
+      <w:pPr>
+        <w:numPr>
+          <w:ilvl w:val="0"/>
+          <w:numId w:val="29"/>
+        </w:numPr>
+        <w:spacing w:before="100" w:beforeAutospacing="1" w:after="100" w:afterAutospacing="1" w:line="360" w:lineRule="auto"/>
+        <w:outlineLvl w:val="0"/>
+        <w:rPr>
+          <w:rFonts w:ascii="Times New Roman" w:eastAsia="Times New Roman" w:hAnsi="Times New Roman" w:cs="Times New Roman"/>
+          <w:sz w:val="24"/>
+          <w:szCs w:val="24"/>
+        </w:rPr>
+      </w:pPr>
+      <w:r>
+        <w:rPr>
+          <w:rFonts w:ascii="Times New Roman" w:eastAsia="Times New Roman" w:hAnsi="Times New Roman" w:cs="Times New Roman"/>
+          <w:sz w:val="24"/>
+          <w:szCs w:val="24"/>
+        </w:rPr>
+        <w:t>НЕ съдържат алгоритми, филтри или визуализация</w:t>
+      </w:r>
+    </w:p>
+    <w:p>
+      <w:pPr>
+        <w:spacing w:before="100" w:beforeAutospacing="1" w:after="100" w:afterAutospacing="1" w:line="360" w:lineRule="auto"/>
+        <w:outlineLvl w:val="0"/>
+        <w:rPr>
+          <w:rFonts w:ascii="Times New Roman" w:eastAsia="Times New Roman" w:hAnsi="Times New Roman" w:cs="Times New Roman"/>
           <w:b/>
           <w:bCs/>
           <w:sz w:val="24"/>
@@ -13997,7 +13632,7 @@
           <w:sz w:val="24"/>
           <w:szCs w:val="24"/>
         </w:rPr>
-        <w:t>10.3 Data Layer (Storage)</w:t>
+        <w:t>10.3 Data Layer (Storage / JSON Repository)</w:t>
       </w:r>
     </w:p>
     <w:p>
@@ -14016,15 +13651,196 @@
           <w:sz w:val="24"/>
           <w:szCs w:val="24"/>
         </w:rPr>
-        <w:t>Отговаря за съхранението на данни в JSON файлове. Включва отделни хранилища за продукти, категории, доставчици, движения, фактури, потребители и логове. Този слой е напълно отделен от бизнес логиката.</w:t>
-      </w:r>
-    </w:p>
-    <w:p>
-      <w:pPr>
+        <w:t>Този слой отговаря за съхранението на данни в JSON файлове. Системата използва отделни файлове за:</w:t>
+      </w:r>
+    </w:p>
+    <w:p>
+      <w:pPr>
+        <w:numPr>
+          <w:ilvl w:val="0"/>
+          <w:numId w:val="30"/>
+        </w:numPr>
         <w:spacing w:before="100" w:beforeAutospacing="1" w:after="100" w:afterAutospacing="1" w:line="360" w:lineRule="auto"/>
         <w:outlineLvl w:val="0"/>
         <w:rPr>
           <w:rFonts w:ascii="Times New Roman" w:eastAsia="Times New Roman" w:hAnsi="Times New Roman" w:cs="Times New Roman"/>
+          <w:sz w:val="24"/>
+          <w:szCs w:val="24"/>
+        </w:rPr>
+      </w:pPr>
+      <w:r>
+        <w:rPr>
+          <w:rFonts w:ascii="Times New Roman" w:eastAsia="Times New Roman" w:hAnsi="Times New Roman" w:cs="Times New Roman"/>
+          <w:sz w:val="24"/>
+          <w:szCs w:val="24"/>
+        </w:rPr>
+        <w:t>продукти</w:t>
+      </w:r>
+    </w:p>
+    <w:p>
+      <w:pPr>
+        <w:numPr>
+          <w:ilvl w:val="0"/>
+          <w:numId w:val="30"/>
+        </w:numPr>
+        <w:spacing w:before="100" w:beforeAutospacing="1" w:after="100" w:afterAutospacing="1" w:line="360" w:lineRule="auto"/>
+        <w:outlineLvl w:val="0"/>
+        <w:rPr>
+          <w:rFonts w:ascii="Times New Roman" w:eastAsia="Times New Roman" w:hAnsi="Times New Roman" w:cs="Times New Roman"/>
+          <w:sz w:val="24"/>
+          <w:szCs w:val="24"/>
+        </w:rPr>
+      </w:pPr>
+      <w:r>
+        <w:rPr>
+          <w:rFonts w:ascii="Times New Roman" w:eastAsia="Times New Roman" w:hAnsi="Times New Roman" w:cs="Times New Roman"/>
+          <w:sz w:val="24"/>
+          <w:szCs w:val="24"/>
+        </w:rPr>
+        <w:t>категории</w:t>
+      </w:r>
+    </w:p>
+    <w:p>
+      <w:pPr>
+        <w:numPr>
+          <w:ilvl w:val="0"/>
+          <w:numId w:val="30"/>
+        </w:numPr>
+        <w:spacing w:before="100" w:beforeAutospacing="1" w:after="100" w:afterAutospacing="1" w:line="360" w:lineRule="auto"/>
+        <w:outlineLvl w:val="0"/>
+        <w:rPr>
+          <w:rFonts w:ascii="Times New Roman" w:eastAsia="Times New Roman" w:hAnsi="Times New Roman" w:cs="Times New Roman"/>
+          <w:sz w:val="24"/>
+          <w:szCs w:val="24"/>
+        </w:rPr>
+      </w:pPr>
+      <w:r>
+        <w:rPr>
+          <w:rFonts w:ascii="Times New Roman" w:eastAsia="Times New Roman" w:hAnsi="Times New Roman" w:cs="Times New Roman"/>
+          <w:sz w:val="24"/>
+          <w:szCs w:val="24"/>
+        </w:rPr>
+        <w:lastRenderedPageBreak/>
+        <w:t>доставчици</w:t>
+      </w:r>
+    </w:p>
+    <w:p>
+      <w:pPr>
+        <w:numPr>
+          <w:ilvl w:val="0"/>
+          <w:numId w:val="30"/>
+        </w:numPr>
+        <w:spacing w:before="100" w:beforeAutospacing="1" w:after="100" w:afterAutospacing="1" w:line="360" w:lineRule="auto"/>
+        <w:outlineLvl w:val="0"/>
+        <w:rPr>
+          <w:rFonts w:ascii="Times New Roman" w:eastAsia="Times New Roman" w:hAnsi="Times New Roman" w:cs="Times New Roman"/>
+          <w:sz w:val="24"/>
+          <w:szCs w:val="24"/>
+        </w:rPr>
+      </w:pPr>
+      <w:r>
+        <w:rPr>
+          <w:rFonts w:ascii="Times New Roman" w:eastAsia="Times New Roman" w:hAnsi="Times New Roman" w:cs="Times New Roman"/>
+          <w:sz w:val="24"/>
+          <w:szCs w:val="24"/>
+        </w:rPr>
+        <w:t>движения</w:t>
+      </w:r>
+    </w:p>
+    <w:p>
+      <w:pPr>
+        <w:numPr>
+          <w:ilvl w:val="0"/>
+          <w:numId w:val="30"/>
+        </w:numPr>
+        <w:spacing w:before="100" w:beforeAutospacing="1" w:after="100" w:afterAutospacing="1" w:line="360" w:lineRule="auto"/>
+        <w:outlineLvl w:val="0"/>
+        <w:rPr>
+          <w:rFonts w:ascii="Times New Roman" w:eastAsia="Times New Roman" w:hAnsi="Times New Roman" w:cs="Times New Roman"/>
+          <w:sz w:val="24"/>
+          <w:szCs w:val="24"/>
+        </w:rPr>
+      </w:pPr>
+      <w:r>
+        <w:rPr>
+          <w:rFonts w:ascii="Times New Roman" w:eastAsia="Times New Roman" w:hAnsi="Times New Roman" w:cs="Times New Roman"/>
+          <w:sz w:val="24"/>
+          <w:szCs w:val="24"/>
+        </w:rPr>
+        <w:t>фактури</w:t>
+      </w:r>
+    </w:p>
+    <w:p>
+      <w:pPr>
+        <w:numPr>
+          <w:ilvl w:val="0"/>
+          <w:numId w:val="30"/>
+        </w:numPr>
+        <w:spacing w:before="100" w:beforeAutospacing="1" w:after="100" w:afterAutospacing="1" w:line="360" w:lineRule="auto"/>
+        <w:outlineLvl w:val="0"/>
+        <w:rPr>
+          <w:rFonts w:ascii="Times New Roman" w:eastAsia="Times New Roman" w:hAnsi="Times New Roman" w:cs="Times New Roman"/>
+          <w:sz w:val="24"/>
+          <w:szCs w:val="24"/>
+        </w:rPr>
+      </w:pPr>
+      <w:r>
+        <w:rPr>
+          <w:rFonts w:ascii="Times New Roman" w:eastAsia="Times New Roman" w:hAnsi="Times New Roman" w:cs="Times New Roman"/>
+          <w:sz w:val="24"/>
+          <w:szCs w:val="24"/>
+        </w:rPr>
+        <w:t>потребители</w:t>
+      </w:r>
+    </w:p>
+    <w:p>
+      <w:pPr>
+        <w:numPr>
+          <w:ilvl w:val="0"/>
+          <w:numId w:val="30"/>
+        </w:numPr>
+        <w:spacing w:before="100" w:beforeAutospacing="1" w:after="100" w:afterAutospacing="1" w:line="360" w:lineRule="auto"/>
+        <w:outlineLvl w:val="0"/>
+        <w:rPr>
+          <w:rFonts w:ascii="Times New Roman" w:eastAsia="Times New Roman" w:hAnsi="Times New Roman" w:cs="Times New Roman"/>
+          <w:sz w:val="24"/>
+          <w:szCs w:val="24"/>
+        </w:rPr>
+      </w:pPr>
+      <w:r>
+        <w:rPr>
+          <w:rFonts w:ascii="Times New Roman" w:eastAsia="Times New Roman" w:hAnsi="Times New Roman" w:cs="Times New Roman"/>
+          <w:sz w:val="24"/>
+          <w:szCs w:val="24"/>
+        </w:rPr>
+        <w:t>локации</w:t>
+      </w:r>
+    </w:p>
+    <w:p>
+      <w:pPr>
+        <w:spacing w:before="100" w:beforeAutospacing="1" w:after="100" w:afterAutospacing="1" w:line="360" w:lineRule="auto"/>
+        <w:outlineLvl w:val="0"/>
+        <w:rPr>
+          <w:rFonts w:ascii="Times New Roman" w:eastAsia="Times New Roman" w:hAnsi="Times New Roman" w:cs="Times New Roman"/>
+          <w:sz w:val="24"/>
+          <w:szCs w:val="24"/>
+        </w:rPr>
+      </w:pPr>
+      <w:r>
+        <w:rPr>
+          <w:rFonts w:ascii="Times New Roman" w:eastAsia="Times New Roman" w:hAnsi="Times New Roman" w:cs="Times New Roman"/>
+          <w:sz w:val="24"/>
+          <w:szCs w:val="24"/>
+        </w:rPr>
+        <w:t>Storage слоят е напълно отделен от бизнес логиката и се грижи само за четене/запис на данни.</w:t>
+      </w:r>
+    </w:p>
+    <w:p>
+      <w:pPr>
+        <w:spacing w:before="100" w:beforeAutospacing="1" w:after="100" w:afterAutospacing="1" w:line="360" w:lineRule="auto"/>
+        <w:outlineLvl w:val="0"/>
+        <w:rPr>
+          <w:rFonts w:ascii="Times New Roman" w:eastAsia="Times New Roman" w:hAnsi="Times New Roman" w:cs="Times New Roman"/>
           <w:b/>
           <w:bCs/>
           <w:sz w:val="24"/>
@@ -14048,17 +13864,64 @@
         <w:outlineLvl w:val="0"/>
         <w:rPr>
           <w:rFonts w:ascii="Times New Roman" w:eastAsia="Times New Roman" w:hAnsi="Times New Roman" w:cs="Times New Roman"/>
-          <w:sz w:val="24"/>
-          <w:szCs w:val="24"/>
-        </w:rPr>
-      </w:pPr>
-      <w:r>
-        <w:rPr>
-          <w:rFonts w:ascii="Times New Roman" w:eastAsia="Times New Roman" w:hAnsi="Times New Roman" w:cs="Times New Roman"/>
-          <w:sz w:val="24"/>
-          <w:szCs w:val="24"/>
-        </w:rPr>
-        <w:t>Съдържа разширения като графови структури и алгоритъма на Дейкстра за изчисляване на най</w:t>
+          <w:b/>
+          <w:bCs/>
+          <w:sz w:val="24"/>
+          <w:szCs w:val="24"/>
+        </w:rPr>
+      </w:pPr>
+      <w:r>
+        <w:rPr>
+          <w:rFonts w:ascii="Times New Roman" w:eastAsia="Times New Roman" w:hAnsi="Times New Roman" w:cs="Times New Roman"/>
+          <w:b/>
+          <w:bCs/>
+          <w:sz w:val="24"/>
+          <w:szCs w:val="24"/>
+        </w:rPr>
+        <w:t>Този слой съдържа разширения, които не са задължителни за основната система. В твоя проект тук се намира:</w:t>
+      </w:r>
+    </w:p>
+    <w:p>
+      <w:pPr>
+        <w:spacing w:before="100" w:beforeAutospacing="1" w:after="100" w:afterAutospacing="1" w:line="360" w:lineRule="auto"/>
+        <w:outlineLvl w:val="0"/>
+        <w:rPr>
+          <w:rFonts w:ascii="Times New Roman" w:eastAsia="Times New Roman" w:hAnsi="Times New Roman" w:cs="Times New Roman"/>
+          <w:b/>
+          <w:bCs/>
+          <w:sz w:val="24"/>
+          <w:szCs w:val="24"/>
+        </w:rPr>
+      </w:pPr>
+      <w:r>
+        <w:rPr>
+          <w:rFonts w:ascii="Times New Roman" w:eastAsia="Times New Roman" w:hAnsi="Times New Roman" w:cs="Times New Roman"/>
+          <w:b/>
+          <w:bCs/>
+          <w:sz w:val="24"/>
+          <w:szCs w:val="24"/>
+        </w:rPr>
+        <w:t>Алгоритъмът на Дейкстра</w:t>
+      </w:r>
+    </w:p>
+    <w:p>
+      <w:pPr>
+        <w:spacing w:before="100" w:beforeAutospacing="1" w:after="100" w:afterAutospacing="1" w:line="360" w:lineRule="auto"/>
+        <w:outlineLvl w:val="0"/>
+        <w:rPr>
+          <w:rFonts w:ascii="Times New Roman" w:eastAsia="Times New Roman" w:hAnsi="Times New Roman" w:cs="Times New Roman"/>
+          <w:sz w:val="24"/>
+          <w:szCs w:val="24"/>
+        </w:rPr>
+      </w:pPr>
+      <w:r>
+        <w:rPr>
+          <w:rFonts w:ascii="Times New Roman" w:eastAsia="Times New Roman" w:hAnsi="Times New Roman" w:cs="Times New Roman"/>
+          <w:sz w:val="24"/>
+          <w:szCs w:val="24"/>
+        </w:rPr>
+        <w:lastRenderedPageBreak/>
+        <w:t>Използва се за намиране на най</w:t>
       </w:r>
       <w:r>
         <w:rPr>
@@ -14067,8 +13930,438 @@
           <w:szCs w:val="24"/>
         </w:rPr>
         <w:noBreakHyphen/>
-        <w:t>кратък маршрут между складове. Този слой е независим и може да бъде добавян или премахван без промяна на основната система.</w:t>
-      </w:r>
+        <w:t>близкия склад, в който даден продукт е наличен, когато текущият склад няма достатъчно количество.</w:t>
+      </w:r>
+    </w:p>
+    <w:p>
+      <w:pPr>
+        <w:spacing w:before="100" w:beforeAutospacing="1" w:after="100" w:afterAutospacing="1" w:line="360" w:lineRule="auto"/>
+        <w:outlineLvl w:val="0"/>
+        <w:rPr>
+          <w:rFonts w:ascii="Times New Roman" w:eastAsia="Times New Roman" w:hAnsi="Times New Roman" w:cs="Times New Roman"/>
+          <w:sz w:val="24"/>
+          <w:szCs w:val="24"/>
+        </w:rPr>
+      </w:pPr>
+      <w:r>
+        <w:rPr>
+          <w:rFonts w:ascii="Times New Roman" w:eastAsia="Times New Roman" w:hAnsi="Times New Roman" w:cs="Times New Roman"/>
+          <w:sz w:val="24"/>
+          <w:szCs w:val="24"/>
+        </w:rPr>
+        <w:t>Работата му включва:</w:t>
+      </w:r>
+    </w:p>
+    <w:p>
+      <w:pPr>
+        <w:numPr>
+          <w:ilvl w:val="0"/>
+          <w:numId w:val="31"/>
+        </w:numPr>
+        <w:spacing w:before="100" w:beforeAutospacing="1" w:after="100" w:afterAutospacing="1" w:line="360" w:lineRule="auto"/>
+        <w:outlineLvl w:val="0"/>
+        <w:rPr>
+          <w:rFonts w:ascii="Times New Roman" w:eastAsia="Times New Roman" w:hAnsi="Times New Roman" w:cs="Times New Roman"/>
+          <w:sz w:val="24"/>
+          <w:szCs w:val="24"/>
+        </w:rPr>
+      </w:pPr>
+      <w:r>
+        <w:rPr>
+          <w:rFonts w:ascii="Times New Roman" w:eastAsia="Times New Roman" w:hAnsi="Times New Roman" w:cs="Times New Roman"/>
+          <w:sz w:val="24"/>
+          <w:szCs w:val="24"/>
+        </w:rPr>
+        <w:t>представяне на складовете като възли в граф</w:t>
+      </w:r>
+    </w:p>
+    <w:p>
+      <w:pPr>
+        <w:numPr>
+          <w:ilvl w:val="0"/>
+          <w:numId w:val="31"/>
+        </w:numPr>
+        <w:spacing w:before="100" w:beforeAutospacing="1" w:after="100" w:afterAutospacing="1" w:line="360" w:lineRule="auto"/>
+        <w:outlineLvl w:val="0"/>
+        <w:rPr>
+          <w:rFonts w:ascii="Times New Roman" w:eastAsia="Times New Roman" w:hAnsi="Times New Roman" w:cs="Times New Roman"/>
+          <w:sz w:val="24"/>
+          <w:szCs w:val="24"/>
+        </w:rPr>
+      </w:pPr>
+      <w:r>
+        <w:rPr>
+          <w:rFonts w:ascii="Times New Roman" w:eastAsia="Times New Roman" w:hAnsi="Times New Roman" w:cs="Times New Roman"/>
+          <w:sz w:val="24"/>
+          <w:szCs w:val="24"/>
+        </w:rPr>
+        <w:t>разстояния между складове като ребра</w:t>
+      </w:r>
+    </w:p>
+    <w:p>
+      <w:pPr>
+        <w:numPr>
+          <w:ilvl w:val="0"/>
+          <w:numId w:val="31"/>
+        </w:numPr>
+        <w:spacing w:before="100" w:beforeAutospacing="1" w:after="100" w:afterAutospacing="1" w:line="360" w:lineRule="auto"/>
+        <w:outlineLvl w:val="0"/>
+        <w:rPr>
+          <w:rFonts w:ascii="Times New Roman" w:eastAsia="Times New Roman" w:hAnsi="Times New Roman" w:cs="Times New Roman"/>
+          <w:sz w:val="24"/>
+          <w:szCs w:val="24"/>
+        </w:rPr>
+      </w:pPr>
+      <w:r>
+        <w:rPr>
+          <w:rFonts w:ascii="Times New Roman" w:eastAsia="Times New Roman" w:hAnsi="Times New Roman" w:cs="Times New Roman"/>
+          <w:sz w:val="24"/>
+          <w:szCs w:val="24"/>
+        </w:rPr>
+        <w:t>изчисляване на най</w:t>
+      </w:r>
+      <w:r>
+        <w:rPr>
+          <w:rFonts w:ascii="Times New Roman" w:eastAsia="Times New Roman" w:hAnsi="Times New Roman" w:cs="Times New Roman"/>
+          <w:sz w:val="24"/>
+          <w:szCs w:val="24"/>
+        </w:rPr>
+        <w:noBreakHyphen/>
+        <w:t>кратък маршрут</w:t>
+      </w:r>
+    </w:p>
+    <w:p>
+      <w:pPr>
+        <w:numPr>
+          <w:ilvl w:val="0"/>
+          <w:numId w:val="31"/>
+        </w:numPr>
+        <w:spacing w:before="100" w:beforeAutospacing="1" w:after="100" w:afterAutospacing="1" w:line="360" w:lineRule="auto"/>
+        <w:outlineLvl w:val="0"/>
+        <w:rPr>
+          <w:rFonts w:ascii="Times New Roman" w:eastAsia="Times New Roman" w:hAnsi="Times New Roman" w:cs="Times New Roman"/>
+          <w:sz w:val="24"/>
+          <w:szCs w:val="24"/>
+        </w:rPr>
+      </w:pPr>
+      <w:r>
+        <w:rPr>
+          <w:rFonts w:ascii="Times New Roman" w:eastAsia="Times New Roman" w:hAnsi="Times New Roman" w:cs="Times New Roman"/>
+          <w:sz w:val="24"/>
+          <w:szCs w:val="24"/>
+        </w:rPr>
+        <w:t>избор на най</w:t>
+      </w:r>
+      <w:r>
+        <w:rPr>
+          <w:rFonts w:ascii="Times New Roman" w:eastAsia="Times New Roman" w:hAnsi="Times New Roman" w:cs="Times New Roman"/>
+          <w:sz w:val="24"/>
+          <w:szCs w:val="24"/>
+        </w:rPr>
+        <w:noBreakHyphen/>
+        <w:t>близката локация с наличност</w:t>
+      </w:r>
+    </w:p>
+    <w:p>
+      <w:pPr>
+        <w:spacing w:before="100" w:beforeAutospacing="1" w:after="100" w:afterAutospacing="1" w:line="360" w:lineRule="auto"/>
+        <w:outlineLvl w:val="0"/>
+        <w:rPr>
+          <w:rFonts w:ascii="Times New Roman" w:eastAsia="Times New Roman" w:hAnsi="Times New Roman" w:cs="Times New Roman"/>
+          <w:sz w:val="24"/>
+          <w:szCs w:val="24"/>
+        </w:rPr>
+      </w:pPr>
+      <w:r>
+        <w:rPr>
+          <w:rFonts w:ascii="Times New Roman" w:eastAsia="Times New Roman" w:hAnsi="Times New Roman" w:cs="Times New Roman"/>
+          <w:sz w:val="24"/>
+          <w:szCs w:val="24"/>
+        </w:rPr>
+        <w:t>Този слой е независим и може да бъде добавян или премахван без промяна на основната архитектура.</w:t>
+      </w:r>
+    </w:p>
+    <w:p>
+      <w:pPr>
+        <w:spacing w:before="100" w:beforeAutospacing="1" w:after="100" w:afterAutospacing="1" w:line="360" w:lineRule="auto"/>
+        <w:outlineLvl w:val="0"/>
+        <w:rPr>
+          <w:rFonts w:ascii="Times New Roman" w:eastAsia="Times New Roman" w:hAnsi="Times New Roman" w:cs="Times New Roman"/>
+          <w:b/>
+          <w:bCs/>
+          <w:sz w:val="24"/>
+          <w:szCs w:val="24"/>
+        </w:rPr>
+      </w:pPr>
+      <w:r>
+        <w:rPr>
+          <w:rFonts w:ascii="Times New Roman" w:eastAsia="Times New Roman" w:hAnsi="Times New Roman" w:cs="Times New Roman"/>
+          <w:b/>
+          <w:bCs/>
+          <w:sz w:val="24"/>
+          <w:szCs w:val="24"/>
+        </w:rPr>
+        <w:t>10.5 Validators (Input Validation Layer)</w:t>
+      </w:r>
+    </w:p>
+    <w:p>
+      <w:pPr>
+        <w:spacing w:before="100" w:beforeAutospacing="1" w:after="100" w:afterAutospacing="1" w:line="360" w:lineRule="auto"/>
+        <w:outlineLvl w:val="0"/>
+        <w:rPr>
+          <w:rFonts w:ascii="Times New Roman" w:eastAsia="Times New Roman" w:hAnsi="Times New Roman" w:cs="Times New Roman"/>
+          <w:sz w:val="24"/>
+          <w:szCs w:val="24"/>
+        </w:rPr>
+      </w:pPr>
+      <w:r>
+        <w:rPr>
+          <w:rFonts w:ascii="Times New Roman" w:eastAsia="Times New Roman" w:hAnsi="Times New Roman" w:cs="Times New Roman"/>
+          <w:sz w:val="24"/>
+          <w:szCs w:val="24"/>
+        </w:rPr>
+        <w:t>Валидаторите са отделен слой, както изисква преподавателят. Те:</w:t>
+      </w:r>
+    </w:p>
+    <w:p>
+      <w:pPr>
+        <w:numPr>
+          <w:ilvl w:val="0"/>
+          <w:numId w:val="32"/>
+        </w:numPr>
+        <w:spacing w:before="100" w:beforeAutospacing="1" w:after="100" w:afterAutospacing="1" w:line="360" w:lineRule="auto"/>
+        <w:outlineLvl w:val="0"/>
+        <w:rPr>
+          <w:rFonts w:ascii="Times New Roman" w:eastAsia="Times New Roman" w:hAnsi="Times New Roman" w:cs="Times New Roman"/>
+          <w:sz w:val="24"/>
+          <w:szCs w:val="24"/>
+        </w:rPr>
+      </w:pPr>
+      <w:r>
+        <w:rPr>
+          <w:rFonts w:ascii="Times New Roman" w:eastAsia="Times New Roman" w:hAnsi="Times New Roman" w:cs="Times New Roman"/>
+          <w:sz w:val="24"/>
+          <w:szCs w:val="24"/>
+        </w:rPr>
+        <w:lastRenderedPageBreak/>
+        <w:t>проверяват входните данни</w:t>
+      </w:r>
+    </w:p>
+    <w:p>
+      <w:pPr>
+        <w:numPr>
+          <w:ilvl w:val="0"/>
+          <w:numId w:val="32"/>
+        </w:numPr>
+        <w:spacing w:before="100" w:beforeAutospacing="1" w:after="100" w:afterAutospacing="1" w:line="360" w:lineRule="auto"/>
+        <w:outlineLvl w:val="0"/>
+        <w:rPr>
+          <w:rFonts w:ascii="Times New Roman" w:eastAsia="Times New Roman" w:hAnsi="Times New Roman" w:cs="Times New Roman"/>
+          <w:sz w:val="24"/>
+          <w:szCs w:val="24"/>
+        </w:rPr>
+      </w:pPr>
+      <w:r>
+        <w:rPr>
+          <w:rFonts w:ascii="Times New Roman" w:eastAsia="Times New Roman" w:hAnsi="Times New Roman" w:cs="Times New Roman"/>
+          <w:sz w:val="24"/>
+          <w:szCs w:val="24"/>
+        </w:rPr>
+        <w:t>предотвратяват грешки</w:t>
+      </w:r>
+    </w:p>
+    <w:p>
+      <w:pPr>
+        <w:numPr>
+          <w:ilvl w:val="0"/>
+          <w:numId w:val="32"/>
+        </w:numPr>
+        <w:spacing w:before="100" w:beforeAutospacing="1" w:after="100" w:afterAutospacing="1" w:line="360" w:lineRule="auto"/>
+        <w:outlineLvl w:val="0"/>
+        <w:rPr>
+          <w:rFonts w:ascii="Times New Roman" w:eastAsia="Times New Roman" w:hAnsi="Times New Roman" w:cs="Times New Roman"/>
+          <w:sz w:val="24"/>
+          <w:szCs w:val="24"/>
+        </w:rPr>
+      </w:pPr>
+      <w:r>
+        <w:rPr>
+          <w:rFonts w:ascii="Times New Roman" w:eastAsia="Times New Roman" w:hAnsi="Times New Roman" w:cs="Times New Roman"/>
+          <w:sz w:val="24"/>
+          <w:szCs w:val="24"/>
+        </w:rPr>
+        <w:t>гарантират коректност на стойностите</w:t>
+      </w:r>
+    </w:p>
+    <w:p>
+      <w:pPr>
+        <w:numPr>
+          <w:ilvl w:val="0"/>
+          <w:numId w:val="32"/>
+        </w:numPr>
+        <w:spacing w:before="100" w:beforeAutospacing="1" w:after="100" w:afterAutospacing="1" w:line="360" w:lineRule="auto"/>
+        <w:outlineLvl w:val="0"/>
+        <w:rPr>
+          <w:rFonts w:ascii="Times New Roman" w:eastAsia="Times New Roman" w:hAnsi="Times New Roman" w:cs="Times New Roman"/>
+          <w:sz w:val="24"/>
+          <w:szCs w:val="24"/>
+        </w:rPr>
+      </w:pPr>
+      <w:r>
+        <w:rPr>
+          <w:rFonts w:ascii="Times New Roman" w:eastAsia="Times New Roman" w:hAnsi="Times New Roman" w:cs="Times New Roman"/>
+          <w:sz w:val="24"/>
+          <w:szCs w:val="24"/>
+        </w:rPr>
+        <w:t>пазят контролерите чисти от проверяваща логика</w:t>
+      </w:r>
+    </w:p>
+    <w:p>
+      <w:pPr>
+        <w:spacing w:before="100" w:beforeAutospacing="1" w:after="100" w:afterAutospacing="1" w:line="360" w:lineRule="auto"/>
+        <w:outlineLvl w:val="0"/>
+        <w:rPr>
+          <w:rFonts w:ascii="Times New Roman" w:eastAsia="Times New Roman" w:hAnsi="Times New Roman" w:cs="Times New Roman"/>
+          <w:sz w:val="24"/>
+          <w:szCs w:val="24"/>
+        </w:rPr>
+      </w:pPr>
+      <w:r>
+        <w:rPr>
+          <w:rFonts w:ascii="Times New Roman" w:eastAsia="Times New Roman" w:hAnsi="Times New Roman" w:cs="Times New Roman"/>
+          <w:sz w:val="24"/>
+          <w:szCs w:val="24"/>
+        </w:rPr>
+        <w:t>Имаш отделни валидатори за:</w:t>
+      </w:r>
+    </w:p>
+    <w:p>
+      <w:pPr>
+        <w:numPr>
+          <w:ilvl w:val="0"/>
+          <w:numId w:val="33"/>
+        </w:numPr>
+        <w:spacing w:before="100" w:beforeAutospacing="1" w:after="100" w:afterAutospacing="1" w:line="360" w:lineRule="auto"/>
+        <w:outlineLvl w:val="0"/>
+        <w:rPr>
+          <w:rFonts w:ascii="Times New Roman" w:eastAsia="Times New Roman" w:hAnsi="Times New Roman" w:cs="Times New Roman"/>
+          <w:sz w:val="24"/>
+          <w:szCs w:val="24"/>
+        </w:rPr>
+      </w:pPr>
+      <w:r>
+        <w:rPr>
+          <w:rFonts w:ascii="Times New Roman" w:eastAsia="Times New Roman" w:hAnsi="Times New Roman" w:cs="Times New Roman"/>
+          <w:sz w:val="24"/>
+          <w:szCs w:val="24"/>
+        </w:rPr>
+        <w:t>продукти</w:t>
+      </w:r>
+    </w:p>
+    <w:p>
+      <w:pPr>
+        <w:numPr>
+          <w:ilvl w:val="0"/>
+          <w:numId w:val="33"/>
+        </w:numPr>
+        <w:spacing w:before="100" w:beforeAutospacing="1" w:after="100" w:afterAutospacing="1" w:line="360" w:lineRule="auto"/>
+        <w:outlineLvl w:val="0"/>
+        <w:rPr>
+          <w:rFonts w:ascii="Times New Roman" w:eastAsia="Times New Roman" w:hAnsi="Times New Roman" w:cs="Times New Roman"/>
+          <w:sz w:val="24"/>
+          <w:szCs w:val="24"/>
+        </w:rPr>
+      </w:pPr>
+      <w:r>
+        <w:rPr>
+          <w:rFonts w:ascii="Times New Roman" w:eastAsia="Times New Roman" w:hAnsi="Times New Roman" w:cs="Times New Roman"/>
+          <w:sz w:val="24"/>
+          <w:szCs w:val="24"/>
+        </w:rPr>
+        <w:t>движения</w:t>
+      </w:r>
+    </w:p>
+    <w:p>
+      <w:pPr>
+        <w:numPr>
+          <w:ilvl w:val="0"/>
+          <w:numId w:val="33"/>
+        </w:numPr>
+        <w:spacing w:before="100" w:beforeAutospacing="1" w:after="100" w:afterAutospacing="1" w:line="360" w:lineRule="auto"/>
+        <w:outlineLvl w:val="0"/>
+        <w:rPr>
+          <w:rFonts w:ascii="Times New Roman" w:eastAsia="Times New Roman" w:hAnsi="Times New Roman" w:cs="Times New Roman"/>
+          <w:sz w:val="24"/>
+          <w:szCs w:val="24"/>
+        </w:rPr>
+      </w:pPr>
+      <w:r>
+        <w:rPr>
+          <w:rFonts w:ascii="Times New Roman" w:eastAsia="Times New Roman" w:hAnsi="Times New Roman" w:cs="Times New Roman"/>
+          <w:sz w:val="24"/>
+          <w:szCs w:val="24"/>
+        </w:rPr>
+        <w:t>потребители</w:t>
+      </w:r>
+    </w:p>
+    <w:p>
+      <w:pPr>
+        <w:numPr>
+          <w:ilvl w:val="0"/>
+          <w:numId w:val="33"/>
+        </w:numPr>
+        <w:spacing w:before="100" w:beforeAutospacing="1" w:after="100" w:afterAutospacing="1" w:line="360" w:lineRule="auto"/>
+        <w:outlineLvl w:val="0"/>
+        <w:rPr>
+          <w:rFonts w:ascii="Times New Roman" w:eastAsia="Times New Roman" w:hAnsi="Times New Roman" w:cs="Times New Roman"/>
+          <w:sz w:val="24"/>
+          <w:szCs w:val="24"/>
+        </w:rPr>
+      </w:pPr>
+      <w:r>
+        <w:rPr>
+          <w:rFonts w:ascii="Times New Roman" w:eastAsia="Times New Roman" w:hAnsi="Times New Roman" w:cs="Times New Roman"/>
+          <w:sz w:val="24"/>
+          <w:szCs w:val="24"/>
+        </w:rPr>
+        <w:t>категории</w:t>
+      </w:r>
+    </w:p>
+    <w:p>
+      <w:pPr>
+        <w:numPr>
+          <w:ilvl w:val="0"/>
+          <w:numId w:val="33"/>
+        </w:numPr>
+        <w:spacing w:before="100" w:beforeAutospacing="1" w:after="100" w:afterAutospacing="1" w:line="360" w:lineRule="auto"/>
+        <w:outlineLvl w:val="0"/>
+        <w:rPr>
+          <w:rFonts w:ascii="Times New Roman" w:eastAsia="Times New Roman" w:hAnsi="Times New Roman" w:cs="Times New Roman"/>
+          <w:sz w:val="24"/>
+          <w:szCs w:val="24"/>
+        </w:rPr>
+      </w:pPr>
+      <w:r>
+        <w:rPr>
+          <w:rFonts w:ascii="Times New Roman" w:eastAsia="Times New Roman" w:hAnsi="Times New Roman" w:cs="Times New Roman"/>
+          <w:sz w:val="24"/>
+          <w:szCs w:val="24"/>
+        </w:rPr>
+        <w:t>доставчици</w:t>
+      </w:r>
+    </w:p>
+    <w:p>
+      <w:pPr>
+        <w:spacing w:before="100" w:beforeAutospacing="1" w:after="100" w:afterAutospacing="1" w:line="360" w:lineRule="auto"/>
+        <w:outlineLvl w:val="0"/>
+        <w:rPr>
+          <w:rFonts w:ascii="Times New Roman" w:eastAsia="Times New Roman" w:hAnsi="Times New Roman" w:cs="Times New Roman"/>
+          <w:b/>
+          <w:bCs/>
+          <w:sz w:val="24"/>
+          <w:szCs w:val="24"/>
+        </w:rPr>
+      </w:pPr>
     </w:p>
     <w:p>
       <w:pPr>
@@ -14089,7 +14382,6 @@
           <w:sz w:val="24"/>
           <w:szCs w:val="24"/>
         </w:rPr>
-        <w:lastRenderedPageBreak/>
         <w:t xml:space="preserve">Архитектурна диаграма </w:t>
       </w:r>
     </w:p>
@@ -14811,7 +15103,6 @@
           <w:sz w:val="24"/>
           <w:szCs w:val="24"/>
         </w:rPr>
-        <w:lastRenderedPageBreak/>
         <w:t>|  ProductController      CategoryController      SupplierController    |</w:t>
       </w:r>
     </w:p>
@@ -14884,7 +15175,25 @@
           <w:sz w:val="24"/>
           <w:szCs w:val="24"/>
         </w:rPr>
-        <w:t>|  InvoiceController      LocationController      StockLogController    |</w:t>
+        <w:lastRenderedPageBreak/>
+        <w:t xml:space="preserve">|  InvoiceController      LocationController      </w:t>
+      </w:r>
+      <w:r>
+        <w:rPr>
+          <w:rFonts w:ascii="Courier New" w:eastAsia="Times New Roman" w:hAnsi="Courier New" w:cs="Courier New"/>
+          <w:sz w:val="24"/>
+          <w:szCs w:val="24"/>
+          <w:lang w:val="en-US"/>
+        </w:rPr>
+        <w:t xml:space="preserve">                  </w:t>
+      </w:r>
+      <w:r>
+        <w:rPr>
+          <w:rFonts w:ascii="Courier New" w:eastAsia="Times New Roman" w:hAnsi="Courier New" w:cs="Courier New"/>
+          <w:sz w:val="24"/>
+          <w:szCs w:val="24"/>
+        </w:rPr>
+        <w:t xml:space="preserve">    |</w:t>
       </w:r>
     </w:p>
     <w:p>
@@ -15576,7 +15885,6 @@
           <w:sz w:val="24"/>
           <w:szCs w:val="24"/>
         </w:rPr>
-        <w:lastRenderedPageBreak/>
         <w:t>|   - Invoice                                                   |</w:t>
       </w:r>
     </w:p>
@@ -15649,6 +15957,7 @@
           <w:sz w:val="24"/>
           <w:szCs w:val="24"/>
         </w:rPr>
+        <w:lastRenderedPageBreak/>
         <w:t>|   - Report                                                    |</w:t>
       </w:r>
     </w:p>
@@ -16284,7 +16593,6 @@
           <w:sz w:val="24"/>
           <w:szCs w:val="24"/>
         </w:rPr>
-        <w:lastRenderedPageBreak/>
         <w:t xml:space="preserve">Тази диаграма представя основните ентитети в системата и връзките между тях. </w:t>
       </w:r>
     </w:p>
@@ -16310,6 +16618,7 @@
           <w:sz w:val="24"/>
           <w:szCs w:val="24"/>
         </w:rPr>
+        <w:lastRenderedPageBreak/>
         <w:t xml:space="preserve"> UML Диаграма</w:t>
       </w:r>
     </w:p>
@@ -16380,6 +16689,8 @@
           </wp:inline>
         </w:drawing>
       </w:r>
+      <w:bookmarkStart w:id="4" w:name="_GoBack"/>
+      <w:bookmarkEnd w:id="4"/>
     </w:p>
     <w:p>
       <w:pPr>
@@ -16425,477 +16736,7 @@
           <w:sz w:val="24"/>
           <w:szCs w:val="24"/>
         </w:rPr>
-        <w:t>12.1. Activity Log (Журнал на активностите)</w:t>
-      </w:r>
-    </w:p>
-    <w:p>
-      <w:pPr>
-        <w:spacing w:before="100" w:beforeAutospacing="1" w:after="100" w:afterAutospacing="1" w:line="360" w:lineRule="auto"/>
-        <w:outlineLvl w:val="0"/>
-        <w:rPr>
-          <w:rFonts w:ascii="Times New Roman" w:eastAsia="Times New Roman" w:hAnsi="Times New Roman" w:cs="Times New Roman"/>
-          <w:kern w:val="36"/>
-          <w:sz w:val="24"/>
-          <w:szCs w:val="24"/>
-        </w:rPr>
-      </w:pPr>
-      <w:r>
-        <w:rPr>
-          <w:rFonts w:ascii="Times New Roman" w:eastAsia="Times New Roman" w:hAnsi="Times New Roman" w:cs="Times New Roman"/>
-          <w:kern w:val="36"/>
-          <w:sz w:val="24"/>
-          <w:szCs w:val="24"/>
-        </w:rPr>
-        <w:t>Описание</w:t>
-      </w:r>
-    </w:p>
-    <w:p>
-      <w:pPr>
-        <w:spacing w:before="100" w:beforeAutospacing="1" w:after="100" w:afterAutospacing="1" w:line="360" w:lineRule="auto"/>
-        <w:outlineLvl w:val="0"/>
-        <w:rPr>
-          <w:rFonts w:ascii="Times New Roman" w:eastAsia="Times New Roman" w:hAnsi="Times New Roman" w:cs="Times New Roman"/>
-          <w:kern w:val="36"/>
-          <w:sz w:val="24"/>
-          <w:szCs w:val="24"/>
-        </w:rPr>
-      </w:pPr>
-      <w:r>
-        <w:rPr>
-          <w:rFonts w:ascii="Times New Roman" w:eastAsia="Times New Roman" w:hAnsi="Times New Roman" w:cs="Times New Roman"/>
-          <w:kern w:val="36"/>
-          <w:sz w:val="24"/>
-          <w:szCs w:val="24"/>
-        </w:rPr>
-        <w:t>Реализиран е модул за регистриране на всички ключови действия в системата. Всеки контролер (ProductController, MovementController, InvoiceController и др.) изпраща лог събития към Activity Log при извършване на операции.</w:t>
-      </w:r>
-    </w:p>
-    <w:p>
-      <w:pPr>
-        <w:spacing w:before="100" w:beforeAutospacing="1" w:after="100" w:afterAutospacing="1" w:line="360" w:lineRule="auto"/>
-        <w:outlineLvl w:val="0"/>
-        <w:rPr>
-          <w:rFonts w:ascii="Times New Roman" w:eastAsia="Times New Roman" w:hAnsi="Times New Roman" w:cs="Times New Roman"/>
-          <w:kern w:val="36"/>
-          <w:sz w:val="24"/>
-          <w:szCs w:val="24"/>
-        </w:rPr>
-      </w:pPr>
-      <w:r>
-        <w:rPr>
-          <w:rFonts w:ascii="Times New Roman" w:eastAsia="Times New Roman" w:hAnsi="Times New Roman" w:cs="Times New Roman"/>
-          <w:kern w:val="36"/>
-          <w:sz w:val="24"/>
-          <w:szCs w:val="24"/>
-        </w:rPr>
-        <w:t>Функционалности</w:t>
-      </w:r>
-    </w:p>
-    <w:p>
-      <w:pPr>
-        <w:numPr>
-          <w:ilvl w:val="0"/>
-          <w:numId w:val="21"/>
-        </w:numPr>
-        <w:spacing w:before="100" w:beforeAutospacing="1" w:after="100" w:afterAutospacing="1" w:line="360" w:lineRule="auto"/>
-        <w:outlineLvl w:val="0"/>
-        <w:rPr>
-          <w:rFonts w:ascii="Times New Roman" w:eastAsia="Times New Roman" w:hAnsi="Times New Roman" w:cs="Times New Roman"/>
-          <w:kern w:val="36"/>
-          <w:sz w:val="24"/>
-          <w:szCs w:val="24"/>
-        </w:rPr>
-      </w:pPr>
-      <w:r>
-        <w:rPr>
-          <w:rFonts w:ascii="Times New Roman" w:eastAsia="Times New Roman" w:hAnsi="Times New Roman" w:cs="Times New Roman"/>
-          <w:kern w:val="36"/>
-          <w:sz w:val="24"/>
-          <w:szCs w:val="24"/>
-        </w:rPr>
-        <w:t>Запис на действия при:</w:t>
-      </w:r>
-    </w:p>
-    <w:p>
-      <w:pPr>
-        <w:numPr>
-          <w:ilvl w:val="1"/>
-          <w:numId w:val="21"/>
-        </w:numPr>
-        <w:spacing w:before="100" w:beforeAutospacing="1" w:after="100" w:afterAutospacing="1" w:line="360" w:lineRule="auto"/>
-        <w:outlineLvl w:val="0"/>
-        <w:rPr>
-          <w:rFonts w:ascii="Times New Roman" w:eastAsia="Times New Roman" w:hAnsi="Times New Roman" w:cs="Times New Roman"/>
-          <w:kern w:val="36"/>
-          <w:sz w:val="24"/>
-          <w:szCs w:val="24"/>
-        </w:rPr>
-      </w:pPr>
-      <w:r>
-        <w:rPr>
-          <w:rFonts w:ascii="Times New Roman" w:eastAsia="Times New Roman" w:hAnsi="Times New Roman" w:cs="Times New Roman"/>
-          <w:kern w:val="36"/>
-          <w:sz w:val="24"/>
-          <w:szCs w:val="24"/>
-        </w:rPr>
-        <w:t>вход/изход на потребител</w:t>
-      </w:r>
-    </w:p>
-    <w:p>
-      <w:pPr>
-        <w:numPr>
-          <w:ilvl w:val="1"/>
-          <w:numId w:val="21"/>
-        </w:numPr>
-        <w:spacing w:before="100" w:beforeAutospacing="1" w:after="100" w:afterAutospacing="1" w:line="360" w:lineRule="auto"/>
-        <w:outlineLvl w:val="0"/>
-        <w:rPr>
-          <w:rFonts w:ascii="Times New Roman" w:eastAsia="Times New Roman" w:hAnsi="Times New Roman" w:cs="Times New Roman"/>
-          <w:kern w:val="36"/>
-          <w:sz w:val="24"/>
-          <w:szCs w:val="24"/>
-        </w:rPr>
-      </w:pPr>
-      <w:r>
-        <w:rPr>
-          <w:rFonts w:ascii="Times New Roman" w:eastAsia="Times New Roman" w:hAnsi="Times New Roman" w:cs="Times New Roman"/>
-          <w:kern w:val="36"/>
-          <w:sz w:val="24"/>
-          <w:szCs w:val="24"/>
-        </w:rPr>
-        <w:t>създаване, редактиране и изтриване на продукти</w:t>
-      </w:r>
-    </w:p>
-    <w:p>
-      <w:pPr>
-        <w:numPr>
-          <w:ilvl w:val="1"/>
-          <w:numId w:val="21"/>
-        </w:numPr>
-        <w:spacing w:before="100" w:beforeAutospacing="1" w:after="100" w:afterAutospacing="1" w:line="360" w:lineRule="auto"/>
-        <w:outlineLvl w:val="0"/>
-        <w:rPr>
-          <w:rFonts w:ascii="Times New Roman" w:eastAsia="Times New Roman" w:hAnsi="Times New Roman" w:cs="Times New Roman"/>
-          <w:kern w:val="36"/>
-          <w:sz w:val="24"/>
-          <w:szCs w:val="24"/>
-        </w:rPr>
-      </w:pPr>
-      <w:r>
-        <w:rPr>
-          <w:rFonts w:ascii="Times New Roman" w:eastAsia="Times New Roman" w:hAnsi="Times New Roman" w:cs="Times New Roman"/>
-          <w:kern w:val="36"/>
-          <w:sz w:val="24"/>
-          <w:szCs w:val="24"/>
-        </w:rPr>
-        <w:t>промяна на количества</w:t>
-      </w:r>
-    </w:p>
-    <w:p>
-      <w:pPr>
-        <w:numPr>
-          <w:ilvl w:val="1"/>
-          <w:numId w:val="21"/>
-        </w:numPr>
-        <w:spacing w:before="100" w:beforeAutospacing="1" w:after="100" w:afterAutospacing="1" w:line="360" w:lineRule="auto"/>
-        <w:outlineLvl w:val="0"/>
-        <w:rPr>
-          <w:rFonts w:ascii="Times New Roman" w:eastAsia="Times New Roman" w:hAnsi="Times New Roman" w:cs="Times New Roman"/>
-          <w:kern w:val="36"/>
-          <w:sz w:val="24"/>
-          <w:szCs w:val="24"/>
-        </w:rPr>
-      </w:pPr>
-      <w:r>
-        <w:rPr>
-          <w:rFonts w:ascii="Times New Roman" w:eastAsia="Times New Roman" w:hAnsi="Times New Roman" w:cs="Times New Roman"/>
-          <w:kern w:val="36"/>
-          <w:sz w:val="24"/>
-          <w:szCs w:val="24"/>
-        </w:rPr>
-        <w:lastRenderedPageBreak/>
-        <w:t>IN/OUT/MOVE движения</w:t>
-      </w:r>
-    </w:p>
-    <w:p>
-      <w:pPr>
-        <w:numPr>
-          <w:ilvl w:val="1"/>
-          <w:numId w:val="21"/>
-        </w:numPr>
-        <w:spacing w:before="100" w:beforeAutospacing="1" w:after="100" w:afterAutospacing="1" w:line="360" w:lineRule="auto"/>
-        <w:outlineLvl w:val="0"/>
-        <w:rPr>
-          <w:rFonts w:ascii="Times New Roman" w:eastAsia="Times New Roman" w:hAnsi="Times New Roman" w:cs="Times New Roman"/>
-          <w:kern w:val="36"/>
-          <w:sz w:val="24"/>
-          <w:szCs w:val="24"/>
-        </w:rPr>
-      </w:pPr>
-      <w:r>
-        <w:rPr>
-          <w:rFonts w:ascii="Times New Roman" w:eastAsia="Times New Roman" w:hAnsi="Times New Roman" w:cs="Times New Roman"/>
-          <w:kern w:val="36"/>
-          <w:sz w:val="24"/>
-          <w:szCs w:val="24"/>
-        </w:rPr>
-        <w:t>автоматично генериране на фактури</w:t>
-      </w:r>
-    </w:p>
-    <w:p>
-      <w:pPr>
-        <w:numPr>
-          <w:ilvl w:val="1"/>
-          <w:numId w:val="21"/>
-        </w:numPr>
-        <w:spacing w:before="100" w:beforeAutospacing="1" w:after="100" w:afterAutospacing="1" w:line="360" w:lineRule="auto"/>
-        <w:outlineLvl w:val="0"/>
-        <w:rPr>
-          <w:rFonts w:ascii="Times New Roman" w:eastAsia="Times New Roman" w:hAnsi="Times New Roman" w:cs="Times New Roman"/>
-          <w:kern w:val="36"/>
-          <w:sz w:val="24"/>
-          <w:szCs w:val="24"/>
-        </w:rPr>
-      </w:pPr>
-      <w:r>
-        <w:rPr>
-          <w:rFonts w:ascii="Times New Roman" w:eastAsia="Times New Roman" w:hAnsi="Times New Roman" w:cs="Times New Roman"/>
-          <w:kern w:val="36"/>
-          <w:sz w:val="24"/>
-          <w:szCs w:val="24"/>
-        </w:rPr>
-        <w:t>прегледи, търсения и справки</w:t>
-      </w:r>
-    </w:p>
-    <w:p>
-      <w:pPr>
-        <w:numPr>
-          <w:ilvl w:val="0"/>
-          <w:numId w:val="21"/>
-        </w:numPr>
-        <w:spacing w:before="100" w:beforeAutospacing="1" w:after="100" w:afterAutospacing="1" w:line="360" w:lineRule="auto"/>
-        <w:outlineLvl w:val="0"/>
-        <w:rPr>
-          <w:rFonts w:ascii="Times New Roman" w:eastAsia="Times New Roman" w:hAnsi="Times New Roman" w:cs="Times New Roman"/>
-          <w:kern w:val="36"/>
-          <w:sz w:val="24"/>
-          <w:szCs w:val="24"/>
-        </w:rPr>
-      </w:pPr>
-      <w:r>
-        <w:rPr>
-          <w:rFonts w:ascii="Times New Roman" w:eastAsia="Times New Roman" w:hAnsi="Times New Roman" w:cs="Times New Roman"/>
-          <w:kern w:val="36"/>
-          <w:sz w:val="24"/>
-          <w:szCs w:val="24"/>
-        </w:rPr>
-        <w:t>Записва се:</w:t>
-      </w:r>
-    </w:p>
-    <w:p>
-      <w:pPr>
-        <w:numPr>
-          <w:ilvl w:val="1"/>
-          <w:numId w:val="21"/>
-        </w:numPr>
-        <w:spacing w:before="100" w:beforeAutospacing="1" w:after="100" w:afterAutospacing="1" w:line="360" w:lineRule="auto"/>
-        <w:outlineLvl w:val="0"/>
-        <w:rPr>
-          <w:rFonts w:ascii="Times New Roman" w:eastAsia="Times New Roman" w:hAnsi="Times New Roman" w:cs="Times New Roman"/>
-          <w:kern w:val="36"/>
-          <w:sz w:val="24"/>
-          <w:szCs w:val="24"/>
-        </w:rPr>
-      </w:pPr>
-      <w:r>
-        <w:rPr>
-          <w:rFonts w:ascii="Times New Roman" w:eastAsia="Times New Roman" w:hAnsi="Times New Roman" w:cs="Times New Roman"/>
-          <w:kern w:val="36"/>
-          <w:sz w:val="24"/>
-          <w:szCs w:val="24"/>
-        </w:rPr>
-        <w:t>user_id</w:t>
-      </w:r>
-    </w:p>
-    <w:p>
-      <w:pPr>
-        <w:numPr>
-          <w:ilvl w:val="1"/>
-          <w:numId w:val="21"/>
-        </w:numPr>
-        <w:spacing w:before="100" w:beforeAutospacing="1" w:after="100" w:afterAutospacing="1" w:line="360" w:lineRule="auto"/>
-        <w:outlineLvl w:val="0"/>
-        <w:rPr>
-          <w:rFonts w:ascii="Times New Roman" w:eastAsia="Times New Roman" w:hAnsi="Times New Roman" w:cs="Times New Roman"/>
-          <w:kern w:val="36"/>
-          <w:sz w:val="24"/>
-          <w:szCs w:val="24"/>
-        </w:rPr>
-      </w:pPr>
-      <w:r>
-        <w:rPr>
-          <w:rFonts w:ascii="Times New Roman" w:eastAsia="Times New Roman" w:hAnsi="Times New Roman" w:cs="Times New Roman"/>
-          <w:kern w:val="36"/>
-          <w:sz w:val="24"/>
-          <w:szCs w:val="24"/>
-        </w:rPr>
-        <w:t>тип операция</w:t>
-      </w:r>
-    </w:p>
-    <w:p>
-      <w:pPr>
-        <w:numPr>
-          <w:ilvl w:val="1"/>
-          <w:numId w:val="21"/>
-        </w:numPr>
-        <w:spacing w:before="100" w:beforeAutospacing="1" w:after="100" w:afterAutospacing="1" w:line="360" w:lineRule="auto"/>
-        <w:outlineLvl w:val="0"/>
-        <w:rPr>
-          <w:rFonts w:ascii="Times New Roman" w:eastAsia="Times New Roman" w:hAnsi="Times New Roman" w:cs="Times New Roman"/>
-          <w:kern w:val="36"/>
-          <w:sz w:val="24"/>
-          <w:szCs w:val="24"/>
-        </w:rPr>
-      </w:pPr>
-      <w:r>
-        <w:rPr>
-          <w:rFonts w:ascii="Times New Roman" w:eastAsia="Times New Roman" w:hAnsi="Times New Roman" w:cs="Times New Roman"/>
-          <w:kern w:val="36"/>
-          <w:sz w:val="24"/>
-          <w:szCs w:val="24"/>
-        </w:rPr>
-        <w:t>описание</w:t>
-      </w:r>
-    </w:p>
-    <w:p>
-      <w:pPr>
-        <w:numPr>
-          <w:ilvl w:val="1"/>
-          <w:numId w:val="21"/>
-        </w:numPr>
-        <w:spacing w:before="100" w:beforeAutospacing="1" w:after="100" w:afterAutospacing="1" w:line="360" w:lineRule="auto"/>
-        <w:outlineLvl w:val="0"/>
-        <w:rPr>
-          <w:rFonts w:ascii="Times New Roman" w:eastAsia="Times New Roman" w:hAnsi="Times New Roman" w:cs="Times New Roman"/>
-          <w:kern w:val="36"/>
-          <w:sz w:val="24"/>
-          <w:szCs w:val="24"/>
-        </w:rPr>
-      </w:pPr>
-      <w:r>
-        <w:rPr>
-          <w:rFonts w:ascii="Times New Roman" w:eastAsia="Times New Roman" w:hAnsi="Times New Roman" w:cs="Times New Roman"/>
-          <w:kern w:val="36"/>
-          <w:sz w:val="24"/>
-          <w:szCs w:val="24"/>
-        </w:rPr>
-        <w:t>дата и час</w:t>
-      </w:r>
-    </w:p>
-    <w:p>
-      <w:pPr>
-        <w:spacing w:before="100" w:beforeAutospacing="1" w:after="100" w:afterAutospacing="1" w:line="360" w:lineRule="auto"/>
-        <w:outlineLvl w:val="0"/>
-        <w:rPr>
-          <w:rFonts w:ascii="Times New Roman" w:eastAsia="Times New Roman" w:hAnsi="Times New Roman" w:cs="Times New Roman"/>
-          <w:kern w:val="36"/>
-          <w:sz w:val="24"/>
-          <w:szCs w:val="24"/>
-        </w:rPr>
-      </w:pPr>
-      <w:r>
-        <w:rPr>
-          <w:rFonts w:ascii="Times New Roman" w:eastAsia="Times New Roman" w:hAnsi="Times New Roman" w:cs="Times New Roman"/>
-          <w:kern w:val="36"/>
-          <w:sz w:val="24"/>
-          <w:szCs w:val="24"/>
-        </w:rPr>
-        <w:t>Причина за добавяне</w:t>
-      </w:r>
-    </w:p>
-    <w:p>
-      <w:pPr>
-        <w:spacing w:before="100" w:beforeAutospacing="1" w:after="100" w:afterAutospacing="1" w:line="360" w:lineRule="auto"/>
-        <w:outlineLvl w:val="0"/>
-        <w:rPr>
-          <w:rFonts w:ascii="Times New Roman" w:eastAsia="Times New Roman" w:hAnsi="Times New Roman" w:cs="Times New Roman"/>
-          <w:kern w:val="36"/>
-          <w:sz w:val="24"/>
-          <w:szCs w:val="24"/>
-        </w:rPr>
-      </w:pPr>
-      <w:r>
-        <w:rPr>
-          <w:rFonts w:ascii="Times New Roman" w:eastAsia="Times New Roman" w:hAnsi="Times New Roman" w:cs="Times New Roman"/>
-          <w:kern w:val="36"/>
-          <w:sz w:val="24"/>
-          <w:szCs w:val="24"/>
-        </w:rPr>
-        <w:t>Изискване за проследимост, отчетност и контрол върху действията на потребителите.</w:t>
-      </w:r>
-    </w:p>
-    <w:p>
-      <w:pPr>
-        <w:spacing w:before="100" w:beforeAutospacing="1" w:after="100" w:afterAutospacing="1" w:line="360" w:lineRule="auto"/>
-        <w:outlineLvl w:val="0"/>
-        <w:rPr>
-          <w:rFonts w:ascii="Times New Roman" w:eastAsia="Times New Roman" w:hAnsi="Times New Roman" w:cs="Times New Roman"/>
-          <w:kern w:val="36"/>
-          <w:sz w:val="24"/>
-          <w:szCs w:val="24"/>
-        </w:rPr>
-      </w:pPr>
-      <w:r>
-        <w:rPr>
-          <w:rFonts w:ascii="Times New Roman" w:eastAsia="Times New Roman" w:hAnsi="Times New Roman" w:cs="Times New Roman"/>
-          <w:kern w:val="36"/>
-          <w:sz w:val="24"/>
-          <w:szCs w:val="24"/>
-        </w:rPr>
-        <w:t>Резултат</w:t>
-      </w:r>
-    </w:p>
-    <w:p>
-      <w:pPr>
-        <w:spacing w:before="100" w:beforeAutospacing="1" w:after="100" w:afterAutospacing="1" w:line="360" w:lineRule="auto"/>
-        <w:outlineLvl w:val="0"/>
-        <w:rPr>
-          <w:rFonts w:ascii="Times New Roman" w:eastAsia="Times New Roman" w:hAnsi="Times New Roman" w:cs="Times New Roman"/>
-          <w:kern w:val="36"/>
-          <w:sz w:val="24"/>
-          <w:szCs w:val="24"/>
-        </w:rPr>
-      </w:pPr>
-      <w:r>
-        <w:rPr>
-          <w:rFonts w:ascii="Times New Roman" w:eastAsia="Times New Roman" w:hAnsi="Times New Roman" w:cs="Times New Roman"/>
-          <w:kern w:val="36"/>
-          <w:sz w:val="24"/>
-          <w:szCs w:val="24"/>
-        </w:rPr>
-        <w:t>Подобрена сигурност, възможност за анализ и пълна история на действията.</w:t>
-      </w:r>
-    </w:p>
-    <w:p>
-      <w:pPr>
-        <w:spacing w:before="100" w:beforeAutospacing="1" w:after="100" w:afterAutospacing="1" w:line="360" w:lineRule="auto"/>
-        <w:outlineLvl w:val="0"/>
-        <w:rPr>
-          <w:rFonts w:ascii="Times New Roman" w:eastAsia="Times New Roman" w:hAnsi="Times New Roman" w:cs="Times New Roman"/>
-          <w:kern w:val="36"/>
-          <w:sz w:val="24"/>
-          <w:szCs w:val="24"/>
-        </w:rPr>
-      </w:pPr>
-      <w:r>
-        <w:rPr>
-          <w:rFonts w:ascii="Times New Roman" w:eastAsia="Times New Roman" w:hAnsi="Times New Roman" w:cs="Times New Roman"/>
-          <w:kern w:val="36"/>
-          <w:sz w:val="24"/>
-          <w:szCs w:val="24"/>
-        </w:rPr>
-        <w:lastRenderedPageBreak/>
-        <w:t>12.2. Advanced Search &amp; Filtering (Разширено търсене и филтриране)</w:t>
+        <w:t>Advanced Search &amp; Filtering (Разширено търсене и филтриране)</w:t>
       </w:r>
     </w:p>
     <w:p>
@@ -17079,6 +16920,7 @@
           <w:sz w:val="24"/>
           <w:szCs w:val="24"/>
         </w:rPr>
+        <w:lastRenderedPageBreak/>
         <w:t>Категория</w:t>
       </w:r>
     </w:p>
@@ -17129,7 +16971,6 @@
           <w:sz w:val="24"/>
           <w:szCs w:val="24"/>
         </w:rPr>
-        <w:lastRenderedPageBreak/>
         <w:t>Комбинирано търсене</w:t>
       </w:r>
     </w:p>
@@ -17372,6 +17213,7 @@
           <w:sz w:val="24"/>
           <w:szCs w:val="24"/>
         </w:rPr>
+        <w:lastRenderedPageBreak/>
         <w:t>Клиент</w:t>
       </w:r>
     </w:p>
@@ -17422,7 +17264,6 @@
           <w:sz w:val="24"/>
           <w:szCs w:val="24"/>
         </w:rPr>
-        <w:lastRenderedPageBreak/>
         <w:t>Дата (диапазон)</w:t>
       </w:r>
     </w:p>
@@ -17584,20 +17425,6 @@
         </w:rPr>
         <w:t>Системата предоставя мощни аналитични инструменти, улеснява работата на потребителите и подобрява управлението на складовите процеси.</w:t>
       </w:r>
-    </w:p>
-    <w:p>
-      <w:pPr>
-        <w:spacing w:before="100" w:beforeAutospacing="1" w:after="100" w:afterAutospacing="1" w:line="360" w:lineRule="auto"/>
-        <w:outlineLvl w:val="0"/>
-        <w:rPr>
-          <w:rFonts w:ascii="Times New Roman" w:eastAsia="Times New Roman" w:hAnsi="Times New Roman" w:cs="Times New Roman"/>
-          <w:b/>
-          <w:bCs/>
-          <w:kern w:val="36"/>
-          <w:sz w:val="24"/>
-          <w:szCs w:val="24"/>
-        </w:rPr>
-      </w:pPr>
     </w:p>
     <w:p>
       <w:pPr>
@@ -19524,6 +19351,155 @@
     </w:lvl>
   </w:abstractNum>
   <w:abstractNum w:abstractNumId="11" w15:restartNumberingAfterBreak="0">
+    <w:nsid w:val="2C115572"/>
+    <w:multiLevelType w:val="multilevel"/>
+    <w:tmpl w:val="8CB68548"/>
+    <w:lvl w:ilvl="0">
+      <w:start w:val="1"/>
+      <w:numFmt w:val="bullet"/>
+      <w:lvlText w:val=""/>
+      <w:lvlJc w:val="left"/>
+      <w:pPr>
+        <w:tabs>
+          <w:tab w:val="num" w:pos="720"/>
+        </w:tabs>
+        <w:ind w:left="720" w:hanging="360"/>
+      </w:pPr>
+      <w:rPr>
+        <w:rFonts w:ascii="Symbol" w:hAnsi="Symbol" w:hint="default"/>
+        <w:sz w:val="20"/>
+      </w:rPr>
+    </w:lvl>
+    <w:lvl w:ilvl="1" w:tentative="1">
+      <w:start w:val="1"/>
+      <w:numFmt w:val="bullet"/>
+      <w:lvlText w:val="o"/>
+      <w:lvlJc w:val="left"/>
+      <w:pPr>
+        <w:tabs>
+          <w:tab w:val="num" w:pos="1440"/>
+        </w:tabs>
+        <w:ind w:left="1440" w:hanging="360"/>
+      </w:pPr>
+      <w:rPr>
+        <w:rFonts w:ascii="Courier New" w:hAnsi="Courier New" w:hint="default"/>
+        <w:sz w:val="20"/>
+      </w:rPr>
+    </w:lvl>
+    <w:lvl w:ilvl="2" w:tentative="1">
+      <w:start w:val="1"/>
+      <w:numFmt w:val="bullet"/>
+      <w:lvlText w:val=""/>
+      <w:lvlJc w:val="left"/>
+      <w:pPr>
+        <w:tabs>
+          <w:tab w:val="num" w:pos="2160"/>
+        </w:tabs>
+        <w:ind w:left="2160" w:hanging="360"/>
+      </w:pPr>
+      <w:rPr>
+        <w:rFonts w:ascii="Wingdings" w:hAnsi="Wingdings" w:hint="default"/>
+        <w:sz w:val="20"/>
+      </w:rPr>
+    </w:lvl>
+    <w:lvl w:ilvl="3" w:tentative="1">
+      <w:start w:val="1"/>
+      <w:numFmt w:val="bullet"/>
+      <w:lvlText w:val=""/>
+      <w:lvlJc w:val="left"/>
+      <w:pPr>
+        <w:tabs>
+          <w:tab w:val="num" w:pos="2880"/>
+        </w:tabs>
+        <w:ind w:left="2880" w:hanging="360"/>
+      </w:pPr>
+      <w:rPr>
+        <w:rFonts w:ascii="Wingdings" w:hAnsi="Wingdings" w:hint="default"/>
+        <w:sz w:val="20"/>
+      </w:rPr>
+    </w:lvl>
+    <w:lvl w:ilvl="4" w:tentative="1">
+      <w:start w:val="1"/>
+      <w:numFmt w:val="bullet"/>
+      <w:lvlText w:val=""/>
+      <w:lvlJc w:val="left"/>
+      <w:pPr>
+        <w:tabs>
+          <w:tab w:val="num" w:pos="3600"/>
+        </w:tabs>
+        <w:ind w:left="3600" w:hanging="360"/>
+      </w:pPr>
+      <w:rPr>
+        <w:rFonts w:ascii="Wingdings" w:hAnsi="Wingdings" w:hint="default"/>
+        <w:sz w:val="20"/>
+      </w:rPr>
+    </w:lvl>
+    <w:lvl w:ilvl="5" w:tentative="1">
+      <w:start w:val="1"/>
+      <w:numFmt w:val="bullet"/>
+      <w:lvlText w:val=""/>
+      <w:lvlJc w:val="left"/>
+      <w:pPr>
+        <w:tabs>
+          <w:tab w:val="num" w:pos="4320"/>
+        </w:tabs>
+        <w:ind w:left="4320" w:hanging="360"/>
+      </w:pPr>
+      <w:rPr>
+        <w:rFonts w:ascii="Wingdings" w:hAnsi="Wingdings" w:hint="default"/>
+        <w:sz w:val="20"/>
+      </w:rPr>
+    </w:lvl>
+    <w:lvl w:ilvl="6" w:tentative="1">
+      <w:start w:val="1"/>
+      <w:numFmt w:val="bullet"/>
+      <w:lvlText w:val=""/>
+      <w:lvlJc w:val="left"/>
+      <w:pPr>
+        <w:tabs>
+          <w:tab w:val="num" w:pos="5040"/>
+        </w:tabs>
+        <w:ind w:left="5040" w:hanging="360"/>
+      </w:pPr>
+      <w:rPr>
+        <w:rFonts w:ascii="Wingdings" w:hAnsi="Wingdings" w:hint="default"/>
+        <w:sz w:val="20"/>
+      </w:rPr>
+    </w:lvl>
+    <w:lvl w:ilvl="7" w:tentative="1">
+      <w:start w:val="1"/>
+      <w:numFmt w:val="bullet"/>
+      <w:lvlText w:val=""/>
+      <w:lvlJc w:val="left"/>
+      <w:pPr>
+        <w:tabs>
+          <w:tab w:val="num" w:pos="5760"/>
+        </w:tabs>
+        <w:ind w:left="5760" w:hanging="360"/>
+      </w:pPr>
+      <w:rPr>
+        <w:rFonts w:ascii="Wingdings" w:hAnsi="Wingdings" w:hint="default"/>
+        <w:sz w:val="20"/>
+      </w:rPr>
+    </w:lvl>
+    <w:lvl w:ilvl="8" w:tentative="1">
+      <w:start w:val="1"/>
+      <w:numFmt w:val="bullet"/>
+      <w:lvlText w:val=""/>
+      <w:lvlJc w:val="left"/>
+      <w:pPr>
+        <w:tabs>
+          <w:tab w:val="num" w:pos="6480"/>
+        </w:tabs>
+        <w:ind w:left="6480" w:hanging="360"/>
+      </w:pPr>
+      <w:rPr>
+        <w:rFonts w:ascii="Wingdings" w:hAnsi="Wingdings" w:hint="default"/>
+        <w:sz w:val="20"/>
+      </w:rPr>
+    </w:lvl>
+  </w:abstractNum>
+  <w:abstractNum w:abstractNumId="12" w15:restartNumberingAfterBreak="0">
     <w:nsid w:val="2C143FFD"/>
     <w:multiLevelType w:val="hybridMultilevel"/>
     <w:tmpl w:val="0090F87C"/>
@@ -19636,7 +19612,156 @@
       </w:rPr>
     </w:lvl>
   </w:abstractNum>
-  <w:abstractNum w:abstractNumId="12" w15:restartNumberingAfterBreak="0">
+  <w:abstractNum w:abstractNumId="13" w15:restartNumberingAfterBreak="0">
+    <w:nsid w:val="372F4177"/>
+    <w:multiLevelType w:val="multilevel"/>
+    <w:tmpl w:val="4B1274D8"/>
+    <w:lvl w:ilvl="0">
+      <w:start w:val="1"/>
+      <w:numFmt w:val="bullet"/>
+      <w:lvlText w:val=""/>
+      <w:lvlJc w:val="left"/>
+      <w:pPr>
+        <w:tabs>
+          <w:tab w:val="num" w:pos="720"/>
+        </w:tabs>
+        <w:ind w:left="720" w:hanging="360"/>
+      </w:pPr>
+      <w:rPr>
+        <w:rFonts w:ascii="Symbol" w:hAnsi="Symbol" w:hint="default"/>
+        <w:sz w:val="20"/>
+      </w:rPr>
+    </w:lvl>
+    <w:lvl w:ilvl="1" w:tentative="1">
+      <w:start w:val="1"/>
+      <w:numFmt w:val="bullet"/>
+      <w:lvlText w:val="o"/>
+      <w:lvlJc w:val="left"/>
+      <w:pPr>
+        <w:tabs>
+          <w:tab w:val="num" w:pos="1440"/>
+        </w:tabs>
+        <w:ind w:left="1440" w:hanging="360"/>
+      </w:pPr>
+      <w:rPr>
+        <w:rFonts w:ascii="Courier New" w:hAnsi="Courier New" w:hint="default"/>
+        <w:sz w:val="20"/>
+      </w:rPr>
+    </w:lvl>
+    <w:lvl w:ilvl="2" w:tentative="1">
+      <w:start w:val="1"/>
+      <w:numFmt w:val="bullet"/>
+      <w:lvlText w:val=""/>
+      <w:lvlJc w:val="left"/>
+      <w:pPr>
+        <w:tabs>
+          <w:tab w:val="num" w:pos="2160"/>
+        </w:tabs>
+        <w:ind w:left="2160" w:hanging="360"/>
+      </w:pPr>
+      <w:rPr>
+        <w:rFonts w:ascii="Wingdings" w:hAnsi="Wingdings" w:hint="default"/>
+        <w:sz w:val="20"/>
+      </w:rPr>
+    </w:lvl>
+    <w:lvl w:ilvl="3" w:tentative="1">
+      <w:start w:val="1"/>
+      <w:numFmt w:val="bullet"/>
+      <w:lvlText w:val=""/>
+      <w:lvlJc w:val="left"/>
+      <w:pPr>
+        <w:tabs>
+          <w:tab w:val="num" w:pos="2880"/>
+        </w:tabs>
+        <w:ind w:left="2880" w:hanging="360"/>
+      </w:pPr>
+      <w:rPr>
+        <w:rFonts w:ascii="Wingdings" w:hAnsi="Wingdings" w:hint="default"/>
+        <w:sz w:val="20"/>
+      </w:rPr>
+    </w:lvl>
+    <w:lvl w:ilvl="4" w:tentative="1">
+      <w:start w:val="1"/>
+      <w:numFmt w:val="bullet"/>
+      <w:lvlText w:val=""/>
+      <w:lvlJc w:val="left"/>
+      <w:pPr>
+        <w:tabs>
+          <w:tab w:val="num" w:pos="3600"/>
+        </w:tabs>
+        <w:ind w:left="3600" w:hanging="360"/>
+      </w:pPr>
+      <w:rPr>
+        <w:rFonts w:ascii="Wingdings" w:hAnsi="Wingdings" w:hint="default"/>
+        <w:sz w:val="20"/>
+      </w:rPr>
+    </w:lvl>
+    <w:lvl w:ilvl="5" w:tentative="1">
+      <w:start w:val="1"/>
+      <w:numFmt w:val="bullet"/>
+      <w:lvlText w:val=""/>
+      <w:lvlJc w:val="left"/>
+      <w:pPr>
+        <w:tabs>
+          <w:tab w:val="num" w:pos="4320"/>
+        </w:tabs>
+        <w:ind w:left="4320" w:hanging="360"/>
+      </w:pPr>
+      <w:rPr>
+        <w:rFonts w:ascii="Wingdings" w:hAnsi="Wingdings" w:hint="default"/>
+        <w:sz w:val="20"/>
+      </w:rPr>
+    </w:lvl>
+    <w:lvl w:ilvl="6" w:tentative="1">
+      <w:start w:val="1"/>
+      <w:numFmt w:val="bullet"/>
+      <w:lvlText w:val=""/>
+      <w:lvlJc w:val="left"/>
+      <w:pPr>
+        <w:tabs>
+          <w:tab w:val="num" w:pos="5040"/>
+        </w:tabs>
+        <w:ind w:left="5040" w:hanging="360"/>
+      </w:pPr>
+      <w:rPr>
+        <w:rFonts w:ascii="Wingdings" w:hAnsi="Wingdings" w:hint="default"/>
+        <w:sz w:val="20"/>
+      </w:rPr>
+    </w:lvl>
+    <w:lvl w:ilvl="7" w:tentative="1">
+      <w:start w:val="1"/>
+      <w:numFmt w:val="bullet"/>
+      <w:lvlText w:val=""/>
+      <w:lvlJc w:val="left"/>
+      <w:pPr>
+        <w:tabs>
+          <w:tab w:val="num" w:pos="5760"/>
+        </w:tabs>
+        <w:ind w:left="5760" w:hanging="360"/>
+      </w:pPr>
+      <w:rPr>
+        <w:rFonts w:ascii="Wingdings" w:hAnsi="Wingdings" w:hint="default"/>
+        <w:sz w:val="20"/>
+      </w:rPr>
+    </w:lvl>
+    <w:lvl w:ilvl="8" w:tentative="1">
+      <w:start w:val="1"/>
+      <w:numFmt w:val="bullet"/>
+      <w:lvlText w:val=""/>
+      <w:lvlJc w:val="left"/>
+      <w:pPr>
+        <w:tabs>
+          <w:tab w:val="num" w:pos="6480"/>
+        </w:tabs>
+        <w:ind w:left="6480" w:hanging="360"/>
+      </w:pPr>
+      <w:rPr>
+        <w:rFonts w:ascii="Wingdings" w:hAnsi="Wingdings" w:hint="default"/>
+        <w:sz w:val="20"/>
+      </w:rPr>
+    </w:lvl>
+  </w:abstractNum>
+  <w:abstractNum w:abstractNumId="14" w15:restartNumberingAfterBreak="0">
     <w:nsid w:val="38637992"/>
     <w:multiLevelType w:val="multilevel"/>
     <w:tmpl w:val="56B016CA"/>
@@ -19785,7 +19910,7 @@
       </w:rPr>
     </w:lvl>
   </w:abstractNum>
-  <w:abstractNum w:abstractNumId="13" w15:restartNumberingAfterBreak="0">
+  <w:abstractNum w:abstractNumId="15" w15:restartNumberingAfterBreak="0">
     <w:nsid w:val="3ADF46F5"/>
     <w:multiLevelType w:val="multilevel"/>
     <w:tmpl w:val="C6B219BC"/>
@@ -19934,7 +20059,305 @@
       </w:rPr>
     </w:lvl>
   </w:abstractNum>
-  <w:abstractNum w:abstractNumId="14" w15:restartNumberingAfterBreak="0">
+  <w:abstractNum w:abstractNumId="16" w15:restartNumberingAfterBreak="0">
+    <w:nsid w:val="3B3520F4"/>
+    <w:multiLevelType w:val="multilevel"/>
+    <w:tmpl w:val="B1BAC2BE"/>
+    <w:lvl w:ilvl="0">
+      <w:start w:val="1"/>
+      <w:numFmt w:val="bullet"/>
+      <w:lvlText w:val=""/>
+      <w:lvlJc w:val="left"/>
+      <w:pPr>
+        <w:tabs>
+          <w:tab w:val="num" w:pos="720"/>
+        </w:tabs>
+        <w:ind w:left="720" w:hanging="360"/>
+      </w:pPr>
+      <w:rPr>
+        <w:rFonts w:ascii="Symbol" w:hAnsi="Symbol" w:hint="default"/>
+        <w:sz w:val="20"/>
+      </w:rPr>
+    </w:lvl>
+    <w:lvl w:ilvl="1" w:tentative="1">
+      <w:start w:val="1"/>
+      <w:numFmt w:val="bullet"/>
+      <w:lvlText w:val="o"/>
+      <w:lvlJc w:val="left"/>
+      <w:pPr>
+        <w:tabs>
+          <w:tab w:val="num" w:pos="1440"/>
+        </w:tabs>
+        <w:ind w:left="1440" w:hanging="360"/>
+      </w:pPr>
+      <w:rPr>
+        <w:rFonts w:ascii="Courier New" w:hAnsi="Courier New" w:hint="default"/>
+        <w:sz w:val="20"/>
+      </w:rPr>
+    </w:lvl>
+    <w:lvl w:ilvl="2" w:tentative="1">
+      <w:start w:val="1"/>
+      <w:numFmt w:val="bullet"/>
+      <w:lvlText w:val=""/>
+      <w:lvlJc w:val="left"/>
+      <w:pPr>
+        <w:tabs>
+          <w:tab w:val="num" w:pos="2160"/>
+        </w:tabs>
+        <w:ind w:left="2160" w:hanging="360"/>
+      </w:pPr>
+      <w:rPr>
+        <w:rFonts w:ascii="Wingdings" w:hAnsi="Wingdings" w:hint="default"/>
+        <w:sz w:val="20"/>
+      </w:rPr>
+    </w:lvl>
+    <w:lvl w:ilvl="3" w:tentative="1">
+      <w:start w:val="1"/>
+      <w:numFmt w:val="bullet"/>
+      <w:lvlText w:val=""/>
+      <w:lvlJc w:val="left"/>
+      <w:pPr>
+        <w:tabs>
+          <w:tab w:val="num" w:pos="2880"/>
+        </w:tabs>
+        <w:ind w:left="2880" w:hanging="360"/>
+      </w:pPr>
+      <w:rPr>
+        <w:rFonts w:ascii="Wingdings" w:hAnsi="Wingdings" w:hint="default"/>
+        <w:sz w:val="20"/>
+      </w:rPr>
+    </w:lvl>
+    <w:lvl w:ilvl="4" w:tentative="1">
+      <w:start w:val="1"/>
+      <w:numFmt w:val="bullet"/>
+      <w:lvlText w:val=""/>
+      <w:lvlJc w:val="left"/>
+      <w:pPr>
+        <w:tabs>
+          <w:tab w:val="num" w:pos="3600"/>
+        </w:tabs>
+        <w:ind w:left="3600" w:hanging="360"/>
+      </w:pPr>
+      <w:rPr>
+        <w:rFonts w:ascii="Wingdings" w:hAnsi="Wingdings" w:hint="default"/>
+        <w:sz w:val="20"/>
+      </w:rPr>
+    </w:lvl>
+    <w:lvl w:ilvl="5" w:tentative="1">
+      <w:start w:val="1"/>
+      <w:numFmt w:val="bullet"/>
+      <w:lvlText w:val=""/>
+      <w:lvlJc w:val="left"/>
+      <w:pPr>
+        <w:tabs>
+          <w:tab w:val="num" w:pos="4320"/>
+        </w:tabs>
+        <w:ind w:left="4320" w:hanging="360"/>
+      </w:pPr>
+      <w:rPr>
+        <w:rFonts w:ascii="Wingdings" w:hAnsi="Wingdings" w:hint="default"/>
+        <w:sz w:val="20"/>
+      </w:rPr>
+    </w:lvl>
+    <w:lvl w:ilvl="6" w:tentative="1">
+      <w:start w:val="1"/>
+      <w:numFmt w:val="bullet"/>
+      <w:lvlText w:val=""/>
+      <w:lvlJc w:val="left"/>
+      <w:pPr>
+        <w:tabs>
+          <w:tab w:val="num" w:pos="5040"/>
+        </w:tabs>
+        <w:ind w:left="5040" w:hanging="360"/>
+      </w:pPr>
+      <w:rPr>
+        <w:rFonts w:ascii="Wingdings" w:hAnsi="Wingdings" w:hint="default"/>
+        <w:sz w:val="20"/>
+      </w:rPr>
+    </w:lvl>
+    <w:lvl w:ilvl="7" w:tentative="1">
+      <w:start w:val="1"/>
+      <w:numFmt w:val="bullet"/>
+      <w:lvlText w:val=""/>
+      <w:lvlJc w:val="left"/>
+      <w:pPr>
+        <w:tabs>
+          <w:tab w:val="num" w:pos="5760"/>
+        </w:tabs>
+        <w:ind w:left="5760" w:hanging="360"/>
+      </w:pPr>
+      <w:rPr>
+        <w:rFonts w:ascii="Wingdings" w:hAnsi="Wingdings" w:hint="default"/>
+        <w:sz w:val="20"/>
+      </w:rPr>
+    </w:lvl>
+    <w:lvl w:ilvl="8" w:tentative="1">
+      <w:start w:val="1"/>
+      <w:numFmt w:val="bullet"/>
+      <w:lvlText w:val=""/>
+      <w:lvlJc w:val="left"/>
+      <w:pPr>
+        <w:tabs>
+          <w:tab w:val="num" w:pos="6480"/>
+        </w:tabs>
+        <w:ind w:left="6480" w:hanging="360"/>
+      </w:pPr>
+      <w:rPr>
+        <w:rFonts w:ascii="Wingdings" w:hAnsi="Wingdings" w:hint="default"/>
+        <w:sz w:val="20"/>
+      </w:rPr>
+    </w:lvl>
+  </w:abstractNum>
+  <w:abstractNum w:abstractNumId="17" w15:restartNumberingAfterBreak="0">
+    <w:nsid w:val="3F5A2ED6"/>
+    <w:multiLevelType w:val="multilevel"/>
+    <w:tmpl w:val="1D080EA2"/>
+    <w:lvl w:ilvl="0">
+      <w:start w:val="1"/>
+      <w:numFmt w:val="bullet"/>
+      <w:lvlText w:val=""/>
+      <w:lvlJc w:val="left"/>
+      <w:pPr>
+        <w:tabs>
+          <w:tab w:val="num" w:pos="720"/>
+        </w:tabs>
+        <w:ind w:left="720" w:hanging="360"/>
+      </w:pPr>
+      <w:rPr>
+        <w:rFonts w:ascii="Symbol" w:hAnsi="Symbol" w:hint="default"/>
+        <w:sz w:val="20"/>
+      </w:rPr>
+    </w:lvl>
+    <w:lvl w:ilvl="1" w:tentative="1">
+      <w:start w:val="1"/>
+      <w:numFmt w:val="bullet"/>
+      <w:lvlText w:val="o"/>
+      <w:lvlJc w:val="left"/>
+      <w:pPr>
+        <w:tabs>
+          <w:tab w:val="num" w:pos="1440"/>
+        </w:tabs>
+        <w:ind w:left="1440" w:hanging="360"/>
+      </w:pPr>
+      <w:rPr>
+        <w:rFonts w:ascii="Courier New" w:hAnsi="Courier New" w:hint="default"/>
+        <w:sz w:val="20"/>
+      </w:rPr>
+    </w:lvl>
+    <w:lvl w:ilvl="2" w:tentative="1">
+      <w:start w:val="1"/>
+      <w:numFmt w:val="bullet"/>
+      <w:lvlText w:val=""/>
+      <w:lvlJc w:val="left"/>
+      <w:pPr>
+        <w:tabs>
+          <w:tab w:val="num" w:pos="2160"/>
+        </w:tabs>
+        <w:ind w:left="2160" w:hanging="360"/>
+      </w:pPr>
+      <w:rPr>
+        <w:rFonts w:ascii="Wingdings" w:hAnsi="Wingdings" w:hint="default"/>
+        <w:sz w:val="20"/>
+      </w:rPr>
+    </w:lvl>
+    <w:lvl w:ilvl="3" w:tentative="1">
+      <w:start w:val="1"/>
+      <w:numFmt w:val="bullet"/>
+      <w:lvlText w:val=""/>
+      <w:lvlJc w:val="left"/>
+      <w:pPr>
+        <w:tabs>
+          <w:tab w:val="num" w:pos="2880"/>
+        </w:tabs>
+        <w:ind w:left="2880" w:hanging="360"/>
+      </w:pPr>
+      <w:rPr>
+        <w:rFonts w:ascii="Wingdings" w:hAnsi="Wingdings" w:hint="default"/>
+        <w:sz w:val="20"/>
+      </w:rPr>
+    </w:lvl>
+    <w:lvl w:ilvl="4" w:tentative="1">
+      <w:start w:val="1"/>
+      <w:numFmt w:val="bullet"/>
+      <w:lvlText w:val=""/>
+      <w:lvlJc w:val="left"/>
+      <w:pPr>
+        <w:tabs>
+          <w:tab w:val="num" w:pos="3600"/>
+        </w:tabs>
+        <w:ind w:left="3600" w:hanging="360"/>
+      </w:pPr>
+      <w:rPr>
+        <w:rFonts w:ascii="Wingdings" w:hAnsi="Wingdings" w:hint="default"/>
+        <w:sz w:val="20"/>
+      </w:rPr>
+    </w:lvl>
+    <w:lvl w:ilvl="5" w:tentative="1">
+      <w:start w:val="1"/>
+      <w:numFmt w:val="bullet"/>
+      <w:lvlText w:val=""/>
+      <w:lvlJc w:val="left"/>
+      <w:pPr>
+        <w:tabs>
+          <w:tab w:val="num" w:pos="4320"/>
+        </w:tabs>
+        <w:ind w:left="4320" w:hanging="360"/>
+      </w:pPr>
+      <w:rPr>
+        <w:rFonts w:ascii="Wingdings" w:hAnsi="Wingdings" w:hint="default"/>
+        <w:sz w:val="20"/>
+      </w:rPr>
+    </w:lvl>
+    <w:lvl w:ilvl="6" w:tentative="1">
+      <w:start w:val="1"/>
+      <w:numFmt w:val="bullet"/>
+      <w:lvlText w:val=""/>
+      <w:lvlJc w:val="left"/>
+      <w:pPr>
+        <w:tabs>
+          <w:tab w:val="num" w:pos="5040"/>
+        </w:tabs>
+        <w:ind w:left="5040" w:hanging="360"/>
+      </w:pPr>
+      <w:rPr>
+        <w:rFonts w:ascii="Wingdings" w:hAnsi="Wingdings" w:hint="default"/>
+        <w:sz w:val="20"/>
+      </w:rPr>
+    </w:lvl>
+    <w:lvl w:ilvl="7" w:tentative="1">
+      <w:start w:val="1"/>
+      <w:numFmt w:val="bullet"/>
+      <w:lvlText w:val=""/>
+      <w:lvlJc w:val="left"/>
+      <w:pPr>
+        <w:tabs>
+          <w:tab w:val="num" w:pos="5760"/>
+        </w:tabs>
+        <w:ind w:left="5760" w:hanging="360"/>
+      </w:pPr>
+      <w:rPr>
+        <w:rFonts w:ascii="Wingdings" w:hAnsi="Wingdings" w:hint="default"/>
+        <w:sz w:val="20"/>
+      </w:rPr>
+    </w:lvl>
+    <w:lvl w:ilvl="8" w:tentative="1">
+      <w:start w:val="1"/>
+      <w:numFmt w:val="bullet"/>
+      <w:lvlText w:val=""/>
+      <w:lvlJc w:val="left"/>
+      <w:pPr>
+        <w:tabs>
+          <w:tab w:val="num" w:pos="6480"/>
+        </w:tabs>
+        <w:ind w:left="6480" w:hanging="360"/>
+      </w:pPr>
+      <w:rPr>
+        <w:rFonts w:ascii="Wingdings" w:hAnsi="Wingdings" w:hint="default"/>
+        <w:sz w:val="20"/>
+      </w:rPr>
+    </w:lvl>
+  </w:abstractNum>
+  <w:abstractNum w:abstractNumId="18" w15:restartNumberingAfterBreak="0">
     <w:nsid w:val="46154EDA"/>
     <w:multiLevelType w:val="multilevel"/>
     <w:tmpl w:val="A042B54A"/>
@@ -20083,7 +20506,156 @@
       </w:rPr>
     </w:lvl>
   </w:abstractNum>
-  <w:abstractNum w:abstractNumId="15" w15:restartNumberingAfterBreak="0">
+  <w:abstractNum w:abstractNumId="19" w15:restartNumberingAfterBreak="0">
+    <w:nsid w:val="464A5076"/>
+    <w:multiLevelType w:val="multilevel"/>
+    <w:tmpl w:val="26F016D0"/>
+    <w:lvl w:ilvl="0">
+      <w:start w:val="1"/>
+      <w:numFmt w:val="bullet"/>
+      <w:lvlText w:val=""/>
+      <w:lvlJc w:val="left"/>
+      <w:pPr>
+        <w:tabs>
+          <w:tab w:val="num" w:pos="720"/>
+        </w:tabs>
+        <w:ind w:left="720" w:hanging="360"/>
+      </w:pPr>
+      <w:rPr>
+        <w:rFonts w:ascii="Symbol" w:hAnsi="Symbol" w:hint="default"/>
+        <w:sz w:val="20"/>
+      </w:rPr>
+    </w:lvl>
+    <w:lvl w:ilvl="1" w:tentative="1">
+      <w:start w:val="1"/>
+      <w:numFmt w:val="bullet"/>
+      <w:lvlText w:val="o"/>
+      <w:lvlJc w:val="left"/>
+      <w:pPr>
+        <w:tabs>
+          <w:tab w:val="num" w:pos="1440"/>
+        </w:tabs>
+        <w:ind w:left="1440" w:hanging="360"/>
+      </w:pPr>
+      <w:rPr>
+        <w:rFonts w:ascii="Courier New" w:hAnsi="Courier New" w:hint="default"/>
+        <w:sz w:val="20"/>
+      </w:rPr>
+    </w:lvl>
+    <w:lvl w:ilvl="2" w:tentative="1">
+      <w:start w:val="1"/>
+      <w:numFmt w:val="bullet"/>
+      <w:lvlText w:val=""/>
+      <w:lvlJc w:val="left"/>
+      <w:pPr>
+        <w:tabs>
+          <w:tab w:val="num" w:pos="2160"/>
+        </w:tabs>
+        <w:ind w:left="2160" w:hanging="360"/>
+      </w:pPr>
+      <w:rPr>
+        <w:rFonts w:ascii="Wingdings" w:hAnsi="Wingdings" w:hint="default"/>
+        <w:sz w:val="20"/>
+      </w:rPr>
+    </w:lvl>
+    <w:lvl w:ilvl="3" w:tentative="1">
+      <w:start w:val="1"/>
+      <w:numFmt w:val="bullet"/>
+      <w:lvlText w:val=""/>
+      <w:lvlJc w:val="left"/>
+      <w:pPr>
+        <w:tabs>
+          <w:tab w:val="num" w:pos="2880"/>
+        </w:tabs>
+        <w:ind w:left="2880" w:hanging="360"/>
+      </w:pPr>
+      <w:rPr>
+        <w:rFonts w:ascii="Wingdings" w:hAnsi="Wingdings" w:hint="default"/>
+        <w:sz w:val="20"/>
+      </w:rPr>
+    </w:lvl>
+    <w:lvl w:ilvl="4" w:tentative="1">
+      <w:start w:val="1"/>
+      <w:numFmt w:val="bullet"/>
+      <w:lvlText w:val=""/>
+      <w:lvlJc w:val="left"/>
+      <w:pPr>
+        <w:tabs>
+          <w:tab w:val="num" w:pos="3600"/>
+        </w:tabs>
+        <w:ind w:left="3600" w:hanging="360"/>
+      </w:pPr>
+      <w:rPr>
+        <w:rFonts w:ascii="Wingdings" w:hAnsi="Wingdings" w:hint="default"/>
+        <w:sz w:val="20"/>
+      </w:rPr>
+    </w:lvl>
+    <w:lvl w:ilvl="5" w:tentative="1">
+      <w:start w:val="1"/>
+      <w:numFmt w:val="bullet"/>
+      <w:lvlText w:val=""/>
+      <w:lvlJc w:val="left"/>
+      <w:pPr>
+        <w:tabs>
+          <w:tab w:val="num" w:pos="4320"/>
+        </w:tabs>
+        <w:ind w:left="4320" w:hanging="360"/>
+      </w:pPr>
+      <w:rPr>
+        <w:rFonts w:ascii="Wingdings" w:hAnsi="Wingdings" w:hint="default"/>
+        <w:sz w:val="20"/>
+      </w:rPr>
+    </w:lvl>
+    <w:lvl w:ilvl="6" w:tentative="1">
+      <w:start w:val="1"/>
+      <w:numFmt w:val="bullet"/>
+      <w:lvlText w:val=""/>
+      <w:lvlJc w:val="left"/>
+      <w:pPr>
+        <w:tabs>
+          <w:tab w:val="num" w:pos="5040"/>
+        </w:tabs>
+        <w:ind w:left="5040" w:hanging="360"/>
+      </w:pPr>
+      <w:rPr>
+        <w:rFonts w:ascii="Wingdings" w:hAnsi="Wingdings" w:hint="default"/>
+        <w:sz w:val="20"/>
+      </w:rPr>
+    </w:lvl>
+    <w:lvl w:ilvl="7" w:tentative="1">
+      <w:start w:val="1"/>
+      <w:numFmt w:val="bullet"/>
+      <w:lvlText w:val=""/>
+      <w:lvlJc w:val="left"/>
+      <w:pPr>
+        <w:tabs>
+          <w:tab w:val="num" w:pos="5760"/>
+        </w:tabs>
+        <w:ind w:left="5760" w:hanging="360"/>
+      </w:pPr>
+      <w:rPr>
+        <w:rFonts w:ascii="Wingdings" w:hAnsi="Wingdings" w:hint="default"/>
+        <w:sz w:val="20"/>
+      </w:rPr>
+    </w:lvl>
+    <w:lvl w:ilvl="8" w:tentative="1">
+      <w:start w:val="1"/>
+      <w:numFmt w:val="bullet"/>
+      <w:lvlText w:val=""/>
+      <w:lvlJc w:val="left"/>
+      <w:pPr>
+        <w:tabs>
+          <w:tab w:val="num" w:pos="6480"/>
+        </w:tabs>
+        <w:ind w:left="6480" w:hanging="360"/>
+      </w:pPr>
+      <w:rPr>
+        <w:rFonts w:ascii="Wingdings" w:hAnsi="Wingdings" w:hint="default"/>
+        <w:sz w:val="20"/>
+      </w:rPr>
+    </w:lvl>
+  </w:abstractNum>
+  <w:abstractNum w:abstractNumId="20" w15:restartNumberingAfterBreak="0">
     <w:nsid w:val="48AD61D2"/>
     <w:multiLevelType w:val="multilevel"/>
     <w:tmpl w:val="05781F7E"/>
@@ -20232,7 +20804,7 @@
       </w:rPr>
     </w:lvl>
   </w:abstractNum>
-  <w:abstractNum w:abstractNumId="16" w15:restartNumberingAfterBreak="0">
+  <w:abstractNum w:abstractNumId="21" w15:restartNumberingAfterBreak="0">
     <w:nsid w:val="4B246F5E"/>
     <w:multiLevelType w:val="multilevel"/>
     <w:tmpl w:val="89F85F42"/>
@@ -20381,7 +20953,7 @@
       </w:rPr>
     </w:lvl>
   </w:abstractNum>
-  <w:abstractNum w:abstractNumId="17" w15:restartNumberingAfterBreak="0">
+  <w:abstractNum w:abstractNumId="22" w15:restartNumberingAfterBreak="0">
     <w:nsid w:val="4EAB345C"/>
     <w:multiLevelType w:val="multilevel"/>
     <w:tmpl w:val="D7789A38"/>
@@ -20494,7 +21066,156 @@
       </w:pPr>
     </w:lvl>
   </w:abstractNum>
-  <w:abstractNum w:abstractNumId="18" w15:restartNumberingAfterBreak="0">
+  <w:abstractNum w:abstractNumId="23" w15:restartNumberingAfterBreak="0">
+    <w:nsid w:val="56750341"/>
+    <w:multiLevelType w:val="multilevel"/>
+    <w:tmpl w:val="2522D316"/>
+    <w:lvl w:ilvl="0">
+      <w:start w:val="1"/>
+      <w:numFmt w:val="bullet"/>
+      <w:lvlText w:val=""/>
+      <w:lvlJc w:val="left"/>
+      <w:pPr>
+        <w:tabs>
+          <w:tab w:val="num" w:pos="720"/>
+        </w:tabs>
+        <w:ind w:left="720" w:hanging="360"/>
+      </w:pPr>
+      <w:rPr>
+        <w:rFonts w:ascii="Symbol" w:hAnsi="Symbol" w:hint="default"/>
+        <w:sz w:val="20"/>
+      </w:rPr>
+    </w:lvl>
+    <w:lvl w:ilvl="1" w:tentative="1">
+      <w:start w:val="1"/>
+      <w:numFmt w:val="bullet"/>
+      <w:lvlText w:val="o"/>
+      <w:lvlJc w:val="left"/>
+      <w:pPr>
+        <w:tabs>
+          <w:tab w:val="num" w:pos="1440"/>
+        </w:tabs>
+        <w:ind w:left="1440" w:hanging="360"/>
+      </w:pPr>
+      <w:rPr>
+        <w:rFonts w:ascii="Courier New" w:hAnsi="Courier New" w:hint="default"/>
+        <w:sz w:val="20"/>
+      </w:rPr>
+    </w:lvl>
+    <w:lvl w:ilvl="2" w:tentative="1">
+      <w:start w:val="1"/>
+      <w:numFmt w:val="bullet"/>
+      <w:lvlText w:val=""/>
+      <w:lvlJc w:val="left"/>
+      <w:pPr>
+        <w:tabs>
+          <w:tab w:val="num" w:pos="2160"/>
+        </w:tabs>
+        <w:ind w:left="2160" w:hanging="360"/>
+      </w:pPr>
+      <w:rPr>
+        <w:rFonts w:ascii="Wingdings" w:hAnsi="Wingdings" w:hint="default"/>
+        <w:sz w:val="20"/>
+      </w:rPr>
+    </w:lvl>
+    <w:lvl w:ilvl="3" w:tentative="1">
+      <w:start w:val="1"/>
+      <w:numFmt w:val="bullet"/>
+      <w:lvlText w:val=""/>
+      <w:lvlJc w:val="left"/>
+      <w:pPr>
+        <w:tabs>
+          <w:tab w:val="num" w:pos="2880"/>
+        </w:tabs>
+        <w:ind w:left="2880" w:hanging="360"/>
+      </w:pPr>
+      <w:rPr>
+        <w:rFonts w:ascii="Wingdings" w:hAnsi="Wingdings" w:hint="default"/>
+        <w:sz w:val="20"/>
+      </w:rPr>
+    </w:lvl>
+    <w:lvl w:ilvl="4" w:tentative="1">
+      <w:start w:val="1"/>
+      <w:numFmt w:val="bullet"/>
+      <w:lvlText w:val=""/>
+      <w:lvlJc w:val="left"/>
+      <w:pPr>
+        <w:tabs>
+          <w:tab w:val="num" w:pos="3600"/>
+        </w:tabs>
+        <w:ind w:left="3600" w:hanging="360"/>
+      </w:pPr>
+      <w:rPr>
+        <w:rFonts w:ascii="Wingdings" w:hAnsi="Wingdings" w:hint="default"/>
+        <w:sz w:val="20"/>
+      </w:rPr>
+    </w:lvl>
+    <w:lvl w:ilvl="5" w:tentative="1">
+      <w:start w:val="1"/>
+      <w:numFmt w:val="bullet"/>
+      <w:lvlText w:val=""/>
+      <w:lvlJc w:val="left"/>
+      <w:pPr>
+        <w:tabs>
+          <w:tab w:val="num" w:pos="4320"/>
+        </w:tabs>
+        <w:ind w:left="4320" w:hanging="360"/>
+      </w:pPr>
+      <w:rPr>
+        <w:rFonts w:ascii="Wingdings" w:hAnsi="Wingdings" w:hint="default"/>
+        <w:sz w:val="20"/>
+      </w:rPr>
+    </w:lvl>
+    <w:lvl w:ilvl="6" w:tentative="1">
+      <w:start w:val="1"/>
+      <w:numFmt w:val="bullet"/>
+      <w:lvlText w:val=""/>
+      <w:lvlJc w:val="left"/>
+      <w:pPr>
+        <w:tabs>
+          <w:tab w:val="num" w:pos="5040"/>
+        </w:tabs>
+        <w:ind w:left="5040" w:hanging="360"/>
+      </w:pPr>
+      <w:rPr>
+        <w:rFonts w:ascii="Wingdings" w:hAnsi="Wingdings" w:hint="default"/>
+        <w:sz w:val="20"/>
+      </w:rPr>
+    </w:lvl>
+    <w:lvl w:ilvl="7" w:tentative="1">
+      <w:start w:val="1"/>
+      <w:numFmt w:val="bullet"/>
+      <w:lvlText w:val=""/>
+      <w:lvlJc w:val="left"/>
+      <w:pPr>
+        <w:tabs>
+          <w:tab w:val="num" w:pos="5760"/>
+        </w:tabs>
+        <w:ind w:left="5760" w:hanging="360"/>
+      </w:pPr>
+      <w:rPr>
+        <w:rFonts w:ascii="Wingdings" w:hAnsi="Wingdings" w:hint="default"/>
+        <w:sz w:val="20"/>
+      </w:rPr>
+    </w:lvl>
+    <w:lvl w:ilvl="8" w:tentative="1">
+      <w:start w:val="1"/>
+      <w:numFmt w:val="bullet"/>
+      <w:lvlText w:val=""/>
+      <w:lvlJc w:val="left"/>
+      <w:pPr>
+        <w:tabs>
+          <w:tab w:val="num" w:pos="6480"/>
+        </w:tabs>
+        <w:ind w:left="6480" w:hanging="360"/>
+      </w:pPr>
+      <w:rPr>
+        <w:rFonts w:ascii="Wingdings" w:hAnsi="Wingdings" w:hint="default"/>
+        <w:sz w:val="20"/>
+      </w:rPr>
+    </w:lvl>
+  </w:abstractNum>
+  <w:abstractNum w:abstractNumId="24" w15:restartNumberingAfterBreak="0">
     <w:nsid w:val="57A63564"/>
     <w:multiLevelType w:val="multilevel"/>
     <w:tmpl w:val="DE669C50"/>
@@ -20643,7 +21364,156 @@
       </w:rPr>
     </w:lvl>
   </w:abstractNum>
-  <w:abstractNum w:abstractNumId="19" w15:restartNumberingAfterBreak="0">
+  <w:abstractNum w:abstractNumId="25" w15:restartNumberingAfterBreak="0">
+    <w:nsid w:val="5A511032"/>
+    <w:multiLevelType w:val="multilevel"/>
+    <w:tmpl w:val="DE8A1122"/>
+    <w:lvl w:ilvl="0">
+      <w:start w:val="1"/>
+      <w:numFmt w:val="bullet"/>
+      <w:lvlText w:val=""/>
+      <w:lvlJc w:val="left"/>
+      <w:pPr>
+        <w:tabs>
+          <w:tab w:val="num" w:pos="720"/>
+        </w:tabs>
+        <w:ind w:left="720" w:hanging="360"/>
+      </w:pPr>
+      <w:rPr>
+        <w:rFonts w:ascii="Symbol" w:hAnsi="Symbol" w:hint="default"/>
+        <w:sz w:val="20"/>
+      </w:rPr>
+    </w:lvl>
+    <w:lvl w:ilvl="1" w:tentative="1">
+      <w:start w:val="1"/>
+      <w:numFmt w:val="bullet"/>
+      <w:lvlText w:val="o"/>
+      <w:lvlJc w:val="left"/>
+      <w:pPr>
+        <w:tabs>
+          <w:tab w:val="num" w:pos="1440"/>
+        </w:tabs>
+        <w:ind w:left="1440" w:hanging="360"/>
+      </w:pPr>
+      <w:rPr>
+        <w:rFonts w:ascii="Courier New" w:hAnsi="Courier New" w:hint="default"/>
+        <w:sz w:val="20"/>
+      </w:rPr>
+    </w:lvl>
+    <w:lvl w:ilvl="2" w:tentative="1">
+      <w:start w:val="1"/>
+      <w:numFmt w:val="bullet"/>
+      <w:lvlText w:val=""/>
+      <w:lvlJc w:val="left"/>
+      <w:pPr>
+        <w:tabs>
+          <w:tab w:val="num" w:pos="2160"/>
+        </w:tabs>
+        <w:ind w:left="2160" w:hanging="360"/>
+      </w:pPr>
+      <w:rPr>
+        <w:rFonts w:ascii="Wingdings" w:hAnsi="Wingdings" w:hint="default"/>
+        <w:sz w:val="20"/>
+      </w:rPr>
+    </w:lvl>
+    <w:lvl w:ilvl="3" w:tentative="1">
+      <w:start w:val="1"/>
+      <w:numFmt w:val="bullet"/>
+      <w:lvlText w:val=""/>
+      <w:lvlJc w:val="left"/>
+      <w:pPr>
+        <w:tabs>
+          <w:tab w:val="num" w:pos="2880"/>
+        </w:tabs>
+        <w:ind w:left="2880" w:hanging="360"/>
+      </w:pPr>
+      <w:rPr>
+        <w:rFonts w:ascii="Wingdings" w:hAnsi="Wingdings" w:hint="default"/>
+        <w:sz w:val="20"/>
+      </w:rPr>
+    </w:lvl>
+    <w:lvl w:ilvl="4" w:tentative="1">
+      <w:start w:val="1"/>
+      <w:numFmt w:val="bullet"/>
+      <w:lvlText w:val=""/>
+      <w:lvlJc w:val="left"/>
+      <w:pPr>
+        <w:tabs>
+          <w:tab w:val="num" w:pos="3600"/>
+        </w:tabs>
+        <w:ind w:left="3600" w:hanging="360"/>
+      </w:pPr>
+      <w:rPr>
+        <w:rFonts w:ascii="Wingdings" w:hAnsi="Wingdings" w:hint="default"/>
+        <w:sz w:val="20"/>
+      </w:rPr>
+    </w:lvl>
+    <w:lvl w:ilvl="5" w:tentative="1">
+      <w:start w:val="1"/>
+      <w:numFmt w:val="bullet"/>
+      <w:lvlText w:val=""/>
+      <w:lvlJc w:val="left"/>
+      <w:pPr>
+        <w:tabs>
+          <w:tab w:val="num" w:pos="4320"/>
+        </w:tabs>
+        <w:ind w:left="4320" w:hanging="360"/>
+      </w:pPr>
+      <w:rPr>
+        <w:rFonts w:ascii="Wingdings" w:hAnsi="Wingdings" w:hint="default"/>
+        <w:sz w:val="20"/>
+      </w:rPr>
+    </w:lvl>
+    <w:lvl w:ilvl="6" w:tentative="1">
+      <w:start w:val="1"/>
+      <w:numFmt w:val="bullet"/>
+      <w:lvlText w:val=""/>
+      <w:lvlJc w:val="left"/>
+      <w:pPr>
+        <w:tabs>
+          <w:tab w:val="num" w:pos="5040"/>
+        </w:tabs>
+        <w:ind w:left="5040" w:hanging="360"/>
+      </w:pPr>
+      <w:rPr>
+        <w:rFonts w:ascii="Wingdings" w:hAnsi="Wingdings" w:hint="default"/>
+        <w:sz w:val="20"/>
+      </w:rPr>
+    </w:lvl>
+    <w:lvl w:ilvl="7" w:tentative="1">
+      <w:start w:val="1"/>
+      <w:numFmt w:val="bullet"/>
+      <w:lvlText w:val=""/>
+      <w:lvlJc w:val="left"/>
+      <w:pPr>
+        <w:tabs>
+          <w:tab w:val="num" w:pos="5760"/>
+        </w:tabs>
+        <w:ind w:left="5760" w:hanging="360"/>
+      </w:pPr>
+      <w:rPr>
+        <w:rFonts w:ascii="Wingdings" w:hAnsi="Wingdings" w:hint="default"/>
+        <w:sz w:val="20"/>
+      </w:rPr>
+    </w:lvl>
+    <w:lvl w:ilvl="8" w:tentative="1">
+      <w:start w:val="1"/>
+      <w:numFmt w:val="bullet"/>
+      <w:lvlText w:val=""/>
+      <w:lvlJc w:val="left"/>
+      <w:pPr>
+        <w:tabs>
+          <w:tab w:val="num" w:pos="6480"/>
+        </w:tabs>
+        <w:ind w:left="6480" w:hanging="360"/>
+      </w:pPr>
+      <w:rPr>
+        <w:rFonts w:ascii="Wingdings" w:hAnsi="Wingdings" w:hint="default"/>
+        <w:sz w:val="20"/>
+      </w:rPr>
+    </w:lvl>
+  </w:abstractNum>
+  <w:abstractNum w:abstractNumId="26" w15:restartNumberingAfterBreak="0">
     <w:nsid w:val="60777211"/>
     <w:multiLevelType w:val="multilevel"/>
     <w:tmpl w:val="B0DA166C"/>
@@ -20792,7 +21662,7 @@
       </w:rPr>
     </w:lvl>
   </w:abstractNum>
-  <w:abstractNum w:abstractNumId="20" w15:restartNumberingAfterBreak="0">
+  <w:abstractNum w:abstractNumId="27" w15:restartNumberingAfterBreak="0">
     <w:nsid w:val="61E56435"/>
     <w:multiLevelType w:val="multilevel"/>
     <w:tmpl w:val="1854D094"/>
@@ -20941,7 +21811,156 @@
       </w:rPr>
     </w:lvl>
   </w:abstractNum>
-  <w:abstractNum w:abstractNumId="21" w15:restartNumberingAfterBreak="0">
+  <w:abstractNum w:abstractNumId="28" w15:restartNumberingAfterBreak="0">
+    <w:nsid w:val="6C1F3AEC"/>
+    <w:multiLevelType w:val="multilevel"/>
+    <w:tmpl w:val="4AC6ED4E"/>
+    <w:lvl w:ilvl="0">
+      <w:start w:val="1"/>
+      <w:numFmt w:val="bullet"/>
+      <w:lvlText w:val=""/>
+      <w:lvlJc w:val="left"/>
+      <w:pPr>
+        <w:tabs>
+          <w:tab w:val="num" w:pos="720"/>
+        </w:tabs>
+        <w:ind w:left="720" w:hanging="360"/>
+      </w:pPr>
+      <w:rPr>
+        <w:rFonts w:ascii="Symbol" w:hAnsi="Symbol" w:hint="default"/>
+        <w:sz w:val="20"/>
+      </w:rPr>
+    </w:lvl>
+    <w:lvl w:ilvl="1" w:tentative="1">
+      <w:start w:val="1"/>
+      <w:numFmt w:val="bullet"/>
+      <w:lvlText w:val="o"/>
+      <w:lvlJc w:val="left"/>
+      <w:pPr>
+        <w:tabs>
+          <w:tab w:val="num" w:pos="1440"/>
+        </w:tabs>
+        <w:ind w:left="1440" w:hanging="360"/>
+      </w:pPr>
+      <w:rPr>
+        <w:rFonts w:ascii="Courier New" w:hAnsi="Courier New" w:hint="default"/>
+        <w:sz w:val="20"/>
+      </w:rPr>
+    </w:lvl>
+    <w:lvl w:ilvl="2" w:tentative="1">
+      <w:start w:val="1"/>
+      <w:numFmt w:val="bullet"/>
+      <w:lvlText w:val=""/>
+      <w:lvlJc w:val="left"/>
+      <w:pPr>
+        <w:tabs>
+          <w:tab w:val="num" w:pos="2160"/>
+        </w:tabs>
+        <w:ind w:left="2160" w:hanging="360"/>
+      </w:pPr>
+      <w:rPr>
+        <w:rFonts w:ascii="Wingdings" w:hAnsi="Wingdings" w:hint="default"/>
+        <w:sz w:val="20"/>
+      </w:rPr>
+    </w:lvl>
+    <w:lvl w:ilvl="3" w:tentative="1">
+      <w:start w:val="1"/>
+      <w:numFmt w:val="bullet"/>
+      <w:lvlText w:val=""/>
+      <w:lvlJc w:val="left"/>
+      <w:pPr>
+        <w:tabs>
+          <w:tab w:val="num" w:pos="2880"/>
+        </w:tabs>
+        <w:ind w:left="2880" w:hanging="360"/>
+      </w:pPr>
+      <w:rPr>
+        <w:rFonts w:ascii="Wingdings" w:hAnsi="Wingdings" w:hint="default"/>
+        <w:sz w:val="20"/>
+      </w:rPr>
+    </w:lvl>
+    <w:lvl w:ilvl="4" w:tentative="1">
+      <w:start w:val="1"/>
+      <w:numFmt w:val="bullet"/>
+      <w:lvlText w:val=""/>
+      <w:lvlJc w:val="left"/>
+      <w:pPr>
+        <w:tabs>
+          <w:tab w:val="num" w:pos="3600"/>
+        </w:tabs>
+        <w:ind w:left="3600" w:hanging="360"/>
+      </w:pPr>
+      <w:rPr>
+        <w:rFonts w:ascii="Wingdings" w:hAnsi="Wingdings" w:hint="default"/>
+        <w:sz w:val="20"/>
+      </w:rPr>
+    </w:lvl>
+    <w:lvl w:ilvl="5" w:tentative="1">
+      <w:start w:val="1"/>
+      <w:numFmt w:val="bullet"/>
+      <w:lvlText w:val=""/>
+      <w:lvlJc w:val="left"/>
+      <w:pPr>
+        <w:tabs>
+          <w:tab w:val="num" w:pos="4320"/>
+        </w:tabs>
+        <w:ind w:left="4320" w:hanging="360"/>
+      </w:pPr>
+      <w:rPr>
+        <w:rFonts w:ascii="Wingdings" w:hAnsi="Wingdings" w:hint="default"/>
+        <w:sz w:val="20"/>
+      </w:rPr>
+    </w:lvl>
+    <w:lvl w:ilvl="6" w:tentative="1">
+      <w:start w:val="1"/>
+      <w:numFmt w:val="bullet"/>
+      <w:lvlText w:val=""/>
+      <w:lvlJc w:val="left"/>
+      <w:pPr>
+        <w:tabs>
+          <w:tab w:val="num" w:pos="5040"/>
+        </w:tabs>
+        <w:ind w:left="5040" w:hanging="360"/>
+      </w:pPr>
+      <w:rPr>
+        <w:rFonts w:ascii="Wingdings" w:hAnsi="Wingdings" w:hint="default"/>
+        <w:sz w:val="20"/>
+      </w:rPr>
+    </w:lvl>
+    <w:lvl w:ilvl="7" w:tentative="1">
+      <w:start w:val="1"/>
+      <w:numFmt w:val="bullet"/>
+      <w:lvlText w:val=""/>
+      <w:lvlJc w:val="left"/>
+      <w:pPr>
+        <w:tabs>
+          <w:tab w:val="num" w:pos="5760"/>
+        </w:tabs>
+        <w:ind w:left="5760" w:hanging="360"/>
+      </w:pPr>
+      <w:rPr>
+        <w:rFonts w:ascii="Wingdings" w:hAnsi="Wingdings" w:hint="default"/>
+        <w:sz w:val="20"/>
+      </w:rPr>
+    </w:lvl>
+    <w:lvl w:ilvl="8" w:tentative="1">
+      <w:start w:val="1"/>
+      <w:numFmt w:val="bullet"/>
+      <w:lvlText w:val=""/>
+      <w:lvlJc w:val="left"/>
+      <w:pPr>
+        <w:tabs>
+          <w:tab w:val="num" w:pos="6480"/>
+        </w:tabs>
+        <w:ind w:left="6480" w:hanging="360"/>
+      </w:pPr>
+      <w:rPr>
+        <w:rFonts w:ascii="Wingdings" w:hAnsi="Wingdings" w:hint="default"/>
+        <w:sz w:val="20"/>
+      </w:rPr>
+    </w:lvl>
+  </w:abstractNum>
+  <w:abstractNum w:abstractNumId="29" w15:restartNumberingAfterBreak="0">
     <w:nsid w:val="6FF279B8"/>
     <w:multiLevelType w:val="hybridMultilevel"/>
     <w:tmpl w:val="BBA89774"/>
@@ -21054,7 +22073,7 @@
       </w:rPr>
     </w:lvl>
   </w:abstractNum>
-  <w:abstractNum w:abstractNumId="22" w15:restartNumberingAfterBreak="0">
+  <w:abstractNum w:abstractNumId="30" w15:restartNumberingAfterBreak="0">
     <w:nsid w:val="725F6F99"/>
     <w:multiLevelType w:val="multilevel"/>
     <w:tmpl w:val="247CF644"/>
@@ -21203,7 +22222,156 @@
       </w:rPr>
     </w:lvl>
   </w:abstractNum>
-  <w:abstractNum w:abstractNumId="23" w15:restartNumberingAfterBreak="0">
+  <w:abstractNum w:abstractNumId="31" w15:restartNumberingAfterBreak="0">
+    <w:nsid w:val="7AD226AC"/>
+    <w:multiLevelType w:val="multilevel"/>
+    <w:tmpl w:val="A76A20BE"/>
+    <w:lvl w:ilvl="0">
+      <w:start w:val="1"/>
+      <w:numFmt w:val="bullet"/>
+      <w:lvlText w:val=""/>
+      <w:lvlJc w:val="left"/>
+      <w:pPr>
+        <w:tabs>
+          <w:tab w:val="num" w:pos="720"/>
+        </w:tabs>
+        <w:ind w:left="720" w:hanging="360"/>
+      </w:pPr>
+      <w:rPr>
+        <w:rFonts w:ascii="Symbol" w:hAnsi="Symbol" w:hint="default"/>
+        <w:sz w:val="20"/>
+      </w:rPr>
+    </w:lvl>
+    <w:lvl w:ilvl="1" w:tentative="1">
+      <w:start w:val="1"/>
+      <w:numFmt w:val="bullet"/>
+      <w:lvlText w:val="o"/>
+      <w:lvlJc w:val="left"/>
+      <w:pPr>
+        <w:tabs>
+          <w:tab w:val="num" w:pos="1440"/>
+        </w:tabs>
+        <w:ind w:left="1440" w:hanging="360"/>
+      </w:pPr>
+      <w:rPr>
+        <w:rFonts w:ascii="Courier New" w:hAnsi="Courier New" w:hint="default"/>
+        <w:sz w:val="20"/>
+      </w:rPr>
+    </w:lvl>
+    <w:lvl w:ilvl="2" w:tentative="1">
+      <w:start w:val="1"/>
+      <w:numFmt w:val="bullet"/>
+      <w:lvlText w:val=""/>
+      <w:lvlJc w:val="left"/>
+      <w:pPr>
+        <w:tabs>
+          <w:tab w:val="num" w:pos="2160"/>
+        </w:tabs>
+        <w:ind w:left="2160" w:hanging="360"/>
+      </w:pPr>
+      <w:rPr>
+        <w:rFonts w:ascii="Wingdings" w:hAnsi="Wingdings" w:hint="default"/>
+        <w:sz w:val="20"/>
+      </w:rPr>
+    </w:lvl>
+    <w:lvl w:ilvl="3" w:tentative="1">
+      <w:start w:val="1"/>
+      <w:numFmt w:val="bullet"/>
+      <w:lvlText w:val=""/>
+      <w:lvlJc w:val="left"/>
+      <w:pPr>
+        <w:tabs>
+          <w:tab w:val="num" w:pos="2880"/>
+        </w:tabs>
+        <w:ind w:left="2880" w:hanging="360"/>
+      </w:pPr>
+      <w:rPr>
+        <w:rFonts w:ascii="Wingdings" w:hAnsi="Wingdings" w:hint="default"/>
+        <w:sz w:val="20"/>
+      </w:rPr>
+    </w:lvl>
+    <w:lvl w:ilvl="4" w:tentative="1">
+      <w:start w:val="1"/>
+      <w:numFmt w:val="bullet"/>
+      <w:lvlText w:val=""/>
+      <w:lvlJc w:val="left"/>
+      <w:pPr>
+        <w:tabs>
+          <w:tab w:val="num" w:pos="3600"/>
+        </w:tabs>
+        <w:ind w:left="3600" w:hanging="360"/>
+      </w:pPr>
+      <w:rPr>
+        <w:rFonts w:ascii="Wingdings" w:hAnsi="Wingdings" w:hint="default"/>
+        <w:sz w:val="20"/>
+      </w:rPr>
+    </w:lvl>
+    <w:lvl w:ilvl="5" w:tentative="1">
+      <w:start w:val="1"/>
+      <w:numFmt w:val="bullet"/>
+      <w:lvlText w:val=""/>
+      <w:lvlJc w:val="left"/>
+      <w:pPr>
+        <w:tabs>
+          <w:tab w:val="num" w:pos="4320"/>
+        </w:tabs>
+        <w:ind w:left="4320" w:hanging="360"/>
+      </w:pPr>
+      <w:rPr>
+        <w:rFonts w:ascii="Wingdings" w:hAnsi="Wingdings" w:hint="default"/>
+        <w:sz w:val="20"/>
+      </w:rPr>
+    </w:lvl>
+    <w:lvl w:ilvl="6" w:tentative="1">
+      <w:start w:val="1"/>
+      <w:numFmt w:val="bullet"/>
+      <w:lvlText w:val=""/>
+      <w:lvlJc w:val="left"/>
+      <w:pPr>
+        <w:tabs>
+          <w:tab w:val="num" w:pos="5040"/>
+        </w:tabs>
+        <w:ind w:left="5040" w:hanging="360"/>
+      </w:pPr>
+      <w:rPr>
+        <w:rFonts w:ascii="Wingdings" w:hAnsi="Wingdings" w:hint="default"/>
+        <w:sz w:val="20"/>
+      </w:rPr>
+    </w:lvl>
+    <w:lvl w:ilvl="7" w:tentative="1">
+      <w:start w:val="1"/>
+      <w:numFmt w:val="bullet"/>
+      <w:lvlText w:val=""/>
+      <w:lvlJc w:val="left"/>
+      <w:pPr>
+        <w:tabs>
+          <w:tab w:val="num" w:pos="5760"/>
+        </w:tabs>
+        <w:ind w:left="5760" w:hanging="360"/>
+      </w:pPr>
+      <w:rPr>
+        <w:rFonts w:ascii="Wingdings" w:hAnsi="Wingdings" w:hint="default"/>
+        <w:sz w:val="20"/>
+      </w:rPr>
+    </w:lvl>
+    <w:lvl w:ilvl="8" w:tentative="1">
+      <w:start w:val="1"/>
+      <w:numFmt w:val="bullet"/>
+      <w:lvlText w:val=""/>
+      <w:lvlJc w:val="left"/>
+      <w:pPr>
+        <w:tabs>
+          <w:tab w:val="num" w:pos="6480"/>
+        </w:tabs>
+        <w:ind w:left="6480" w:hanging="360"/>
+      </w:pPr>
+      <w:rPr>
+        <w:rFonts w:ascii="Wingdings" w:hAnsi="Wingdings" w:hint="default"/>
+        <w:sz w:val="20"/>
+      </w:rPr>
+    </w:lvl>
+  </w:abstractNum>
+  <w:abstractNum w:abstractNumId="32" w15:restartNumberingAfterBreak="0">
     <w:nsid w:val="7B983730"/>
     <w:multiLevelType w:val="multilevel"/>
     <w:tmpl w:val="D428B118"/>
@@ -21353,10 +22521,10 @@
     </w:lvl>
   </w:abstractNum>
   <w:num w:numId="1">
-    <w:abstractNumId w:val="21"/>
+    <w:abstractNumId w:val="29"/>
   </w:num>
   <w:num w:numId="2">
-    <w:abstractNumId w:val="11"/>
+    <w:abstractNumId w:val="12"/>
   </w:num>
   <w:num w:numId="3">
     <w:abstractNumId w:val="2"/>
@@ -21365,22 +22533,22 @@
     <w:abstractNumId w:val="4"/>
   </w:num>
   <w:num w:numId="5">
-    <w:abstractNumId w:val="22"/>
+    <w:abstractNumId w:val="30"/>
   </w:num>
   <w:num w:numId="6">
     <w:abstractNumId w:val="5"/>
   </w:num>
   <w:num w:numId="7">
-    <w:abstractNumId w:val="17"/>
+    <w:abstractNumId w:val="22"/>
   </w:num>
   <w:num w:numId="8">
-    <w:abstractNumId w:val="19"/>
+    <w:abstractNumId w:val="26"/>
   </w:num>
   <w:num w:numId="9">
-    <w:abstractNumId w:val="12"/>
+    <w:abstractNumId w:val="14"/>
   </w:num>
   <w:num w:numId="10">
-    <w:abstractNumId w:val="20"/>
+    <w:abstractNumId w:val="27"/>
   </w:num>
   <w:num w:numId="11">
     <w:abstractNumId w:val="10"/>
@@ -21392,16 +22560,16 @@
     <w:abstractNumId w:val="3"/>
   </w:num>
   <w:num w:numId="14">
-    <w:abstractNumId w:val="15"/>
+    <w:abstractNumId w:val="20"/>
   </w:num>
   <w:num w:numId="15">
-    <w:abstractNumId w:val="16"/>
+    <w:abstractNumId w:val="21"/>
   </w:num>
   <w:num w:numId="16">
-    <w:abstractNumId w:val="23"/>
+    <w:abstractNumId w:val="32"/>
   </w:num>
   <w:num w:numId="17">
-    <w:abstractNumId w:val="14"/>
+    <w:abstractNumId w:val="18"/>
   </w:num>
   <w:num w:numId="18">
     <w:abstractNumId w:val="9"/>
@@ -21419,10 +22587,37 @@
     <w:abstractNumId w:val="1"/>
   </w:num>
   <w:num w:numId="23">
+    <w:abstractNumId w:val="15"/>
+  </w:num>
+  <w:num w:numId="24">
+    <w:abstractNumId w:val="24"/>
+  </w:num>
+  <w:num w:numId="25">
+    <w:abstractNumId w:val="25"/>
+  </w:num>
+  <w:num w:numId="26">
+    <w:abstractNumId w:val="16"/>
+  </w:num>
+  <w:num w:numId="27">
+    <w:abstractNumId w:val="23"/>
+  </w:num>
+  <w:num w:numId="28">
     <w:abstractNumId w:val="13"/>
   </w:num>
-  <w:num w:numId="24">
-    <w:abstractNumId w:val="18"/>
+  <w:num w:numId="29">
+    <w:abstractNumId w:val="31"/>
+  </w:num>
+  <w:num w:numId="30">
+    <w:abstractNumId w:val="19"/>
+  </w:num>
+  <w:num w:numId="31">
+    <w:abstractNumId w:val="17"/>
+  </w:num>
+  <w:num w:numId="32">
+    <w:abstractNumId w:val="28"/>
+  </w:num>
+  <w:num w:numId="33">
+    <w:abstractNumId w:val="11"/>
   </w:num>
   <w:numIdMacAtCleanup w:val="20"/>
 </w:numbering>
@@ -23194,7 +24389,7 @@
 </file>
 
 <file path=customXml/itemProps1.xml><?xml version="1.0" encoding="utf-8"?>
-<ds:datastoreItem xmlns:ds="http://schemas.openxmlformats.org/officeDocument/2006/customXml" ds:itemID="{1DC57803-D586-461B-BE80-173F67EA204F}">
+<ds:datastoreItem xmlns:ds="http://schemas.openxmlformats.org/officeDocument/2006/customXml" ds:itemID="{8D1BE4FD-D671-43BC-B99D-D0284370BA35}">
   <ds:schemaRefs>
     <ds:schemaRef ds:uri="http://schemas.openxmlformats.org/officeDocument/2006/bibliography"/>
   </ds:schemaRefs>
